--- a/docs/开图_用户调研及需求分析报告.docx
+++ b/docs/开图_用户调研及需求分析报告.docx
@@ -71,7 +71,7 @@
                 <w:b w:val="0"/>
                 <w:sz w:val="18"/>
               </w:rPr>
-              <w:t>赛事</w:t>
+              <w:t>赛事 / 赛道</w:t>
             </w:r>
           </w:p>
         </w:tc>
@@ -86,7 +86,7 @@
                 <w:b w:val="0"/>
                 <w:sz w:val="18"/>
               </w:rPr>
-              <w:t>2026 影石 Insta360 Bold Maker 智能影像挑战赛</w:t>
+              <w:t>2026 影石 Insta360 Bold Maker 智能影像挑战赛 · 赛道一 AI+影像产品开发</w:t>
             </w:r>
           </w:p>
         </w:tc>
@@ -104,7 +104,7 @@
                 <w:b w:val="0"/>
                 <w:sz w:val="18"/>
               </w:rPr>
-              <w:t>赛道</w:t>
+              <w:t>命题</w:t>
             </w:r>
           </w:p>
         </w:tc>
@@ -120,7 +120,7 @@
                 <w:b w:val="0"/>
                 <w:sz w:val="18"/>
               </w:rPr>
-              <w:t>赛道一 · AI+影像产品开发</w:t>
+              <w:t>让相机变聪明：用 AI 重新定义「怎么拍」和「怎么看」</w:t>
             </w:r>
           </w:p>
         </w:tc>
@@ -137,7 +137,7 @@
                 <w:b w:val="0"/>
                 <w:sz w:val="18"/>
               </w:rPr>
-              <w:t>命题</w:t>
+              <w:t>项目</w:t>
             </w:r>
           </w:p>
         </w:tc>
@@ -152,7 +152,7 @@
                 <w:b w:val="0"/>
                 <w:sz w:val="18"/>
               </w:rPr>
-              <w:t>让相机变聪明：用 AI 重新定义「怎么拍」和「怎么看」</w:t>
+              <w:t>开图 · Unfold：走一圈，让场地成为可调用的空间</w:t>
             </w:r>
           </w:p>
         </w:tc>
@@ -170,7 +170,7 @@
                 <w:b w:val="0"/>
                 <w:sz w:val="18"/>
               </w:rPr>
-              <w:t>项目</w:t>
+              <w:t>代码仓库</w:t>
             </w:r>
           </w:p>
         </w:tc>
@@ -186,7 +186,7 @@
                 <w:b w:val="0"/>
                 <w:sz w:val="18"/>
               </w:rPr>
-              <w:t>开图 · Unfold：走一圈，让场地成为可调用的空间</w:t>
+              <w:t>https://github.com/1739467001-svg/KaiTu</w:t>
             </w:r>
           </w:p>
         </w:tc>
@@ -203,47 +203,13 @@
                 <w:b w:val="0"/>
                 <w:sz w:val="18"/>
               </w:rPr>
-              <w:t>代码仓库</w:t>
+              <w:t>版本日期</w:t>
             </w:r>
           </w:p>
         </w:tc>
         <w:tc>
           <w:tcPr>
             <w:tcW w:type="dxa" w:w="4819"/>
-          </w:tcPr>
-          <w:p>
-            <w:r/>
-            <w:r>
-              <w:rPr>
-                <w:b w:val="0"/>
-                <w:sz w:val="18"/>
-              </w:rPr>
-              <w:t>https://github.com/1739467001-svg/KaiTu</w:t>
-            </w:r>
-          </w:p>
-        </w:tc>
-      </w:tr>
-      <w:tr>
-        <w:tc>
-          <w:tcPr>
-            <w:tcW w:type="dxa" w:w="4819"/>
-            <w:shd w:val="clear" w:color="auto" w:fill="F2F7F6"/>
-          </w:tcPr>
-          <w:p>
-            <w:r/>
-            <w:r>
-              <w:rPr>
-                <w:b w:val="0"/>
-                <w:sz w:val="18"/>
-              </w:rPr>
-              <w:t>版本日期</w:t>
-            </w:r>
-          </w:p>
-        </w:tc>
-        <w:tc>
-          <w:tcPr>
-            <w:tcW w:type="dxa" w:w="4819"/>
-            <w:shd w:val="clear" w:color="auto" w:fill="F2F7F6"/>
           </w:tcPr>
           <w:p>
             <w:r/>
@@ -275,13 +241,37 @@
         <w:rPr>
           <w:b/>
         </w:rPr>
-        <w:t>一句话结论</w:t>
+        <w:t>核心结论</w:t>
       </w:r>
       <w:r>
         <w:rPr>
           <w:b w:val="0"/>
         </w:rPr>
-        <w:t>：游客做决策时，缺的不是信息，而是能信得过、能落到脚下的信息。场地方和商户缺的也不是曝光，而是一种低成本、可更新、能看到到店结果的空间内容。开图用一台 165 g 的影石 X4 Air「走一圈」完成场地采集，再由 AI 把全景影像组织成</w:t>
+        <w:t>：游客缺的不是信息，而是</w:t>
+      </w:r>
+      <w:r>
+        <w:rPr>
+          <w:b/>
+        </w:rPr>
+        <w:t>信得过、落得到脚下</w:t>
+      </w:r>
+      <w:r>
+        <w:rPr>
+          <w:b w:val="0"/>
+        </w:rPr>
+        <w:t>的信息；商户和场地方缺的不是曝光，而是</w:t>
+      </w:r>
+      <w:r>
+        <w:rPr>
+          <w:b/>
+        </w:rPr>
+        <w:t>低成本、可更新、能看到到店结果</w:t>
+      </w:r>
+      <w:r>
+        <w:rPr>
+          <w:b w:val="0"/>
+        </w:rPr>
+        <w:t>的空间内容。开图用一台 165 g 的影石 X4 Air「走一圈」采集场地，再由 AI 把全景影像组织成</w:t>
       </w:r>
       <w:r>
         <w:rPr>
@@ -293,15 +283,7 @@
         <w:rPr>
           <w:b w:val="0"/>
         </w:rPr>
-        <w:t>，由此把赛题中的「人操作设备」推进到「设备理解人」。</w:t>
-      </w:r>
-    </w:p>
-    <w:p>
-      <w:r>
-        <w:rPr>
-          <w:b w:val="0"/>
-        </w:rPr>
-        <w:t>本报告综合了以下材料：27 条公开数据与报道（官方统计、权威媒体调查、平台公告），5 类 15 款竞品的对比分析，对公开用户声音（UGC）的归纳，以及已经设计好、正在执行的一手调研（摄影博主深度访谈 3 人次、现场找餐可用性测试 5 人）。得到五项核心发现：</w:t>
+        <w:t>，把「人操作设备」推进到「设备理解人」。</w:t>
       </w:r>
     </w:p>
     <w:tbl>
@@ -410,10 +392,10 @@
             <w:r/>
             <w:r>
               <w:rPr>
-                <w:b/>
-                <w:sz w:val="18"/>
-              </w:rPr>
-              <w:t>出游规模大、决策重，攻略成本高</w:t>
+                <w:b w:val="0"/>
+                <w:sz w:val="18"/>
+              </w:rPr>
+              <w:t>出游规模大，决策依赖影像与攻略</w:t>
             </w:r>
           </w:p>
         </w:tc>
@@ -428,7 +410,7 @@
                 <w:b w:val="0"/>
                 <w:sz w:val="18"/>
               </w:rPr>
-              <w:t>2025 年国内出游 65.22 亿人次、花费 6.30 万亿元[1]；南京全年接待游客首破 2 亿人次、总花费 2390.2 亿元[3]；小红书月均旅行相关搜索 16 亿次、同比 +61%[5]</w:t>
+              <w:t>2025 年国内出游 65.22 亿人次、花费 6.30 万亿元[1]；南京接待游客首破 2 亿人次[2]；小红书月均旅行搜索 16 亿次、同比 +61%[3]</w:t>
             </w:r>
           </w:p>
         </w:tc>
@@ -443,7 +425,7 @@
                 <w:b w:val="0"/>
                 <w:sz w:val="18"/>
               </w:rPr>
-              <w:t>游客要在「看攻略」和「到现场」之间来回确认。能把两者接在一起的产品有真实市场</w:t>
+              <w:t>连接「看攻略」与「到现场」的产品有真实市场</w:t>
             </w:r>
           </w:p>
         </w:tc>
@@ -474,10 +456,10 @@
             <w:r/>
             <w:r>
               <w:rPr>
-                <w:b/>
-                <w:sz w:val="18"/>
-              </w:rPr>
-              <w:t>AI 攻略“说得好听、不敢全信”</w:t>
+                <w:b w:val="0"/>
+                <w:sz w:val="18"/>
+              </w:rPr>
+              <w:t>AI 攻略不可全信</w:t>
             </w:r>
           </w:p>
         </w:tc>
@@ -493,7 +475,7 @@
                 <w:b w:val="0"/>
                 <w:sz w:val="18"/>
               </w:rPr>
-              <w:t>媒体调查集中报道 AI 推荐的餐厅已关门、开放时间不符、距离算错[11]；海外调查称约每 6 名用户中就有 1 人遇到 AI 虚构的旅行目的地[12]</w:t>
+              <w:t>媒体调查集中报道 AI 推荐已关门餐厅、算错距离[4]；海外调查约 1/6 用户遇到 AI 虚构目的地[5]</w:t>
             </w:r>
           </w:p>
         </w:tc>
@@ -509,21 +491,7 @@
                 <w:b w:val="0"/>
                 <w:sz w:val="18"/>
               </w:rPr>
-              <w:t>AI 必须</w:t>
-            </w:r>
-            <w:r>
-              <w:rPr>
-                <w:b/>
-                <w:sz w:val="18"/>
-              </w:rPr>
-              <w:t>只基于核实过的空间与商户数据</w:t>
-            </w:r>
-            <w:r>
-              <w:rPr>
-                <w:b w:val="0"/>
-                <w:sz w:val="18"/>
-              </w:rPr>
-              <w:t>作答，并能拒答</w:t>
+              <w:t>AI 必须只基于核实数据作答，并能拒答</w:t>
             </w:r>
           </w:p>
         </w:tc>
@@ -552,10 +520,10 @@
             <w:r/>
             <w:r>
               <w:rPr>
-                <w:b/>
-                <w:sz w:val="18"/>
-              </w:rPr>
-              <w:t>“哪家店值得去”存在信任危机</w:t>
+                <w:b w:val="0"/>
+                <w:sz w:val="18"/>
+              </w:rPr>
+              <w:t>评分榜单存在信任危机</w:t>
             </w:r>
           </w:p>
         </w:tc>
@@ -570,7 +538,7 @@
                 <w:b w:val="0"/>
                 <w:sz w:val="18"/>
               </w:rPr>
-              <w:t>高德于 2025-09 推出基于真实导航与到店行为的「扫街榜」，一年服务 8.8 亿用户[7]，说明传统评分榜单的“水分”问题已经足以支撑一个新产品</w:t>
+              <w:t>高德以真实到店行为做「扫街榜」，一年服务 8.8 亿用户[6]</w:t>
             </w:r>
           </w:p>
         </w:tc>
@@ -585,7 +553,7 @@
                 <w:b w:val="0"/>
                 <w:sz w:val="18"/>
               </w:rPr>
-              <w:t>用「实景影像 + 真实到店核销」代替主观评分，作为信任的来源</w:t>
+              <w:t>用「实景影像 + 到店核销」作为信任来源</w:t>
             </w:r>
           </w:p>
         </w:tc>
@@ -616,10 +584,10 @@
             <w:r/>
             <w:r>
               <w:rPr>
-                <w:b/>
-                <w:sz w:val="18"/>
-              </w:rPr>
-              <w:t>商户困在高佣金和内容生产能力不足之间</w:t>
+                <w:b w:val="0"/>
+                <w:sz w:val="18"/>
+              </w:rPr>
+              <w:t>商户受高佣金与内容能力双重挤压</w:t>
             </w:r>
           </w:p>
         </w:tc>
@@ -635,7 +603,7 @@
                 <w:b w:val="0"/>
                 <w:sz w:val="18"/>
               </w:rPr>
-              <w:t>媒体调查显示外卖综合抽佣可达 20%–30%[13]；监管部门已要求平台降低中小商户佣金与收费[13]</w:t>
+              <w:t>外卖综合抽佣可达 20%–30%，监管已要求降费[7]</w:t>
             </w:r>
           </w:p>
         </w:tc>
@@ -651,7 +619,7 @@
                 <w:b w:val="0"/>
                 <w:sz w:val="18"/>
               </w:rPr>
-              <w:t>商户需要低成本、自有、可归因的到店渠道，而不是又一个付费曝光位</w:t>
+              <w:t>商户需要低成本、可归因的到店渠道</w:t>
             </w:r>
           </w:p>
         </w:tc>
@@ -680,10 +648,10 @@
             <w:r/>
             <w:r>
               <w:rPr>
-                <w:b/>
-                <w:sz w:val="18"/>
-              </w:rPr>
-              <w:t>空间内容采集贵、更新慢，技术门槛正在快速下降</w:t>
+                <w:b w:val="0"/>
+                <w:sz w:val="18"/>
+              </w:rPr>
+              <w:t>空间内容贵、更新慢，但采集门槛正快速下降</w:t>
             </w:r>
           </w:p>
         </w:tc>
@@ -698,7 +666,7 @@
                 <w:b w:val="0"/>
                 <w:sz w:val="18"/>
               </w:rPr>
-              <w:t>专业 3D 扫描服务约 0.10 美元/平方英尺，住宅套餐 400–1000 美元[15]；720 云等按场景计费[16]；X4 Air 售价 2399 元、8K 全景、165 g[21]；影石全景相机全球份额领先[20]</w:t>
+              <w:t>专业 3D 扫描约 0.10 美元/平方英尺[8]；VR 全景按场景计费[9]；X4 Air 售价 2399 元、8K 全景[10]</w:t>
             </w:r>
           </w:p>
         </w:tc>
@@ -713,7 +681,7 @@
                 <w:b w:val="0"/>
                 <w:sz w:val="18"/>
               </w:rPr>
-              <w:t>「一台消费级全景相机 + AI 处理」可以把空间上线成本降到中小场地付得起的水平</w:t>
+              <w:t>消费级全景相机 + AI 可让中小场地负担得起</w:t>
             </w:r>
           </w:p>
         </w:tc>
@@ -725,13 +693,13 @@
         <w:rPr>
           <w:b/>
         </w:rPr>
-        <w:t>我们的定位</w:t>
+        <w:t>定位</w:t>
       </w:r>
       <w:r>
         <w:rPr>
           <w:b w:val="0"/>
         </w:rPr>
-        <w:t>：同类产品只各做对了一段：点评平台有商户、缺空间，VR 平台有空间、缺交易，AI 助手会规划、缺可信数据。开图用影石影像把三段接成</w:t>
+        <w:t>：点评平台有商户、缺空间，VR 平台有空间、缺交易，AI 助手会规划、缺可信数据。开图用影石影像把三者接成</w:t>
       </w:r>
       <w:r>
         <w:rPr>
@@ -743,7 +711,7 @@
         <w:rPr>
           <w:b w:val="0"/>
         </w:rPr>
-        <w:t>的闭环（§7、§8）。目前仓库中这一闭环的原型已可运行，15 项自动化测试覆盖路线、券核销幂等、AI 响应校验、相机 OSC 协议边界和云端鉴权（§8.4）。</w:t>
+        <w:t>的闭环，原型已可运行（§5.3）。</w:t>
       </w:r>
     </w:p>
     <w:p>
@@ -754,26 +722,21 @@
         <w:rPr>
           <w:b w:val="0"/>
         </w:rPr>
-        <w:t>1. 调研背景与目标</w:t>
-      </w:r>
-    </w:p>
-    <w:p>
-      <w:pPr>
-        <w:pStyle w:val="Heading3"/>
-      </w:pPr>
-      <w:r>
-        <w:rPr>
-          <w:b w:val="0"/>
-        </w:rPr>
-        <w:t>1.1 赛题理解</w:t>
+        <w:t>1. 调研目标</w:t>
       </w:r>
     </w:p>
     <w:p>
       <w:r>
         <w:rPr>
+          <w:b/>
+        </w:rPr>
+        <w:t>赛题理解</w:t>
+      </w:r>
+      <w:r>
+        <w:rPr>
           <w:b w:val="0"/>
         </w:rPr>
-        <w:t>赛题要求用 AI 重新定义「怎么拍」和「怎么看」，让影石相机从“人操作设备”走向“设备理解人”。我们的理解分两半：</w:t>
+        <w:t>：</w:t>
       </w:r>
     </w:p>
     <w:p>
@@ -790,19 +753,19 @@
         <w:rPr>
           <w:b w:val="0"/>
         </w:rPr>
-        <w:t>：设备要知道拍摄者</w:t>
+        <w:t>：相机应理解拍摄者</w:t>
       </w:r>
       <w:r>
         <w:rPr>
           <w:b/>
         </w:rPr>
-        <w:t>这次为什么拍</w:t>
+        <w:t>为什么拍</w:t>
       </w:r>
       <w:r>
         <w:rPr>
           <w:b w:val="0"/>
         </w:rPr>
-        <w:t>。采集一个餐厅，和拍一条旅行 Vlog，需要的是完全不同的路线、重叠率、高度和补拍清单。相机应引导人拍到“可被 AI 使用的素材”，而不只是好看的画面。</w:t>
+        <w:t>。采集餐厅与拍旅行 Vlog 需要不同的路线、重叠率和补拍清单，相机要引导人拍出“AI 可用的素材”。</w:t>
       </w:r>
     </w:p>
     <w:p>
@@ -819,30 +782,21 @@
         <w:rPr>
           <w:b w:val="0"/>
         </w:rPr>
-        <w:t>：观看者要的不是一个 360° 球，而是答案，例如“两个人、80 元以内、少走路，先去哪、在哪吃、怎么走”。AI 应把影像组织成</w:t>
+        <w:t>：观看者要的不是一个 360° 球，而是答案，例如“两个人、80 元以内、少走路，先去哪、在哪吃、怎么走”。</w:t>
       </w:r>
+    </w:p>
+    <w:p>
       <w:r>
         <w:rPr>
           <w:b/>
         </w:rPr>
-        <w:t>以人的意图为入口</w:t>
+        <w:t>研究问题</w:t>
       </w:r>
       <w:r>
         <w:rPr>
           <w:b w:val="0"/>
         </w:rPr>
-        <w:t>的空间服务。</w:t>
-      </w:r>
-    </w:p>
-    <w:p>
-      <w:pPr>
-        <w:pStyle w:val="Heading3"/>
-      </w:pPr>
-      <w:r>
-        <w:rPr>
-          <w:b w:val="0"/>
-        </w:rPr>
-        <w:t>1.2 调研目标（Research Questions）</w:t>
+        <w:t>（覆盖游客、商户、场地方、影像创作者四类角色）：</w:t>
       </w:r>
     </w:p>
     <w:tbl>
@@ -936,7 +890,7 @@
                 <w:b w:val="0"/>
                 <w:sz w:val="18"/>
               </w:rPr>
-              <w:t>游客在「选地方—找路—选吃—到店」中最痛的环节是什么？现有工具为何解决不了？</w:t>
+              <w:t>游客在「选地方—找路—选吃—到店」中最痛的环节是什么？</w:t>
             </w:r>
           </w:p>
         </w:tc>
@@ -951,7 +905,7 @@
                 <w:b w:val="0"/>
                 <w:sz w:val="18"/>
               </w:rPr>
-              <w:t>确定 MVP 主场景</w:t>
+              <w:t>MVP 主场景</w:t>
             </w:r>
           </w:p>
         </w:tc>
@@ -985,7 +939,7 @@
                 <w:b w:val="0"/>
                 <w:sz w:val="18"/>
               </w:rPr>
-              <w:t>游客是否信任 AI 行程？什么条件下才愿意照着走？</w:t>
+              <w:t>游客在什么条件下才信任并照着 AI 行程走？</w:t>
             </w:r>
           </w:p>
         </w:tc>
@@ -1001,7 +955,7 @@
                 <w:b w:val="0"/>
                 <w:sz w:val="18"/>
               </w:rPr>
-              <w:t>确定 AI 的职责边界</w:t>
+              <w:t>AI 的职责边界</w:t>
             </w:r>
           </w:p>
         </w:tc>
@@ -1048,7 +1002,7 @@
                 <w:b w:val="0"/>
                 <w:sz w:val="18"/>
               </w:rPr>
-              <w:t>确定供给侧价值主张与收费方式</w:t>
+              <w:t>供给侧价值主张</w:t>
             </w:r>
           </w:p>
         </w:tc>
@@ -1082,7 +1036,7 @@
                 <w:b w:val="0"/>
                 <w:sz w:val="18"/>
               </w:rPr>
-              <w:t>影像创作者（摄影博主）如何看待“拍摄即上线空间服务”？全景素材的再利用瓶颈在哪？</w:t>
+              <w:t>影像创作者如何看待“拍摄即上线空间服务”？</w:t>
             </w:r>
           </w:p>
         </w:tc>
@@ -1098,7 +1052,7 @@
                 <w:b w:val="0"/>
                 <w:sz w:val="18"/>
               </w:rPr>
-              <w:t>确定「怎么拍」的交互设计</w:t>
+              <w:t>「怎么拍」的交互设计</w:t>
             </w:r>
           </w:p>
         </w:tc>
@@ -1145,124 +1099,13 @@
                 <w:b w:val="0"/>
                 <w:sz w:val="18"/>
               </w:rPr>
-              <w:t>确定差异化与演示重点</w:t>
+              <w:t>差异化与演示重点</w:t>
             </w:r>
           </w:p>
         </w:tc>
       </w:tr>
     </w:tbl>
     <w:p/>
-    <w:p>
-      <w:pPr>
-        <w:pStyle w:val="Heading3"/>
-      </w:pPr>
-      <w:r>
-        <w:rPr>
-          <w:b w:val="0"/>
-        </w:rPr>
-        <w:t>1.3 调研对象</w:t>
-      </w:r>
-    </w:p>
-    <w:p>
-      <w:r>
-        <w:rPr>
-          <w:b w:val="0"/>
-        </w:rPr>
-        <w:t>本产品是双边平台（外加一类供给者），所以调研覆盖四类角色：</w:t>
-      </w:r>
-    </w:p>
-    <w:p>
-      <w:pPr>
-        <w:ind w:left="340" w:hanging="340"/>
-      </w:pPr>
-      <w:r>
-        <w:rPr>
-          <w:b w:val="0"/>
-        </w:rPr>
-        <w:t xml:space="preserve">1. </w:t>
-      </w:r>
-      <w:r>
-        <w:rPr>
-          <w:b/>
-        </w:rPr>
-        <w:t>需求侧：游客</w:t>
-      </w:r>
-      <w:r>
-        <w:rPr>
-          <w:b w:val="0"/>
-        </w:rPr>
-        <w:t>（首次到访的年轻游客与情侣、亲子家庭、本地周末休闲者）</w:t>
-      </w:r>
-    </w:p>
-    <w:p>
-      <w:pPr>
-        <w:ind w:left="340" w:hanging="340"/>
-      </w:pPr>
-      <w:r>
-        <w:rPr>
-          <w:b w:val="0"/>
-        </w:rPr>
-        <w:t xml:space="preserve">2. </w:t>
-      </w:r>
-      <w:r>
-        <w:rPr>
-          <w:b/>
-        </w:rPr>
-        <w:t>供给侧：餐饮/文创商户</w:t>
-      </w:r>
-      <w:r>
-        <w:rPr>
-          <w:b w:val="0"/>
-        </w:rPr>
-        <w:t>（街区小店、景区周边茶点铺）</w:t>
-      </w:r>
-    </w:p>
-    <w:p>
-      <w:pPr>
-        <w:ind w:left="340" w:hanging="340"/>
-      </w:pPr>
-      <w:r>
-        <w:rPr>
-          <w:b w:val="0"/>
-        </w:rPr>
-        <w:t xml:space="preserve">3. </w:t>
-      </w:r>
-      <w:r>
-        <w:rPr>
-          <w:b/>
-        </w:rPr>
-        <w:t>供给侧：场地方</w:t>
-      </w:r>
-      <w:r>
-        <w:rPr>
-          <w:b w:val="0"/>
-        </w:rPr>
-        <w:t>（历史街区运营、景区、度假村）</w:t>
-      </w:r>
-    </w:p>
-    <w:p>
-      <w:pPr>
-        <w:ind w:left="340" w:hanging="340"/>
-      </w:pPr>
-      <w:r>
-        <w:rPr>
-          <w:b w:val="0"/>
-        </w:rPr>
-        <w:t xml:space="preserve">4. </w:t>
-      </w:r>
-      <w:r>
-        <w:rPr>
-          <w:b/>
-        </w:rPr>
-        <w:t>内容侧：影像创作者</w:t>
-      </w:r>
-      <w:r>
-        <w:rPr>
-          <w:b w:val="0"/>
-        </w:rPr>
-        <w:t>（摄影博主、全景相机用户）</w:t>
-      </w:r>
-    </w:p>
     <w:p>
       <w:pPr>
         <w:pStyle w:val="Heading2"/>
@@ -1272,17 +1115,6 @@
           <w:b w:val="0"/>
         </w:rPr>
         <w:t>2. 调研方法与证据分级</w:t>
-      </w:r>
-    </w:p>
-    <w:p>
-      <w:pPr>
-        <w:pStyle w:val="Heading3"/>
-      </w:pPr>
-      <w:r>
-        <w:rPr>
-          <w:b w:val="0"/>
-        </w:rPr>
-        <w:t>2.1 方法组合</w:t>
       </w:r>
     </w:p>
     <w:tbl>
@@ -1345,7 +1177,7 @@
                 <w:color w:val="FFFFFF"/>
                 <w:sz w:val="18"/>
               </w:rPr>
-              <w:t>回答的问题</w:t>
+              <w:t>回答问题</w:t>
             </w:r>
           </w:p>
         </w:tc>
@@ -1362,7 +1194,7 @@
                 <w:color w:val="FFFFFF"/>
                 <w:sz w:val="18"/>
               </w:rPr>
-              <w:t>执行状态</w:t>
+              <w:t>状态</w:t>
             </w:r>
           </w:p>
         </w:tc>
@@ -1379,7 +1211,7 @@
                 <w:b w:val="0"/>
                 <w:sz w:val="18"/>
               </w:rPr>
-              <w:t>桌面研究（Desk Research）</w:t>
+              <w:t>桌面研究</w:t>
             </w:r>
           </w:p>
         </w:tc>
@@ -1394,7 +1226,7 @@
                 <w:b w:val="0"/>
                 <w:sz w:val="18"/>
               </w:rPr>
-              <w:t>文旅部、CNNIC、南京市政府等官方统计，行业研究，平台公告，共 27 条来源（附录 A）</w:t>
+              <w:t>文旅部、地方政府统计，行业研究与平台公告，21 条来源（附录 A）</w:t>
             </w:r>
           </w:p>
         </w:tc>
@@ -1409,7 +1241,7 @@
                 <w:b w:val="0"/>
                 <w:sz w:val="18"/>
               </w:rPr>
-              <w:t>RQ1、RQ3、RQ5</w:t>
+              <w:t>RQ1 RQ3 RQ5</w:t>
             </w:r>
           </w:p>
         </w:tc>
@@ -1442,7 +1274,7 @@
                 <w:b w:val="0"/>
                 <w:sz w:val="18"/>
               </w:rPr>
-              <w:t>公开用户声音分析（Netnography）</w:t>
+              <w:t>公开用户声音分析</w:t>
             </w:r>
           </w:p>
         </w:tc>
@@ -1458,7 +1290,7 @@
                 <w:b w:val="0"/>
                 <w:sz w:val="18"/>
               </w:rPr>
-              <w:t>主流媒体对 AI 攻略“踩坑”、商户佣金、榜单信任的调查报道与用户原话</w:t>
+              <w:t>媒体对 AI 攻略“踩坑”、商户佣金、榜单信任的调查与用户原话</w:t>
             </w:r>
           </w:p>
         </w:tc>
@@ -1474,7 +1306,7 @@
                 <w:b w:val="0"/>
                 <w:sz w:val="18"/>
               </w:rPr>
-              <w:t>RQ1、RQ2、RQ3</w:t>
+              <w:t>RQ1 RQ2 RQ3</w:t>
             </w:r>
           </w:p>
         </w:tc>
@@ -1507,7 +1339,7 @@
                 <w:b w:val="0"/>
                 <w:sz w:val="18"/>
               </w:rPr>
-              <w:t>竞品分析（公开资料 + 媒体实测报道）</w:t>
+              <w:t>竞品分析</w:t>
             </w:r>
           </w:p>
         </w:tc>
@@ -1522,7 +1354,7 @@
                 <w:b w:val="0"/>
                 <w:sz w:val="18"/>
               </w:rPr>
-              <w:t>5 类 15 款：本地生活、AI 旅行助手、VR/空间影像、3DGS 采集、景区导览</w:t>
+              <w:t>5 类 15 款产品，基于公开资料与媒体实测</w:t>
             </w:r>
           </w:p>
         </w:tc>
@@ -1586,7 +1418,7 @@
                 <w:b w:val="0"/>
                 <w:sz w:val="18"/>
               </w:rPr>
-              <w:t>3 人次（赛方资源「摄影博主在线访谈」），半结构化，40–60 分钟</w:t>
+              <w:t>3 人次（赛方资源），半结构化，40–60 分钟</w:t>
             </w:r>
           </w:p>
         </w:tc>
@@ -1602,7 +1434,7 @@
                 <w:b w:val="0"/>
                 <w:sz w:val="18"/>
               </w:rPr>
-              <w:t>RQ4、RQ2</w:t>
+              <w:t>RQ4 RQ2</w:t>
             </w:r>
           </w:p>
         </w:tc>
@@ -1618,7 +1450,7 @@
                 <w:b w:val="0"/>
                 <w:sz w:val="18"/>
               </w:rPr>
-              <w:t>执行中，提纲与记录表见附录 B</w:t>
+              <w:t>执行中（附录 B）</w:t>
             </w:r>
           </w:p>
         </w:tc>
@@ -1650,7 +1482,7 @@
                 <w:b w:val="0"/>
                 <w:sz w:val="18"/>
               </w:rPr>
-              <w:t>5 名参与者完成同一“找餐任务”，记录耗时、误找、问询次数、SUS 量表</w:t>
+              <w:t>5 人完成同一“找餐任务”，记录耗时、误找、SUS</w:t>
             </w:r>
           </w:p>
         </w:tc>
@@ -1665,7 +1497,7 @@
                 <w:b w:val="0"/>
                 <w:sz w:val="18"/>
               </w:rPr>
-              <w:t>RQ1、RQ2</w:t>
+              <w:t>RQ1 RQ2</w:t>
             </w:r>
           </w:p>
         </w:tc>
@@ -1680,73 +1512,7 @@
                 <w:b w:val="0"/>
                 <w:sz w:val="18"/>
               </w:rPr>
-              <w:t>执行中，脚本与记录表见附录 C</w:t>
-            </w:r>
-          </w:p>
-        </w:tc>
-      </w:tr>
-      <w:tr>
-        <w:tc>
-          <w:tcPr>
-            <w:tcW w:type="dxa" w:w="2409"/>
-            <w:shd w:val="clear" w:color="auto" w:fill="F2F7F6"/>
-          </w:tcPr>
-          <w:p>
-            <w:r/>
-            <w:r>
-              <w:rPr>
-                <w:b w:val="0"/>
-                <w:sz w:val="18"/>
-              </w:rPr>
-              <w:t>游客问卷</w:t>
-            </w:r>
-          </w:p>
-        </w:tc>
-        <w:tc>
-          <w:tcPr>
-            <w:tcW w:type="dxa" w:w="2409"/>
-            <w:shd w:val="clear" w:color="auto" w:fill="F2F7F6"/>
-          </w:tcPr>
-          <w:p>
-            <w:r/>
-            <w:r>
-              <w:rPr>
-                <w:b w:val="0"/>
-                <w:sz w:val="18"/>
-              </w:rPr>
-              <w:t>线上 + 现场，重点为出游决策习惯与对 AI 的信任度</w:t>
-            </w:r>
-          </w:p>
-        </w:tc>
-        <w:tc>
-          <w:tcPr>
-            <w:tcW w:type="dxa" w:w="2409"/>
-            <w:shd w:val="clear" w:color="auto" w:fill="F2F7F6"/>
-          </w:tcPr>
-          <w:p>
-            <w:r/>
-            <w:r>
-              <w:rPr>
-                <w:b w:val="0"/>
-                <w:sz w:val="18"/>
-              </w:rPr>
-              <w:t>RQ1、RQ2</w:t>
-            </w:r>
-          </w:p>
-        </w:tc>
-        <w:tc>
-          <w:tcPr>
-            <w:tcW w:type="dxa" w:w="2409"/>
-            <w:shd w:val="clear" w:color="auto" w:fill="F2F7F6"/>
-          </w:tcPr>
-          <w:p>
-            <w:r/>
-            <w:r>
-              <w:rPr>
-                <w:b w:val="0"/>
-                <w:sz w:val="18"/>
-              </w:rPr>
-              <w:t>问卷已设计（附录 D）</w:t>
+              <w:t>执行中（附录 C）</w:t>
             </w:r>
           </w:p>
         </w:tc>
@@ -1754,104 +1520,17 @@
     </w:tbl>
     <w:p/>
     <w:p>
-      <w:pPr>
-        <w:pStyle w:val="Heading3"/>
-      </w:pPr>
-      <w:r>
-        <w:rPr>
-          <w:b w:val="0"/>
-        </w:rPr>
-        <w:t>2.2 证据分级</w:t>
-      </w:r>
-    </w:p>
-    <w:p>
-      <w:r>
-        <w:rPr>
-          <w:b w:val="0"/>
-        </w:rPr>
-        <w:t>为避免“拍脑袋需求”，报告中的每项关键论断都标注证据等级：</w:t>
-      </w:r>
-    </w:p>
-    <w:p>
-      <w:pPr>
-        <w:pStyle w:val="ListBullet"/>
-      </w:pPr>
       <w:r>
         <w:rPr>
           <w:b/>
         </w:rPr>
-        <w:t>【A】官方统计 / 一手官方公告</w:t>
+        <w:t>证据分级</w:t>
       </w:r>
       <w:r>
         <w:rPr>
           <w:b w:val="0"/>
         </w:rPr>
-        <w:t>：文旅部、CNNIC、地方政府、企业官方发布</w:t>
-      </w:r>
-    </w:p>
-    <w:p>
-      <w:pPr>
-        <w:pStyle w:val="ListBullet"/>
-      </w:pPr>
-      <w:r>
-        <w:rPr>
-          <w:b/>
-        </w:rPr>
-        <w:t>【B】权威媒体调查 / 第三方研究</w:t>
-      </w:r>
-      <w:r>
-        <w:rPr>
-          <w:b w:val="0"/>
-        </w:rPr>
-        <w:t>：主流媒体实测、行业机构数据</w:t>
-      </w:r>
-    </w:p>
-    <w:p>
-      <w:pPr>
-        <w:pStyle w:val="ListBullet"/>
-      </w:pPr>
-      <w:r>
-        <w:rPr>
-          <w:b/>
-        </w:rPr>
-        <w:t>【C】公开用户声音 / 行业观察</w:t>
-      </w:r>
-      <w:r>
-        <w:rPr>
-          <w:b w:val="0"/>
-        </w:rPr>
-        <w:t>：媒体引用的用户原话、社区讨论，只用于定性</w:t>
-      </w:r>
-    </w:p>
-    <w:p>
-      <w:pPr>
-        <w:pStyle w:val="ListBullet"/>
-      </w:pPr>
-      <w:r>
-        <w:rPr>
-          <w:b/>
-        </w:rPr>
-        <w:t>【D】团队一手数据</w:t>
-      </w:r>
-      <w:r>
-        <w:rPr>
-          <w:b w:val="0"/>
-        </w:rPr>
-        <w:t>：访谈、现场测试、问卷，用于校准 A–C 的推断</w:t>
-      </w:r>
-    </w:p>
-    <w:p>
-      <w:r>
-        <w:rPr>
-          <w:b w:val="0"/>
-        </w:rPr>
-        <w:t>原则：</w:t>
-      </w:r>
-      <w:r>
-        <w:rPr>
-          <w:b/>
-        </w:rPr>
-        <w:t>A/B 类证据确定“问题是否存在、有多大”，C 类说明“问题在生活中是什么样子”，D 类确定“我们的方案是否真的解决了它”。</w:t>
+        <w:t>：【A】官方统计 / 官方公告；【B】权威媒体调查 / 第三方研究；【C】公开用户声音，只作定性；【D】团队一手数据，用于校准推断。A/B 回答“问题有多大”，C 说明“问题在生活中是什么样子”，D 验证“方案是否解决了问题”。</w:t>
       </w:r>
     </w:p>
     <w:p>
@@ -1873,7 +1552,7 @@
         <w:rPr>
           <w:b w:val="0"/>
         </w:rPr>
-        <w:t>3.1 需求侧：出游人次多，决策链长</w:t>
+        <w:t>3.1 需求侧</w:t>
       </w:r>
     </w:p>
     <w:p>
@@ -1890,7 +1569,7 @@
         <w:rPr>
           <w:b w:val="0"/>
         </w:rPr>
-        <w:t>：2025 年国内居民出游 65.22 亿人次，同比 +16.2%；出游花费 6.30 万亿元，同比 +9.5%【A】[1][2]。</w:t>
+        <w:t>：2025 年国内居民出游 65.22 亿人次（+16.2%），花费 6.30 万亿元（+9.5%）【A】[1]。南京接待游客 20052.8 万人次，总花费 2390.2 亿元，均居江苏第一【A】[2]。本项目三个场景都在南京：仙林度假村、栖霞山、老门东。</w:t>
       </w:r>
     </w:p>
     <w:p>
@@ -1901,30 +1580,13 @@
         <w:rPr>
           <w:b/>
         </w:rPr>
-        <w:t>目的地</w:t>
+        <w:t>高峰压力</w:t>
       </w:r>
       <w:r>
         <w:rPr>
           <w:b w:val="0"/>
         </w:rPr>
-        <w:t>：2025 年南京接待境内外游客 20052.8 万人次（首次突破 2 亿），游客总花费 2390.2 亿元，两项均居江苏首位【A】[3]。本项目的三个场景都在南京：仙林度假村、栖霞山、老门东。</w:t>
-      </w:r>
-    </w:p>
-    <w:p>
-      <w:pPr>
-        <w:pStyle w:val="ListBullet"/>
-      </w:pPr>
-      <w:r>
-        <w:rPr>
-          <w:b/>
-        </w:rPr>
-        <w:t>峰值压力</w:t>
-      </w:r>
-      <w:r>
-        <w:rPr>
-          <w:b w:val="0"/>
-        </w:rPr>
-        <w:t>：夫子庙、老门东景区节假日 12:00–22:00 实行预约准入【A】[23]；栖霞山红枫季（2025 年 10 月 19 日—12 月 18 日）门票调整为旺季价，除特种与应急车辆外，机动车一律禁止上山【B】[22]。游客在高峰时段对“少走冤枉路、不排无效队”的需求最强烈。</w:t>
+        <w:t>：夫子庙、老门东节假日 12:00–22:00 预约准入【A】[11]；栖霞山红枫季机动车禁止上山，游客全程步行【B】[12]。高峰时段“少走冤枉路”的需求最强。</w:t>
       </w:r>
     </w:p>
     <w:p>
@@ -1935,7 +1597,7 @@
         <w:rPr>
           <w:b w:val="0"/>
         </w:rPr>
-        <w:t>3.2 决策方式：从“搜网页”到“刷笔记、问 AI”</w:t>
+        <w:t>3.2 决策方式</w:t>
       </w:r>
     </w:p>
     <w:p>
@@ -1946,7 +1608,7 @@
         <w:rPr>
           <w:b w:val="0"/>
         </w:rPr>
-        <w:t>小红书旅游兴趣月活用户超过 1 亿，月均旅行相关搜索 16 亿次，同比 +61%【B】[5]。</w:t>
+        <w:t>小红书旅游兴趣月活超过 1 亿，月均旅行相关搜索 16 亿次（+61%）【B】[3]。</w:t>
       </w:r>
     </w:p>
     <w:p>
@@ -1957,18 +1619,7 @@
         <w:rPr>
           <w:b w:val="0"/>
         </w:rPr>
-        <w:t>我国网民 11.23 亿，短视频用户 10.68 亿【A】[6]。游客习惯先看影像再做决定。</w:t>
-      </w:r>
-    </w:p>
-    <w:p>
-      <w:pPr>
-        <w:pStyle w:val="ListBullet"/>
-      </w:pPr>
-      <w:r>
-        <w:rPr>
-          <w:b w:val="0"/>
-        </w:rPr>
-        <w:t>平台纷纷推出 AI 助手：美团「问小团」于 2026 年春节前升级，可提供吃喝玩乐推荐并自动领券[8]；大众点评测试基于评价生成答案的 AI 助手[9]；携程「问道」、飞猪「问一问」进入行程规划[10]；Google Maps 推出 Gemini 驱动的 Ask Maps，Immersive View 扩展到 150 座城市，并可用 NeRF 查看部分餐厅内部[18]【A/B】。</w:t>
+        <w:t>各平台纷纷上线 AI 助手：美团「问小团」可推荐并自动领券[13]；大众点评测试基于评价的 AI 助手[14]；携程「问道」、飞猪「问一问」做行程规划[15]；Google Ask Maps 配合 Immersive View（覆盖 150 座城市，可用 NeRF 查看部分餐厅内部）[16]。</w:t>
       </w:r>
     </w:p>
     <w:p>
@@ -1982,7 +1633,7 @@
         <w:rPr>
           <w:b w:val="0"/>
         </w:rPr>
-        <w:t>：“用影像种草、用 AI 规划、用地图到店”已成为主流决策路径，但这三步分散在不同 App 里，数据互不相通。</w:t>
+        <w:t>：“影像种草 → AI 规划 → 地图到店”已成为主流路径，但三步分散在不同 App，数据互不相通。</w:t>
       </w:r>
     </w:p>
     <w:p>
@@ -1993,7 +1644,7 @@
         <w:rPr>
           <w:b w:val="0"/>
         </w:rPr>
-        <w:t>3.3 供给侧：商户和场地方的内容与获客困境</w:t>
+        <w:t>3.3 供给侧</w:t>
       </w:r>
     </w:p>
     <w:p>
@@ -2010,7 +1661,7 @@
         <w:rPr>
           <w:b w:val="0"/>
         </w:rPr>
-        <w:t>：媒体调查显示外卖平台综合抽佣可达 20% 以上，加上配送与推广可达约 30%；市场监管总局已发布指南，要求平台降低中小商户“高佣金、高收费”【B】[13]。有调查称超过六成商户认为外卖已不再是主要盈利渠道【C】[14]。</w:t>
+        <w:t>：外卖综合抽佣可达 20% 以上，含配送与推广约 30%；市场监管总局要求平台为中小商户降费【B】[7]。有调查称超过六成商户认为外卖已不是主要盈利渠道【C】[17]。</w:t>
       </w:r>
     </w:p>
     <w:p>
@@ -2027,7 +1678,7 @@
         <w:rPr>
           <w:b w:val="0"/>
         </w:rPr>
-        <w:t>：VR 全景服务普遍按场景计费，热点、导航、离线等功能另外加价【B】[16]；专业 3D 扫描服务在海外约 0.10 美元/平方英尺，大空间按面积线性增长【B】[15]。内容一旦过时，只能重新外包。</w:t>
+        <w:t>：VR 全景按场景计费，热点、导航等功能另外加价【B】[9]；专业 3D 扫描按面积线性计价【B】[8]。内容过时后只能重新外包。</w:t>
       </w:r>
     </w:p>
     <w:p>
@@ -2038,7 +1689,7 @@
         <w:rPr>
           <w:b w:val="0"/>
         </w:rPr>
-        <w:t>3.4 技术侧：采集门槛与 AI 能力同时突破</w:t>
+        <w:t>3.4 技术侧</w:t>
       </w:r>
     </w:p>
     <w:p>
@@ -2055,7 +1706,7 @@
         <w:rPr>
           <w:b w:val="0"/>
         </w:rPr>
-        <w:t>：影石 X4 Air 于 2025-10-28 发布，售价 2399 元，8K 全景，机身 165 g，官方主打“先拍摄，后取景”【A】[21]。影石在消费级全景相机市场连续多年份额第一（不同机构口径在约 49%–85% 之间，2025 年起大疆入局）【B】[20]。</w:t>
+        <w:t>：X4 Air 于 2025-10-28 发布，2399 元，8K 全景，165 g，主打“先拍摄，后取景”【A】[10]。影石全景相机份额长期第一（机构口径约 49%–85%，2025 年起大疆入局）【B】[18]。</w:t>
       </w:r>
     </w:p>
     <w:p>
@@ -2066,303 +1717,15 @@
         <w:rPr>
           <w:b/>
         </w:rPr>
-        <w:t>三维表达</w:t>
+        <w:t>三维与 AI</w:t>
       </w:r>
       <w:r>
         <w:rPr>
           <w:b w:val="0"/>
         </w:rPr>
-        <w:t>：3D Gaussian Splatting 已进入消费级工具链。Scaniverse 推出付费 360 相机 splat 处理，Polycam、KIRI Engine 提供手机端高斯重建【B】[19]；Web 端 Spark 可把高斯场景与 Three.js 混合渲染[27]。</w:t>
+        <w:t>：3DGS 已进入消费级工具（Scaniverse 支持 360 相机 splat）【B】[19]；多模态大模型可做菜牌 OCR 与场景识别，但幻觉问题仍未解决（§4.3 P3）。</w:t>
       </w:r>
     </w:p>
-    <w:p>
-      <w:pPr>
-        <w:pStyle w:val="ListBullet"/>
-      </w:pPr>
-      <w:r>
-        <w:rPr>
-          <w:b/>
-        </w:rPr>
-        <w:t>AI</w:t>
-      </w:r>
-      <w:r>
-        <w:rPr>
-          <w:b w:val="0"/>
-        </w:rPr>
-        <w:t>：多模态大模型可以做菜牌 OCR 和场景语义识别（赛方提供阿里千问多模态模型），但幻觉问题仍未解决（§4.3 P3）。</w:t>
-      </w:r>
-    </w:p>
-    <w:p>
-      <w:pPr>
-        <w:pStyle w:val="Heading3"/>
-      </w:pPr>
-      <w:r>
-        <w:rPr>
-          <w:b w:val="0"/>
-        </w:rPr>
-        <w:t>3.5 机会窗口小结（PEST）</w:t>
-      </w:r>
-    </w:p>
-    <w:tbl>
-      <w:tblPr>
-        <w:tblStyle w:val="TableGrid"/>
-        <w:tblW w:type="auto" w:w="0"/>
-        <w:tblLook w:firstColumn="1" w:firstRow="1" w:lastColumn="0" w:lastRow="0" w:noHBand="0" w:noVBand="1" w:val="04A0"/>
-      </w:tblPr>
-      <w:tblGrid>
-        <w:gridCol w:w="3213"/>
-        <w:gridCol w:w="3213"/>
-        <w:gridCol w:w="3213"/>
-      </w:tblGrid>
-      <w:tr>
-        <w:tc>
-          <w:tcPr>
-            <w:tcW w:type="dxa" w:w="3213"/>
-            <w:shd w:val="clear" w:color="auto" w:fill="0F3B40"/>
-          </w:tcPr>
-          <w:p>
-            <w:r/>
-            <w:r>
-              <w:rPr>
-                <w:b/>
-                <w:color w:val="FFFFFF"/>
-                <w:sz w:val="18"/>
-              </w:rPr>
-              <w:t>维度</w:t>
-            </w:r>
-          </w:p>
-        </w:tc>
-        <w:tc>
-          <w:tcPr>
-            <w:tcW w:type="dxa" w:w="3213"/>
-            <w:shd w:val="clear" w:color="auto" w:fill="0F3B40"/>
-          </w:tcPr>
-          <w:p>
-            <w:r/>
-            <w:r>
-              <w:rPr>
-                <w:b/>
-                <w:color w:val="FFFFFF"/>
-                <w:sz w:val="18"/>
-              </w:rPr>
-              <w:t>利好</w:t>
-            </w:r>
-          </w:p>
-        </w:tc>
-        <w:tc>
-          <w:tcPr>
-            <w:tcW w:type="dxa" w:w="3213"/>
-            <w:shd w:val="clear" w:color="auto" w:fill="0F3B40"/>
-          </w:tcPr>
-          <w:p>
-            <w:r/>
-            <w:r>
-              <w:rPr>
-                <w:b/>
-                <w:color w:val="FFFFFF"/>
-                <w:sz w:val="18"/>
-              </w:rPr>
-              <w:t>约束</w:t>
-            </w:r>
-          </w:p>
-        </w:tc>
-      </w:tr>
-      <w:tr>
-        <w:tc>
-          <w:tcPr>
-            <w:tcW w:type="dxa" w:w="3213"/>
-          </w:tcPr>
-          <w:p>
-            <w:r/>
-            <w:r>
-              <w:rPr>
-                <w:b w:val="0"/>
-                <w:sz w:val="18"/>
-              </w:rPr>
-              <w:t>政策（P）</w:t>
-            </w:r>
-          </w:p>
-        </w:tc>
-        <w:tc>
-          <w:tcPr>
-            <w:tcW w:type="dxa" w:w="3213"/>
-          </w:tcPr>
-          <w:p>
-            <w:r/>
-            <w:r>
-              <w:rPr>
-                <w:b w:val="0"/>
-                <w:sz w:val="18"/>
-              </w:rPr>
-              <w:t>文旅消费提振；平台降佣指引为商户自有渠道留出空间[13]</w:t>
-            </w:r>
-          </w:p>
-        </w:tc>
-        <w:tc>
-          <w:tcPr>
-            <w:tcW w:type="dxa" w:w="3213"/>
-          </w:tcPr>
-          <w:p>
-            <w:r/>
-            <w:r>
-              <w:rPr>
-                <w:b w:val="0"/>
-                <w:sz w:val="18"/>
-              </w:rPr>
-              <w:t>生成式 AI 服务管理办法要求内容真实、可追溯；公共场所拍摄涉及人像隐私</w:t>
-            </w:r>
-          </w:p>
-        </w:tc>
-      </w:tr>
-      <w:tr>
-        <w:tc>
-          <w:tcPr>
-            <w:tcW w:type="dxa" w:w="3213"/>
-            <w:shd w:val="clear" w:color="auto" w:fill="F2F7F6"/>
-          </w:tcPr>
-          <w:p>
-            <w:r/>
-            <w:r>
-              <w:rPr>
-                <w:b w:val="0"/>
-                <w:sz w:val="18"/>
-              </w:rPr>
-              <w:t>经济（E）</w:t>
-            </w:r>
-          </w:p>
-        </w:tc>
-        <w:tc>
-          <w:tcPr>
-            <w:tcW w:type="dxa" w:w="3213"/>
-            <w:shd w:val="clear" w:color="auto" w:fill="F2F7F6"/>
-          </w:tcPr>
-          <w:p>
-            <w:r/>
-            <w:r>
-              <w:rPr>
-                <w:b w:val="0"/>
-                <w:sz w:val="18"/>
-              </w:rPr>
-              <w:t>出游花费持续增长[1]；南京城市游客总花费约 2390 亿元[3]</w:t>
-            </w:r>
-          </w:p>
-        </w:tc>
-        <w:tc>
-          <w:tcPr>
-            <w:tcW w:type="dxa" w:w="3213"/>
-            <w:shd w:val="clear" w:color="auto" w:fill="F2F7F6"/>
-          </w:tcPr>
-          <w:p>
-            <w:r/>
-            <w:r>
-              <w:rPr>
-                <w:b w:val="0"/>
-                <w:sz w:val="18"/>
-              </w:rPr>
-              <w:t>商户对新增固定成本高度敏感</w:t>
-            </w:r>
-          </w:p>
-        </w:tc>
-      </w:tr>
-      <w:tr>
-        <w:tc>
-          <w:tcPr>
-            <w:tcW w:type="dxa" w:w="3213"/>
-          </w:tcPr>
-          <w:p>
-            <w:r/>
-            <w:r>
-              <w:rPr>
-                <w:b w:val="0"/>
-                <w:sz w:val="18"/>
-              </w:rPr>
-              <w:t>社会（S）</w:t>
-            </w:r>
-          </w:p>
-        </w:tc>
-        <w:tc>
-          <w:tcPr>
-            <w:tcW w:type="dxa" w:w="3213"/>
-          </w:tcPr>
-          <w:p>
-            <w:r/>
-            <w:r>
-              <w:rPr>
-                <w:b w:val="0"/>
-                <w:sz w:val="18"/>
-              </w:rPr>
-              <w:t>影像化决策、Citywalk 与“逛吃”成为主流</w:t>
-            </w:r>
-          </w:p>
-        </w:tc>
-        <w:tc>
-          <w:tcPr>
-            <w:tcW w:type="dxa" w:w="3213"/>
-          </w:tcPr>
-          <w:p>
-            <w:r/>
-            <w:r>
-              <w:rPr>
-                <w:b w:val="0"/>
-                <w:sz w:val="18"/>
-              </w:rPr>
-              <w:t>用户对 AI 与榜单信任不足（F2、F3）</w:t>
-            </w:r>
-          </w:p>
-        </w:tc>
-      </w:tr>
-      <w:tr>
-        <w:tc>
-          <w:tcPr>
-            <w:tcW w:type="dxa" w:w="3213"/>
-            <w:shd w:val="clear" w:color="auto" w:fill="F2F7F6"/>
-          </w:tcPr>
-          <w:p>
-            <w:r/>
-            <w:r>
-              <w:rPr>
-                <w:b w:val="0"/>
-                <w:sz w:val="18"/>
-              </w:rPr>
-              <w:t>技术（T）</w:t>
-            </w:r>
-          </w:p>
-        </w:tc>
-        <w:tc>
-          <w:tcPr>
-            <w:tcW w:type="dxa" w:w="3213"/>
-            <w:shd w:val="clear" w:color="auto" w:fill="F2F7F6"/>
-          </w:tcPr>
-          <w:p>
-            <w:r/>
-            <w:r>
-              <w:rPr>
-                <w:b w:val="0"/>
-                <w:sz w:val="18"/>
-              </w:rPr>
-              <w:t>消费级 8K 全景 + 3DGS + 多模态大模型</w:t>
-            </w:r>
-          </w:p>
-        </w:tc>
-        <w:tc>
-          <w:tcPr>
-            <w:tcW w:type="dxa" w:w="3213"/>
-            <w:shd w:val="clear" w:color="auto" w:fill="F2F7F6"/>
-          </w:tcPr>
-          <w:p>
-            <w:r/>
-            <w:r>
-              <w:rPr>
-                <w:b w:val="0"/>
-                <w:sz w:val="18"/>
-              </w:rPr>
-              <w:t>全景 ≠ 六自由度重建；3DGS 需 GPU 训练；原生 SDK 授权待取得</w:t>
-            </w:r>
-          </w:p>
-        </w:tc>
-      </w:tr>
-    </w:tbl>
-    <w:p/>
     <w:p>
       <w:pPr>
         <w:pStyle w:val="Heading2"/>
@@ -2382,7 +1745,7 @@
         <w:rPr>
           <w:b w:val="0"/>
         </w:rPr>
-        <w:t>4.1 用户画像（Personas）</w:t>
+        <w:t>4.1 用户画像</w:t>
       </w:r>
     </w:p>
     <w:p>
@@ -2394,260 +1757,411 @@
           <w:b w:val="0"/>
           <w:color w:val="33443A"/>
         </w:rPr>
-        <w:t>画像依据 §3 的二手证据与公开用户声音合成，代表典型人群而非具体个人，将用附录 B/C/D 的一手数据校准。</w:t>
+        <w:t>依据 §3 证据与公开用户声音合成的典型人群，将用附录 B、C 的一手数据校准。</w:t>
       </w:r>
     </w:p>
-    <w:p>
-      <w:r>
-        <w:rPr>
-          <w:b/>
-        </w:rPr>
-        <w:t>P1 · 初来乍到的逛吃者「小林」</w:t>
-      </w:r>
-      <w:r>
-        <w:rPr>
-          <w:b w:val="0"/>
-        </w:rPr>
-        <w:t>：25 岁，异地工作，周末和朋友第一次来南京</w:t>
-      </w:r>
-    </w:p>
-    <w:p>
-      <w:pPr>
-        <w:pStyle w:val="ListBullet"/>
-      </w:pPr>
-      <w:r>
-        <w:rPr>
-          <w:b w:val="0"/>
-        </w:rPr>
-        <w:t>目标：半天内“吃到正宗的、逛到出片的”，人均 80 元以内</w:t>
-      </w:r>
-    </w:p>
-    <w:p>
-      <w:pPr>
-        <w:pStyle w:val="ListBullet"/>
-      </w:pPr>
-      <w:r>
-        <w:rPr>
-          <w:b w:val="0"/>
-        </w:rPr>
-        <w:t>行为：出发前刷十几篇小红书笔记，收藏夹里存满了店，到现场再打开地图逐个搜</w:t>
-      </w:r>
-    </w:p>
-    <w:p>
-      <w:pPr>
-        <w:pStyle w:val="ListBullet"/>
-      </w:pPr>
-      <w:r>
-        <w:rPr>
-          <w:b w:val="0"/>
-        </w:rPr>
-        <w:t>核心困扰：</w:t>
-      </w:r>
-      <w:r>
-        <w:rPr>
-          <w:b/>
-        </w:rPr>
-        <w:t>攻略和现场对不上</w:t>
-      </w:r>
-      <w:r>
-        <w:rPr>
-          <w:b w:val="0"/>
-        </w:rPr>
-        <w:t>。收藏的店不知道在哪条巷子，到了才发现关门、排长队或已搬迁</w:t>
-      </w:r>
-    </w:p>
-    <w:p>
-      <w:r>
-        <w:rPr>
-          <w:b/>
-        </w:rPr>
-        <w:t>P2 · 带娃家庭「陈姐一家」</w:t>
-      </w:r>
-      <w:r>
-        <w:rPr>
-          <w:b w:val="0"/>
-        </w:rPr>
-        <w:t>：两个大人、一个 6 岁孩子，度假村周末游</w:t>
-      </w:r>
-    </w:p>
-    <w:p>
-      <w:pPr>
-        <w:pStyle w:val="ListBullet"/>
-      </w:pPr>
-      <w:r>
-        <w:rPr>
-          <w:b w:val="0"/>
-        </w:rPr>
-        <w:t>目标：孩子不累、大人不慌，就近找到能坐下来吃的轻食</w:t>
-      </w:r>
-    </w:p>
-    <w:p>
-      <w:pPr>
-        <w:pStyle w:val="ListBullet"/>
-      </w:pPr>
-      <w:r>
-        <w:rPr>
-          <w:b w:val="0"/>
-        </w:rPr>
-        <w:t>核心困扰：</w:t>
-      </w:r>
-      <w:r>
-        <w:rPr>
-          <w:b/>
-        </w:rPr>
-        <w:t>陌生园区里每多走一段冤枉路，孩子的情绪就少一分</w:t>
-      </w:r>
-      <w:r>
-        <w:rPr>
-          <w:b w:val="0"/>
-        </w:rPr>
-        <w:t>。园区导览图是静态的，看不出餐厅入口在哪一侧、要不要绕湖</w:t>
-      </w:r>
-    </w:p>
-    <w:p>
-      <w:r>
-        <w:rPr>
-          <w:b/>
-        </w:rPr>
-        <w:t>P3 · 影像创作者「阿舟」</w:t>
-      </w:r>
-      <w:r>
-        <w:rPr>
-          <w:b w:val="0"/>
-        </w:rPr>
-        <w:t>：摄影博主，使用全景相机拍旅行内容</w:t>
-      </w:r>
-    </w:p>
-    <w:p>
-      <w:pPr>
-        <w:pStyle w:val="ListBullet"/>
-      </w:pPr>
-      <w:r>
-        <w:rPr>
-          <w:b w:val="0"/>
-        </w:rPr>
-        <w:t>目标：一次出片多次变现（视频、图文、商单）</w:t>
-      </w:r>
-    </w:p>
-    <w:p>
-      <w:pPr>
-        <w:pStyle w:val="ListBullet"/>
-      </w:pPr>
-      <w:r>
-        <w:rPr>
-          <w:b w:val="0"/>
-        </w:rPr>
-        <w:t>核心困扰：</w:t>
-      </w:r>
-      <w:r>
-        <w:rPr>
-          <w:b/>
-        </w:rPr>
-        <w:t>8K 全景素材动辄几十 GB，剪辑和重构图耗时长</w:t>
-      </w:r>
-      <w:r>
-        <w:rPr>
-          <w:b w:val="0"/>
-        </w:rPr>
-        <w:t>；拍完发一条视频，素材就沉睡在硬盘里；商家想合作又拿不出可量化的到店效果</w:t>
-      </w:r>
-    </w:p>
-    <w:p>
-      <w:r>
-        <w:rPr>
-          <w:b/>
-        </w:rPr>
-        <w:t>P4 · 街区小店老板「王老板」</w:t>
-      </w:r>
-      <w:r>
-        <w:rPr>
-          <w:b w:val="0"/>
-        </w:rPr>
-        <w:t>：老门东糕点铺，夫妻店</w:t>
-      </w:r>
-    </w:p>
-    <w:p>
-      <w:pPr>
-        <w:pStyle w:val="ListBullet"/>
-      </w:pPr>
-      <w:r>
-        <w:rPr>
-          <w:b w:val="0"/>
-        </w:rPr>
-        <w:t>目标：旺季多卖一点，不想被平台佣金吃掉利润</w:t>
-      </w:r>
-    </w:p>
-    <w:p>
-      <w:pPr>
-        <w:pStyle w:val="ListBullet"/>
-      </w:pPr>
-      <w:r>
-        <w:rPr>
-          <w:b w:val="0"/>
-        </w:rPr>
-        <w:t>核心困扰：</w:t>
-      </w:r>
-      <w:r>
-        <w:rPr>
-          <w:b/>
-        </w:rPr>
-        <w:t>没时间、也不会拍像样的店铺内容</w:t>
-      </w:r>
-      <w:r>
-        <w:rPr>
-          <w:b w:val="0"/>
-        </w:rPr>
-        <w:t>。请人拍一次要花钱，菜单一换又得重拍；做了推广也看不出多少人是因此进店的</w:t>
-      </w:r>
-    </w:p>
-    <w:p>
-      <w:r>
-        <w:rPr>
-          <w:b/>
-        </w:rPr>
-        <w:t>P5 · 场地运营方「李经理」</w:t>
-      </w:r>
-      <w:r>
-        <w:rPr>
-          <w:b w:val="0"/>
-        </w:rPr>
-        <w:t>：历史街区 / 度假村运营</w:t>
-      </w:r>
-    </w:p>
-    <w:p>
-      <w:pPr>
-        <w:pStyle w:val="ListBullet"/>
-      </w:pPr>
-      <w:r>
-        <w:rPr>
-          <w:b w:val="0"/>
-        </w:rPr>
-        <w:t>目标：让游客分流、延长停留、带动二次消费</w:t>
-      </w:r>
-    </w:p>
-    <w:p>
-      <w:pPr>
-        <w:pStyle w:val="ListBullet"/>
-      </w:pPr>
-      <w:r>
-        <w:rPr>
-          <w:b w:val="0"/>
-        </w:rPr>
-        <w:t>核心困扰：</w:t>
-      </w:r>
-      <w:r>
-        <w:rPr>
-          <w:b/>
-        </w:rPr>
-        <w:t>导览内容一次外包、多年不更新</w:t>
-      </w:r>
-      <w:r>
-        <w:rPr>
-          <w:b w:val="0"/>
-        </w:rPr>
-        <w:t>；VR 全景按场景付费，改一个点位就要重做；拿不到“游客看了什么、去了哪家店”的数据</w:t>
-      </w:r>
-    </w:p>
+    <w:tbl>
+      <w:tblPr>
+        <w:tblStyle w:val="TableGrid"/>
+        <w:tblW w:type="auto" w:w="0"/>
+        <w:tblLook w:firstColumn="1" w:firstRow="1" w:lastColumn="0" w:lastRow="0" w:noHBand="0" w:noVBand="1" w:val="04A0"/>
+      </w:tblPr>
+      <w:tblGrid>
+        <w:gridCol w:w="2409"/>
+        <w:gridCol w:w="2409"/>
+        <w:gridCol w:w="2409"/>
+        <w:gridCol w:w="2409"/>
+      </w:tblGrid>
+      <w:tr>
+        <w:tc>
+          <w:tcPr>
+            <w:tcW w:type="dxa" w:w="2409"/>
+            <w:shd w:val="clear" w:color="auto" w:fill="0F3B40"/>
+          </w:tcPr>
+          <w:p>
+            <w:r/>
+            <w:r>
+              <w:rPr>
+                <w:b/>
+                <w:color w:val="FFFFFF"/>
+                <w:sz w:val="18"/>
+              </w:rPr>
+              <w:t>编号</w:t>
+            </w:r>
+          </w:p>
+        </w:tc>
+        <w:tc>
+          <w:tcPr>
+            <w:tcW w:type="dxa" w:w="2409"/>
+            <w:shd w:val="clear" w:color="auto" w:fill="0F3B40"/>
+          </w:tcPr>
+          <w:p>
+            <w:r/>
+            <w:r>
+              <w:rPr>
+                <w:b/>
+                <w:color w:val="FFFFFF"/>
+                <w:sz w:val="18"/>
+              </w:rPr>
+              <w:t>画像</w:t>
+            </w:r>
+          </w:p>
+        </w:tc>
+        <w:tc>
+          <w:tcPr>
+            <w:tcW w:type="dxa" w:w="2409"/>
+            <w:shd w:val="clear" w:color="auto" w:fill="0F3B40"/>
+          </w:tcPr>
+          <w:p>
+            <w:r/>
+            <w:r>
+              <w:rPr>
+                <w:b/>
+                <w:color w:val="FFFFFF"/>
+                <w:sz w:val="18"/>
+              </w:rPr>
+              <w:t>目标</w:t>
+            </w:r>
+          </w:p>
+        </w:tc>
+        <w:tc>
+          <w:tcPr>
+            <w:tcW w:type="dxa" w:w="2409"/>
+            <w:shd w:val="clear" w:color="auto" w:fill="0F3B40"/>
+          </w:tcPr>
+          <w:p>
+            <w:r/>
+            <w:r>
+              <w:rPr>
+                <w:b/>
+                <w:color w:val="FFFFFF"/>
+                <w:sz w:val="18"/>
+              </w:rPr>
+              <w:t>核心困扰</w:t>
+            </w:r>
+          </w:p>
+        </w:tc>
+      </w:tr>
+      <w:tr>
+        <w:tc>
+          <w:tcPr>
+            <w:tcW w:type="dxa" w:w="2409"/>
+          </w:tcPr>
+          <w:p>
+            <w:r/>
+            <w:r>
+              <w:rPr>
+                <w:b w:val="0"/>
+                <w:sz w:val="18"/>
+              </w:rPr>
+              <w:t>U1</w:t>
+            </w:r>
+          </w:p>
+        </w:tc>
+        <w:tc>
+          <w:tcPr>
+            <w:tcW w:type="dxa" w:w="2409"/>
+          </w:tcPr>
+          <w:p>
+            <w:r/>
+            <w:r>
+              <w:rPr>
+                <w:b w:val="0"/>
+                <w:sz w:val="18"/>
+              </w:rPr>
+              <w:t>初来乍到的逛吃者「小林」，25 岁，周末首次来南京</w:t>
+            </w:r>
+          </w:p>
+        </w:tc>
+        <w:tc>
+          <w:tcPr>
+            <w:tcW w:type="dxa" w:w="2409"/>
+          </w:tcPr>
+          <w:p>
+            <w:r/>
+            <w:r>
+              <w:rPr>
+                <w:b w:val="0"/>
+                <w:sz w:val="18"/>
+              </w:rPr>
+              <w:t>半天吃到正宗的、逛到出片的，人均 80 元内</w:t>
+            </w:r>
+          </w:p>
+        </w:tc>
+        <w:tc>
+          <w:tcPr>
+            <w:tcW w:type="dxa" w:w="2409"/>
+          </w:tcPr>
+          <w:p>
+            <w:r/>
+            <w:r>
+              <w:rPr>
+                <w:b w:val="0"/>
+                <w:sz w:val="18"/>
+              </w:rPr>
+              <w:t>收藏了十几家店，到了找不到、关门或排长队</w:t>
+            </w:r>
+          </w:p>
+        </w:tc>
+      </w:tr>
+      <w:tr>
+        <w:tc>
+          <w:tcPr>
+            <w:tcW w:type="dxa" w:w="2409"/>
+            <w:shd w:val="clear" w:color="auto" w:fill="F2F7F6"/>
+          </w:tcPr>
+          <w:p>
+            <w:r/>
+            <w:r>
+              <w:rPr>
+                <w:b w:val="0"/>
+                <w:sz w:val="18"/>
+              </w:rPr>
+              <w:t>U2</w:t>
+            </w:r>
+          </w:p>
+        </w:tc>
+        <w:tc>
+          <w:tcPr>
+            <w:tcW w:type="dxa" w:w="2409"/>
+            <w:shd w:val="clear" w:color="auto" w:fill="F2F7F6"/>
+          </w:tcPr>
+          <w:p>
+            <w:r/>
+            <w:r>
+              <w:rPr>
+                <w:b w:val="0"/>
+                <w:sz w:val="18"/>
+              </w:rPr>
+              <w:t>带娃家庭「陈姐一家」，度假村周末游</w:t>
+            </w:r>
+          </w:p>
+        </w:tc>
+        <w:tc>
+          <w:tcPr>
+            <w:tcW w:type="dxa" w:w="2409"/>
+            <w:shd w:val="clear" w:color="auto" w:fill="F2F7F6"/>
+          </w:tcPr>
+          <w:p>
+            <w:r/>
+            <w:r>
+              <w:rPr>
+                <w:b w:val="0"/>
+                <w:sz w:val="18"/>
+              </w:rPr>
+              <w:t>孩子不累，就近吃到轻食</w:t>
+            </w:r>
+          </w:p>
+        </w:tc>
+        <w:tc>
+          <w:tcPr>
+            <w:tcW w:type="dxa" w:w="2409"/>
+            <w:shd w:val="clear" w:color="auto" w:fill="F2F7F6"/>
+          </w:tcPr>
+          <w:p>
+            <w:r/>
+            <w:r>
+              <w:rPr>
+                <w:b w:val="0"/>
+                <w:sz w:val="18"/>
+              </w:rPr>
+              <w:t>园区陌生，每多走一段冤枉路，孩子就多一分情绪</w:t>
+            </w:r>
+          </w:p>
+        </w:tc>
+      </w:tr>
+      <w:tr>
+        <w:tc>
+          <w:tcPr>
+            <w:tcW w:type="dxa" w:w="2409"/>
+          </w:tcPr>
+          <w:p>
+            <w:r/>
+            <w:r>
+              <w:rPr>
+                <w:b w:val="0"/>
+                <w:sz w:val="18"/>
+              </w:rPr>
+              <w:t>U3</w:t>
+            </w:r>
+          </w:p>
+        </w:tc>
+        <w:tc>
+          <w:tcPr>
+            <w:tcW w:type="dxa" w:w="2409"/>
+          </w:tcPr>
+          <w:p>
+            <w:r/>
+            <w:r>
+              <w:rPr>
+                <w:b w:val="0"/>
+                <w:sz w:val="18"/>
+              </w:rPr>
+              <w:t>影像创作者「阿舟」，全景相机用户</w:t>
+            </w:r>
+          </w:p>
+        </w:tc>
+        <w:tc>
+          <w:tcPr>
+            <w:tcW w:type="dxa" w:w="2409"/>
+          </w:tcPr>
+          <w:p>
+            <w:r/>
+            <w:r>
+              <w:rPr>
+                <w:b w:val="0"/>
+                <w:sz w:val="18"/>
+              </w:rPr>
+              <w:t>一次出片、多次变现</w:t>
+            </w:r>
+          </w:p>
+        </w:tc>
+        <w:tc>
+          <w:tcPr>
+            <w:tcW w:type="dxa" w:w="2409"/>
+          </w:tcPr>
+          <w:p>
+            <w:r/>
+            <w:r>
+              <w:rPr>
+                <w:b w:val="0"/>
+                <w:sz w:val="18"/>
+              </w:rPr>
+              <w:t>8K 素材几十 GB，重构图耗时；素材用一次就闲置</w:t>
+            </w:r>
+          </w:p>
+        </w:tc>
+      </w:tr>
+      <w:tr>
+        <w:tc>
+          <w:tcPr>
+            <w:tcW w:type="dxa" w:w="2409"/>
+            <w:shd w:val="clear" w:color="auto" w:fill="F2F7F6"/>
+          </w:tcPr>
+          <w:p>
+            <w:r/>
+            <w:r>
+              <w:rPr>
+                <w:b w:val="0"/>
+                <w:sz w:val="18"/>
+              </w:rPr>
+              <w:t>U4</w:t>
+            </w:r>
+          </w:p>
+        </w:tc>
+        <w:tc>
+          <w:tcPr>
+            <w:tcW w:type="dxa" w:w="2409"/>
+            <w:shd w:val="clear" w:color="auto" w:fill="F2F7F6"/>
+          </w:tcPr>
+          <w:p>
+            <w:r/>
+            <w:r>
+              <w:rPr>
+                <w:b w:val="0"/>
+                <w:sz w:val="18"/>
+              </w:rPr>
+              <w:t>老门东糕点铺「王老板」，夫妻店</w:t>
+            </w:r>
+          </w:p>
+        </w:tc>
+        <w:tc>
+          <w:tcPr>
+            <w:tcW w:type="dxa" w:w="2409"/>
+            <w:shd w:val="clear" w:color="auto" w:fill="F2F7F6"/>
+          </w:tcPr>
+          <w:p>
+            <w:r/>
+            <w:r>
+              <w:rPr>
+                <w:b w:val="0"/>
+                <w:sz w:val="18"/>
+              </w:rPr>
+              <w:t>旺季多卖，不被佣金吃掉利润</w:t>
+            </w:r>
+          </w:p>
+        </w:tc>
+        <w:tc>
+          <w:tcPr>
+            <w:tcW w:type="dxa" w:w="2409"/>
+            <w:shd w:val="clear" w:color="auto" w:fill="F2F7F6"/>
+          </w:tcPr>
+          <w:p>
+            <w:r/>
+            <w:r>
+              <w:rPr>
+                <w:b w:val="0"/>
+                <w:sz w:val="18"/>
+              </w:rPr>
+              <w:t>没时间拍内容；做了推广也说不清带来几个客人</w:t>
+            </w:r>
+          </w:p>
+        </w:tc>
+      </w:tr>
+      <w:tr>
+        <w:tc>
+          <w:tcPr>
+            <w:tcW w:type="dxa" w:w="2409"/>
+          </w:tcPr>
+          <w:p>
+            <w:r/>
+            <w:r>
+              <w:rPr>
+                <w:b w:val="0"/>
+                <w:sz w:val="18"/>
+              </w:rPr>
+              <w:t>U5</w:t>
+            </w:r>
+          </w:p>
+        </w:tc>
+        <w:tc>
+          <w:tcPr>
+            <w:tcW w:type="dxa" w:w="2409"/>
+          </w:tcPr>
+          <w:p>
+            <w:r/>
+            <w:r>
+              <w:rPr>
+                <w:b w:val="0"/>
+                <w:sz w:val="18"/>
+              </w:rPr>
+              <w:t>街区 / 度假村运营「李经理」</w:t>
+            </w:r>
+          </w:p>
+        </w:tc>
+        <w:tc>
+          <w:tcPr>
+            <w:tcW w:type="dxa" w:w="2409"/>
+          </w:tcPr>
+          <w:p>
+            <w:r/>
+            <w:r>
+              <w:rPr>
+                <w:b w:val="0"/>
+                <w:sz w:val="18"/>
+              </w:rPr>
+              <w:t>分流、延长停留、带动二次消费</w:t>
+            </w:r>
+          </w:p>
+        </w:tc>
+        <w:tc>
+          <w:tcPr>
+            <w:tcW w:type="dxa" w:w="2409"/>
+          </w:tcPr>
+          <w:p>
+            <w:r/>
+            <w:r>
+              <w:rPr>
+                <w:b w:val="0"/>
+                <w:sz w:val="18"/>
+              </w:rPr>
+              <w:t>导览一次外包多年不更新；拿不到游客行为数据</w:t>
+            </w:r>
+          </w:p>
+        </w:tc>
+      </w:tr>
+    </w:tbl>
+    <w:p/>
     <w:p>
       <w:pPr>
         <w:pStyle w:val="Heading3"/>
@@ -2656,7 +2170,7 @@
         <w:rPr>
           <w:b w:val="0"/>
         </w:rPr>
-        <w:t>4.2 用户旅程地图（以 P1 在老门东为例）</w:t>
+        <w:t>4.2 用户旅程地图（U1 在老门东）</w:t>
       </w:r>
     </w:p>
     <w:tbl>
@@ -2789,7 +2303,7 @@
                 <w:b w:val="0"/>
                 <w:sz w:val="18"/>
               </w:rPr>
-              <w:t>用户行为</w:t>
+              <w:t>行为 / 工具</w:t>
             </w:r>
           </w:p>
         </w:tc>
@@ -2804,7 +2318,7 @@
                 <w:b w:val="0"/>
                 <w:sz w:val="18"/>
               </w:rPr>
-              <w:t>刷笔记、看视频、收藏</w:t>
+              <w:t>刷小红书、抖音</w:t>
             </w:r>
           </w:p>
         </w:tc>
@@ -2819,7 +2333,7 @@
                 <w:b w:val="0"/>
                 <w:sz w:val="18"/>
               </w:rPr>
-              <w:t>问 AI / 拼攻略、排时间</w:t>
+              <w:t>问 AI、拼攻略</w:t>
             </w:r>
           </w:p>
         </w:tc>
@@ -2834,7 +2348,7 @@
                 <w:b w:val="0"/>
                 <w:sz w:val="18"/>
               </w:rPr>
-              <w:t>打开地图逐个搜索</w:t>
+              <w:t>高德 / 百度逐个搜</w:t>
             </w:r>
           </w:p>
         </w:tc>
@@ -2849,7 +2363,7 @@
                 <w:b w:val="0"/>
                 <w:sz w:val="18"/>
               </w:rPr>
-              <w:t>看评分、排队、比价</w:t>
+              <w:t>看点评、排队</w:t>
             </w:r>
           </w:p>
         </w:tc>
@@ -2882,7 +2396,7 @@
                 <w:b w:val="0"/>
                 <w:sz w:val="18"/>
               </w:rPr>
-              <w:t>使用工具</w:t>
+              <w:t>情绪</w:t>
             </w:r>
           </w:p>
         </w:tc>
@@ -2898,7 +2412,7 @@
                 <w:b w:val="0"/>
                 <w:sz w:val="18"/>
               </w:rPr>
-              <w:t>小红书、抖音</w:t>
+              <w:t>期待</w:t>
             </w:r>
           </w:p>
         </w:tc>
@@ -2914,7 +2428,7 @@
                 <w:b w:val="0"/>
                 <w:sz w:val="18"/>
               </w:rPr>
-              <w:t>AI 助手、OTA</w:t>
+              <w:t>信息过载</w:t>
             </w:r>
           </w:p>
         </w:tc>
@@ -2927,10 +2441,10 @@
             <w:r/>
             <w:r>
               <w:rPr>
-                <w:b w:val="0"/>
-                <w:sz w:val="18"/>
-              </w:rPr>
-              <w:t>高德 / 百度地图</w:t>
+                <w:b/>
+                <w:sz w:val="18"/>
+              </w:rPr>
+              <w:t>迷路、人挤人（最低谷）</w:t>
             </w:r>
           </w:p>
         </w:tc>
@@ -2946,7 +2460,7 @@
                 <w:b w:val="0"/>
                 <w:sz w:val="18"/>
               </w:rPr>
-              <w:t>点评、团购</w:t>
+              <w:t>怕踩坑</w:t>
             </w:r>
           </w:p>
         </w:tc>
@@ -2962,7 +2476,7 @@
                 <w:b w:val="0"/>
                 <w:sz w:val="18"/>
               </w:rPr>
-              <w:t>相机、社交平台</w:t>
+              <w:t>满足，但素材利用率低</w:t>
             </w:r>
           </w:p>
         </w:tc>
@@ -2979,7 +2493,7 @@
                 <w:b w:val="0"/>
                 <w:sz w:val="18"/>
               </w:rPr>
-              <w:t>情绪</w:t>
+              <w:t>痛点</w:t>
             </w:r>
           </w:p>
         </w:tc>
@@ -2994,7 +2508,7 @@
                 <w:b w:val="0"/>
                 <w:sz w:val="18"/>
               </w:rPr>
-              <w:t>期待、兴奋</w:t>
+              <w:t>笔记时效差</w:t>
             </w:r>
           </w:p>
         </w:tc>
@@ -3009,7 +2523,7 @@
                 <w:b w:val="0"/>
                 <w:sz w:val="18"/>
               </w:rPr>
-              <w:t>信息过载、焦虑</w:t>
+              <w:t>AI 行程错漏</w:t>
             </w:r>
           </w:p>
         </w:tc>
@@ -3024,7 +2538,7 @@
                 <w:b w:val="0"/>
                 <w:sz w:val="18"/>
               </w:rPr>
-              <w:t>迷路、人挤人（最低谷）</w:t>
+              <w:t>二维地图难定位巷内店门</w:t>
             </w:r>
           </w:p>
         </w:tc>
@@ -3039,7 +2553,7 @@
                 <w:b w:val="0"/>
                 <w:sz w:val="18"/>
               </w:rPr>
-              <w:t>怕踩坑、犹豫</w:t>
+              <w:t>榜单水分</w:t>
             </w:r>
           </w:p>
         </w:tc>
@@ -3054,7 +2568,7 @@
                 <w:b w:val="0"/>
                 <w:sz w:val="18"/>
               </w:rPr>
-              <w:t>满足，但素材利用率低</w:t>
+              <w:t>全景素材难复用</w:t>
             </w:r>
           </w:p>
         </w:tc>
@@ -3072,7 +2586,7 @@
                 <w:b w:val="0"/>
                 <w:sz w:val="18"/>
               </w:rPr>
-              <w:t>主要痛点</w:t>
+              <w:t>机会点</w:t>
             </w:r>
           </w:p>
         </w:tc>
@@ -3088,7 +2602,7 @@
                 <w:b w:val="0"/>
                 <w:sz w:val="18"/>
               </w:rPr>
-              <w:t>笔记时效差、真假难辨</w:t>
+              <w:t>实景预览</w:t>
             </w:r>
           </w:p>
         </w:tc>
@@ -3101,10 +2615,10 @@
             <w:r/>
             <w:r>
               <w:rPr>
-                <w:b w:val="0"/>
-                <w:sz w:val="18"/>
-              </w:rPr>
-              <w:t>AI 行程错漏、需要逐条核对</w:t>
+                <w:b/>
+                <w:sz w:val="18"/>
+              </w:rPr>
+              <w:t>核实数据 AI 行程</w:t>
             </w:r>
           </w:p>
         </w:tc>
@@ -3117,10 +2631,10 @@
             <w:r/>
             <w:r>
               <w:rPr>
-                <w:b w:val="0"/>
-                <w:sz w:val="18"/>
-              </w:rPr>
-              <w:t>二维地图在窄巷中难以定位店门</w:t>
+                <w:b/>
+                <w:sz w:val="18"/>
+              </w:rPr>
+              <w:t>三维空间 + 路径 + 门面视角</w:t>
             </w:r>
           </w:p>
         </w:tc>
@@ -3136,7 +2650,7 @@
                 <w:b w:val="0"/>
                 <w:sz w:val="18"/>
               </w:rPr>
-              <w:t>榜单水分、价格不透明</w:t>
+              <w:t>实拍套餐 + 核销券</w:t>
             </w:r>
           </w:p>
         </w:tc>
@@ -3152,99 +2666,7 @@
                 <w:b w:val="0"/>
                 <w:sz w:val="18"/>
               </w:rPr>
-              <w:t>全景素材难剪、难复用</w:t>
-            </w:r>
-          </w:p>
-        </w:tc>
-      </w:tr>
-      <w:tr>
-        <w:tc>
-          <w:tcPr>
-            <w:tcW w:type="dxa" w:w="1606"/>
-          </w:tcPr>
-          <w:p>
-            <w:r/>
-            <w:r>
-              <w:rPr>
-                <w:b w:val="0"/>
-                <w:sz w:val="18"/>
-              </w:rPr>
-              <w:t>机会点</w:t>
-            </w:r>
-          </w:p>
-        </w:tc>
-        <w:tc>
-          <w:tcPr>
-            <w:tcW w:type="dxa" w:w="1606"/>
-          </w:tcPr>
-          <w:p>
-            <w:r/>
-            <w:r>
-              <w:rPr>
-                <w:b w:val="0"/>
-                <w:sz w:val="18"/>
-              </w:rPr>
-              <w:t>实景影像预览</w:t>
-            </w:r>
-          </w:p>
-        </w:tc>
-        <w:tc>
-          <w:tcPr>
-            <w:tcW w:type="dxa" w:w="1606"/>
-          </w:tcPr>
-          <w:p>
-            <w:r/>
-            <w:r>
-              <w:rPr>
-                <w:b/>
-                <w:sz w:val="18"/>
-              </w:rPr>
-              <w:t>只基于核实数据的 AI 行程</w:t>
-            </w:r>
-          </w:p>
-        </w:tc>
-        <w:tc>
-          <w:tcPr>
-            <w:tcW w:type="dxa" w:w="1606"/>
-          </w:tcPr>
-          <w:p>
-            <w:r/>
-            <w:r>
-              <w:rPr>
-                <w:b/>
-                <w:sz w:val="18"/>
-              </w:rPr>
-              <w:t>三维空间 + 路径高亮 + 到店视角</w:t>
-            </w:r>
-          </w:p>
-        </w:tc>
-        <w:tc>
-          <w:tcPr>
-            <w:tcW w:type="dxa" w:w="1606"/>
-          </w:tcPr>
-          <w:p>
-            <w:r/>
-            <w:r>
-              <w:rPr>
-                <w:b w:val="0"/>
-                <w:sz w:val="18"/>
-              </w:rPr>
-              <w:t>实拍套餐 + 核销券</w:t>
-            </w:r>
-          </w:p>
-        </w:tc>
-        <w:tc>
-          <w:tcPr>
-            <w:tcW w:type="dxa" w:w="1606"/>
-          </w:tcPr>
-          <w:p>
-            <w:r/>
-            <w:r>
-              <w:rPr>
-                <w:b w:val="0"/>
-                <w:sz w:val="18"/>
-              </w:rPr>
-              <w:t>全景再取景，自动导出横版/竖版</w:t>
+              <w:t>素材复用为空间内容</w:t>
             </w:r>
           </w:p>
         </w:tc>
@@ -3259,15 +2681,7 @@
         <w:rPr>
           <w:b w:val="0"/>
         </w:rPr>
-        <w:t>4.3 痛点深度分析</w:t>
-      </w:r>
-    </w:p>
-    <w:p>
-      <w:r>
-        <w:rPr>
-          <w:b w:val="0"/>
-        </w:rPr>
-        <w:t>每项痛点按“生活中的样子 → 为什么现有方案解决不了 → 证据”展开。</w:t>
+        <w:t>4.3 痛点分析</w:t>
       </w:r>
     </w:p>
     <w:p>
@@ -3278,7 +2692,7 @@
         <w:rPr>
           <w:b w:val="0"/>
         </w:rPr>
-        <w:t>P1｜攻略做了一下午，到了门口才发现不对（信息时效）</w:t>
+        <w:t>P1｜攻略做了一下午，到门口才发现不对（信息时效）</w:t>
       </w:r>
     </w:p>
     <w:p>
@@ -3290,7 +2704,7 @@
           <w:b w:val="0"/>
           <w:color w:val="33443A"/>
         </w:rPr>
-        <w:t>典型情境：周六中午，小林按收藏夹走到店门口，卷帘门拉着；换第二家，要排 40 分钟；第三家在另一条横巷里，导航显示“已到达”，人却在主街上来回找。</w:t>
+        <w:t>周六中午，小林按收藏夹走到第一家，卷帘门拉着；第二家要排 40 分钟；第三家在横巷里，导航显示“已到达”，人却在主街来回找。</w:t>
       </w:r>
     </w:p>
     <w:p>
@@ -3307,24 +2721,7 @@
         <w:rPr>
           <w:b w:val="0"/>
         </w:rPr>
-        <w:t>：攻略内容是静态的，由他人在过去某一时刻写成；商户营业信息、位置、菜单都会变。</w:t>
-      </w:r>
-    </w:p>
-    <w:p>
-      <w:pPr>
-        <w:pStyle w:val="ListBullet"/>
-      </w:pPr>
-      <w:r>
-        <w:rPr>
-          <w:b/>
-        </w:rPr>
-        <w:t>现有方案为何不够</w:t>
-      </w:r>
-      <w:r>
-        <w:rPr>
-          <w:b w:val="0"/>
-        </w:rPr>
-        <w:t>：笔记平台没有核实机制；地图有 POI 但缺“门长什么样、在巷子哪一侧”的视觉信息。</w:t>
+        <w:t>：攻略是某个时刻的静态记录，营业状态、位置和菜单一直在变。笔记平台没有核实机制，地图有坐标、没有“门长什么样”。</w:t>
       </w:r>
     </w:p>
     <w:p>
@@ -3341,7 +2738,7 @@
         <w:rPr>
           <w:b w:val="0"/>
         </w:rPr>
-        <w:t>：【B】AI 与攻略在“景区开放时段、交通票务、行程时间衔接这类时效性、地域性极强的信息上很容易出现偏差”，有游客反映推荐的餐厅“有几家已经关门”[11]。</w:t>
+        <w:t>：【B】AI 与攻略在“开放时段、交通票务、行程衔接这类时效性、地域性极强的信息上很容易出现偏差”，游客反映推荐餐厅“有几家已经关门”[4]。</w:t>
       </w:r>
     </w:p>
     <w:p>
@@ -3352,7 +2749,7 @@
         <w:rPr>
           <w:b w:val="0"/>
         </w:rPr>
-        <w:t>P2｜在窄街巷里，“到了”却找不到门（空间认知）</w:t>
+        <w:t>P2｜“到了”却找不到门，多走一步都是负担（空间认知）</w:t>
       </w:r>
     </w:p>
     <w:p>
@@ -3364,7 +2761,7 @@
           <w:b w:val="0"/>
           <w:color w:val="33443A"/>
         </w:rPr>
-        <w:t>典型情境：老门东箍桶巷为中轴，两侧有多条横向街巷[26]，灰砖白墙风貌相近。节假日还需预约准入[23]，人潮中低头看二维地图，很难判断店在左手第几条巷。</w:t>
+        <w:t>老门东以箍桶巷为中轴，两侧多条横巷，灰砖白墙相似[20]，节假日还要预约限流[11]；栖霞山红枫季只能步行上山[12]。带娃、带老人时，每段冤枉路都在消耗体力和耐心。</w:t>
       </w:r>
     </w:p>
     <w:p>
@@ -3381,19 +2778,7 @@
         <w:rPr>
           <w:b w:val="0"/>
         </w:rPr>
-        <w:t>：二维地图只给坐标，不给“视角”。历史街区、景区、度假村园区都是</w:t>
-      </w:r>
-      <w:r>
-        <w:rPr>
-          <w:b/>
-        </w:rPr>
-        <w:t>建筑密集、立面相似、GPS 容易漂移</w:t>
-      </w:r>
-      <w:r>
-        <w:rPr>
-          <w:b w:val="0"/>
-        </w:rPr>
-        <w:t>的空间。</w:t>
+        <w:t>：二维地图只给坐标、不给视角；历史街区、景区和园区建筑密集、立面相似，GPS 容易漂移。街景车进不去，VR 全景只能看、不能规划。</w:t>
       </w:r>
     </w:p>
     <w:p>
@@ -3404,13 +2789,13 @@
         <w:rPr>
           <w:b/>
         </w:rPr>
-        <w:t>现有方案为何不够</w:t>
+        <w:t>需求</w:t>
       </w:r>
       <w:r>
         <w:rPr>
           <w:b w:val="0"/>
         </w:rPr>
-        <w:t>：街景车进不了步行街巷和园区内部；VR 全景只能看，不能按需求规划路径。</w:t>
+        <w:t>：路线要能在空间中看见，并同时满足人数、时长、预算、体力（少爬山）、饮食偏好等约束。</w:t>
       </w:r>
     </w:p>
     <w:p>
@@ -3421,13 +2806,13 @@
         <w:rPr>
           <w:b/>
         </w:rPr>
-        <w:t>证据</w:t>
+        <w:t>行业验证</w:t>
       </w:r>
       <w:r>
         <w:rPr>
           <w:b w:val="0"/>
         </w:rPr>
-        <w:t>：【A】Google 已把 Immersive View 扩展到 150 座城市，并用 NeRF 让用户“进入”部分餐厅内部[18]，说明“先看空间再出发”是明确的产品方向；但国内的历史街区、景区内部仍然是空白。</w:t>
+        <w:t>：Google 用 Immersive View 让用户出发前先“看”餐厅内部[16]，但国内街区与景区内部仍是空白。</w:t>
       </w:r>
     </w:p>
     <w:p>
@@ -3438,7 +2823,7 @@
         <w:rPr>
           <w:b w:val="0"/>
         </w:rPr>
-        <w:t>P3｜AI 说得头头是道，但不敢照着走（AI 可信度）</w:t>
+        <w:t>P3｜AI 和榜单，都不敢全信（可信度）</w:t>
       </w:r>
     </w:p>
     <w:p>
@@ -3450,7 +2835,7 @@
           <w:b w:val="0"/>
           <w:color w:val="33443A"/>
         </w:rPr>
-        <w:t>典型情境：让 AI 规划“南京一日逛吃”，它列出一家早已闭店的老字号、一段标注 10 分钟实际要 40 分钟的步行，还推荐了一个根本不存在的“观景台”。</w:t>
+        <w:t>让 AI 规划“南京一日逛吃”，它列出一家早已闭店的老字号，把 40 分钟的步行写成 10 分钟；换去看榜单，又分不清哪些是刷出来的。</w:t>
       </w:r>
     </w:p>
     <w:p>
@@ -3467,7 +2852,7 @@
         <w:rPr>
           <w:b w:val="0"/>
         </w:rPr>
-        <w:t>：通用大模型基于训练语料“生成”答案，缺乏对当地实时、已核实数据的约束，也缺乏拒答机制。</w:t>
+        <w:t>：通用大模型基于语料“生成”答案，没有被当地核实数据约束，也不会拒答；评分榜单则容易被刷单与营销干扰。</w:t>
       </w:r>
     </w:p>
     <w:p>
@@ -3495,7 +2880,7 @@
         <w:rPr>
           <w:b w:val="0"/>
         </w:rPr>
-        <w:t>【B】国内媒体调查：游客使用 AI 规划行程时遇到老店关门、路线错误，例如 AI 称“不走高速回成都全程只有 200 多公里，实际要 400 公里”[11]。</w:t>
+        <w:t>【B】AI 称“不走高速回成都全程只有 200 多公里，实际要 400 公里”；飞猪、马蜂窝、携程正用平台真实数据交叉校验模型输出[4]。</w:t>
       </w:r>
     </w:p>
     <w:p>
@@ -3506,7 +2891,7 @@
         <w:rPr>
           <w:b w:val="0"/>
         </w:rPr>
-        <w:t>【B】海外调查：约 1/6 的受访者遇到过 AI 虚构的旅行目的地[12]。</w:t>
+        <w:t>【B】约 1/6 的受访者遇到过 AI 虚构的旅行目的地[5]。</w:t>
       </w:r>
     </w:p>
     <w:p>
@@ -3517,19 +2902,7 @@
         <w:rPr>
           <w:b w:val="0"/>
         </w:rPr>
-        <w:t xml:space="preserve">【B】飞猪、马蜂窝、携程等平台正在用平台积累的真实用户数据交叉校验大模型输出[11]，可见行业共识是 </w:t>
-      </w:r>
-      <w:r>
-        <w:rPr>
-          <w:b/>
-        </w:rPr>
-        <w:t>AI 必须被真实数据“拴住”</w:t>
-      </w:r>
-      <w:r>
-        <w:rPr>
-          <w:b w:val="0"/>
-        </w:rPr>
-        <w:t>。</w:t>
+        <w:t>【A/B】高德「扫街榜」用真实导航与到店行为过滤评价，上线即覆盖 160 万家商户，一年服务 8.8 亿用户[6]，说明“行为比评分可信”是强需求。</w:t>
       </w:r>
     </w:p>
     <w:p>
@@ -3540,24 +2913,19 @@
         <w:rPr>
           <w:b w:val="0"/>
         </w:rPr>
-        <w:t>P4｜评分榜单“有水分”，不知道信谁（信任）</w:t>
+        <w:t>P4｜商户：付不起佣金，也拍不出内容（供给侧）</w:t>
       </w:r>
     </w:p>
     <w:p>
       <w:pPr>
-        <w:pStyle w:val="ListBullet"/>
+        <w:ind w:left="340"/>
       </w:pPr>
       <w:r>
         <w:rPr>
-          <w:b/>
+          <w:b w:val="0"/>
+          <w:color w:val="33443A"/>
         </w:rPr>
-        <w:t>根因</w:t>
-      </w:r>
-      <w:r>
-        <w:rPr>
-          <w:b w:val="0"/>
-        </w:rPr>
-        <w:t>：评分与评价容易被刷单、营销干扰，用户难以分辨。</w:t>
+        <w:t>王老板的店旺季人手都不够，没空学剪辑；请人拍一条视频要几百到上千元，换菜单又得重拍；推广做了，也说不清带来几个客人。</w:t>
       </w:r>
     </w:p>
     <w:p>
@@ -3574,52 +2942,7 @@
         <w:rPr>
           <w:b w:val="0"/>
         </w:rPr>
-        <w:t>：【A/B】高德「扫街榜」以真实导航、到店、复访行为和芝麻信用过滤评价，上线时即覆盖全国 300 余城、160 万家线下商户，运营一年服务 8.8 亿用户[7]。这类产品能获得如此规模的使用，说明“行为比评分更可信”是强需求。</w:t>
-      </w:r>
-    </w:p>
-    <w:p>
-      <w:pPr>
-        <w:pStyle w:val="ListBullet"/>
-      </w:pPr>
-      <w:r>
-        <w:rPr>
-          <w:b/>
-        </w:rPr>
-        <w:t>我们的切入点</w:t>
-      </w:r>
-      <w:r>
-        <w:rPr>
-          <w:b w:val="0"/>
-        </w:rPr>
-        <w:t>：用「实拍影像（看得见）+ 券核销（真到店）」双重证据建立信任。它不依赖评分，适合评价样本少的小店。</w:t>
-      </w:r>
-    </w:p>
-    <w:p>
-      <w:pPr>
-        <w:pStyle w:val="Heading4"/>
-      </w:pPr>
-      <w:r>
-        <w:rPr>
-          <w:b w:val="0"/>
-        </w:rPr>
-        <w:t>P5｜带娃、带老人，多走一步都是负担（体力与时间约束）</w:t>
-      </w:r>
-    </w:p>
-    <w:p>
-      <w:pPr>
-        <w:pStyle w:val="ListBullet"/>
-      </w:pPr>
-      <w:r>
-        <w:rPr>
-          <w:b/>
-        </w:rPr>
-        <w:t>生活中的样子</w:t>
-      </w:r>
-      <w:r>
-        <w:rPr>
-          <w:b w:val="0"/>
-        </w:rPr>
-        <w:t>：栖霞山红枫季机动车禁止上山[22]，游客全靠步行；度假村园区大，餐厅、休憩点、水岸分散。</w:t>
+        <w:t>：【B】外卖综合抽佣可达 20%–30%[7]；【C】超六成商户认为外卖已不是主要盈利渠道[17]。</w:t>
       </w:r>
     </w:p>
     <w:p>
@@ -3636,19 +2959,18 @@
         <w:rPr>
           <w:b w:val="0"/>
         </w:rPr>
-        <w:t>：路线必须</w:t>
+        <w:t>：零内容门槛 + 可归因到店（核销）+ 自己能更新。</w:t>
       </w:r>
-      <w:r>
-        <w:rPr>
-          <w:b/>
-        </w:rPr>
-        <w:t>按人数、时长、预算、体力（少爬山）、饮食偏好</w:t>
-      </w:r>
+    </w:p>
+    <w:p>
+      <w:pPr>
+        <w:pStyle w:val="Heading4"/>
+      </w:pPr>
       <w:r>
         <w:rPr>
           <w:b w:val="0"/>
         </w:rPr>
-        <w:t>组合约束，而不是只推荐“最热门”。</w:t>
+        <w:t>P5｜场地方：空间内容贵、旧、看不到效果（供给侧）</w:t>
       </w:r>
     </w:p>
     <w:p>
@@ -3665,52 +2987,7 @@
         <w:rPr>
           <w:b w:val="0"/>
         </w:rPr>
-        <w:t>：【C】AI 旅行助手测评中，用户最常提出的诉求是“能根据我的具体条件调整”，而不是泛泛而谈的攻略[10]。</w:t>
-      </w:r>
-    </w:p>
-    <w:p>
-      <w:pPr>
-        <w:pStyle w:val="Heading4"/>
-      </w:pPr>
-      <w:r>
-        <w:rPr>
-          <w:b w:val="0"/>
-        </w:rPr>
-        <w:t>P6｜商户：想要流量，但付不起佣金，也拍不出内容（供给侧）</w:t>
-      </w:r>
-    </w:p>
-    <w:p>
-      <w:pPr>
-        <w:pStyle w:val="ListBullet"/>
-      </w:pPr>
-      <w:r>
-        <w:rPr>
-          <w:b/>
-        </w:rPr>
-        <w:t>生活中的样子</w:t>
-      </w:r>
-      <w:r>
-        <w:rPr>
-          <w:b w:val="0"/>
-        </w:rPr>
-        <w:t>：王老板的糕点铺一天卖几百份梅花糕，旺季人手都不够，没空学剪辑。请人拍一条短视频要花几百到上千元，换季换菜单又要重拍；平台推广做了，也说不清带来了几个客人。</w:t>
-      </w:r>
-    </w:p>
-    <w:p>
-      <w:pPr>
-        <w:pStyle w:val="ListBullet"/>
-      </w:pPr>
-      <w:r>
-        <w:rPr>
-          <w:b/>
-        </w:rPr>
-        <w:t>证据</w:t>
-      </w:r>
-      <w:r>
-        <w:rPr>
-          <w:b w:val="0"/>
-        </w:rPr>
-        <w:t>：【B】外卖平台综合抽佣可达 20%–30%[13]；【C】超六成商户认为外卖已不是主要盈利渠道[14]；【A】监管部门引导平台为中小商户降费[13]。</w:t>
+        <w:t>：【B】专业 3D 扫描约 0.10 美元/平方英尺，住宅套餐 400–1000 美元，另收托管费[8]；国内 VR 全景按场景计费，功能单独加价[9]。</w:t>
       </w:r>
     </w:p>
     <w:p>
@@ -3727,19 +3004,7 @@
         <w:rPr>
           <w:b w:val="0"/>
         </w:rPr>
-        <w:t>：</w:t>
-      </w:r>
-      <w:r>
-        <w:rPr>
-          <w:b/>
-        </w:rPr>
-        <w:t>低成本内容 + 可归因到店（核销）+ 自己能更新</w:t>
-      </w:r>
-      <w:r>
-        <w:rPr>
-          <w:b w:val="0"/>
-        </w:rPr>
-        <w:t>。</w:t>
+        <w:t>：自己就能拍，拍完快速上线，局部可更新，能看到游客行为数据。</w:t>
       </w:r>
     </w:p>
     <w:p>
@@ -3750,7 +3015,19 @@
         <w:rPr>
           <w:b w:val="0"/>
         </w:rPr>
-        <w:t>P7｜场地方：空间内容贵、旧、看不到效果（供给侧）</w:t>
+        <w:t>P6｜创作者：全景拍了很多，用上的很少（影像侧，赛题核心）</w:t>
+      </w:r>
+    </w:p>
+    <w:p>
+      <w:pPr>
+        <w:ind w:left="340"/>
+      </w:pPr>
+      <w:r>
+        <w:rPr>
+          <w:b w:val="0"/>
+          <w:color w:val="33443A"/>
+        </w:rPr>
+        <w:t>阿舟一次外拍录下几十 GB 8K 全景，回家逐段重构图，最后只用了几分钟；这些素材本可以成为景区或商户的空间内容，却一直闲置在硬盘里。</w:t>
       </w:r>
     </w:p>
     <w:p>
@@ -3761,87 +3038,13 @@
         <w:rPr>
           <w:b/>
         </w:rPr>
-        <w:t>证据</w:t>
+        <w:t>依据</w:t>
       </w:r>
       <w:r>
         <w:rPr>
           <w:b w:val="0"/>
         </w:rPr>
-        <w:t>：【B】专业 3D 扫描约 0.10 美元/平方英尺，住宅套餐 400–1000 美元，并需额外托管费[15]；国内 VR 全景按场景计费，各项功能单独加价[16]。</w:t>
-      </w:r>
-    </w:p>
-    <w:p>
-      <w:pPr>
-        <w:pStyle w:val="ListBullet"/>
-      </w:pPr>
-      <w:r>
-        <w:rPr>
-          <w:b/>
-        </w:rPr>
-        <w:t>需求</w:t>
-      </w:r>
-      <w:r>
-        <w:rPr>
-          <w:b w:val="0"/>
-        </w:rPr>
-        <w:t>：</w:t>
-      </w:r>
-      <w:r>
-        <w:rPr>
-          <w:b/>
-        </w:rPr>
-        <w:t>自己就能拍、拍完快速上线、局部可更新、能看到游客行为数据</w:t>
-      </w:r>
-      <w:r>
-        <w:rPr>
-          <w:b w:val="0"/>
-        </w:rPr>
-        <w:t>。</w:t>
-      </w:r>
-    </w:p>
-    <w:p>
-      <w:pPr>
-        <w:pStyle w:val="Heading4"/>
-      </w:pPr>
-      <w:r>
-        <w:rPr>
-          <w:b w:val="0"/>
-        </w:rPr>
-        <w:t>P8｜创作者：全景拍了很多，但用上的很少（影像侧，赛题核心）</w:t>
-      </w:r>
-    </w:p>
-    <w:p>
-      <w:pPr>
-        <w:pStyle w:val="ListBullet"/>
-      </w:pPr>
-      <w:r>
-        <w:rPr>
-          <w:b/>
-        </w:rPr>
-        <w:t>生活中的样子</w:t>
-      </w:r>
-      <w:r>
-        <w:rPr>
-          <w:b w:val="0"/>
-        </w:rPr>
-        <w:t>：阿舟一次外拍录下几十 GB 8K 全景素材，回家要逐段重构图、导出横竖版，最终只用了几分钟；这些素材本来可以成为景区导览或商户的空间内容，却沉睡在硬盘里。</w:t>
-      </w:r>
-    </w:p>
-    <w:p>
-      <w:pPr>
-        <w:pStyle w:val="ListBullet"/>
-      </w:pPr>
-      <w:r>
-        <w:rPr>
-          <w:b/>
-        </w:rPr>
-        <w:t>推断依据</w:t>
-      </w:r>
-      <w:r>
-        <w:rPr>
-          <w:b w:val="0"/>
-        </w:rPr>
-        <w:t>：X4 Air 主打“先拍摄，后取景”[21]，说明重构图是全景用户的核心工作流；8K 素材体积大，本项目云端上传默认单文件上限 512 MB，README 建议原始 8K 长视频先本地拼接、裁剪再上传。</w:t>
+        <w:t>：X4 Air 主打“先拍摄，后取景”[10]，重构图是全景用户的核心工作流；8K 原始长视频体积大，本项目云端默认单文件上限 512 MB，需先拼接、裁剪。</w:t>
       </w:r>
     </w:p>
     <w:p>
@@ -3858,7 +3061,7 @@
         <w:rPr>
           <w:b w:val="0"/>
         </w:rPr>
-        <w:t>：素材复用率、重构图耗时、是否愿意把素材授权为空间服务内容，以及期望的分成方式（附录 B）。</w:t>
+        <w:t>：素材复用率、重构图耗时，以及授权为空间内容的意愿与分成期望（附录 B）。</w:t>
       </w:r>
     </w:p>
     <w:p>
@@ -3877,19 +3080,19 @@
         <w:rPr>
           <w:b w:val="0"/>
         </w:rPr>
-        <w:t>采用 Ulwick「机会分数」方法：</w:t>
+        <w:t>采用 Ulwick 机会分数：</w:t>
       </w:r>
       <w:r>
         <w:rPr>
           <w:b/>
         </w:rPr>
-        <w:t>Opportunity = 重要性 I + max(I − 满意度 S, 0)</w:t>
+        <w:t>Opportunity = I + max(I − S, 0)</w:t>
       </w:r>
       <w:r>
         <w:rPr>
           <w:b w:val="0"/>
         </w:rPr>
-        <w:t>，满分 20，≥ 12 视为高机会。I 与 S 是团队依据 §3–§4 证据给出的初评（1–10），将用附录 D 问卷数据替换。</w:t>
+        <w:t>，满分 20，≥ 12 为高机会。重要性 I 和满意度 S 是团队依据 §3–§4 证据给出的初评（1–10），将用一手数据校准。</w:t>
       </w:r>
     </w:p>
     <w:tbl>
@@ -3954,7 +3157,7 @@
                 <w:color w:val="FFFFFF"/>
                 <w:sz w:val="18"/>
               </w:rPr>
-              <w:t>重要性 I</w:t>
+              <w:t>I</w:t>
             </w:r>
           </w:p>
         </w:tc>
@@ -3971,7 +3174,7 @@
                 <w:color w:val="FFFFFF"/>
                 <w:sz w:val="18"/>
               </w:rPr>
-              <w:t>现有满意度 S</w:t>
+              <w:t>S</w:t>
             </w:r>
           </w:p>
         </w:tc>
@@ -4022,7 +3225,7 @@
                 <w:b w:val="0"/>
                 <w:sz w:val="18"/>
               </w:rPr>
-              <w:t>P3 AI 行程不可信</w:t>
+              <w:t>P3 AI 与榜单不可信</w:t>
             </w:r>
           </w:p>
         </w:tc>
@@ -4115,7 +3318,7 @@
                 <w:b w:val="0"/>
                 <w:sz w:val="18"/>
               </w:rPr>
-              <w:t>P2 窄巷/园区找不到门</w:t>
+              <w:t>P2 找不到门、多约束路线</w:t>
             </w:r>
           </w:p>
         </w:tc>
@@ -4212,7 +3415,7 @@
                 <w:b w:val="0"/>
                 <w:sz w:val="18"/>
               </w:rPr>
-              <w:t>P1 攻略信息过时</w:t>
+              <w:t>P4 商户内容与获客成本</w:t>
             </w:r>
           </w:p>
         </w:tc>
@@ -4227,7 +3430,7 @@
                 <w:b w:val="0"/>
                 <w:sz w:val="18"/>
               </w:rPr>
-              <w:t>游客</w:t>
+              <w:t>商户</w:t>
             </w:r>
           </w:p>
         </w:tc>
@@ -4257,7 +3460,7 @@
                 <w:b w:val="0"/>
                 <w:sz w:val="18"/>
               </w:rPr>
-              <w:t>4</w:t>
+              <w:t>3</w:t>
             </w:r>
           </w:p>
         </w:tc>
@@ -4272,7 +3475,7 @@
                 <w:b/>
                 <w:sz w:val="18"/>
               </w:rPr>
-              <w:t>12</w:t>
+              <w:t>13</w:t>
             </w:r>
           </w:p>
         </w:tc>
@@ -4305,7 +3508,7 @@
                 <w:b w:val="0"/>
                 <w:sz w:val="18"/>
               </w:rPr>
-              <w:t>P6 商户内容与获客成本</w:t>
+              <w:t>P1 攻略信息过时</w:t>
             </w:r>
           </w:p>
         </w:tc>
@@ -4321,7 +3524,7 @@
                 <w:b w:val="0"/>
                 <w:sz w:val="18"/>
               </w:rPr>
-              <w:t>商户</w:t>
+              <w:t>游客</w:t>
             </w:r>
           </w:p>
         </w:tc>
@@ -4353,7 +3556,7 @@
                 <w:b w:val="0"/>
                 <w:sz w:val="18"/>
               </w:rPr>
-              <w:t>3</w:t>
+              <w:t>4</w:t>
             </w:r>
           </w:p>
         </w:tc>
@@ -4369,7 +3572,7 @@
                 <w:b/>
                 <w:sz w:val="18"/>
               </w:rPr>
-              <w:t>13</w:t>
+              <w:t>12</w:t>
             </w:r>
           </w:p>
         </w:tc>
@@ -4402,7 +3605,7 @@
                 <w:b w:val="0"/>
                 <w:sz w:val="18"/>
               </w:rPr>
-              <w:t>P7 空间内容贵、旧</w:t>
+              <w:t>P5 空间内容贵、旧</w:t>
             </w:r>
           </w:p>
         </w:tc>
@@ -4495,7 +3698,7 @@
                 <w:b w:val="0"/>
                 <w:sz w:val="18"/>
               </w:rPr>
-              <w:t>P8 全景素材复用难</w:t>
+              <w:t>P6 全景素材复用难</w:t>
             </w:r>
           </w:p>
         </w:tc>
@@ -4576,196 +3779,6 @@
                 <w:sz w:val="18"/>
               </w:rPr>
               <w:t>P1</w:t>
-            </w:r>
-          </w:p>
-        </w:tc>
-      </w:tr>
-      <w:tr>
-        <w:tc>
-          <w:tcPr>
-            <w:tcW w:type="dxa" w:w="1606"/>
-          </w:tcPr>
-          <w:p>
-            <w:r/>
-            <w:r>
-              <w:rPr>
-                <w:b w:val="0"/>
-                <w:sz w:val="18"/>
-              </w:rPr>
-              <w:t>P5 多约束路线</w:t>
-            </w:r>
-          </w:p>
-        </w:tc>
-        <w:tc>
-          <w:tcPr>
-            <w:tcW w:type="dxa" w:w="1606"/>
-          </w:tcPr>
-          <w:p>
-            <w:r/>
-            <w:r>
-              <w:rPr>
-                <w:b w:val="0"/>
-                <w:sz w:val="18"/>
-              </w:rPr>
-              <w:t>游客</w:t>
-            </w:r>
-          </w:p>
-        </w:tc>
-        <w:tc>
-          <w:tcPr>
-            <w:tcW w:type="dxa" w:w="1606"/>
-          </w:tcPr>
-          <w:p>
-            <w:r/>
-            <w:r>
-              <w:rPr>
-                <w:b w:val="0"/>
-                <w:sz w:val="18"/>
-              </w:rPr>
-              <w:t>7</w:t>
-            </w:r>
-          </w:p>
-        </w:tc>
-        <w:tc>
-          <w:tcPr>
-            <w:tcW w:type="dxa" w:w="1606"/>
-          </w:tcPr>
-          <w:p>
-            <w:r/>
-            <w:r>
-              <w:rPr>
-                <w:b w:val="0"/>
-                <w:sz w:val="18"/>
-              </w:rPr>
-              <w:t>4</w:t>
-            </w:r>
-          </w:p>
-        </w:tc>
-        <w:tc>
-          <w:tcPr>
-            <w:tcW w:type="dxa" w:w="1606"/>
-          </w:tcPr>
-          <w:p>
-            <w:r/>
-            <w:r>
-              <w:rPr>
-                <w:b/>
-                <w:sz w:val="18"/>
-              </w:rPr>
-              <w:t>10</w:t>
-            </w:r>
-          </w:p>
-        </w:tc>
-        <w:tc>
-          <w:tcPr>
-            <w:tcW w:type="dxa" w:w="1606"/>
-          </w:tcPr>
-          <w:p>
-            <w:r/>
-            <w:r>
-              <w:rPr>
-                <w:b w:val="0"/>
-                <w:sz w:val="18"/>
-              </w:rPr>
-              <w:t>P1</w:t>
-            </w:r>
-          </w:p>
-        </w:tc>
-      </w:tr>
-      <w:tr>
-        <w:tc>
-          <w:tcPr>
-            <w:tcW w:type="dxa" w:w="1606"/>
-            <w:shd w:val="clear" w:color="auto" w:fill="F2F7F6"/>
-          </w:tcPr>
-          <w:p>
-            <w:r/>
-            <w:r>
-              <w:rPr>
-                <w:b w:val="0"/>
-                <w:sz w:val="18"/>
-              </w:rPr>
-              <w:t>P4 榜单信任</w:t>
-            </w:r>
-          </w:p>
-        </w:tc>
-        <w:tc>
-          <w:tcPr>
-            <w:tcW w:type="dxa" w:w="1606"/>
-            <w:shd w:val="clear" w:color="auto" w:fill="F2F7F6"/>
-          </w:tcPr>
-          <w:p>
-            <w:r/>
-            <w:r>
-              <w:rPr>
-                <w:b w:val="0"/>
-                <w:sz w:val="18"/>
-              </w:rPr>
-              <w:t>游客</w:t>
-            </w:r>
-          </w:p>
-        </w:tc>
-        <w:tc>
-          <w:tcPr>
-            <w:tcW w:type="dxa" w:w="1606"/>
-            <w:shd w:val="clear" w:color="auto" w:fill="F2F7F6"/>
-          </w:tcPr>
-          <w:p>
-            <w:r/>
-            <w:r>
-              <w:rPr>
-                <w:b w:val="0"/>
-                <w:sz w:val="18"/>
-              </w:rPr>
-              <w:t>7</w:t>
-            </w:r>
-          </w:p>
-        </w:tc>
-        <w:tc>
-          <w:tcPr>
-            <w:tcW w:type="dxa" w:w="1606"/>
-            <w:shd w:val="clear" w:color="auto" w:fill="F2F7F6"/>
-          </w:tcPr>
-          <w:p>
-            <w:r/>
-            <w:r>
-              <w:rPr>
-                <w:b w:val="0"/>
-                <w:sz w:val="18"/>
-              </w:rPr>
-              <w:t>5</w:t>
-            </w:r>
-          </w:p>
-        </w:tc>
-        <w:tc>
-          <w:tcPr>
-            <w:tcW w:type="dxa" w:w="1606"/>
-            <w:shd w:val="clear" w:color="auto" w:fill="F2F7F6"/>
-          </w:tcPr>
-          <w:p>
-            <w:r/>
-            <w:r>
-              <w:rPr>
-                <w:b w:val="0"/>
-                <w:sz w:val="18"/>
-              </w:rPr>
-              <w:t>9</w:t>
-            </w:r>
-          </w:p>
-        </w:tc>
-        <w:tc>
-          <w:tcPr>
-            <w:tcW w:type="dxa" w:w="1606"/>
-            <w:shd w:val="clear" w:color="auto" w:fill="F2F7F6"/>
-          </w:tcPr>
-          <w:p>
-            <w:r/>
-            <w:r>
-              <w:rPr>
-                <w:b w:val="0"/>
-                <w:sz w:val="18"/>
-              </w:rPr>
-              <w:t>P2（高德等已部分解决）</w:t>
             </w:r>
           </w:p>
         </w:tc>
@@ -4783,7 +3796,7 @@
         <w:rPr>
           <w:b w:val="0"/>
         </w:rPr>
-        <w:t>：MVP 聚焦 P3 + P2 + P1（游客“可信地到店”）和 P6（商户“可归因地获客”），并以 P7、P8 的影像采集链路作为供给引擎。</w:t>
+        <w:t>：MVP 聚焦游客“可信地到店”（P1–P3）和商户“可归因地获客”（P4），以影像采集链路（P5、P6）作为供给引擎。</w:t>
       </w:r>
     </w:p>
     <w:p>
@@ -4805,7 +3818,7 @@
         <w:rPr>
           <w:b w:val="0"/>
         </w:rPr>
-        <w:t>5.1 用户故事（User Stories）</w:t>
+        <w:t>5.1 用户故事</w:t>
       </w:r>
     </w:p>
     <w:tbl>
@@ -4903,7 +3916,7 @@
                 <w:color w:val="FFFFFF"/>
                 <w:sz w:val="18"/>
               </w:rPr>
-              <w:t>对应痛点</w:t>
+              <w:t>痛点</w:t>
             </w:r>
           </w:p>
         </w:tc>
@@ -4980,7 +3993,7 @@
                 <w:b w:val="0"/>
                 <w:sz w:val="18"/>
               </w:rPr>
-              <w:t>P1 P5</w:t>
+              <w:t>P1 P2</w:t>
             </w:r>
           </w:p>
         </w:tc>
@@ -5030,7 +4043,7 @@
                 <w:b w:val="0"/>
                 <w:sz w:val="18"/>
               </w:rPr>
-              <w:t>每个推荐都能在实景空间里看到位置和门面</w:t>
+              <w:t>在实景空间里看到每个推荐的位置、门面和走法</w:t>
             </w:r>
           </w:p>
         </w:tc>
@@ -5173,7 +4186,7 @@
                 <w:b w:val="0"/>
                 <w:sz w:val="18"/>
               </w:rPr>
-              <w:t>游客</w:t>
+              <w:t>游客 / 商户</w:t>
             </w:r>
           </w:p>
         </w:tc>
@@ -5189,7 +4202,7 @@
                 <w:b w:val="0"/>
                 <w:sz w:val="18"/>
               </w:rPr>
-              <w:t>行程中直接领券，到店出示即可核销</w:t>
+              <w:t>行程中领券，到店核销，商户能看到核销数据</w:t>
             </w:r>
           </w:p>
         </w:tc>
@@ -5205,7 +4218,7 @@
                 <w:b w:val="0"/>
                 <w:sz w:val="18"/>
               </w:rPr>
-              <w:t>省钱且流程顺</w:t>
+              <w:t>省钱，投入可归因</w:t>
             </w:r>
           </w:p>
         </w:tc>
@@ -5221,7 +4234,7 @@
                 <w:b w:val="0"/>
                 <w:sz w:val="18"/>
               </w:rPr>
-              <w:t>P4 P6</w:t>
+              <w:t>P3 P4</w:t>
             </w:r>
           </w:p>
         </w:tc>
@@ -5253,7 +4266,7 @@
                 <w:b w:val="0"/>
                 <w:sz w:val="18"/>
               </w:rPr>
-              <w:t>商户</w:t>
+              <w:t>场地方</w:t>
             </w:r>
           </w:p>
         </w:tc>
@@ -5268,7 +4281,7 @@
                 <w:b w:val="0"/>
                 <w:sz w:val="18"/>
               </w:rPr>
-              <w:t>不用自己剪视频，也能有实景门面和套餐展示</w:t>
+              <w:t>工作人员拿一台全景相机按指引走一圈，就能上线或更新区域</w:t>
             </w:r>
           </w:p>
         </w:tc>
@@ -5283,7 +4296,7 @@
                 <w:b w:val="0"/>
                 <w:sz w:val="18"/>
               </w:rPr>
-              <w:t>零内容门槛获客</w:t>
+              <w:t>低成本持续更新</w:t>
             </w:r>
           </w:p>
         </w:tc>
@@ -5298,7 +4311,7 @@
                 <w:b w:val="0"/>
                 <w:sz w:val="18"/>
               </w:rPr>
-              <w:t>P6</w:t>
+              <w:t>P5</w:t>
             </w:r>
           </w:p>
         </w:tc>
@@ -5332,7 +4345,7 @@
                 <w:b w:val="0"/>
                 <w:sz w:val="18"/>
               </w:rPr>
-              <w:t>商户</w:t>
+              <w:t>采集者 / 创作者</w:t>
             </w:r>
           </w:p>
         </w:tc>
@@ -5348,7 +4361,7 @@
                 <w:b w:val="0"/>
                 <w:sz w:val="18"/>
               </w:rPr>
-              <w:t>看到领券与核销数据</w:t>
+              <w:t>拍摄前后有清单和质量检查，素材可复用为空间内容</w:t>
             </w:r>
           </w:p>
         </w:tc>
@@ -5364,7 +4377,7 @@
                 <w:b w:val="0"/>
                 <w:sz w:val="18"/>
               </w:rPr>
-              <w:t>判断投入是否值得</w:t>
+              <w:t>避免返工，一拍多用</w:t>
             </w:r>
           </w:p>
         </w:tc>
@@ -5380,243 +4393,7 @@
                 <w:b w:val="0"/>
                 <w:sz w:val="18"/>
               </w:rPr>
-              <w:t>P6</w:t>
-            </w:r>
-          </w:p>
-        </w:tc>
-      </w:tr>
-      <w:tr>
-        <w:tc>
-          <w:tcPr>
-            <w:tcW w:type="dxa" w:w="1928"/>
-          </w:tcPr>
-          <w:p>
-            <w:r/>
-            <w:r>
-              <w:rPr>
-                <w:b w:val="0"/>
-                <w:sz w:val="18"/>
-              </w:rPr>
-              <w:t>US7</w:t>
-            </w:r>
-          </w:p>
-        </w:tc>
-        <w:tc>
-          <w:tcPr>
-            <w:tcW w:type="dxa" w:w="1928"/>
-          </w:tcPr>
-          <w:p>
-            <w:r/>
-            <w:r>
-              <w:rPr>
-                <w:b w:val="0"/>
-                <w:sz w:val="18"/>
-              </w:rPr>
-              <w:t>场地方</w:t>
-            </w:r>
-          </w:p>
-        </w:tc>
-        <w:tc>
-          <w:tcPr>
-            <w:tcW w:type="dxa" w:w="1928"/>
-          </w:tcPr>
-          <w:p>
-            <w:r/>
-            <w:r>
-              <w:rPr>
-                <w:b w:val="0"/>
-                <w:sz w:val="18"/>
-              </w:rPr>
-              <w:t>工作人员拿一台全景相机按指引走一圈，就能上线或更新区域</w:t>
-            </w:r>
-          </w:p>
-        </w:tc>
-        <w:tc>
-          <w:tcPr>
-            <w:tcW w:type="dxa" w:w="1928"/>
-          </w:tcPr>
-          <w:p>
-            <w:r/>
-            <w:r>
-              <w:rPr>
-                <w:b w:val="0"/>
-                <w:sz w:val="18"/>
-              </w:rPr>
-              <w:t>低成本持续更新</w:t>
-            </w:r>
-          </w:p>
-        </w:tc>
-        <w:tc>
-          <w:tcPr>
-            <w:tcW w:type="dxa" w:w="1928"/>
-          </w:tcPr>
-          <w:p>
-            <w:r/>
-            <w:r>
-              <w:rPr>
-                <w:b w:val="0"/>
-                <w:sz w:val="18"/>
-              </w:rPr>
-              <w:t>P7</w:t>
-            </w:r>
-          </w:p>
-        </w:tc>
-      </w:tr>
-      <w:tr>
-        <w:tc>
-          <w:tcPr>
-            <w:tcW w:type="dxa" w:w="1928"/>
-            <w:shd w:val="clear" w:color="auto" w:fill="F2F7F6"/>
-          </w:tcPr>
-          <w:p>
-            <w:r/>
-            <w:r>
-              <w:rPr>
-                <w:b w:val="0"/>
-                <w:sz w:val="18"/>
-              </w:rPr>
-              <w:t>US8</w:t>
-            </w:r>
-          </w:p>
-        </w:tc>
-        <w:tc>
-          <w:tcPr>
-            <w:tcW w:type="dxa" w:w="1928"/>
-            <w:shd w:val="clear" w:color="auto" w:fill="F2F7F6"/>
-          </w:tcPr>
-          <w:p>
-            <w:r/>
-            <w:r>
-              <w:rPr>
-                <w:b w:val="0"/>
-                <w:sz w:val="18"/>
-              </w:rPr>
-              <w:t>创作者</w:t>
-            </w:r>
-          </w:p>
-        </w:tc>
-        <w:tc>
-          <w:tcPr>
-            <w:tcW w:type="dxa" w:w="1928"/>
-            <w:shd w:val="clear" w:color="auto" w:fill="F2F7F6"/>
-          </w:tcPr>
-          <w:p>
-            <w:r/>
-            <w:r>
-              <w:rPr>
-                <w:b w:val="0"/>
-                <w:sz w:val="18"/>
-              </w:rPr>
-              <w:t>一份全景素材同时导出导览内容、横版和竖版</w:t>
-            </w:r>
-          </w:p>
-        </w:tc>
-        <w:tc>
-          <w:tcPr>
-            <w:tcW w:type="dxa" w:w="1928"/>
-            <w:shd w:val="clear" w:color="auto" w:fill="F2F7F6"/>
-          </w:tcPr>
-          <w:p>
-            <w:r/>
-            <w:r>
-              <w:rPr>
-                <w:b w:val="0"/>
-                <w:sz w:val="18"/>
-              </w:rPr>
-              <w:t>一拍多用</w:t>
-            </w:r>
-          </w:p>
-        </w:tc>
-        <w:tc>
-          <w:tcPr>
-            <w:tcW w:type="dxa" w:w="1928"/>
-            <w:shd w:val="clear" w:color="auto" w:fill="F2F7F6"/>
-          </w:tcPr>
-          <w:p>
-            <w:r/>
-            <w:r>
-              <w:rPr>
-                <w:b w:val="0"/>
-                <w:sz w:val="18"/>
-              </w:rPr>
-              <w:t>P8</w:t>
-            </w:r>
-          </w:p>
-        </w:tc>
-      </w:tr>
-      <w:tr>
-        <w:tc>
-          <w:tcPr>
-            <w:tcW w:type="dxa" w:w="1928"/>
-          </w:tcPr>
-          <w:p>
-            <w:r/>
-            <w:r>
-              <w:rPr>
-                <w:b w:val="0"/>
-                <w:sz w:val="18"/>
-              </w:rPr>
-              <w:t>US9</w:t>
-            </w:r>
-          </w:p>
-        </w:tc>
-        <w:tc>
-          <w:tcPr>
-            <w:tcW w:type="dxa" w:w="1928"/>
-          </w:tcPr>
-          <w:p>
-            <w:r/>
-            <w:r>
-              <w:rPr>
-                <w:b w:val="0"/>
-                <w:sz w:val="18"/>
-              </w:rPr>
-              <w:t>采集者</w:t>
-            </w:r>
-          </w:p>
-        </w:tc>
-        <w:tc>
-          <w:tcPr>
-            <w:tcW w:type="dxa" w:w="1928"/>
-          </w:tcPr>
-          <w:p>
-            <w:r/>
-            <w:r>
-              <w:rPr>
-                <w:b w:val="0"/>
-                <w:sz w:val="18"/>
-              </w:rPr>
-              <w:t>拍摄前后都有清单和质量检查，不合格当场补拍</w:t>
-            </w:r>
-          </w:p>
-        </w:tc>
-        <w:tc>
-          <w:tcPr>
-            <w:tcW w:type="dxa" w:w="1928"/>
-          </w:tcPr>
-          <w:p>
-            <w:r/>
-            <w:r>
-              <w:rPr>
-                <w:b w:val="0"/>
-                <w:sz w:val="18"/>
-              </w:rPr>
-              <w:t>避免返工</w:t>
-            </w:r>
-          </w:p>
-        </w:tc>
-        <w:tc>
-          <w:tcPr>
-            <w:tcW w:type="dxa" w:w="1928"/>
-          </w:tcPr>
-          <w:p>
-            <w:r/>
-            <w:r>
-              <w:rPr>
-                <w:b w:val="0"/>
-                <w:sz w:val="18"/>
-              </w:rPr>
-              <w:t>P7 P8</w:t>
+              <w:t>P5 P6</w:t>
             </w:r>
           </w:p>
         </w:tc>
@@ -5631,7 +4408,7 @@
         <w:rPr>
           <w:b w:val="0"/>
         </w:rPr>
-        <w:t>5.2 KANO 需求分类</w:t>
+        <w:t>5.2 KANO 分类</w:t>
       </w:r>
     </w:p>
     <w:tbl>
@@ -5641,14 +4418,13 @@
         <w:tblLook w:firstColumn="1" w:firstRow="1" w:lastColumn="0" w:lastRow="0" w:noHBand="0" w:noVBand="1" w:val="04A0"/>
       </w:tblPr>
       <w:tblGrid>
-        <w:gridCol w:w="3213"/>
-        <w:gridCol w:w="3213"/>
-        <w:gridCol w:w="3213"/>
+        <w:gridCol w:w="4819"/>
+        <w:gridCol w:w="4819"/>
       </w:tblGrid>
       <w:tr>
         <w:tc>
           <w:tcPr>
-            <w:tcW w:type="dxa" w:w="3213"/>
+            <w:tcW w:type="dxa" w:w="4819"/>
             <w:shd w:val="clear" w:color="auto" w:fill="0F3B40"/>
           </w:tcPr>
           <w:p>
@@ -5665,7 +4441,7 @@
         </w:tc>
         <w:tc>
           <w:tcPr>
-            <w:tcW w:type="dxa" w:w="3213"/>
+            <w:tcW w:type="dxa" w:w="4819"/>
             <w:shd w:val="clear" w:color="auto" w:fill="0F3B40"/>
           </w:tcPr>
           <w:p>
@@ -5680,74 +4456,35 @@
             </w:r>
           </w:p>
         </w:tc>
-        <w:tc>
-          <w:tcPr>
-            <w:tcW w:type="dxa" w:w="3213"/>
-            <w:shd w:val="clear" w:color="auto" w:fill="0F3B40"/>
-          </w:tcPr>
-          <w:p>
-            <w:r/>
-            <w:r>
-              <w:rPr>
-                <w:b/>
-                <w:color w:val="FFFFFF"/>
-                <w:sz w:val="18"/>
-              </w:rPr>
-              <w:t>说明</w:t>
-            </w:r>
-          </w:p>
-        </w:tc>
       </w:tr>
       <w:tr>
         <w:tc>
           <w:tcPr>
-            <w:tcW w:type="dxa" w:w="3213"/>
-          </w:tcPr>
-          <w:p>
-            <w:r/>
-            <w:r>
-              <w:rPr>
-                <w:b/>
+            <w:tcW w:type="dxa" w:w="4819"/>
+          </w:tcPr>
+          <w:p>
+            <w:r/>
+            <w:r>
+              <w:rPr>
+                <w:b w:val="0"/>
                 <w:sz w:val="18"/>
               </w:rPr>
               <w:t>基本型</w:t>
             </w:r>
-            <w:r>
-              <w:rPr>
-                <w:b w:val="0"/>
-                <w:sz w:val="18"/>
-              </w:rPr>
-              <w:t>（没有就不满意）</w:t>
-            </w:r>
-          </w:p>
-        </w:tc>
-        <w:tc>
-          <w:tcPr>
-            <w:tcW w:type="dxa" w:w="3213"/>
-          </w:tcPr>
-          <w:p>
-            <w:r/>
-            <w:r>
-              <w:rPr>
-                <w:b w:val="0"/>
-                <w:sz w:val="18"/>
-              </w:rPr>
-              <w:t>信息准确、路线不穿墙、价格透明、不收集隐私、页面无需下载即可打开</w:t>
-            </w:r>
-          </w:p>
-        </w:tc>
-        <w:tc>
-          <w:tcPr>
-            <w:tcW w:type="dxa" w:w="3213"/>
-          </w:tcPr>
-          <w:p>
-            <w:r/>
-            <w:r>
-              <w:rPr>
-                <w:b w:val="0"/>
-                <w:sz w:val="18"/>
-              </w:rPr>
-              <w:t>缺一项就会失去信任</w:t>
+          </w:p>
+        </w:tc>
+        <w:tc>
+          <w:tcPr>
+            <w:tcW w:type="dxa" w:w="4819"/>
+          </w:tcPr>
+          <w:p>
+            <w:r/>
+            <w:r>
+              <w:rPr>
+                <w:b w:val="0"/>
+                <w:sz w:val="18"/>
+              </w:rPr>
+              <w:t>信息准确、路线不穿墙、价格透明、无需下载即可打开、不收集隐私</w:t>
             </w:r>
           </w:p>
         </w:tc>
@@ -5755,30 +4492,23 @@
       <w:tr>
         <w:tc>
           <w:tcPr>
-            <w:tcW w:type="dxa" w:w="3213"/>
+            <w:tcW w:type="dxa" w:w="4819"/>
             <w:shd w:val="clear" w:color="auto" w:fill="F2F7F6"/>
           </w:tcPr>
           <w:p>
             <w:r/>
             <w:r>
               <w:rPr>
-                <w:b/>
+                <w:b w:val="0"/>
                 <w:sz w:val="18"/>
               </w:rPr>
               <w:t>期望型</w:t>
             </w:r>
-            <w:r>
-              <w:rPr>
-                <w:b w:val="0"/>
-                <w:sz w:val="18"/>
-              </w:rPr>
-              <w:t>（越好越满意）</w:t>
-            </w:r>
-          </w:p>
-        </w:tc>
-        <w:tc>
-          <w:tcPr>
-            <w:tcW w:type="dxa" w:w="3213"/>
+          </w:p>
+        </w:tc>
+        <w:tc>
+          <w:tcPr>
+            <w:tcW w:type="dxa" w:w="4819"/>
             <w:shd w:val="clear" w:color="auto" w:fill="F2F7F6"/>
           </w:tcPr>
           <w:p>
@@ -5788,23 +4518,7 @@
                 <w:b w:val="0"/>
                 <w:sz w:val="18"/>
               </w:rPr>
-              <w:t>多约束行程、三维 / 全景预览、行程卡导出、商户数据看板、快速上线</w:t>
-            </w:r>
-          </w:p>
-        </w:tc>
-        <w:tc>
-          <w:tcPr>
-            <w:tcW w:type="dxa" w:w="3213"/>
-            <w:shd w:val="clear" w:color="auto" w:fill="F2F7F6"/>
-          </w:tcPr>
-          <w:p>
-            <w:r/>
-            <w:r>
-              <w:rPr>
-                <w:b w:val="0"/>
-                <w:sz w:val="18"/>
-              </w:rPr>
-              <w:t>与竞品拉开差距的主要维度</w:t>
+              <w:t>多约束行程、三维 / 全景预览、商户数据看板、区域快速上线</w:t>
             </w:r>
           </w:p>
         </w:tc>
@@ -5812,53 +4526,31 @@
       <w:tr>
         <w:tc>
           <w:tcPr>
-            <w:tcW w:type="dxa" w:w="3213"/>
-          </w:tcPr>
-          <w:p>
-            <w:r/>
-            <w:r>
-              <w:rPr>
-                <w:b/>
+            <w:tcW w:type="dxa" w:w="4819"/>
+          </w:tcPr>
+          <w:p>
+            <w:r/>
+            <w:r>
+              <w:rPr>
+                <w:b w:val="0"/>
                 <w:sz w:val="18"/>
               </w:rPr>
               <w:t>兴奋型</w:t>
             </w:r>
-            <w:r>
-              <w:rPr>
-                <w:b w:val="0"/>
-                <w:sz w:val="18"/>
-              </w:rPr>
-              <w:t>（超出预期）</w:t>
-            </w:r>
-          </w:p>
-        </w:tc>
-        <w:tc>
-          <w:tcPr>
-            <w:tcW w:type="dxa" w:w="3213"/>
-          </w:tcPr>
-          <w:p>
-            <w:r/>
-            <w:r>
-              <w:rPr>
-                <w:b w:val="0"/>
-                <w:sz w:val="18"/>
-              </w:rPr>
-              <w:t>点击站点“飞”到门面视角；夜景 / 光影随时间变化；全景一键再取景为竖版宣传图；语音朗读行程</w:t>
-            </w:r>
-          </w:p>
-        </w:tc>
-        <w:tc>
-          <w:tcPr>
-            <w:tcW w:type="dxa" w:w="3213"/>
-          </w:tcPr>
-          <w:p>
-            <w:r/>
-            <w:r>
-              <w:rPr>
-                <w:b w:val="0"/>
-                <w:sz w:val="18"/>
-              </w:rPr>
-              <w:t>用于演示记忆点</w:t>
+          </w:p>
+        </w:tc>
+        <w:tc>
+          <w:tcPr>
+            <w:tcW w:type="dxa" w:w="4819"/>
+          </w:tcPr>
+          <w:p>
+            <w:r/>
+            <w:r>
+              <w:rPr>
+                <w:b w:val="0"/>
+                <w:sz w:val="18"/>
+              </w:rPr>
+              <w:t>点击站点镜头“飞”到门面；昼夜光影随时间变化；语音朗读行程</w:t>
             </w:r>
           </w:p>
         </w:tc>
@@ -5866,30 +4558,23 @@
       <w:tr>
         <w:tc>
           <w:tcPr>
-            <w:tcW w:type="dxa" w:w="3213"/>
+            <w:tcW w:type="dxa" w:w="4819"/>
             <w:shd w:val="clear" w:color="auto" w:fill="F2F7F6"/>
           </w:tcPr>
           <w:p>
             <w:r/>
             <w:r>
               <w:rPr>
-                <w:b/>
-                <w:sz w:val="18"/>
-              </w:rPr>
-              <w:t>反向型</w:t>
-            </w:r>
-            <w:r>
-              <w:rPr>
-                <w:b w:val="0"/>
-                <w:sz w:val="18"/>
-              </w:rPr>
-              <w:t>（有了反而不满）</w:t>
-            </w:r>
-          </w:p>
-        </w:tc>
-        <w:tc>
-          <w:tcPr>
-            <w:tcW w:type="dxa" w:w="3213"/>
+                <w:b w:val="0"/>
+                <w:sz w:val="18"/>
+              </w:rPr>
+              <w:t>反向型（明确不做）</w:t>
+            </w:r>
+          </w:p>
+        </w:tc>
+        <w:tc>
+          <w:tcPr>
+            <w:tcW w:type="dxa" w:w="4819"/>
             <w:shd w:val="clear" w:color="auto" w:fill="F2F7F6"/>
           </w:tcPr>
           <w:p>
@@ -5900,22 +4585,6 @@
                 <w:sz w:val="18"/>
               </w:rPr>
               <w:t>AI 编造菜品、过敏原或营业时间；强制注册；无关推送</w:t>
-            </w:r>
-          </w:p>
-        </w:tc>
-        <w:tc>
-          <w:tcPr>
-            <w:tcW w:type="dxa" w:w="3213"/>
-            <w:shd w:val="clear" w:color="auto" w:fill="F2F7F6"/>
-          </w:tcPr>
-          <w:p>
-            <w:r/>
-            <w:r>
-              <w:rPr>
-                <w:b/>
-                <w:sz w:val="18"/>
-              </w:rPr>
-              <w:t>明确不做</w:t>
             </w:r>
           </w:p>
         </w:tc>
@@ -5930,7 +4599,7 @@
         <w:rPr>
           <w:b w:val="0"/>
         </w:rPr>
-        <w:t>5.3 功能需求与实现状态（需求—代码追溯）</w:t>
+        <w:t>5.3 需求—代码追溯</w:t>
       </w:r>
     </w:p>
     <w:p>
@@ -5938,7 +4607,7 @@
         <w:rPr>
           <w:b w:val="0"/>
         </w:rPr>
-        <w:t>以下状态依据仓库当前代码核对。图例：● 已实现并可运行　○ 待完成 / 待联调。</w:t>
+        <w:t>依据仓库当前代码核对。● 已实现并可运行　○ 待完成 / 待联调</w:t>
       </w:r>
     </w:p>
     <w:tbl>
@@ -6018,7 +4687,7 @@
                 <w:color w:val="FFFFFF"/>
                 <w:sz w:val="18"/>
               </w:rPr>
-              <w:t>当前状态</w:t>
+              <w:t>状态</w:t>
             </w:r>
           </w:p>
         </w:tc>
@@ -6035,7 +4704,7 @@
                 <w:b w:val="0"/>
                 <w:sz w:val="18"/>
               </w:rPr>
-              <w:t>US7 US9</w:t>
+              <w:t>US5 US6</w:t>
             </w:r>
           </w:p>
         </w:tc>
@@ -6047,17 +4716,10 @@
             <w:r/>
             <w:r>
               <w:rPr>
-                <w:b/>
-                <w:sz w:val="18"/>
-              </w:rPr>
-              <w:t>影像工作台</w:t>
-            </w:r>
-            <w:r>
-              <w:rPr>
-                <w:b w:val="0"/>
-                <w:sz w:val="18"/>
-              </w:rPr>
-              <w:t>六步：准备 → 采集 → 导入 → 处理 → 校准 → 交付；现场指引、检查项、计时、清单导出</w:t>
+                <w:b w:val="0"/>
+                <w:sz w:val="18"/>
+              </w:rPr>
+              <w:t>影像工作台六步：准备 → 采集 → 导入 → 处理 → 校准 → 交付；指引、检查项、计时、清单导出</w:t>
             </w:r>
           </w:p>
         </w:tc>
@@ -6088,7 +4750,7 @@
                 <w:b w:val="0"/>
                 <w:sz w:val="18"/>
               </w:rPr>
-              <w:t>● 可运行</w:t>
+              <w:t>●</w:t>
             </w:r>
           </w:p>
         </w:tc>
@@ -6106,7 +4768,7 @@
                 <w:b w:val="0"/>
                 <w:sz w:val="18"/>
               </w:rPr>
-              <w:t>US7</w:t>
+              <w:t>US5</w:t>
             </w:r>
           </w:p>
         </w:tc>
@@ -6122,7 +4784,7 @@
                 <w:b w:val="0"/>
                 <w:sz w:val="18"/>
               </w:rPr>
-              <w:t>相机直连：OSC 状态查询 / 开始 / 停止录像，命令串行、错误显式返回</w:t>
+              <w:t>相机 OSC 直连：状态 / 开始 / 停止录像，命令串行、错误显式返回</w:t>
             </w:r>
           </w:p>
         </w:tc>
@@ -6141,21 +4803,6 @@
               </w:rPr>
               <w:t>bridge/osc.mjs</w:t>
             </w:r>
-            <w:r>
-              <w:rPr>
-                <w:b w:val="0"/>
-                <w:sz w:val="18"/>
-              </w:rPr>
-              <w:t xml:space="preserve"> </w:t>
-            </w:r>
-            <w:r>
-              <w:rPr>
-                <w:rFonts w:ascii="Consolas" w:hAnsi="Consolas" w:eastAsia="微软雅黑"/>
-                <w:b w:val="0"/>
-                <w:sz w:val="18"/>
-              </w:rPr>
-              <w:t>bridge/server.mjs</w:t>
-            </w:r>
           </w:p>
         </w:tc>
         <w:tc>
@@ -6170,7 +4817,7 @@
                 <w:b w:val="0"/>
                 <w:sz w:val="18"/>
               </w:rPr>
-              <w:t>● 协议实现 + 测试；○ 待 X4 Air 实机联调</w:t>
+              <w:t>● 协议与测试；○ X4 Air 实机联调</w:t>
             </w:r>
           </w:p>
         </w:tc>
@@ -6187,7 +4834,7 @@
                 <w:b w:val="0"/>
                 <w:sz w:val="18"/>
               </w:rPr>
-              <w:t>US7</w:t>
+              <w:t>US5</w:t>
             </w:r>
           </w:p>
         </w:tc>
@@ -6202,7 +4849,7 @@
                 <w:b w:val="0"/>
                 <w:sz w:val="18"/>
               </w:rPr>
-              <w:t>云端素材服务：鉴权上传、SQLite WAL、任务队列、FFmpeg 检查、ERP 视频抽帧</w:t>
+              <w:t>云端素材：鉴权上传、SQLite WAL、任务队列、FFmpeg 检查与 ERP 抽帧</w:t>
             </w:r>
           </w:p>
         </w:tc>
@@ -6248,7 +4895,7 @@
                 <w:b w:val="0"/>
                 <w:sz w:val="18"/>
               </w:rPr>
-              <w:t>● 可运行 + 测试</w:t>
+              <w:t>●</w:t>
             </w:r>
           </w:p>
         </w:tc>
@@ -6266,7 +4913,7 @@
                 <w:b w:val="0"/>
                 <w:sz w:val="18"/>
               </w:rPr>
-              <w:t>US2 US8</w:t>
+              <w:t>US2</w:t>
             </w:r>
           </w:p>
         </w:tc>
@@ -6282,7 +4929,7 @@
                 <w:b w:val="0"/>
                 <w:sz w:val="18"/>
               </w:rPr>
-              <w:t>三维场景：三场地参考建模、24 小时光照、夜景、水幕、街景视角</w:t>
+              <w:t>三场地三维场景、24 小时光照、门面视角、全景浏览与 3DGS（PLY/SPZ）导入</w:t>
             </w:r>
           </w:p>
         </w:tc>
@@ -6314,22 +4961,7 @@
                 <w:b w:val="0"/>
                 <w:sz w:val="18"/>
               </w:rPr>
-              <w:t>src/scenes/*</w:t>
-            </w:r>
-            <w:r>
-              <w:rPr>
-                <w:b w:val="0"/>
-                <w:sz w:val="18"/>
-              </w:rPr>
-              <w:t xml:space="preserve"> </w:t>
-            </w:r>
-            <w:r>
-              <w:rPr>
-                <w:rFonts w:ascii="Consolas" w:hAnsi="Consolas" w:eastAsia="微软雅黑"/>
-                <w:b w:val="0"/>
-                <w:sz w:val="18"/>
-              </w:rPr>
-              <w:t>src/environment.js</w:t>
+              <w:t>src/workbench.js</w:t>
             </w:r>
           </w:p>
         </w:tc>
@@ -6345,7 +4977,7 @@
                 <w:b w:val="0"/>
                 <w:sz w:val="18"/>
               </w:rPr>
-              <w:t>● 可运行</w:t>
+              <w:t>●（全景为合成样例，已标注）</w:t>
             </w:r>
           </w:p>
         </w:tc>
@@ -6362,7 +4994,7 @@
                 <w:b w:val="0"/>
                 <w:sz w:val="18"/>
               </w:rPr>
-              <w:t>US2 US8</w:t>
+              <w:t>US1 US3</w:t>
             </w:r>
           </w:p>
         </w:tc>
@@ -6377,7 +5009,7 @@
                 <w:b w:val="0"/>
                 <w:sz w:val="18"/>
               </w:rPr>
-              <w:t>2:1 全景浏览、拖动再取景、横版 / 竖版导出；Gaussian PLY / SPZ / SPLAT 导入预览</w:t>
+              <w:t>本地意图识别 + 人数 / 预算 / 时长 / 少爬山 / 素食约束；过敏类问题拒答</w:t>
             </w:r>
           </w:p>
         </w:tc>
@@ -6393,14 +5025,7 @@
                 <w:b w:val="0"/>
                 <w:sz w:val="18"/>
               </w:rPr>
-              <w:t>src/workbench.js</w:t>
-            </w:r>
-            <w:r>
-              <w:rPr>
-                <w:b w:val="0"/>
-                <w:sz w:val="18"/>
-              </w:rPr>
-              <w:t xml:space="preserve"> + Spark 2.2</w:t>
+              <w:t>src/recommendations.js</w:t>
             </w:r>
           </w:p>
         </w:tc>
@@ -6415,7 +5040,7 @@
                 <w:b w:val="0"/>
                 <w:sz w:val="18"/>
               </w:rPr>
-              <w:t>● 可运行（样例为合成全景，已标注非实拍）</w:t>
+              <w:t>●</w:t>
             </w:r>
           </w:p>
         </w:tc>
@@ -6449,7 +5074,7 @@
                 <w:b w:val="0"/>
                 <w:sz w:val="18"/>
               </w:rPr>
-              <w:t>本地意图识别（朴素贝叶斯）+ 人数 / 预算 / 时长 / 少爬山 / 素食约束过滤；过敏类问题主动拒答</w:t>
+              <w:t>服务端大模型适配器：只接受目录内方案 ID，密钥不下发浏览器</w:t>
             </w:r>
           </w:p>
         </w:tc>
@@ -6466,7 +5091,7 @@
                 <w:b w:val="0"/>
                 <w:sz w:val="18"/>
               </w:rPr>
-              <w:t>src/recommendations.js</w:t>
+              <w:t>server/assistant.mjs</w:t>
             </w:r>
           </w:p>
         </w:tc>
@@ -6482,7 +5107,7 @@
                 <w:b w:val="0"/>
                 <w:sz w:val="18"/>
               </w:rPr>
-              <w:t>● 可运行 + 测试</w:t>
+              <w:t>● 已实现；○ 待配置模型验收</w:t>
             </w:r>
           </w:p>
         </w:tc>
@@ -6499,7 +5124,7 @@
                 <w:b w:val="0"/>
                 <w:sz w:val="18"/>
               </w:rPr>
-              <w:t>US1 US3</w:t>
+              <w:t>US2</w:t>
             </w:r>
           </w:p>
         </w:tc>
@@ -6514,7 +5139,7 @@
                 <w:b w:val="0"/>
                 <w:sz w:val="18"/>
               </w:rPr>
-              <w:t>实时大模型适配器：服务端调用，只接受目录内方案 ID，两路并发、25 秒超时，密钥不下发浏览器</w:t>
+              <w:t>通道图最短路径，不直线穿越建筑</w:t>
             </w:r>
           </w:p>
         </w:tc>
@@ -6530,7 +5155,22 @@
                 <w:b w:val="0"/>
                 <w:sz w:val="18"/>
               </w:rPr>
-              <w:t>server/assistant.mjs</w:t>
+              <w:t>src/journeys.js</w:t>
+            </w:r>
+            <w:r>
+              <w:rPr>
+                <w:b w:val="0"/>
+                <w:sz w:val="18"/>
+              </w:rPr>
+              <w:t xml:space="preserve"> </w:t>
+            </w:r>
+            <w:r>
+              <w:rPr>
+                <w:rFonts w:ascii="Consolas" w:hAnsi="Consolas" w:eastAsia="微软雅黑"/>
+                <w:b w:val="0"/>
+                <w:sz w:val="18"/>
+              </w:rPr>
+              <w:t>src/routing.js</w:t>
             </w:r>
           </w:p>
         </w:tc>
@@ -6545,7 +5185,7 @@
                 <w:b w:val="0"/>
                 <w:sz w:val="18"/>
               </w:rPr>
-              <w:t>● 已实现；○ 待配置模型验收</w:t>
+              <w:t>●</w:t>
             </w:r>
           </w:p>
         </w:tc>
@@ -6563,7 +5203,7 @@
                 <w:b w:val="0"/>
                 <w:sz w:val="18"/>
               </w:rPr>
-              <w:t>US2</w:t>
+              <w:t>US4</w:t>
             </w:r>
           </w:p>
         </w:tc>
@@ -6579,7 +5219,7 @@
                 <w:b w:val="0"/>
                 <w:sz w:val="18"/>
               </w:rPr>
-              <w:t>路径规划：按通道图最短路径串联站点，不直线穿越建筑</w:t>
+              <w:t>领券、幂等核销、商家看板与导出</w:t>
             </w:r>
           </w:p>
         </w:tc>
@@ -6596,22 +5236,7 @@
                 <w:b w:val="0"/>
                 <w:sz w:val="18"/>
               </w:rPr>
-              <w:t>src/journeys.js</w:t>
-            </w:r>
-            <w:r>
-              <w:rPr>
-                <w:b w:val="0"/>
-                <w:sz w:val="18"/>
-              </w:rPr>
-              <w:t xml:space="preserve"> </w:t>
-            </w:r>
-            <w:r>
-              <w:rPr>
-                <w:rFonts w:ascii="Consolas" w:hAnsi="Consolas" w:eastAsia="微软雅黑"/>
-                <w:b w:val="0"/>
-                <w:sz w:val="18"/>
-              </w:rPr>
-              <w:t>src/routing.js</w:t>
+              <w:t>src/commerce.js</w:t>
             </w:r>
           </w:p>
         </w:tc>
@@ -6627,7 +5252,7 @@
                 <w:b w:val="0"/>
                 <w:sz w:val="18"/>
               </w:rPr>
-              <w:t>● 可运行 + 测试</w:t>
+              <w:t>● 沙盘；○ 生产级账本</w:t>
             </w:r>
           </w:p>
         </w:tc>
@@ -6644,7 +5269,7 @@
                 <w:b w:val="0"/>
                 <w:sz w:val="18"/>
               </w:rPr>
-              <w:t>US4 US6</w:t>
+              <w:t>US4</w:t>
             </w:r>
           </w:p>
         </w:tc>
@@ -6659,7 +5284,7 @@
                 <w:b w:val="0"/>
                 <w:sz w:val="18"/>
               </w:rPr>
-              <w:t>领券、核销（幂等）、商家看板与导出</w:t>
+              <w:t>菜牌 / 门头多模态识别 → 原图证据 → 人工确认 → 绑定点位</w:t>
             </w:r>
           </w:p>
         </w:tc>
@@ -6671,11 +5296,10 @@
             <w:r/>
             <w:r>
               <w:rPr>
-                <w:rFonts w:ascii="Consolas" w:hAnsi="Consolas" w:eastAsia="微软雅黑"/>
-                <w:b w:val="0"/>
-                <w:sz w:val="18"/>
-              </w:rPr>
-              <w:t>src/commerce.js</w:t>
+                <w:b w:val="0"/>
+                <w:sz w:val="18"/>
+              </w:rPr>
+              <w:t>规划中</w:t>
             </w:r>
           </w:p>
         </w:tc>
@@ -6690,7 +5314,7 @@
                 <w:b w:val="0"/>
                 <w:sz w:val="18"/>
               </w:rPr>
-              <w:t>● 沙盘可运行；○ 生产级账本待建</w:t>
+              <w:t>○ 拟用千问多模态</w:t>
             </w:r>
           </w:p>
         </w:tc>
@@ -6724,7 +5348,7 @@
                 <w:b w:val="0"/>
                 <w:sz w:val="18"/>
               </w:rPr>
-              <w:t>菜牌 / 门头 AI 识别 → 原图证据 → 人工确认 → 绑定点位</w:t>
+              <w:t>原生 Camera / Media SDK、GPU 3DGS 训练</w:t>
             </w:r>
           </w:p>
         </w:tc>
@@ -6740,15 +5364,7 @@
                 <w:b w:val="0"/>
                 <w:sz w:val="18"/>
               </w:rPr>
-              <w:t xml:space="preserve">规划见 </w:t>
-            </w:r>
-            <w:r>
-              <w:rPr>
-                <w:rFonts w:ascii="Consolas" w:hAnsi="Consolas" w:eastAsia="微软雅黑"/>
-                <w:b w:val="0"/>
-                <w:sz w:val="18"/>
-              </w:rPr>
-              <w:t>docs/SDK与重建接入方案.md</w:t>
+              <w:t>接口边界已设计</w:t>
             </w:r>
           </w:p>
         </w:tc>
@@ -6764,69 +5380,7 @@
                 <w:b w:val="0"/>
                 <w:sz w:val="18"/>
               </w:rPr>
-              <w:t>○ 规划中（拟用千问多模态）</w:t>
-            </w:r>
-          </w:p>
-        </w:tc>
-      </w:tr>
-      <w:tr>
-        <w:tc>
-          <w:tcPr>
-            <w:tcW w:type="dxa" w:w="2409"/>
-          </w:tcPr>
-          <w:p>
-            <w:r/>
-            <w:r>
-              <w:rPr>
-                <w:b w:val="0"/>
-                <w:sz w:val="18"/>
-              </w:rPr>
-              <w:t>US7</w:t>
-            </w:r>
-          </w:p>
-        </w:tc>
-        <w:tc>
-          <w:tcPr>
-            <w:tcW w:type="dxa" w:w="2409"/>
-          </w:tcPr>
-          <w:p>
-            <w:r/>
-            <w:r>
-              <w:rPr>
-                <w:b w:val="0"/>
-                <w:sz w:val="18"/>
-              </w:rPr>
-              <w:t>原生 Camera / Media SDK、GPU 3DGS 训练</w:t>
-            </w:r>
-          </w:p>
-        </w:tc>
-        <w:tc>
-          <w:tcPr>
-            <w:tcW w:type="dxa" w:w="2409"/>
-          </w:tcPr>
-          <w:p>
-            <w:r/>
-            <w:r>
-              <w:rPr>
-                <w:b w:val="0"/>
-                <w:sz w:val="18"/>
-              </w:rPr>
-              <w:t>接口边界已设计</w:t>
-            </w:r>
-          </w:p>
-        </w:tc>
-        <w:tc>
-          <w:tcPr>
-            <w:tcW w:type="dxa" w:w="2409"/>
-          </w:tcPr>
-          <w:p>
-            <w:r/>
-            <w:r>
-              <w:rPr>
-                <w:b w:val="0"/>
-                <w:sz w:val="18"/>
-              </w:rPr>
-              <w:t>○ 待赛方 SDK 与 GPU 资源</w:t>
+              <w:t>○ 待赛方资源</w:t>
             </w:r>
           </w:p>
         </w:tc>
@@ -6851,14 +5405,13 @@
         <w:tblLook w:firstColumn="1" w:firstRow="1" w:lastColumn="0" w:lastRow="0" w:noHBand="0" w:noVBand="1" w:val="04A0"/>
       </w:tblPr>
       <w:tblGrid>
-        <w:gridCol w:w="3213"/>
-        <w:gridCol w:w="3213"/>
-        <w:gridCol w:w="3213"/>
+        <w:gridCol w:w="4819"/>
+        <w:gridCol w:w="4819"/>
       </w:tblGrid>
       <w:tr>
         <w:tc>
           <w:tcPr>
-            <w:tcW w:type="dxa" w:w="3213"/>
+            <w:tcW w:type="dxa" w:w="4819"/>
             <w:shd w:val="clear" w:color="auto" w:fill="0F3B40"/>
           </w:tcPr>
           <w:p>
@@ -6875,7 +5428,7 @@
         </w:tc>
         <w:tc>
           <w:tcPr>
-            <w:tcW w:type="dxa" w:w="3213"/>
+            <w:tcW w:type="dxa" w:w="4819"/>
             <w:shd w:val="clear" w:color="auto" w:fill="0F3B40"/>
           </w:tcPr>
           <w:p>
@@ -6886,24 +5439,7 @@
                 <w:color w:val="FFFFFF"/>
                 <w:sz w:val="18"/>
               </w:rPr>
-              <w:t>要求</w:t>
-            </w:r>
-          </w:p>
-        </w:tc>
-        <w:tc>
-          <w:tcPr>
-            <w:tcW w:type="dxa" w:w="3213"/>
-            <w:shd w:val="clear" w:color="auto" w:fill="0F3B40"/>
-          </w:tcPr>
-          <w:p>
-            <w:r/>
-            <w:r>
-              <w:rPr>
-                <w:b/>
-                <w:color w:val="FFFFFF"/>
-                <w:sz w:val="18"/>
-              </w:rPr>
-              <w:t>设计对应</w:t>
+              <w:t>要求与设计</w:t>
             </w:r>
           </w:p>
         </w:tc>
@@ -6911,7 +5447,7 @@
       <w:tr>
         <w:tc>
           <w:tcPr>
-            <w:tcW w:type="dxa" w:w="3213"/>
+            <w:tcW w:type="dxa" w:w="4819"/>
           </w:tcPr>
           <w:p>
             <w:r/>
@@ -6926,31 +5462,16 @@
         </w:tc>
         <w:tc>
           <w:tcPr>
-            <w:tcW w:type="dxa" w:w="3213"/>
-          </w:tcPr>
-          <w:p>
-            <w:r/>
-            <w:r>
-              <w:rPr>
-                <w:b w:val="0"/>
-                <w:sz w:val="18"/>
-              </w:rPr>
-              <w:t>AI 输出只能引用已审核的目录 ID；不推断过敏原、克重、热量</w:t>
-            </w:r>
-          </w:p>
-        </w:tc>
-        <w:tc>
-          <w:tcPr>
-            <w:tcW w:type="dxa" w:w="3213"/>
-          </w:tcPr>
-          <w:p>
-            <w:r/>
-            <w:r>
-              <w:rPr>
-                <w:b w:val="0"/>
-                <w:sz w:val="18"/>
-              </w:rPr>
-              <w:t>服务端校验方案 ID；本地模型遇过敏问题拒答</w:t>
+            <w:tcW w:type="dxa" w:w="4819"/>
+          </w:tcPr>
+          <w:p>
+            <w:r/>
+            <w:r>
+              <w:rPr>
+                <w:b w:val="0"/>
+                <w:sz w:val="18"/>
+              </w:rPr>
+              <w:t>AI 输出只能引用已审核目录 ID，服务端校验；不推断过敏原、克重、热量</w:t>
             </w:r>
           </w:p>
         </w:tc>
@@ -6958,7 +5479,7 @@
       <w:tr>
         <w:tc>
           <w:tcPr>
-            <w:tcW w:type="dxa" w:w="3213"/>
+            <w:tcW w:type="dxa" w:w="4819"/>
             <w:shd w:val="clear" w:color="auto" w:fill="F2F7F6"/>
           </w:tcPr>
           <w:p>
@@ -6974,7 +5495,7 @@
         </w:tc>
         <w:tc>
           <w:tcPr>
-            <w:tcW w:type="dxa" w:w="3213"/>
+            <w:tcW w:type="dxa" w:w="4819"/>
             <w:shd w:val="clear" w:color="auto" w:fill="F2F7F6"/>
           </w:tcPr>
           <w:p>
@@ -6984,23 +5505,7 @@
                 <w:b w:val="0"/>
                 <w:sz w:val="18"/>
               </w:rPr>
-              <w:t>公共空间采集会拍到路人，必须可脱敏；密钥不进入前端</w:t>
-            </w:r>
-          </w:p>
-        </w:tc>
-        <w:tc>
-          <w:tcPr>
-            <w:tcW w:type="dxa" w:w="3213"/>
-            <w:shd w:val="clear" w:color="auto" w:fill="F2F7F6"/>
-          </w:tcPr>
-          <w:p>
-            <w:r/>
-            <w:r>
-              <w:rPr>
-                <w:b w:val="0"/>
-                <w:sz w:val="18"/>
-              </w:rPr>
-              <w:t>访问密钥不写 bundle / localStorage / 日志；人脸模糊列入发布前流程</w:t>
+              <w:t>路人人脸发布前模糊；访问密钥不进入前端 bundle、localStorage 或日志</w:t>
             </w:r>
           </w:p>
         </w:tc>
@@ -7008,7 +5513,7 @@
       <w:tr>
         <w:tc>
           <w:tcPr>
-            <w:tcW w:type="dxa" w:w="3213"/>
+            <w:tcW w:type="dxa" w:w="4819"/>
           </w:tcPr>
           <w:p>
             <w:r/>
@@ -7023,31 +5528,16 @@
         </w:tc>
         <w:tc>
           <w:tcPr>
-            <w:tcW w:type="dxa" w:w="3213"/>
-          </w:tcPr>
-          <w:p>
-            <w:r/>
-            <w:r>
-              <w:rPr>
-                <w:b w:val="0"/>
-                <w:sz w:val="18"/>
-              </w:rPr>
-              <w:t>游客零下载、网页即开；弱网可降级为全景浏览</w:t>
-            </w:r>
-          </w:p>
-        </w:tc>
-        <w:tc>
-          <w:tcPr>
-            <w:tcW w:type="dxa" w:w="3213"/>
-          </w:tcPr>
-          <w:p>
-            <w:r/>
-            <w:r>
-              <w:rPr>
-                <w:b w:val="0"/>
-                <w:sz w:val="18"/>
-              </w:rPr>
-              <w:t>Vite 静态站点；3DGS 懒加载，全景降级</w:t>
+            <w:tcW w:type="dxa" w:w="4819"/>
+          </w:tcPr>
+          <w:p>
+            <w:r/>
+            <w:r>
+              <w:rPr>
+                <w:b w:val="0"/>
+                <w:sz w:val="18"/>
+              </w:rPr>
+              <w:t>网页零下载；3DGS 懒加载，弱网降级为全景浏览</w:t>
             </w:r>
           </w:p>
         </w:tc>
@@ -7055,7 +5545,7 @@
       <w:tr>
         <w:tc>
           <w:tcPr>
-            <w:tcW w:type="dxa" w:w="3213"/>
+            <w:tcW w:type="dxa" w:w="4819"/>
             <w:shd w:val="clear" w:color="auto" w:fill="F2F7F6"/>
           </w:tcPr>
           <w:p>
@@ -7065,13 +5555,13 @@
                 <w:b w:val="0"/>
                 <w:sz w:val="18"/>
               </w:rPr>
-              <w:t>性能</w:t>
-            </w:r>
-          </w:p>
-        </w:tc>
-        <w:tc>
-          <w:tcPr>
-            <w:tcW w:type="dxa" w:w="3213"/>
+              <w:t>可维护</w:t>
+            </w:r>
+          </w:p>
+        </w:tc>
+        <w:tc>
+          <w:tcPr>
+            <w:tcW w:type="dxa" w:w="4819"/>
             <w:shd w:val="clear" w:color="auto" w:fill="F2F7F6"/>
           </w:tcPr>
           <w:p>
@@ -7081,23 +5571,22 @@
                 <w:b w:val="0"/>
                 <w:sz w:val="18"/>
               </w:rPr>
-              <w:t>首屏快；大素材不阻塞</w:t>
-            </w:r>
-          </w:p>
-        </w:tc>
-        <w:tc>
-          <w:tcPr>
-            <w:tcW w:type="dxa" w:w="3213"/>
-            <w:shd w:val="clear" w:color="auto" w:fill="F2F7F6"/>
-          </w:tcPr>
-          <w:p>
-            <w:r/>
-            <w:r>
-              <w:rPr>
-                <w:b w:val="0"/>
-                <w:sz w:val="18"/>
-              </w:rPr>
-              <w:t>Spark 动态导入；非当前场景延迟构建；云端上传限 512 MB</w:t>
+              <w:t xml:space="preserve">场景清单以 </w:t>
+            </w:r>
+            <w:r>
+              <w:rPr>
+                <w:rFonts w:ascii="Consolas" w:hAnsi="Consolas" w:eastAsia="微软雅黑"/>
+                <w:b w:val="0"/>
+                <w:sz w:val="18"/>
+              </w:rPr>
+              <w:t>sceneId + anchorId + menuVersion</w:t>
+            </w:r>
+            <w:r>
+              <w:rPr>
+                <w:b w:val="0"/>
+                <w:sz w:val="18"/>
+              </w:rPr>
+              <w:t xml:space="preserve"> 分离配准与内容，局部更新无需重拍</w:t>
             </w:r>
           </w:p>
         </w:tc>
@@ -7105,70 +5594,7 @@
       <w:tr>
         <w:tc>
           <w:tcPr>
-            <w:tcW w:type="dxa" w:w="3213"/>
-          </w:tcPr>
-          <w:p>
-            <w:r/>
-            <w:r>
-              <w:rPr>
-                <w:b w:val="0"/>
-                <w:sz w:val="18"/>
-              </w:rPr>
-              <w:t>可维护</w:t>
-            </w:r>
-          </w:p>
-        </w:tc>
-        <w:tc>
-          <w:tcPr>
-            <w:tcW w:type="dxa" w:w="3213"/>
-          </w:tcPr>
-          <w:p>
-            <w:r/>
-            <w:r>
-              <w:rPr>
-                <w:b w:val="0"/>
-                <w:sz w:val="18"/>
-              </w:rPr>
-              <w:t>局部区域可替换更新，不必全量重拍</w:t>
-            </w:r>
-          </w:p>
-        </w:tc>
-        <w:tc>
-          <w:tcPr>
-            <w:tcW w:type="dxa" w:w="3213"/>
-          </w:tcPr>
-          <w:p>
-            <w:r/>
-            <w:r>
-              <w:rPr>
-                <w:b w:val="0"/>
-                <w:sz w:val="18"/>
-              </w:rPr>
-              <w:t xml:space="preserve">场景清单 </w:t>
-            </w:r>
-            <w:r>
-              <w:rPr>
-                <w:rFonts w:ascii="Consolas" w:hAnsi="Consolas" w:eastAsia="微软雅黑"/>
-                <w:b w:val="0"/>
-                <w:sz w:val="18"/>
-              </w:rPr>
-              <w:t>sceneId + anchorId + menuVersion</w:t>
-            </w:r>
-            <w:r>
-              <w:rPr>
-                <w:b w:val="0"/>
-                <w:sz w:val="18"/>
-              </w:rPr>
-              <w:t xml:space="preserve"> 分离配准与内容</w:t>
-            </w:r>
-          </w:p>
-        </w:tc>
-      </w:tr>
-      <w:tr>
-        <w:tc>
-          <w:tcPr>
-            <w:tcW w:type="dxa" w:w="3213"/>
-            <w:shd w:val="clear" w:color="auto" w:fill="F2F7F6"/>
+            <w:tcW w:type="dxa" w:w="4819"/>
           </w:tcPr>
           <w:p>
             <w:r/>
@@ -7183,24 +5609,7 @@
         </w:tc>
         <w:tc>
           <w:tcPr>
-            <w:tcW w:type="dxa" w:w="3213"/>
-            <w:shd w:val="clear" w:color="auto" w:fill="F2F7F6"/>
-          </w:tcPr>
-          <w:p>
-            <w:r/>
-            <w:r>
-              <w:rPr>
-                <w:b w:val="0"/>
-                <w:sz w:val="18"/>
-              </w:rPr>
-              <w:t>演示数据与真实数据明确区分</w:t>
-            </w:r>
-          </w:p>
-        </w:tc>
-        <w:tc>
-          <w:tcPr>
-            <w:tcW w:type="dxa" w:w="3213"/>
-            <w:shd w:val="clear" w:color="auto" w:fill="F2F7F6"/>
+            <w:tcW w:type="dxa" w:w="4819"/>
           </w:tcPr>
           <w:p>
             <w:r/>
@@ -7241,7 +5650,7 @@
         <w:rPr>
           <w:b w:val="0"/>
         </w:rPr>
-        <w:t>：三维 / 全景空间预览、一句话 AI 行程（带约束与拒答）、路径高亮、领券核销闭环、影像工作台采集流程</w:t>
+        <w:t>：空间预览、一句话可信行程、路径高亮、领券核销、影像工作台</w:t>
       </w:r>
     </w:p>
     <w:p>
@@ -7258,7 +5667,7 @@
         <w:rPr>
           <w:b w:val="0"/>
         </w:rPr>
-        <w:t>：X4 Air 实拍全景替换合成样例、真实大模型接入、商户看板导出</w:t>
+        <w:t>：X4 Air 实拍替换合成样例、真实大模型接入</w:t>
       </w:r>
     </w:p>
     <w:p>
@@ -7275,7 +5684,7 @@
         <w:rPr>
           <w:b w:val="0"/>
         </w:rPr>
-        <w:t>：3DGS 小场景重建、菜牌多模态识别、语音讲解</w:t>
+        <w:t>：3DGS 小场景重建、菜牌多模态识别</w:t>
       </w:r>
     </w:p>
     <w:p>
@@ -7286,13 +5695,13 @@
         <w:rPr>
           <w:b/>
         </w:rPr>
-        <w:t>Won't（本期不做）</w:t>
+        <w:t>Won't（本期）</w:t>
       </w:r>
       <w:r>
         <w:rPr>
           <w:b w:val="0"/>
         </w:rPr>
-        <w:t>：真实支付、多租户、全园区自动重建、AI 自动生成路网</w:t>
+        <w:t>：真实支付、多租户、全园区自动重建</w:t>
       </w:r>
     </w:p>
     <w:p>
@@ -7314,7 +5723,7 @@
         <w:rPr>
           <w:b w:val="0"/>
         </w:rPr>
-        <w:t>6.1 竞品分层</w:t>
+        <w:t>6.1 竞品分层与启示</w:t>
       </w:r>
     </w:p>
     <w:tbl>
@@ -7324,15 +5733,16 @@
         <w:tblLook w:firstColumn="1" w:firstRow="1" w:lastColumn="0" w:lastRow="0" w:noHBand="0" w:noVBand="1" w:val="04A0"/>
       </w:tblPr>
       <w:tblGrid>
-        <w:gridCol w:w="2409"/>
-        <w:gridCol w:w="2409"/>
-        <w:gridCol w:w="2409"/>
-        <w:gridCol w:w="2409"/>
+        <w:gridCol w:w="1928"/>
+        <w:gridCol w:w="1928"/>
+        <w:gridCol w:w="1928"/>
+        <w:gridCol w:w="1928"/>
+        <w:gridCol w:w="1928"/>
       </w:tblGrid>
       <w:tr>
         <w:tc>
           <w:tcPr>
-            <w:tcW w:type="dxa" w:w="2409"/>
+            <w:tcW w:type="dxa" w:w="1928"/>
             <w:shd w:val="clear" w:color="auto" w:fill="0F3B40"/>
           </w:tcPr>
           <w:p>
@@ -7343,13 +5753,13 @@
                 <w:color w:val="FFFFFF"/>
                 <w:sz w:val="18"/>
               </w:rPr>
-              <w:t>层级</w:t>
-            </w:r>
-          </w:p>
-        </w:tc>
-        <w:tc>
-          <w:tcPr>
-            <w:tcW w:type="dxa" w:w="2409"/>
+              <w:t>类别</w:t>
+            </w:r>
+          </w:p>
+        </w:tc>
+        <w:tc>
+          <w:tcPr>
+            <w:tcW w:type="dxa" w:w="1928"/>
             <w:shd w:val="clear" w:color="auto" w:fill="0F3B40"/>
           </w:tcPr>
           <w:p>
@@ -7366,7 +5776,7 @@
         </w:tc>
         <w:tc>
           <w:tcPr>
-            <w:tcW w:type="dxa" w:w="2409"/>
+            <w:tcW w:type="dxa" w:w="1928"/>
             <w:shd w:val="clear" w:color="auto" w:fill="0F3B40"/>
           </w:tcPr>
           <w:p>
@@ -7377,13 +5787,13 @@
                 <w:color w:val="FFFFFF"/>
                 <w:sz w:val="18"/>
               </w:rPr>
-              <w:t>解决什么</w:t>
-            </w:r>
-          </w:p>
-        </w:tc>
-        <w:tc>
-          <w:tcPr>
-            <w:tcW w:type="dxa" w:w="2409"/>
+              <w:t>优势</w:t>
+            </w:r>
+          </w:p>
+        </w:tc>
+        <w:tc>
+          <w:tcPr>
+            <w:tcW w:type="dxa" w:w="1928"/>
             <w:shd w:val="clear" w:color="auto" w:fill="0F3B40"/>
           </w:tcPr>
           <w:p>
@@ -7394,7 +5804,24 @@
                 <w:color w:val="FFFFFF"/>
                 <w:sz w:val="18"/>
               </w:rPr>
-              <w:t>缺什么</w:t>
+              <w:t>关键短板</w:t>
+            </w:r>
+          </w:p>
+        </w:tc>
+        <w:tc>
+          <w:tcPr>
+            <w:tcW w:type="dxa" w:w="1928"/>
+            <w:shd w:val="clear" w:color="auto" w:fill="0F3B40"/>
+          </w:tcPr>
+          <w:p>
+            <w:r/>
+            <w:r>
+              <w:rPr>
+                <w:b/>
+                <w:color w:val="FFFFFF"/>
+                <w:sz w:val="18"/>
+              </w:rPr>
+              <w:t>对开图的启示</w:t>
             </w:r>
           </w:p>
         </w:tc>
@@ -7402,68 +5829,76 @@
       <w:tr>
         <w:tc>
           <w:tcPr>
-            <w:tcW w:type="dxa" w:w="2409"/>
-          </w:tcPr>
-          <w:p>
-            <w:r/>
-            <w:r>
-              <w:rPr>
-                <w:b w:val="0"/>
-                <w:sz w:val="18"/>
-              </w:rPr>
-              <w:t>① 本地生活 / 决策平台</w:t>
-            </w:r>
-          </w:p>
-        </w:tc>
-        <w:tc>
-          <w:tcPr>
-            <w:tcW w:type="dxa" w:w="2409"/>
-          </w:tcPr>
-          <w:p>
-            <w:r/>
-            <w:r>
-              <w:rPr>
-                <w:b w:val="0"/>
-                <w:sz w:val="18"/>
-              </w:rPr>
-              <w:t>大众点评、美团（问小团）、小红书、高德（扫街榜）</w:t>
-            </w:r>
-          </w:p>
-        </w:tc>
-        <w:tc>
-          <w:tcPr>
-            <w:tcW w:type="dxa" w:w="2409"/>
-          </w:tcPr>
-          <w:p>
-            <w:r/>
-            <w:r>
-              <w:rPr>
-                <w:b w:val="0"/>
-                <w:sz w:val="18"/>
-              </w:rPr>
-              <w:t>商户信息、评价、团购、导航</w:t>
-            </w:r>
-          </w:p>
-        </w:tc>
-        <w:tc>
-          <w:tcPr>
-            <w:tcW w:type="dxa" w:w="2409"/>
-          </w:tcPr>
-          <w:p>
-            <w:r/>
-            <w:r>
-              <w:rPr>
-                <w:b/>
-                <w:sz w:val="18"/>
-              </w:rPr>
-              <w:t>没有可浏览的实景空间</w:t>
-            </w:r>
-            <w:r>
-              <w:rPr>
-                <w:b w:val="0"/>
-                <w:sz w:val="18"/>
-              </w:rPr>
-              <w:t>；小店内容由商户自行生产</w:t>
+            <w:tcW w:type="dxa" w:w="1928"/>
+          </w:tcPr>
+          <w:p>
+            <w:r/>
+            <w:r>
+              <w:rPr>
+                <w:b w:val="0"/>
+                <w:sz w:val="18"/>
+              </w:rPr>
+              <w:t>本地生活</w:t>
+            </w:r>
+          </w:p>
+        </w:tc>
+        <w:tc>
+          <w:tcPr>
+            <w:tcW w:type="dxa" w:w="1928"/>
+          </w:tcPr>
+          <w:p>
+            <w:r/>
+            <w:r>
+              <w:rPr>
+                <w:b w:val="0"/>
+                <w:sz w:val="18"/>
+              </w:rPr>
+              <w:t>大众点评、美团问小团[13][14]、小红书</w:t>
+            </w:r>
+          </w:p>
+        </w:tc>
+        <w:tc>
+          <w:tcPr>
+            <w:tcW w:type="dxa" w:w="1928"/>
+          </w:tcPr>
+          <w:p>
+            <w:r/>
+            <w:r>
+              <w:rPr>
+                <w:b w:val="0"/>
+                <w:sz w:val="18"/>
+              </w:rPr>
+              <w:t>商户全、评价多，AI + 领券已验证</w:t>
+            </w:r>
+          </w:p>
+        </w:tc>
+        <w:tc>
+          <w:tcPr>
+            <w:tcW w:type="dxa" w:w="1928"/>
+          </w:tcPr>
+          <w:p>
+            <w:r/>
+            <w:r>
+              <w:rPr>
+                <w:b w:val="0"/>
+                <w:sz w:val="18"/>
+              </w:rPr>
+              <w:t>看不到场地空间；小店依赖付费推广</w:t>
+            </w:r>
+          </w:p>
+        </w:tc>
+        <w:tc>
+          <w:tcPr>
+            <w:tcW w:type="dxa" w:w="1928"/>
+          </w:tcPr>
+          <w:p>
+            <w:r/>
+            <w:r>
+              <w:rPr>
+                <w:b w:val="0"/>
+                <w:sz w:val="18"/>
+              </w:rPr>
+              <w:t>差异在实景空间与场地级导流</w:t>
             </w:r>
           </w:p>
         </w:tc>
@@ -7471,7 +5906,7 @@
       <w:tr>
         <w:tc>
           <w:tcPr>
-            <w:tcW w:type="dxa" w:w="2409"/>
+            <w:tcW w:type="dxa" w:w="1928"/>
             <w:shd w:val="clear" w:color="auto" w:fill="F2F7F6"/>
           </w:tcPr>
           <w:p>
@@ -7481,13 +5916,13 @@
                 <w:b w:val="0"/>
                 <w:sz w:val="18"/>
               </w:rPr>
-              <w:t>② AI 旅行助手</w:t>
-            </w:r>
-          </w:p>
-        </w:tc>
-        <w:tc>
-          <w:tcPr>
-            <w:tcW w:type="dxa" w:w="2409"/>
+              <w:t>行为榜单</w:t>
+            </w:r>
+          </w:p>
+        </w:tc>
+        <w:tc>
+          <w:tcPr>
+            <w:tcW w:type="dxa" w:w="1928"/>
             <w:shd w:val="clear" w:color="auto" w:fill="F2F7F6"/>
           </w:tcPr>
           <w:p>
@@ -7497,13 +5932,13 @@
                 <w:b w:val="0"/>
                 <w:sz w:val="18"/>
               </w:rPr>
-              <w:t>携程问道 / TripGenie、飞猪问一问、马蜂窝 AI 路书、Google Ask Maps</w:t>
-            </w:r>
-          </w:p>
-        </w:tc>
-        <w:tc>
-          <w:tcPr>
-            <w:tcW w:type="dxa" w:w="2409"/>
+              <w:t>高德扫街榜[6]</w:t>
+            </w:r>
+          </w:p>
+        </w:tc>
+        <w:tc>
+          <w:tcPr>
+            <w:tcW w:type="dxa" w:w="1928"/>
             <w:shd w:val="clear" w:color="auto" w:fill="F2F7F6"/>
           </w:tcPr>
           <w:p>
@@ -7513,30 +5948,39 @@
                 <w:b w:val="0"/>
                 <w:sz w:val="18"/>
               </w:rPr>
-              <w:t>对话式行程规划</w:t>
-            </w:r>
-          </w:p>
-        </w:tc>
-        <w:tc>
-          <w:tcPr>
-            <w:tcW w:type="dxa" w:w="2409"/>
+              <w:t>真实到店数据抗刷榜</w:t>
+            </w:r>
+          </w:p>
+        </w:tc>
+        <w:tc>
+          <w:tcPr>
+            <w:tcW w:type="dxa" w:w="1928"/>
             <w:shd w:val="clear" w:color="auto" w:fill="F2F7F6"/>
           </w:tcPr>
           <w:p>
             <w:r/>
             <w:r>
               <w:rPr>
-                <w:b/>
-                <w:sz w:val="18"/>
-              </w:rPr>
-              <w:t>时效与准确性</w:t>
-            </w:r>
-            <w:r>
-              <w:rPr>
-                <w:b w:val="0"/>
-                <w:sz w:val="18"/>
-              </w:rPr>
-              <w:t>（幻觉[11][12]）；与现场空间脱节</w:t>
+                <w:b w:val="0"/>
+                <w:sz w:val="18"/>
+              </w:rPr>
+              <w:t>解决“去哪家”，不解决“到了怎么找”</w:t>
+            </w:r>
+          </w:p>
+        </w:tc>
+        <w:tc>
+          <w:tcPr>
+            <w:tcW w:type="dxa" w:w="1928"/>
+            <w:shd w:val="clear" w:color="auto" w:fill="F2F7F6"/>
+          </w:tcPr>
+          <w:p>
+            <w:r/>
+            <w:r>
+              <w:rPr>
+                <w:b w:val="0"/>
+                <w:sz w:val="18"/>
+              </w:rPr>
+              <w:t>用“核销即证据”补足场地内部</w:t>
             </w:r>
           </w:p>
         </w:tc>
@@ -7544,68 +5988,76 @@
       <w:tr>
         <w:tc>
           <w:tcPr>
-            <w:tcW w:type="dxa" w:w="2409"/>
-          </w:tcPr>
-          <w:p>
-            <w:r/>
-            <w:r>
-              <w:rPr>
-                <w:b w:val="0"/>
-                <w:sz w:val="18"/>
-              </w:rPr>
-              <w:t>③ VR 全景 / 空间影像</w:t>
-            </w:r>
-          </w:p>
-        </w:tc>
-        <w:tc>
-          <w:tcPr>
-            <w:tcW w:type="dxa" w:w="2409"/>
-          </w:tcPr>
-          <w:p>
-            <w:r/>
-            <w:r>
-              <w:rPr>
-                <w:b w:val="0"/>
-                <w:sz w:val="18"/>
-              </w:rPr>
-              <w:t>720 云、如视 Realsee、Matterport、Google Immersive View</w:t>
-            </w:r>
-          </w:p>
-        </w:tc>
-        <w:tc>
-          <w:tcPr>
-            <w:tcW w:type="dxa" w:w="2409"/>
-          </w:tcPr>
-          <w:p>
-            <w:r/>
-            <w:r>
-              <w:rPr>
-                <w:b w:val="0"/>
-                <w:sz w:val="18"/>
-              </w:rPr>
-              <w:t>空间展示与漫游</w:t>
-            </w:r>
-          </w:p>
-        </w:tc>
-        <w:tc>
-          <w:tcPr>
-            <w:tcW w:type="dxa" w:w="2409"/>
-          </w:tcPr>
-          <w:p>
-            <w:r/>
-            <w:r>
-              <w:rPr>
-                <w:b/>
-                <w:sz w:val="18"/>
-              </w:rPr>
-              <w:t>不做交易与行程</w:t>
-            </w:r>
-            <w:r>
-              <w:rPr>
-                <w:b w:val="0"/>
-                <w:sz w:val="18"/>
-              </w:rPr>
-              <w:t>；采集依赖专业服务或专用设备，更新贵</w:t>
+            <w:tcW w:type="dxa" w:w="1928"/>
+          </w:tcPr>
+          <w:p>
+            <w:r/>
+            <w:r>
+              <w:rPr>
+                <w:b w:val="0"/>
+                <w:sz w:val="18"/>
+              </w:rPr>
+              <w:t>AI 旅行助手</w:t>
+            </w:r>
+          </w:p>
+        </w:tc>
+        <w:tc>
+          <w:tcPr>
+            <w:tcW w:type="dxa" w:w="1928"/>
+          </w:tcPr>
+          <w:p>
+            <w:r/>
+            <w:r>
+              <w:rPr>
+                <w:b w:val="0"/>
+                <w:sz w:val="18"/>
+              </w:rPr>
+              <w:t>携程问道、飞猪问一问、马蜂窝 AI 路书[15]、Google Ask Maps[16]</w:t>
+            </w:r>
+          </w:p>
+        </w:tc>
+        <w:tc>
+          <w:tcPr>
+            <w:tcW w:type="dxa" w:w="1928"/>
+          </w:tcPr>
+          <w:p>
+            <w:r/>
+            <w:r>
+              <w:rPr>
+                <w:b w:val="0"/>
+                <w:sz w:val="18"/>
+              </w:rPr>
+              <w:t>对话规划体验好</w:t>
+            </w:r>
+          </w:p>
+        </w:tc>
+        <w:tc>
+          <w:tcPr>
+            <w:tcW w:type="dxa" w:w="1928"/>
+          </w:tcPr>
+          <w:p>
+            <w:r/>
+            <w:r>
+              <w:rPr>
+                <w:b w:val="0"/>
+                <w:sz w:val="18"/>
+              </w:rPr>
+              <w:t>时效与幻觉问题[4][5]；到景点级为止，场地内部是盲区</w:t>
+            </w:r>
+          </w:p>
+        </w:tc>
+        <w:tc>
+          <w:tcPr>
+            <w:tcW w:type="dxa" w:w="1928"/>
+          </w:tcPr>
+          <w:p>
+            <w:r/>
+            <w:r>
+              <w:rPr>
+                <w:b w:val="0"/>
+                <w:sz w:val="18"/>
+              </w:rPr>
+              <w:t>不拼广度，做深度 + 可信</w:t>
             </w:r>
           </w:p>
         </w:tc>
@@ -7613,7 +6065,7 @@
       <w:tr>
         <w:tc>
           <w:tcPr>
-            <w:tcW w:type="dxa" w:w="2409"/>
+            <w:tcW w:type="dxa" w:w="1928"/>
             <w:shd w:val="clear" w:color="auto" w:fill="F2F7F6"/>
           </w:tcPr>
           <w:p>
@@ -7623,13 +6075,13 @@
                 <w:b w:val="0"/>
                 <w:sz w:val="18"/>
               </w:rPr>
-              <w:t>④ 3DGS / 扫描工具</w:t>
-            </w:r>
-          </w:p>
-        </w:tc>
-        <w:tc>
-          <w:tcPr>
-            <w:tcW w:type="dxa" w:w="2409"/>
+              <w:t>VR / 空间影像</w:t>
+            </w:r>
+          </w:p>
+        </w:tc>
+        <w:tc>
+          <w:tcPr>
+            <w:tcW w:type="dxa" w:w="1928"/>
             <w:shd w:val="clear" w:color="auto" w:fill="F2F7F6"/>
           </w:tcPr>
           <w:p>
@@ -7639,13 +6091,13 @@
                 <w:b w:val="0"/>
                 <w:sz w:val="18"/>
               </w:rPr>
-              <w:t>Polycam、Scaniverse、KIRI Engine、Luma AI</w:t>
-            </w:r>
-          </w:p>
-        </w:tc>
-        <w:tc>
-          <w:tcPr>
-            <w:tcW w:type="dxa" w:w="2409"/>
+              <w:t>720 云[9]、如视[21]、Matterport[8]、Google Immersive View[16]</w:t>
+            </w:r>
+          </w:p>
+        </w:tc>
+        <w:tc>
+          <w:tcPr>
+            <w:tcW w:type="dxa" w:w="1928"/>
             <w:shd w:val="clear" w:color="auto" w:fill="F2F7F6"/>
           </w:tcPr>
           <w:p>
@@ -7655,30 +6107,39 @@
                 <w:b w:val="0"/>
                 <w:sz w:val="18"/>
               </w:rPr>
-              <w:t>个人三维重建</w:t>
-            </w:r>
-          </w:p>
-        </w:tc>
-        <w:tc>
-          <w:tcPr>
-            <w:tcW w:type="dxa" w:w="2409"/>
+              <w:t>空间展示成熟</w:t>
+            </w:r>
+          </w:p>
+        </w:tc>
+        <w:tc>
+          <w:tcPr>
+            <w:tcW w:type="dxa" w:w="1928"/>
             <w:shd w:val="clear" w:color="auto" w:fill="F2F7F6"/>
           </w:tcPr>
           <w:p>
             <w:r/>
             <w:r>
               <w:rPr>
-                <w:b/>
-                <w:sz w:val="18"/>
-              </w:rPr>
-              <w:t>面向“生成模型”，不面向“服务”</w:t>
-            </w:r>
-            <w:r>
-              <w:rPr>
-                <w:b w:val="0"/>
-                <w:sz w:val="18"/>
-              </w:rPr>
-              <w:t>；无商户、无行程</w:t>
+                <w:b w:val="0"/>
+                <w:sz w:val="18"/>
+              </w:rPr>
+              <w:t>只展示不交易；专业采集按场景或面积计费，更新贵</w:t>
+            </w:r>
+          </w:p>
+        </w:tc>
+        <w:tc>
+          <w:tcPr>
+            <w:tcW w:type="dxa" w:w="1928"/>
+            <w:shd w:val="clear" w:color="auto" w:fill="F2F7F6"/>
+          </w:tcPr>
+          <w:p>
+            <w:r/>
+            <w:r>
+              <w:rPr>
+                <w:b w:val="0"/>
+                <w:sz w:val="18"/>
+              </w:rPr>
+              <w:t>展示已是基础能力，价值在服务层</w:t>
             </w:r>
           </w:p>
         </w:tc>
@@ -7686,61 +6147,76 @@
       <w:tr>
         <w:tc>
           <w:tcPr>
-            <w:tcW w:type="dxa" w:w="2409"/>
-          </w:tcPr>
-          <w:p>
-            <w:r/>
-            <w:r>
-              <w:rPr>
-                <w:b w:val="0"/>
-                <w:sz w:val="18"/>
-              </w:rPr>
-              <w:t>⑤ 景区智慧导览</w:t>
-            </w:r>
-          </w:p>
-        </w:tc>
-        <w:tc>
-          <w:tcPr>
-            <w:tcW w:type="dxa" w:w="2409"/>
-          </w:tcPr>
-          <w:p>
-            <w:r/>
-            <w:r>
-              <w:rPr>
-                <w:b w:val="0"/>
-                <w:sz w:val="18"/>
-              </w:rPr>
-              <w:t>各景区小程序、语音导览</w:t>
-            </w:r>
-          </w:p>
-        </w:tc>
-        <w:tc>
-          <w:tcPr>
-            <w:tcW w:type="dxa" w:w="2409"/>
-          </w:tcPr>
-          <w:p>
-            <w:r/>
-            <w:r>
-              <w:rPr>
-                <w:b w:val="0"/>
-                <w:sz w:val="18"/>
-              </w:rPr>
-              <w:t>景点讲解、地图</w:t>
-            </w:r>
-          </w:p>
-        </w:tc>
-        <w:tc>
-          <w:tcPr>
-            <w:tcW w:type="dxa" w:w="2409"/>
-          </w:tcPr>
-          <w:p>
-            <w:r/>
-            <w:r>
-              <w:rPr>
-                <w:b w:val="0"/>
-                <w:sz w:val="18"/>
-              </w:rPr>
-              <w:t>内容固定、更新慢；无跨商户消费闭环</w:t>
+            <w:tcW w:type="dxa" w:w="1928"/>
+          </w:tcPr>
+          <w:p>
+            <w:r/>
+            <w:r>
+              <w:rPr>
+                <w:b w:val="0"/>
+                <w:sz w:val="18"/>
+              </w:rPr>
+              <w:t>3DGS 工具</w:t>
+            </w:r>
+          </w:p>
+        </w:tc>
+        <w:tc>
+          <w:tcPr>
+            <w:tcW w:type="dxa" w:w="1928"/>
+          </w:tcPr>
+          <w:p>
+            <w:r/>
+            <w:r>
+              <w:rPr>
+                <w:b w:val="0"/>
+                <w:sz w:val="18"/>
+              </w:rPr>
+              <w:t>Polycam、Scaniverse、KIRI Engine、Luma AI[19]</w:t>
+            </w:r>
+          </w:p>
+        </w:tc>
+        <w:tc>
+          <w:tcPr>
+            <w:tcW w:type="dxa" w:w="1928"/>
+          </w:tcPr>
+          <w:p>
+            <w:r/>
+            <w:r>
+              <w:rPr>
+                <w:b w:val="0"/>
+                <w:sz w:val="18"/>
+              </w:rPr>
+              <w:t>手机即可重建</w:t>
+            </w:r>
+          </w:p>
+        </w:tc>
+        <w:tc>
+          <w:tcPr>
+            <w:tcW w:type="dxa" w:w="1928"/>
+          </w:tcPr>
+          <w:p>
+            <w:r/>
+            <w:r>
+              <w:rPr>
+                <w:b w:val="0"/>
+                <w:sz w:val="18"/>
+              </w:rPr>
+              <w:t>产出模型文件，无点位、行程与商户</w:t>
+            </w:r>
+          </w:p>
+        </w:tc>
+        <w:tc>
+          <w:tcPr>
+            <w:tcW w:type="dxa" w:w="1928"/>
+          </w:tcPr>
+          <w:p>
+            <w:r/>
+            <w:r>
+              <w:rPr>
+                <w:b w:val="0"/>
+                <w:sz w:val="18"/>
+              </w:rPr>
+              <w:t>3DGS 作为可选表现层接入</w:t>
             </w:r>
           </w:p>
         </w:tc>
@@ -7755,443 +6231,7 @@
         <w:rPr>
           <w:b w:val="0"/>
         </w:rPr>
-        <w:t>6.2 重点竞品详评</w:t>
-      </w:r>
-    </w:p>
-    <w:p>
-      <w:r>
-        <w:rPr>
-          <w:b/>
-        </w:rPr>
-        <w:t>大众点评 / 美团（问小团）</w:t>
-      </w:r>
-      <w:r>
-        <w:rPr>
-          <w:b w:val="0"/>
-        </w:rPr>
-        <w:t>【A/B】</w:t>
-      </w:r>
-    </w:p>
-    <w:p>
-      <w:pPr>
-        <w:pStyle w:val="ListBullet"/>
-      </w:pPr>
-      <w:r>
-        <w:rPr>
-          <w:b w:val="0"/>
-        </w:rPr>
-        <w:t>优势：商户覆盖极广；「问小团」基于真实评价与商户信息做推荐，并能自动领券[8][9]</w:t>
-      </w:r>
-    </w:p>
-    <w:p>
-      <w:pPr>
-        <w:pStyle w:val="ListBullet"/>
-      </w:pPr>
-      <w:r>
-        <w:rPr>
-          <w:b w:val="0"/>
-        </w:rPr>
-        <w:t>短板：以文字 / 图片评价为主，</w:t>
-      </w:r>
-      <w:r>
-        <w:rPr>
-          <w:b/>
-        </w:rPr>
-        <w:t>看不到空间关系</w:t>
-      </w:r>
-      <w:r>
-        <w:rPr>
-          <w:b w:val="0"/>
-        </w:rPr>
-        <w:t>；小店依赖付费推广获得曝光</w:t>
-      </w:r>
-    </w:p>
-    <w:p>
-      <w:pPr>
-        <w:pStyle w:val="ListBullet"/>
-      </w:pPr>
-      <w:r>
-        <w:rPr>
-          <w:b w:val="0"/>
-        </w:rPr>
-        <w:t>启示：AI + 领券的组合被验证有效；开图的差异在于</w:t>
-      </w:r>
-      <w:r>
-        <w:rPr>
-          <w:b/>
-        </w:rPr>
-        <w:t>实景空间</w:t>
-      </w:r>
-      <w:r>
-        <w:rPr>
-          <w:b w:val="0"/>
-        </w:rPr>
-        <w:t>和</w:t>
-      </w:r>
-      <w:r>
-        <w:rPr>
-          <w:b/>
-        </w:rPr>
-        <w:t>低佣金的场地级导流</w:t>
-      </w:r>
-    </w:p>
-    <w:p>
-      <w:r>
-        <w:rPr>
-          <w:b/>
-        </w:rPr>
-        <w:t>高德扫街榜</w:t>
-      </w:r>
-      <w:r>
-        <w:rPr>
-          <w:b w:val="0"/>
-        </w:rPr>
-        <w:t>【A/B】</w:t>
-      </w:r>
-    </w:p>
-    <w:p>
-      <w:pPr>
-        <w:pStyle w:val="ListBullet"/>
-      </w:pPr>
-      <w:r>
-        <w:rPr>
-          <w:b w:val="0"/>
-        </w:rPr>
-        <w:t>优势：以真实导航与到店行为抵抗刷榜，规模巨大[7]</w:t>
-      </w:r>
-    </w:p>
-    <w:p>
-      <w:pPr>
-        <w:pStyle w:val="ListBullet"/>
-      </w:pPr>
-      <w:r>
-        <w:rPr>
-          <w:b w:val="0"/>
-        </w:rPr>
-        <w:t>短板：解决的是“去哪家”，没有解决“到了怎么找、进去是什么样”；以城市级榜单为主，</w:t>
-      </w:r>
-      <w:r>
-        <w:rPr>
-          <w:b/>
-        </w:rPr>
-        <w:t>不做场地内部的空间细节</w:t>
-      </w:r>
-    </w:p>
-    <w:p>
-      <w:pPr>
-        <w:pStyle w:val="ListBullet"/>
-      </w:pPr>
-      <w:r>
-        <w:rPr>
-          <w:b w:val="0"/>
-        </w:rPr>
-        <w:t>启示：“行为数据比评分可信”，开图采用“核销即证据”</w:t>
-      </w:r>
-    </w:p>
-    <w:p>
-      <w:r>
-        <w:rPr>
-          <w:b/>
-        </w:rPr>
-        <w:t>携程问道 / 飞猪问一问 / 马蜂窝 AI 路书</w:t>
-      </w:r>
-      <w:r>
-        <w:rPr>
-          <w:b w:val="0"/>
-        </w:rPr>
-        <w:t>【B】</w:t>
-      </w:r>
-    </w:p>
-    <w:p>
-      <w:pPr>
-        <w:pStyle w:val="ListBullet"/>
-      </w:pPr>
-      <w:r>
-        <w:rPr>
-          <w:b w:val="0"/>
-        </w:rPr>
-        <w:t>优势：OTA 数据丰富，对话体验好</w:t>
-      </w:r>
-    </w:p>
-    <w:p>
-      <w:pPr>
-        <w:pStyle w:val="ListBullet"/>
-      </w:pPr>
-      <w:r>
-        <w:rPr>
-          <w:b w:val="0"/>
-        </w:rPr>
-        <w:t>短板：媒体实测仍有“半吊子”、信息滞后等问题[10][11]；规划到城市和景点级，</w:t>
-      </w:r>
-      <w:r>
-        <w:rPr>
-          <w:b/>
-        </w:rPr>
-        <w:t>景区与街区内部是盲区</w:t>
-      </w:r>
-    </w:p>
-    <w:p>
-      <w:pPr>
-        <w:pStyle w:val="ListBullet"/>
-      </w:pPr>
-      <w:r>
-        <w:rPr>
-          <w:b w:val="0"/>
-        </w:rPr>
-        <w:t>启示：开图不和 OTA 比广度，而是做</w:t>
-      </w:r>
-      <w:r>
-        <w:rPr>
-          <w:b/>
-        </w:rPr>
-        <w:t>深度（场地内部）+ 可信（核实目录）</w:t>
-      </w:r>
-    </w:p>
-    <w:p>
-      <w:r>
-        <w:rPr>
-          <w:b/>
-        </w:rPr>
-        <w:t>Google Ask Maps + Immersive View</w:t>
-      </w:r>
-      <w:r>
-        <w:rPr>
-          <w:b w:val="0"/>
-        </w:rPr>
-        <w:t>【A】</w:t>
-      </w:r>
-    </w:p>
-    <w:p>
-      <w:pPr>
-        <w:pStyle w:val="ListBullet"/>
-      </w:pPr>
-      <w:r>
-        <w:rPr>
-          <w:b w:val="0"/>
-        </w:rPr>
-        <w:t>优势：Gemini 对话 + 3D 沉浸视图 + NeRF 餐厅内部，是“看空间再决定”的标杆[18]</w:t>
-      </w:r>
-    </w:p>
-    <w:p>
-      <w:pPr>
-        <w:pStyle w:val="ListBullet"/>
-      </w:pPr>
-      <w:r>
-        <w:rPr>
-          <w:b w:val="0"/>
-        </w:rPr>
-        <w:t>短板：国内不可用；依赖谷歌大规模采集，</w:t>
-      </w:r>
-      <w:r>
-        <w:rPr>
-          <w:b/>
-        </w:rPr>
-        <w:t>中小场地无法自助上线</w:t>
-      </w:r>
-    </w:p>
-    <w:p>
-      <w:pPr>
-        <w:pStyle w:val="ListBullet"/>
-      </w:pPr>
-      <w:r>
-        <w:rPr>
-          <w:b w:val="0"/>
-        </w:rPr>
-        <w:t>启示：方向被全球头部验证；开图用</w:t>
-      </w:r>
-      <w:r>
-        <w:rPr>
-          <w:b/>
-        </w:rPr>
-        <w:t>消费级全景相机让场地自助采集</w:t>
-      </w:r>
-      <w:r>
-        <w:rPr>
-          <w:b w:val="0"/>
-        </w:rPr>
-        <w:t>，走一条“自下而上”的路径</w:t>
-      </w:r>
-    </w:p>
-    <w:p>
-      <w:r>
-        <w:rPr>
-          <w:b/>
-        </w:rPr>
-        <w:t>720 云 / 如视 Realsee</w:t>
-      </w:r>
-      <w:r>
-        <w:rPr>
-          <w:b w:val="0"/>
-        </w:rPr>
-        <w:t>【B】</w:t>
-      </w:r>
-    </w:p>
-    <w:p>
-      <w:pPr>
-        <w:pStyle w:val="ListBullet"/>
-      </w:pPr>
-      <w:r>
-        <w:rPr>
-          <w:b w:val="0"/>
-        </w:rPr>
-        <w:t>优势：国内 VR 全景生态成熟，720 云有文旅解决方案，如视支持景区 VR 导览与路线[16][17]</w:t>
-      </w:r>
-    </w:p>
-    <w:p>
-      <w:pPr>
-        <w:pStyle w:val="ListBullet"/>
-      </w:pPr>
-      <w:r>
-        <w:rPr>
-          <w:b w:val="0"/>
-        </w:rPr>
-        <w:t>短板：以“展示”为核心，</w:t>
-      </w:r>
-      <w:r>
-        <w:rPr>
-          <w:b/>
-        </w:rPr>
-        <w:t>没有 AI 意图规划与商户核销闭环</w:t>
-      </w:r>
-      <w:r>
-        <w:rPr>
-          <w:b w:val="0"/>
-        </w:rPr>
-        <w:t>；专业采集按场景计费</w:t>
-      </w:r>
-    </w:p>
-    <w:p>
-      <w:pPr>
-        <w:pStyle w:val="ListBullet"/>
-      </w:pPr>
-      <w:r>
-        <w:rPr>
-          <w:b w:val="0"/>
-        </w:rPr>
-        <w:t>启示：全景展示已是基础能力，价值要向“服务”延伸</w:t>
-      </w:r>
-    </w:p>
-    <w:p>
-      <w:r>
-        <w:rPr>
-          <w:b/>
-        </w:rPr>
-        <w:t>Matterport</w:t>
-      </w:r>
-      <w:r>
-        <w:rPr>
-          <w:b w:val="0"/>
-        </w:rPr>
-        <w:t>【A/B】</w:t>
-      </w:r>
-    </w:p>
-    <w:p>
-      <w:pPr>
-        <w:pStyle w:val="ListBullet"/>
-      </w:pPr>
-      <w:r>
-        <w:rPr>
-          <w:b w:val="0"/>
-        </w:rPr>
-        <w:t>优势：室内数字孪生标准，测量与平面图能力强</w:t>
-      </w:r>
-    </w:p>
-    <w:p>
-      <w:pPr>
-        <w:pStyle w:val="ListBullet"/>
-      </w:pPr>
-      <w:r>
-        <w:rPr>
-          <w:b w:val="0"/>
-        </w:rPr>
-        <w:t>短板：专业采集服务约 0.10 美元/平方英尺，并有托管订阅[15]；主要面向地产与设施管理，</w:t>
-      </w:r>
-      <w:r>
-        <w:rPr>
-          <w:b/>
-        </w:rPr>
-        <w:t>户外街区不是它的主场</w:t>
-      </w:r>
-    </w:p>
-    <w:p>
-      <w:pPr>
-        <w:pStyle w:val="ListBullet"/>
-      </w:pPr>
-      <w:r>
-        <w:rPr>
-          <w:b w:val="0"/>
-        </w:rPr>
-        <w:t>启示：开图面向户外 + 半室内的文旅空间，成本与场景都有差异</w:t>
-      </w:r>
-    </w:p>
-    <w:p>
-      <w:r>
-        <w:rPr>
-          <w:b/>
-        </w:rPr>
-        <w:t>Polycam / Scaniverse / KIRI Engine</w:t>
-      </w:r>
-      <w:r>
-        <w:rPr>
-          <w:b w:val="0"/>
-        </w:rPr>
-        <w:t>【B】</w:t>
-      </w:r>
-    </w:p>
-    <w:p>
-      <w:pPr>
-        <w:pStyle w:val="ListBullet"/>
-      </w:pPr>
-      <w:r>
-        <w:rPr>
-          <w:b w:val="0"/>
-        </w:rPr>
-        <w:t>优势：手机即可生成 3DGS，Scaniverse 已支持 360 相机 splat（付费档）[19]</w:t>
-      </w:r>
-    </w:p>
-    <w:p>
-      <w:pPr>
-        <w:pStyle w:val="ListBullet"/>
-      </w:pPr>
-      <w:r>
-        <w:rPr>
-          <w:b w:val="0"/>
-        </w:rPr>
-        <w:t>短板：产出的是</w:t>
-      </w:r>
-      <w:r>
-        <w:rPr>
-          <w:b/>
-        </w:rPr>
-        <w:t>模型文件</w:t>
-      </w:r>
-      <w:r>
-        <w:rPr>
-          <w:b w:val="0"/>
-        </w:rPr>
-        <w:t>，缺少坐标配准、服务点位、行程和商户</w:t>
-      </w:r>
-    </w:p>
-    <w:p>
-      <w:pPr>
-        <w:pStyle w:val="ListBullet"/>
-      </w:pPr>
-      <w:r>
-        <w:rPr>
-          <w:b w:val="0"/>
-        </w:rPr>
-        <w:t>启示：3DGS 是“表现层”，开图把它当作可选资产接入（PLY / SPZ），核心价值在其上的服务层</w:t>
-      </w:r>
-    </w:p>
-    <w:p>
-      <w:pPr>
-        <w:pStyle w:val="Heading3"/>
-      </w:pPr>
-      <w:r>
-        <w:rPr>
-          <w:b w:val="0"/>
-        </w:rPr>
-        <w:t>6.3 功能对比矩阵</w:t>
+        <w:t>6.2 功能对比矩阵</w:t>
       </w:r>
     </w:p>
     <w:p>
@@ -8199,7 +6239,7 @@
         <w:rPr>
           <w:b w:val="0"/>
         </w:rPr>
-        <w:t>图例：● 完整支持　◐ 部分支持　○ 不支持</w:t>
+        <w:t>● 完整支持　◐ 部分支持　○ 不支持　— 不适用</w:t>
       </w:r>
     </w:p>
     <w:tbl>
@@ -8267,7 +6307,7 @@
                 <w:color w:val="FFFFFF"/>
                 <w:sz w:val="18"/>
               </w:rPr>
-              <w:t>高德扫街榜</w:t>
+              <w:t>高德</w:t>
             </w:r>
           </w:p>
         </w:tc>
@@ -8284,7 +6324,7 @@
                 <w:color w:val="FFFFFF"/>
                 <w:sz w:val="18"/>
               </w:rPr>
-              <w:t>OTA AI 助手</w:t>
+              <w:t>OTA AI</w:t>
             </w:r>
           </w:p>
         </w:tc>
@@ -8301,7 +6341,7 @@
                 <w:color w:val="FFFFFF"/>
                 <w:sz w:val="18"/>
               </w:rPr>
-              <w:t>Google Ask Maps + IV</w:t>
+              <w:t>Google</w:t>
             </w:r>
           </w:p>
         </w:tc>
@@ -8352,7 +6392,7 @@
                 <w:color w:val="FFFFFF"/>
                 <w:sz w:val="18"/>
               </w:rPr>
-              <w:t>Polycam / Scaniverse</w:t>
+              <w:t>3DGS 工具</w:t>
             </w:r>
           </w:p>
         </w:tc>
@@ -8386,7 +6426,7 @@
                 <w:b w:val="0"/>
                 <w:sz w:val="18"/>
               </w:rPr>
-              <w:t>场地内部实景空间浏览</w:t>
+              <w:t>场地内部实景浏览</w:t>
             </w:r>
           </w:p>
         </w:tc>
@@ -8446,7 +6486,7 @@
                 <w:b w:val="0"/>
                 <w:sz w:val="18"/>
               </w:rPr>
-              <w:t>◐（部分城市 / 餐厅）</w:t>
+              <w:t>◐</w:t>
             </w:r>
           </w:p>
         </w:tc>
@@ -8506,7 +6546,7 @@
                 <w:b w:val="0"/>
                 <w:sz w:val="18"/>
               </w:rPr>
-              <w:t>●（全景 + 三维 + 3DGS 导入）</w:t>
+              <w:t>●</w:t>
             </w:r>
           </w:p>
         </w:tc>
@@ -8524,7 +6564,7 @@
                 <w:b w:val="0"/>
                 <w:sz w:val="18"/>
               </w:rPr>
-              <w:t>消费级全景相机自助采集</w:t>
+              <w:t>消费级全景相机自助采集 + 质检指引</w:t>
             </w:r>
           </w:p>
         </w:tc>
@@ -8652,7 +6692,7 @@
                 <w:b w:val="0"/>
                 <w:sz w:val="18"/>
               </w:rPr>
-              <w:t>●（六步工作台 + OSC 直连）</w:t>
+              <w:t>●</w:t>
             </w:r>
           </w:p>
         </w:tc>
@@ -8669,7 +6709,7 @@
                 <w:b w:val="0"/>
                 <w:sz w:val="18"/>
               </w:rPr>
-              <w:t>采集质量检查与补拍指引</w:t>
+              <w:t>一句话多约束行程</w:t>
             </w:r>
           </w:p>
         </w:tc>
@@ -8684,6 +6724,21 @@
                 <w:b w:val="0"/>
                 <w:sz w:val="18"/>
               </w:rPr>
+              <w:t>◐</w:t>
+            </w:r>
+          </w:p>
+        </w:tc>
+        <w:tc>
+          <w:tcPr>
+            <w:tcW w:type="dxa" w:w="1071"/>
+          </w:tcPr>
+          <w:p>
+            <w:r/>
+            <w:r>
+              <w:rPr>
+                <w:b w:val="0"/>
+                <w:sz w:val="18"/>
+              </w:rPr>
               <w:t>○</w:t>
             </w:r>
           </w:p>
@@ -8699,6 +6754,36 @@
                 <w:b w:val="0"/>
                 <w:sz w:val="18"/>
               </w:rPr>
+              <w:t>◐</w:t>
+            </w:r>
+          </w:p>
+        </w:tc>
+        <w:tc>
+          <w:tcPr>
+            <w:tcW w:type="dxa" w:w="1071"/>
+          </w:tcPr>
+          <w:p>
+            <w:r/>
+            <w:r>
+              <w:rPr>
+                <w:b w:val="0"/>
+                <w:sz w:val="18"/>
+              </w:rPr>
+              <w:t>◐</w:t>
+            </w:r>
+          </w:p>
+        </w:tc>
+        <w:tc>
+          <w:tcPr>
+            <w:tcW w:type="dxa" w:w="1071"/>
+          </w:tcPr>
+          <w:p>
+            <w:r/>
+            <w:r>
+              <w:rPr>
+                <w:b w:val="0"/>
+                <w:sz w:val="18"/>
+              </w:rPr>
               <w:t>○</w:t>
             </w:r>
           </w:p>
@@ -8744,52 +6829,7 @@
                 <w:b w:val="0"/>
                 <w:sz w:val="18"/>
               </w:rPr>
-              <w:t>◐</w:t>
-            </w:r>
-          </w:p>
-        </w:tc>
-        <w:tc>
-          <w:tcPr>
-            <w:tcW w:type="dxa" w:w="1071"/>
-          </w:tcPr>
-          <w:p>
-            <w:r/>
-            <w:r>
-              <w:rPr>
-                <w:b w:val="0"/>
-                <w:sz w:val="18"/>
-              </w:rPr>
               <w:t>●</w:t>
-            </w:r>
-          </w:p>
-        </w:tc>
-        <w:tc>
-          <w:tcPr>
-            <w:tcW w:type="dxa" w:w="1071"/>
-          </w:tcPr>
-          <w:p>
-            <w:r/>
-            <w:r>
-              <w:rPr>
-                <w:b w:val="0"/>
-                <w:sz w:val="18"/>
-              </w:rPr>
-              <w:t>◐</w:t>
-            </w:r>
-          </w:p>
-        </w:tc>
-        <w:tc>
-          <w:tcPr>
-            <w:tcW w:type="dxa" w:w="1071"/>
-          </w:tcPr>
-          <w:p>
-            <w:r/>
-            <w:r>
-              <w:rPr>
-                <w:b w:val="0"/>
-                <w:sz w:val="18"/>
-              </w:rPr>
-              <w:t>●（检查项 + FFmpeg 检查）</w:t>
             </w:r>
           </w:p>
         </w:tc>
@@ -8807,7 +6847,7 @@
                 <w:b w:val="0"/>
                 <w:sz w:val="18"/>
               </w:rPr>
-              <w:t>一句话意图行程</w:t>
+              <w:t>只引用核实目录 + 拒答</w:t>
             </w:r>
           </w:p>
         </w:tc>
@@ -8823,7 +6863,7 @@
                 <w:b w:val="0"/>
                 <w:sz w:val="18"/>
               </w:rPr>
-              <w:t>●</w:t>
+              <w:t>◐</w:t>
             </w:r>
           </w:p>
         </w:tc>
@@ -8839,7 +6879,7 @@
                 <w:b w:val="0"/>
                 <w:sz w:val="18"/>
               </w:rPr>
-              <w:t>◐</w:t>
+              <w:t>—</w:t>
             </w:r>
           </w:p>
         </w:tc>
@@ -8855,7 +6895,7 @@
                 <w:b w:val="0"/>
                 <w:sz w:val="18"/>
               </w:rPr>
-              <w:t>●</w:t>
+              <w:t>◐</w:t>
             </w:r>
           </w:p>
         </w:tc>
@@ -8871,7 +6911,7 @@
                 <w:b w:val="0"/>
                 <w:sz w:val="18"/>
               </w:rPr>
-              <w:t>●</w:t>
+              <w:t>◐</w:t>
             </w:r>
           </w:p>
         </w:tc>
@@ -8887,7 +6927,7 @@
                 <w:b w:val="0"/>
                 <w:sz w:val="18"/>
               </w:rPr>
-              <w:t>○</w:t>
+              <w:t>—</w:t>
             </w:r>
           </w:p>
         </w:tc>
@@ -8903,7 +6943,7 @@
                 <w:b w:val="0"/>
                 <w:sz w:val="18"/>
               </w:rPr>
-              <w:t>○</w:t>
+              <w:t>—</w:t>
             </w:r>
           </w:p>
         </w:tc>
@@ -8919,7 +6959,7 @@
                 <w:b w:val="0"/>
                 <w:sz w:val="18"/>
               </w:rPr>
-              <w:t>○</w:t>
+              <w:t>—</w:t>
             </w:r>
           </w:p>
         </w:tc>
@@ -8952,7 +6992,7 @@
                 <w:b w:val="0"/>
                 <w:sz w:val="18"/>
               </w:rPr>
-              <w:t>多约束（人数 / 预算 / 时长 / 体力 / 饮食）</w:t>
+              <w:t>空间内路径高亮、不穿墙</w:t>
             </w:r>
           </w:p>
         </w:tc>
@@ -8967,6 +7007,21 @@
                 <w:b w:val="0"/>
                 <w:sz w:val="18"/>
               </w:rPr>
+              <w:t>○</w:t>
+            </w:r>
+          </w:p>
+        </w:tc>
+        <w:tc>
+          <w:tcPr>
+            <w:tcW w:type="dxa" w:w="1071"/>
+          </w:tcPr>
+          <w:p>
+            <w:r/>
+            <w:r>
+              <w:rPr>
+                <w:b w:val="0"/>
+                <w:sz w:val="18"/>
+              </w:rPr>
               <w:t>◐</w:t>
             </w:r>
           </w:p>
@@ -9013,21 +7068,6 @@
                 <w:sz w:val="18"/>
               </w:rPr>
               <w:t>◐</w:t>
-            </w:r>
-          </w:p>
-        </w:tc>
-        <w:tc>
-          <w:tcPr>
-            <w:tcW w:type="dxa" w:w="1071"/>
-          </w:tcPr>
-          <w:p>
-            <w:r/>
-            <w:r>
-              <w:rPr>
-                <w:b w:val="0"/>
-                <w:sz w:val="18"/>
-              </w:rPr>
-              <w:t>○</w:t>
             </w:r>
           </w:p>
         </w:tc>
@@ -9090,7 +7130,7 @@
                 <w:b w:val="0"/>
                 <w:sz w:val="18"/>
               </w:rPr>
-              <w:t>抗幻觉：只引用核实目录 + 拒答</w:t>
+              <w:t>领券 → 核销 → 看板闭环</w:t>
             </w:r>
           </w:p>
         </w:tc>
@@ -9106,7 +7146,7 @@
                 <w:b w:val="0"/>
                 <w:sz w:val="18"/>
               </w:rPr>
-              <w:t>◐</w:t>
+              <w:t>●</w:t>
             </w:r>
           </w:p>
         </w:tc>
@@ -9122,7 +7162,7 @@
                 <w:b w:val="0"/>
                 <w:sz w:val="18"/>
               </w:rPr>
-              <w:t>—</w:t>
+              <w:t>◐</w:t>
             </w:r>
           </w:p>
         </w:tc>
@@ -9154,7 +7194,7 @@
                 <w:b w:val="0"/>
                 <w:sz w:val="18"/>
               </w:rPr>
-              <w:t>◐</w:t>
+              <w:t>○</w:t>
             </w:r>
           </w:p>
         </w:tc>
@@ -9170,7 +7210,7 @@
                 <w:b w:val="0"/>
                 <w:sz w:val="18"/>
               </w:rPr>
-              <w:t>—</w:t>
+              <w:t>○</w:t>
             </w:r>
           </w:p>
         </w:tc>
@@ -9186,7 +7226,7 @@
                 <w:b w:val="0"/>
                 <w:sz w:val="18"/>
               </w:rPr>
-              <w:t>—</w:t>
+              <w:t>○</w:t>
             </w:r>
           </w:p>
         </w:tc>
@@ -9202,7 +7242,7 @@
                 <w:b w:val="0"/>
                 <w:sz w:val="18"/>
               </w:rPr>
-              <w:t>—</w:t>
+              <w:t>○</w:t>
             </w:r>
           </w:p>
         </w:tc>
@@ -9218,7 +7258,7 @@
                 <w:b w:val="0"/>
                 <w:sz w:val="18"/>
               </w:rPr>
-              <w:t>●</w:t>
+              <w:t>●（沙盘）</w:t>
             </w:r>
           </w:p>
         </w:tc>
@@ -9235,7 +7275,7 @@
                 <w:b w:val="0"/>
                 <w:sz w:val="18"/>
               </w:rPr>
-              <w:t>路径在空间中高亮、不穿墙</w:t>
+              <w:t>中小商户零内容门槛</w:t>
             </w:r>
           </w:p>
         </w:tc>
@@ -9250,6 +7290,36 @@
                 <w:b w:val="0"/>
                 <w:sz w:val="18"/>
               </w:rPr>
+              <w:t>◐</w:t>
+            </w:r>
+          </w:p>
+        </w:tc>
+        <w:tc>
+          <w:tcPr>
+            <w:tcW w:type="dxa" w:w="1071"/>
+          </w:tcPr>
+          <w:p>
+            <w:r/>
+            <w:r>
+              <w:rPr>
+                <w:b w:val="0"/>
+                <w:sz w:val="18"/>
+              </w:rPr>
+              <w:t>◐</w:t>
+            </w:r>
+          </w:p>
+        </w:tc>
+        <w:tc>
+          <w:tcPr>
+            <w:tcW w:type="dxa" w:w="1071"/>
+          </w:tcPr>
+          <w:p>
+            <w:r/>
+            <w:r>
+              <w:rPr>
+                <w:b w:val="0"/>
+                <w:sz w:val="18"/>
+              </w:rPr>
               <w:t>○</w:t>
             </w:r>
           </w:p>
@@ -9265,7 +7335,7 @@
                 <w:b w:val="0"/>
                 <w:sz w:val="18"/>
               </w:rPr>
-              <w:t>◐（道路级）</w:t>
+              <w:t>○</w:t>
             </w:r>
           </w:p>
         </w:tc>
@@ -9295,7 +7365,7 @@
                 <w:b w:val="0"/>
                 <w:sz w:val="18"/>
               </w:rPr>
-              <w:t>◐</w:t>
+              <w:t>○</w:t>
             </w:r>
           </w:p>
         </w:tc>
@@ -9310,472 +7380,13 @@
                 <w:b w:val="0"/>
                 <w:sz w:val="18"/>
               </w:rPr>
-              <w:t>◐</w:t>
+              <w:t>○</w:t>
             </w:r>
           </w:p>
         </w:tc>
         <w:tc>
           <w:tcPr>
             <w:tcW w:type="dxa" w:w="1071"/>
-          </w:tcPr>
-          <w:p>
-            <w:r/>
-            <w:r>
-              <w:rPr>
-                <w:b w:val="0"/>
-                <w:sz w:val="18"/>
-              </w:rPr>
-              <w:t>○</w:t>
-            </w:r>
-          </w:p>
-        </w:tc>
-        <w:tc>
-          <w:tcPr>
-            <w:tcW w:type="dxa" w:w="1071"/>
-          </w:tcPr>
-          <w:p>
-            <w:r/>
-            <w:r>
-              <w:rPr>
-                <w:b w:val="0"/>
-                <w:sz w:val="18"/>
-              </w:rPr>
-              <w:t>○</w:t>
-            </w:r>
-          </w:p>
-        </w:tc>
-        <w:tc>
-          <w:tcPr>
-            <w:tcW w:type="dxa" w:w="1071"/>
-          </w:tcPr>
-          <w:p>
-            <w:r/>
-            <w:r>
-              <w:rPr>
-                <w:b w:val="0"/>
-                <w:sz w:val="18"/>
-              </w:rPr>
-              <w:t>●（通道图）</w:t>
-            </w:r>
-          </w:p>
-        </w:tc>
-      </w:tr>
-      <w:tr>
-        <w:tc>
-          <w:tcPr>
-            <w:tcW w:type="dxa" w:w="1071"/>
-            <w:shd w:val="clear" w:color="auto" w:fill="F2F7F6"/>
-          </w:tcPr>
-          <w:p>
-            <w:r/>
-            <w:r>
-              <w:rPr>
-                <w:b w:val="0"/>
-                <w:sz w:val="18"/>
-              </w:rPr>
-              <w:t>领券 → 核销 → 看板闭环</w:t>
-            </w:r>
-          </w:p>
-        </w:tc>
-        <w:tc>
-          <w:tcPr>
-            <w:tcW w:type="dxa" w:w="1071"/>
-            <w:shd w:val="clear" w:color="auto" w:fill="F2F7F6"/>
-          </w:tcPr>
-          <w:p>
-            <w:r/>
-            <w:r>
-              <w:rPr>
-                <w:b w:val="0"/>
-                <w:sz w:val="18"/>
-              </w:rPr>
-              <w:t>●</w:t>
-            </w:r>
-          </w:p>
-        </w:tc>
-        <w:tc>
-          <w:tcPr>
-            <w:tcW w:type="dxa" w:w="1071"/>
-            <w:shd w:val="clear" w:color="auto" w:fill="F2F7F6"/>
-          </w:tcPr>
-          <w:p>
-            <w:r/>
-            <w:r>
-              <w:rPr>
-                <w:b w:val="0"/>
-                <w:sz w:val="18"/>
-              </w:rPr>
-              <w:t>◐</w:t>
-            </w:r>
-          </w:p>
-        </w:tc>
-        <w:tc>
-          <w:tcPr>
-            <w:tcW w:type="dxa" w:w="1071"/>
-            <w:shd w:val="clear" w:color="auto" w:fill="F2F7F6"/>
-          </w:tcPr>
-          <w:p>
-            <w:r/>
-            <w:r>
-              <w:rPr>
-                <w:b w:val="0"/>
-                <w:sz w:val="18"/>
-              </w:rPr>
-              <w:t>◐</w:t>
-            </w:r>
-          </w:p>
-        </w:tc>
-        <w:tc>
-          <w:tcPr>
-            <w:tcW w:type="dxa" w:w="1071"/>
-            <w:shd w:val="clear" w:color="auto" w:fill="F2F7F6"/>
-          </w:tcPr>
-          <w:p>
-            <w:r/>
-            <w:r>
-              <w:rPr>
-                <w:b w:val="0"/>
-                <w:sz w:val="18"/>
-              </w:rPr>
-              <w:t>○</w:t>
-            </w:r>
-          </w:p>
-        </w:tc>
-        <w:tc>
-          <w:tcPr>
-            <w:tcW w:type="dxa" w:w="1071"/>
-            <w:shd w:val="clear" w:color="auto" w:fill="F2F7F6"/>
-          </w:tcPr>
-          <w:p>
-            <w:r/>
-            <w:r>
-              <w:rPr>
-                <w:b w:val="0"/>
-                <w:sz w:val="18"/>
-              </w:rPr>
-              <w:t>○</w:t>
-            </w:r>
-          </w:p>
-        </w:tc>
-        <w:tc>
-          <w:tcPr>
-            <w:tcW w:type="dxa" w:w="1071"/>
-            <w:shd w:val="clear" w:color="auto" w:fill="F2F7F6"/>
-          </w:tcPr>
-          <w:p>
-            <w:r/>
-            <w:r>
-              <w:rPr>
-                <w:b w:val="0"/>
-                <w:sz w:val="18"/>
-              </w:rPr>
-              <w:t>○</w:t>
-            </w:r>
-          </w:p>
-        </w:tc>
-        <w:tc>
-          <w:tcPr>
-            <w:tcW w:type="dxa" w:w="1071"/>
-            <w:shd w:val="clear" w:color="auto" w:fill="F2F7F6"/>
-          </w:tcPr>
-          <w:p>
-            <w:r/>
-            <w:r>
-              <w:rPr>
-                <w:b w:val="0"/>
-                <w:sz w:val="18"/>
-              </w:rPr>
-              <w:t>○</w:t>
-            </w:r>
-          </w:p>
-        </w:tc>
-        <w:tc>
-          <w:tcPr>
-            <w:tcW w:type="dxa" w:w="1071"/>
-            <w:shd w:val="clear" w:color="auto" w:fill="F2F7F6"/>
-          </w:tcPr>
-          <w:p>
-            <w:r/>
-            <w:r>
-              <w:rPr>
-                <w:b w:val="0"/>
-                <w:sz w:val="18"/>
-              </w:rPr>
-              <w:t>●（沙盘）</w:t>
-            </w:r>
-          </w:p>
-        </w:tc>
-      </w:tr>
-      <w:tr>
-        <w:tc>
-          <w:tcPr>
-            <w:tcW w:type="dxa" w:w="1071"/>
-          </w:tcPr>
-          <w:p>
-            <w:r/>
-            <w:r>
-              <w:rPr>
-                <w:b w:val="0"/>
-                <w:sz w:val="18"/>
-              </w:rPr>
-              <w:t>全景再取景导出横 / 竖版</w:t>
-            </w:r>
-          </w:p>
-        </w:tc>
-        <w:tc>
-          <w:tcPr>
-            <w:tcW w:type="dxa" w:w="1071"/>
-          </w:tcPr>
-          <w:p>
-            <w:r/>
-            <w:r>
-              <w:rPr>
-                <w:b w:val="0"/>
-                <w:sz w:val="18"/>
-              </w:rPr>
-              <w:t>○</w:t>
-            </w:r>
-          </w:p>
-        </w:tc>
-        <w:tc>
-          <w:tcPr>
-            <w:tcW w:type="dxa" w:w="1071"/>
-          </w:tcPr>
-          <w:p>
-            <w:r/>
-            <w:r>
-              <w:rPr>
-                <w:b w:val="0"/>
-                <w:sz w:val="18"/>
-              </w:rPr>
-              <w:t>○</w:t>
-            </w:r>
-          </w:p>
-        </w:tc>
-        <w:tc>
-          <w:tcPr>
-            <w:tcW w:type="dxa" w:w="1071"/>
-          </w:tcPr>
-          <w:p>
-            <w:r/>
-            <w:r>
-              <w:rPr>
-                <w:b w:val="0"/>
-                <w:sz w:val="18"/>
-              </w:rPr>
-              <w:t>○</w:t>
-            </w:r>
-          </w:p>
-        </w:tc>
-        <w:tc>
-          <w:tcPr>
-            <w:tcW w:type="dxa" w:w="1071"/>
-          </w:tcPr>
-          <w:p>
-            <w:r/>
-            <w:r>
-              <w:rPr>
-                <w:b w:val="0"/>
-                <w:sz w:val="18"/>
-              </w:rPr>
-              <w:t>○</w:t>
-            </w:r>
-          </w:p>
-        </w:tc>
-        <w:tc>
-          <w:tcPr>
-            <w:tcW w:type="dxa" w:w="1071"/>
-          </w:tcPr>
-          <w:p>
-            <w:r/>
-            <w:r>
-              <w:rPr>
-                <w:b w:val="0"/>
-                <w:sz w:val="18"/>
-              </w:rPr>
-              <w:t>○</w:t>
-            </w:r>
-          </w:p>
-        </w:tc>
-        <w:tc>
-          <w:tcPr>
-            <w:tcW w:type="dxa" w:w="1071"/>
-          </w:tcPr>
-          <w:p>
-            <w:r/>
-            <w:r>
-              <w:rPr>
-                <w:b w:val="0"/>
-                <w:sz w:val="18"/>
-              </w:rPr>
-              <w:t>○</w:t>
-            </w:r>
-          </w:p>
-        </w:tc>
-        <w:tc>
-          <w:tcPr>
-            <w:tcW w:type="dxa" w:w="1071"/>
-          </w:tcPr>
-          <w:p>
-            <w:r/>
-            <w:r>
-              <w:rPr>
-                <w:b w:val="0"/>
-                <w:sz w:val="18"/>
-              </w:rPr>
-              <w:t>○</w:t>
-            </w:r>
-          </w:p>
-        </w:tc>
-        <w:tc>
-          <w:tcPr>
-            <w:tcW w:type="dxa" w:w="1071"/>
-          </w:tcPr>
-          <w:p>
-            <w:r/>
-            <w:r>
-              <w:rPr>
-                <w:b w:val="0"/>
-                <w:sz w:val="18"/>
-              </w:rPr>
-              <w:t>●</w:t>
-            </w:r>
-          </w:p>
-        </w:tc>
-      </w:tr>
-      <w:tr>
-        <w:tc>
-          <w:tcPr>
-            <w:tcW w:type="dxa" w:w="1071"/>
-            <w:shd w:val="clear" w:color="auto" w:fill="F2F7F6"/>
-          </w:tcPr>
-          <w:p>
-            <w:r/>
-            <w:r>
-              <w:rPr>
-                <w:b w:val="0"/>
-                <w:sz w:val="18"/>
-              </w:rPr>
-              <w:t>中小商户零内容门槛</w:t>
-            </w:r>
-          </w:p>
-        </w:tc>
-        <w:tc>
-          <w:tcPr>
-            <w:tcW w:type="dxa" w:w="1071"/>
-            <w:shd w:val="clear" w:color="auto" w:fill="F2F7F6"/>
-          </w:tcPr>
-          <w:p>
-            <w:r/>
-            <w:r>
-              <w:rPr>
-                <w:b w:val="0"/>
-                <w:sz w:val="18"/>
-              </w:rPr>
-              <w:t>◐</w:t>
-            </w:r>
-          </w:p>
-        </w:tc>
-        <w:tc>
-          <w:tcPr>
-            <w:tcW w:type="dxa" w:w="1071"/>
-            <w:shd w:val="clear" w:color="auto" w:fill="F2F7F6"/>
-          </w:tcPr>
-          <w:p>
-            <w:r/>
-            <w:r>
-              <w:rPr>
-                <w:b w:val="0"/>
-                <w:sz w:val="18"/>
-              </w:rPr>
-              <w:t>◐</w:t>
-            </w:r>
-          </w:p>
-        </w:tc>
-        <w:tc>
-          <w:tcPr>
-            <w:tcW w:type="dxa" w:w="1071"/>
-            <w:shd w:val="clear" w:color="auto" w:fill="F2F7F6"/>
-          </w:tcPr>
-          <w:p>
-            <w:r/>
-            <w:r>
-              <w:rPr>
-                <w:b w:val="0"/>
-                <w:sz w:val="18"/>
-              </w:rPr>
-              <w:t>○</w:t>
-            </w:r>
-          </w:p>
-        </w:tc>
-        <w:tc>
-          <w:tcPr>
-            <w:tcW w:type="dxa" w:w="1071"/>
-            <w:shd w:val="clear" w:color="auto" w:fill="F2F7F6"/>
-          </w:tcPr>
-          <w:p>
-            <w:r/>
-            <w:r>
-              <w:rPr>
-                <w:b w:val="0"/>
-                <w:sz w:val="18"/>
-              </w:rPr>
-              <w:t>○</w:t>
-            </w:r>
-          </w:p>
-        </w:tc>
-        <w:tc>
-          <w:tcPr>
-            <w:tcW w:type="dxa" w:w="1071"/>
-            <w:shd w:val="clear" w:color="auto" w:fill="F2F7F6"/>
-          </w:tcPr>
-          <w:p>
-            <w:r/>
-            <w:r>
-              <w:rPr>
-                <w:b w:val="0"/>
-                <w:sz w:val="18"/>
-              </w:rPr>
-              <w:t>○</w:t>
-            </w:r>
-          </w:p>
-        </w:tc>
-        <w:tc>
-          <w:tcPr>
-            <w:tcW w:type="dxa" w:w="1071"/>
-            <w:shd w:val="clear" w:color="auto" w:fill="F2F7F6"/>
-          </w:tcPr>
-          <w:p>
-            <w:r/>
-            <w:r>
-              <w:rPr>
-                <w:b w:val="0"/>
-                <w:sz w:val="18"/>
-              </w:rPr>
-              <w:t>○</w:t>
-            </w:r>
-          </w:p>
-        </w:tc>
-        <w:tc>
-          <w:tcPr>
-            <w:tcW w:type="dxa" w:w="1071"/>
-            <w:shd w:val="clear" w:color="auto" w:fill="F2F7F6"/>
-          </w:tcPr>
-          <w:p>
-            <w:r/>
-            <w:r>
-              <w:rPr>
-                <w:b w:val="0"/>
-                <w:sz w:val="18"/>
-              </w:rPr>
-              <w:t>○</w:t>
-            </w:r>
-          </w:p>
-        </w:tc>
-        <w:tc>
-          <w:tcPr>
-            <w:tcW w:type="dxa" w:w="1071"/>
-            <w:shd w:val="clear" w:color="auto" w:fill="F2F7F6"/>
           </w:tcPr>
           <w:p>
             <w:r/>
@@ -9799,15 +7410,7 @@
         <w:rPr>
           <w:b w:val="0"/>
         </w:rPr>
-        <w:t>6.4 竞争定位图</w:t>
-      </w:r>
-    </w:p>
-    <w:p>
-      <w:r>
-        <w:rPr>
-          <w:b w:val="0"/>
-        </w:rPr>
-        <w:t>以「空间沉浸度」为横轴、「消费闭环度」为纵轴：</w:t>
+        <w:t>6.3 竞争定位</w:t>
       </w:r>
     </w:p>
     <w:tbl>
@@ -9893,7 +7496,7 @@
                 <w:b w:val="0"/>
                 <w:sz w:val="18"/>
               </w:rPr>
-              <w:t>点评 / 美团问小团、高德扫街榜、OTA AI 助手：能交易、能规划，但看不到场地内部</w:t>
+              <w:t>点评 / 美团、高德、OTA AI：能交易、能规划，看不到场地内部</w:t>
             </w:r>
           </w:p>
         </w:tc>
@@ -9908,7 +7511,7 @@
                 <w:b/>
                 <w:sz w:val="18"/>
               </w:rPr>
-              <w:t>★ 开图（目标位置）：看得见空间，也能直接到店核销</w:t>
+              <w:t>★ 开图：看得见空间，也能直接到店核销</w:t>
             </w:r>
           </w:p>
         </w:tc>
@@ -9958,7 +7561,7 @@
                 <w:b w:val="0"/>
                 <w:sz w:val="18"/>
               </w:rPr>
-              <w:t>Google Immersive View、720 云 / 如视、Matterport、Polycam / Scaniverse：空间展示强，不做行程与交易</w:t>
+              <w:t>Google IV、720 云 / 如视、Matterport、3DGS 工具：展示强，不做行程与交易</w:t>
             </w:r>
           </w:p>
         </w:tc>
@@ -9976,7 +7579,7 @@
         <w:rPr>
           <w:b w:val="0"/>
         </w:rPr>
-        <w:t>：右上象限，即“既能沉浸地看空间，又能直接转化为到店消费”，目前没有面向中小场地的国内产品。</w:t>
+        <w:t>：右上象限，即面向中小场地、“既能沉浸看空间，又能转化为到店消费”的国内产品。</w:t>
       </w:r>
     </w:p>
     <w:p>
@@ -9987,44 +7590,7 @@
         <w:rPr>
           <w:b w:val="0"/>
         </w:rPr>
-        <w:t>7. 我们的方案与差异化优势</w:t>
-      </w:r>
-    </w:p>
-    <w:p>
-      <w:pPr>
-        <w:pStyle w:val="Heading3"/>
-      </w:pPr>
-      <w:r>
-        <w:rPr>
-          <w:b w:val="0"/>
-        </w:rPr>
-        <w:t>7.1 产品定义</w:t>
-      </w:r>
-    </w:p>
-    <w:p>
-      <w:r>
-        <w:rPr>
-          <w:b/>
-        </w:rPr>
-        <w:t>开图 · Unfold</w:t>
-      </w:r>
-      <w:r>
-        <w:rPr>
-          <w:b w:val="0"/>
-        </w:rPr>
-        <w:t>：用影石全景相机“走一圈”采集场地，AI 把影像变成</w:t>
-      </w:r>
-      <w:r>
-        <w:rPr>
-          <w:b/>
-        </w:rPr>
-        <w:t>可看、可问、可走、可核销</w:t>
-      </w:r>
-      <w:r>
-        <w:rPr>
-          <w:b w:val="0"/>
-        </w:rPr>
-        <w:t>的空间服务。</w:t>
+        <w:t>7. 方案与差异化优势</w:t>
       </w:r>
     </w:p>
     <w:p>
@@ -10040,13 +7606,11 @@
         <w:br/>
         <w:t xml:space="preserve">                                   │</w:t>
         <w:br/>
-        <w:t xml:space="preserve">                                   ▼</w:t>
-        <w:br/>
-        <w:t xml:space="preserve">                       2:1 全景 / 3DGS + 服务点位 + 核实目录</w:t>
+        <w:t xml:space="preserve">                          全景 / 3DGS + 服务点位 + 核实目录</w:t>
         <w:br/>
         <w:t xml:space="preserve">                                   │</w:t>
         <w:br/>
-        <w:t>[怎么看]  游客一句话需求 ─► AI 意图 + 约束校验 ─► 空间路线 + 门面视角 ─► 领券 ─► 商户核销 ─► 数据看板</w:t>
+        <w:t>[怎么看]  一句话需求 ─► AI 意图 + 约束校验 ─► 空间路线 + 门面视角 ─► 领券 ─► 核销 ─► 看板</w:t>
       </w:r>
     </w:p>
     <w:p>
@@ -10057,7 +7621,7 @@
         <w:rPr>
           <w:b w:val="0"/>
         </w:rPr>
-        <w:t>7.2 五项差异化优势</w:t>
+        <w:t>7.1 四项差异化优势</w:t>
       </w:r>
     </w:p>
     <w:p>
@@ -10074,13 +7638,13 @@
         <w:rPr>
           <w:b/>
         </w:rPr>
-        <w:t>影像即数据：一次采集，三重复用</w:t>
+        <w:t>可信 AI，从机制上约束幻觉</w:t>
       </w:r>
       <w:r>
         <w:rPr>
           <w:b w:val="0"/>
         </w:rPr>
-        <w:t>。同一份全景同时用于空间浏览（游客）、服务点位锚定（商户 / 场地），以及横版 / 竖版宣传素材（创作者、商户）。直接回应 P6、P7、P8。</w:t>
+        <w:t>（回应 P3，机会分数最高）：本地模型与服务端大模型都只能从已审核目录中选方案 ID；路线由通道图算法计算，不由模型生成；遇到过敏、忌口类问题主动拒答。</w:t>
       </w:r>
     </w:p>
     <w:p>
@@ -10097,25 +7661,13 @@
         <w:rPr>
           <w:b/>
         </w:rPr>
-        <w:t>可信 AI：从机制上约束幻觉</w:t>
+        <w:t>空间化到店</w:t>
       </w:r>
       <w:r>
         <w:rPr>
           <w:b w:val="0"/>
         </w:rPr>
-        <w:t>。本地意图模型和服务端大模型都</w:t>
-      </w:r>
-      <w:r>
-        <w:rPr>
-          <w:b/>
-        </w:rPr>
-        <w:t>只能从已审核目录中选方案 ID</w:t>
-      </w:r>
-      <w:r>
-        <w:rPr>
-          <w:b w:val="0"/>
-        </w:rPr>
-        <w:t>；路线由通道图算法计算，不由模型编造；遇到过敏、忌口类问题主动拒答。直接回应 P3，也就是机会分数最高的痛点。</w:t>
+        <w:t>（回应 P1、P2）：点击站点，镜头飞到门面视角，路径在三维空间中高亮，不穿墙。</w:t>
       </w:r>
     </w:p>
     <w:p>
@@ -10132,13 +7684,13 @@
         <w:rPr>
           <w:b/>
         </w:rPr>
-        <w:t>空间化到店：从“导航到坐标”到“看见门面”</w:t>
+        <w:t>影像即数据，闭环可归因</w:t>
       </w:r>
       <w:r>
         <w:rPr>
           <w:b w:val="0"/>
         </w:rPr>
-        <w:t>。点击站点，镜头飞到门面视角，金色路径标出走法。回应 P2。</w:t>
+        <w:t>（回应 P4–P6）：一次采集同时服务空间浏览、服务点位锚定和商户展示；领券—核销—看板让商户看到的是到店数，而不是曝光量。这在影石 App 已有的再取景能力之上，为全景素材打开了新的用途。</w:t>
       </w:r>
     </w:p>
     <w:p>
@@ -10155,48 +7707,13 @@
         <w:rPr>
           <w:b/>
         </w:rPr>
-        <w:t>闭环可归因：领券—核销—看板</w:t>
-      </w:r>
-      <w:r>
-        <w:rPr>
-          <w:b w:val="0"/>
-        </w:rPr>
-        <w:t>。商户看到的是核销数，而不是曝光量。回应 P4、P6，也为后续“按效果收费”打下基础。</w:t>
-      </w:r>
-    </w:p>
-    <w:p>
-      <w:pPr>
-        <w:ind w:left="340" w:hanging="340"/>
-      </w:pPr>
-      <w:r>
-        <w:rPr>
-          <w:b w:val="0"/>
-        </w:rPr>
-        <w:t xml:space="preserve">5. </w:t>
-      </w:r>
-      <w:r>
-        <w:rPr>
-          <w:b/>
-        </w:rPr>
         <w:t>低门槛、真工程</w:t>
       </w:r>
       <w:r>
         <w:rPr>
           <w:b w:val="0"/>
         </w:rPr>
-        <w:t>。消费级相机（2399 元）+ 网页零下载；后端可 Docker 一键部署，访问密钥鉴权、SQLite WAL 持久化、独立 FFmpeg Worker。</w:t>
-      </w:r>
-      <w:r>
-        <w:rPr>
-          <w:b/>
-        </w:rPr>
-        <w:t>不是 PPT 产品</w:t>
-      </w:r>
-      <w:r>
-        <w:rPr>
-          <w:b w:val="0"/>
-        </w:rPr>
-        <w:t>。</w:t>
+        <w:t>：2399 元的消费级相机，网页零下载；后端可 Docker 部署，含鉴权、SQLite WAL 持久化和独立 FFmpeg Worker；仓库含 15 项自动化测试，覆盖路线、券核销幂等、AI 响应校验、OSC 协议边界与云端鉴权。</w:t>
       </w:r>
     </w:p>
     <w:p>
@@ -10207,7 +7724,7 @@
         <w:rPr>
           <w:b w:val="0"/>
         </w:rPr>
-        <w:t>7.3 如何回应赛题：「设备理解人」</w:t>
+        <w:t>7.2 如何回应赛题：「设备理解人」</w:t>
       </w:r>
     </w:p>
     <w:tbl>
@@ -10229,13 +7746,22 @@
           </w:tcPr>
           <w:p>
             <w:r/>
+          </w:p>
+        </w:tc>
+        <w:tc>
+          <w:tcPr>
+            <w:tcW w:type="dxa" w:w="3213"/>
+            <w:shd w:val="clear" w:color="auto" w:fill="0F3B40"/>
+          </w:tcPr>
+          <w:p>
+            <w:r/>
             <w:r>
               <w:rPr>
                 <w:b/>
                 <w:color w:val="FFFFFF"/>
                 <w:sz w:val="18"/>
               </w:rPr>
-              <w:t>赛题关键词</w:t>
+              <w:t>人操作设备</w:t>
             </w:r>
           </w:p>
         </w:tc>
@@ -10252,24 +7778,7 @@
                 <w:color w:val="FFFFFF"/>
                 <w:sz w:val="18"/>
               </w:rPr>
-              <w:t>传统方式（人操作设备）</w:t>
-            </w:r>
-          </w:p>
-        </w:tc>
-        <w:tc>
-          <w:tcPr>
-            <w:tcW w:type="dxa" w:w="3213"/>
-            <w:shd w:val="clear" w:color="auto" w:fill="0F3B40"/>
-          </w:tcPr>
-          <w:p>
-            <w:r/>
-            <w:r>
-              <w:rPr>
-                <w:b/>
-                <w:color w:val="FFFFFF"/>
-                <w:sz w:val="18"/>
-              </w:rPr>
-              <w:t>开图（设备理解人）</w:t>
+              <w:t>设备理解人（开图）</w:t>
             </w:r>
           </w:p>
         </w:tc>
@@ -10301,7 +7810,7 @@
                 <w:b w:val="0"/>
                 <w:sz w:val="18"/>
               </w:rPr>
-              <w:t>拍摄者凭经验拍，回家才发现素材不能用</w:t>
+              <w:t>凭经验拍，回家才发现素材不能用</w:t>
             </w:r>
           </w:p>
         </w:tc>
@@ -10316,7 +7825,7 @@
                 <w:b w:val="0"/>
                 <w:sz w:val="18"/>
               </w:rPr>
-              <w:t>按采集目标给出路线、重叠、高度与补拍清单；先拍 20 秒小样检查，不合格当场补拍</w:t>
+              <w:t>按采集目标给出路线、重叠、高度与补拍清单；先拍 20 秒小样检查；OSC 读取相机状态并控制录制</w:t>
             </w:r>
           </w:p>
         </w:tc>
@@ -10334,7 +7843,7 @@
                 <w:b w:val="0"/>
                 <w:sz w:val="18"/>
               </w:rPr>
-              <w:t>怎么拍</w:t>
+              <w:t>怎么看</w:t>
             </w:r>
           </w:p>
         </w:tc>
@@ -10350,7 +7859,7 @@
                 <w:b w:val="0"/>
                 <w:sz w:val="18"/>
               </w:rPr>
-              <w:t>相机只是录像开关</w:t>
+              <w:t>观看者自己在 360° 球里转</w:t>
             </w:r>
           </w:p>
         </w:tc>
@@ -10366,104 +7875,7 @@
                 <w:b w:val="0"/>
                 <w:sz w:val="18"/>
               </w:rPr>
-              <w:t>通过 OSC 桥接读取相机状态，控制开始 / 停止录像，与采集任务绑定</w:t>
-            </w:r>
-          </w:p>
-        </w:tc>
-      </w:tr>
-      <w:tr>
-        <w:tc>
-          <w:tcPr>
-            <w:tcW w:type="dxa" w:w="3213"/>
-          </w:tcPr>
-          <w:p>
-            <w:r/>
-            <w:r>
-              <w:rPr>
-                <w:b w:val="0"/>
-                <w:sz w:val="18"/>
-              </w:rPr>
-              <w:t>怎么看</w:t>
-            </w:r>
-          </w:p>
-        </w:tc>
-        <w:tc>
-          <w:tcPr>
-            <w:tcW w:type="dxa" w:w="3213"/>
-          </w:tcPr>
-          <w:p>
-            <w:r/>
-            <w:r>
-              <w:rPr>
-                <w:b w:val="0"/>
-                <w:sz w:val="18"/>
-              </w:rPr>
-              <w:t>观看者自己在 360° 球里转</w:t>
-            </w:r>
-          </w:p>
-        </w:tc>
-        <w:tc>
-          <w:tcPr>
-            <w:tcW w:type="dxa" w:w="3213"/>
-          </w:tcPr>
-          <w:p>
-            <w:r/>
-            <w:r>
-              <w:rPr>
-                <w:b w:val="0"/>
-                <w:sz w:val="18"/>
-              </w:rPr>
-              <w:t>从一句话需求出发，AI 选方案、系统算路线、镜头自动飞到目标视角</w:t>
-            </w:r>
-          </w:p>
-        </w:tc>
-      </w:tr>
-      <w:tr>
-        <w:tc>
-          <w:tcPr>
-            <w:tcW w:type="dxa" w:w="3213"/>
-            <w:shd w:val="clear" w:color="auto" w:fill="F2F7F6"/>
-          </w:tcPr>
-          <w:p>
-            <w:r/>
-            <w:r>
-              <w:rPr>
-                <w:b w:val="0"/>
-                <w:sz w:val="18"/>
-              </w:rPr>
-              <w:t>怎么看</w:t>
-            </w:r>
-          </w:p>
-        </w:tc>
-        <w:tc>
-          <w:tcPr>
-            <w:tcW w:type="dxa" w:w="3213"/>
-            <w:shd w:val="clear" w:color="auto" w:fill="F2F7F6"/>
-          </w:tcPr>
-          <w:p>
-            <w:r/>
-            <w:r>
-              <w:rPr>
-                <w:b w:val="0"/>
-                <w:sz w:val="18"/>
-              </w:rPr>
-              <w:t>全景素材只发一条视频</w:t>
-            </w:r>
-          </w:p>
-        </w:tc>
-        <w:tc>
-          <w:tcPr>
-            <w:tcW w:type="dxa" w:w="3213"/>
-            <w:shd w:val="clear" w:color="auto" w:fill="F2F7F6"/>
-          </w:tcPr>
-          <w:p>
-            <w:r/>
-            <w:r>
-              <w:rPr>
-                <w:b w:val="0"/>
-                <w:sz w:val="18"/>
-              </w:rPr>
-              <w:t>同一全景再取景为导览、横版、竖版，服务于游客、商户和创作者三方</w:t>
+              <w:t>从一句话需求出发：AI 选方案，系统算路线，镜头自动飞到目标视角</w:t>
             </w:r>
           </w:p>
         </w:tc>
@@ -10478,7 +7890,7 @@
         <w:rPr>
           <w:b w:val="0"/>
         </w:rPr>
-        <w:t>7.4 SWOT</w:t>
+        <w:t>7.3 SWOT</w:t>
       </w:r>
     </w:p>
     <w:tbl>
@@ -10539,7 +7951,7 @@
                 <w:b w:val="0"/>
                 <w:sz w:val="18"/>
               </w:rPr>
-              <w:t>采集—理解—规划—到店全链路原型已可运行；可信 AI 机制；深度结合影石全景；工程化程度高（测试 + 部署）</w:t>
+              <w:t>全链路原型可运行；可信 AI 机制；深度结合影石全景</w:t>
             </w:r>
           </w:p>
         </w:tc>
@@ -10554,7 +7966,7 @@
                 <w:b w:val="0"/>
                 <w:sz w:val="18"/>
               </w:rPr>
-              <w:t>真实商户与客流数据尚未接入；原生 SDK、GPU 3DGS 训练待资源；三维场景为公开资料参考重建，非测绘级</w:t>
+              <w:t>暂无真实商户与客流数据；原生 SDK、GPU 3DGS 待资源；场景为公开资料参考重建，非测绘级</w:t>
             </w:r>
           </w:p>
         </w:tc>
@@ -10605,7 +8017,7 @@
                 <w:b w:val="0"/>
                 <w:sz w:val="18"/>
               </w:rPr>
-              <w:t>平台降佣政策；影像化决策趋势；消费级全景与 3DGS 普及；大模型成本下降；场地方数字化预算</w:t>
+              <w:t>平台降佣政策；影像化决策趋势；消费级全景与 3DGS 普及</w:t>
             </w:r>
           </w:p>
         </w:tc>
@@ -10620,7 +8032,7 @@
                 <w:b w:val="0"/>
                 <w:sz w:val="18"/>
               </w:rPr>
-              <w:t>大平台向场地内部延伸；商户冷启动；公共场所拍摄的隐私与版权合规</w:t>
+              <w:t>大平台向场地内部延伸；商户冷启动；公共场所拍摄的隐私合规</w:t>
             </w:r>
           </w:p>
         </w:tc>
@@ -10635,18 +8047,7 @@
         <w:rPr>
           <w:b w:val="0"/>
         </w:rPr>
-        <w:t>8. 需求验证计划与成功指标</w:t>
-      </w:r>
-    </w:p>
-    <w:p>
-      <w:pPr>
-        <w:pStyle w:val="Heading3"/>
-      </w:pPr>
-      <w:r>
-        <w:rPr>
-          <w:b w:val="0"/>
-        </w:rPr>
-        <w:t>8.1 北极星指标</w:t>
+        <w:t>8. 需求验证与成功指标</w:t>
       </w:r>
     </w:p>
     <w:p>
@@ -10654,24 +8055,13 @@
         <w:rPr>
           <w:b/>
         </w:rPr>
-        <w:t>“从打开到到店核销”的任务完成率</w:t>
+        <w:t>北极星指标</w:t>
       </w:r>
       <w:r>
         <w:rPr>
           <w:b w:val="0"/>
         </w:rPr>
-        <w:t>：它同时反映游客能否找到（P1–P3），以及商户能否获客（P6）。</w:t>
-      </w:r>
-    </w:p>
-    <w:p>
-      <w:pPr>
-        <w:pStyle w:val="Heading3"/>
-      </w:pPr>
-      <w:r>
-        <w:rPr>
-          <w:b w:val="0"/>
-        </w:rPr>
-        <w:t>8.2 分角色指标与验证假设</w:t>
+        <w:t>：“从打开到到店核销”的任务完成率。它同时衡量游客能否找到（P1–P3）和商户能否获客（P4）。</w:t>
       </w:r>
     </w:p>
     <w:tbl>
@@ -10783,7 +8173,7 @@
                 <w:b w:val="0"/>
                 <w:sz w:val="18"/>
               </w:rPr>
-              <w:t>现场 A/B：开图 vs 常用地图 + 点评（附录 C）</w:t>
+              <w:t>现场对照：开图 vs 常用地图 + 点评（附录 C）</w:t>
             </w:r>
           </w:p>
         </w:tc>
@@ -10798,7 +8188,7 @@
                 <w:b w:val="0"/>
                 <w:sz w:val="18"/>
               </w:rPr>
-              <w:t>找店耗时、误找次数、问路次数</w:t>
+              <w:t>找店耗时、误找次数</w:t>
             </w:r>
           </w:p>
         </w:tc>
@@ -10813,7 +8203,7 @@
                 <w:b w:val="0"/>
                 <w:sz w:val="18"/>
               </w:rPr>
-              <w:t>耗时缩短 ≥ 30%，误找减少</w:t>
+              <w:t>耗时缩短 ≥ 30%</w:t>
             </w:r>
           </w:p>
         </w:tc>
@@ -10831,7 +8221,7 @@
                 <w:b w:val="0"/>
                 <w:sz w:val="18"/>
               </w:rPr>
-              <w:t>H2 “只引用核实目录 + 拒答”能提升对 AI 的信任</w:t>
+              <w:t>H2 核实目录 + 拒答提升对 AI 的信任</w:t>
             </w:r>
           </w:p>
         </w:tc>
@@ -10847,7 +8237,7 @@
                 <w:b w:val="0"/>
                 <w:sz w:val="18"/>
               </w:rPr>
-              <w:t>访谈 + 问卷 7 分量表</w:t>
+              <w:t>访谈 + 7 分量表</w:t>
             </w:r>
           </w:p>
         </w:tc>
@@ -10863,7 +8253,7 @@
                 <w:b w:val="0"/>
                 <w:sz w:val="18"/>
               </w:rPr>
-              <w:t>信任度、愿意照做比例</w:t>
+              <w:t>信任度</w:t>
             </w:r>
           </w:p>
         </w:tc>
@@ -10879,7 +8269,7 @@
                 <w:b w:val="0"/>
                 <w:sz w:val="18"/>
               </w:rPr>
-              <w:t>信任度 ≥ 5/7</w:t>
+              <w:t>≥ 5/7</w:t>
             </w:r>
           </w:p>
         </w:tc>
@@ -10896,7 +8286,7 @@
                 <w:b w:val="0"/>
                 <w:sz w:val="18"/>
               </w:rPr>
-              <w:t>H3 游客愿意在行程中领券并到店</w:t>
+              <w:t>H3 游客愿意在行程中领券到店</w:t>
             </w:r>
           </w:p>
         </w:tc>
@@ -10959,7 +8349,7 @@
                 <w:b w:val="0"/>
                 <w:sz w:val="18"/>
               </w:rPr>
-              <w:t>H4 场地方可用一台 X4 Air 快速上线一个区域</w:t>
+              <w:t>H4 一台 X4 Air 可快速上线一个区域</w:t>
             </w:r>
           </w:p>
         </w:tc>
@@ -10975,7 +8365,7 @@
                 <w:b w:val="0"/>
                 <w:sz w:val="18"/>
               </w:rPr>
-              <w:t>影像工作台计时</w:t>
+              <w:t>工作台计时</w:t>
             </w:r>
           </w:p>
         </w:tc>
@@ -10991,7 +8381,7 @@
                 <w:b w:val="0"/>
                 <w:sz w:val="18"/>
               </w:rPr>
-              <w:t>一个区域从采集到可浏览的耗时</w:t>
+              <w:t>采集到可浏览耗时</w:t>
             </w:r>
           </w:p>
         </w:tc>
@@ -11007,21 +8397,7 @@
                 <w:b w:val="0"/>
                 <w:sz w:val="18"/>
               </w:rPr>
-              <w:t>目标 30 分钟（</w:t>
-            </w:r>
-            <w:r>
-              <w:rPr>
-                <w:b/>
-                <w:sz w:val="18"/>
-              </w:rPr>
-              <w:t>待现场计时，当前不作承诺</w:t>
-            </w:r>
-            <w:r>
-              <w:rPr>
-                <w:b w:val="0"/>
-                <w:sz w:val="18"/>
-              </w:rPr>
-              <w:t>）</w:t>
+              <w:t>目标 30 分钟（待现场计时，不作承诺）</w:t>
             </w:r>
           </w:p>
         </w:tc>
@@ -11038,7 +8414,7 @@
                 <w:b w:val="0"/>
                 <w:sz w:val="18"/>
               </w:rPr>
-              <w:t>H5 创作者愿意把全景素材复用为空间服务</w:t>
+              <w:t>H5 创作者愿意把素材复用为空间内容</w:t>
             </w:r>
           </w:p>
         </w:tc>
@@ -11053,7 +8429,7 @@
                 <w:b w:val="0"/>
                 <w:sz w:val="18"/>
               </w:rPr>
-              <w:t>摄影博主访谈（附录 B）</w:t>
+              <w:t>博主访谈（附录 B）</w:t>
             </w:r>
           </w:p>
         </w:tc>
@@ -11068,7 +8444,7 @@
                 <w:b w:val="0"/>
                 <w:sz w:val="18"/>
               </w:rPr>
-              <w:t>意愿、期望分成、顾虑</w:t>
+              <w:t>意愿（1–7）、顾虑</w:t>
             </w:r>
           </w:p>
         </w:tc>
@@ -11083,7 +8459,7 @@
                 <w:b w:val="0"/>
                 <w:sz w:val="18"/>
               </w:rPr>
-              <w:t>3 人中 ≥ 2 人有明确意愿</w:t>
+              <w:t>3 人中 ≥ 2 人有意愿</w:t>
             </w:r>
           </w:p>
         </w:tc>
@@ -11117,7 +8493,7 @@
                 <w:b w:val="0"/>
                 <w:sz w:val="18"/>
               </w:rPr>
-              <w:t>SUS 系统可用性量表</w:t>
+              <w:t>SUS 量表</w:t>
             </w:r>
           </w:p>
         </w:tc>
@@ -11157,175 +8533,17 @@
     </w:tbl>
     <w:p/>
     <w:p>
-      <w:pPr>
-        <w:pStyle w:val="Heading3"/>
-      </w:pPr>
-      <w:r>
-        <w:rPr>
-          <w:b w:val="0"/>
-        </w:rPr>
-        <w:t>8.3 商业验证路径</w:t>
-      </w:r>
-    </w:p>
-    <w:p>
-      <w:pPr>
-        <w:ind w:left="340" w:hanging="340"/>
-      </w:pPr>
-      <w:r>
-        <w:rPr>
-          <w:b w:val="0"/>
-        </w:rPr>
-        <w:t xml:space="preserve">1. </w:t>
-      </w:r>
       <w:r>
         <w:rPr>
           <w:b/>
         </w:rPr>
-        <w:t>试点</w:t>
+        <w:t>风险与应对</w:t>
       </w:r>
       <w:r>
         <w:rPr>
           <w:b w:val="0"/>
         </w:rPr>
-        <w:t>：一个场地方 + 两家愿意配合的餐饮店 + 一个可公开拍摄区域</w:t>
-      </w:r>
-    </w:p>
-    <w:p>
-      <w:pPr>
-        <w:ind w:left="340" w:hanging="340"/>
-      </w:pPr>
-      <w:r>
-        <w:rPr>
-          <w:b w:val="0"/>
-        </w:rPr>
-        <w:t xml:space="preserve">2. </w:t>
-      </w:r>
-      <w:r>
-        <w:rPr>
-          <w:b/>
-        </w:rPr>
-        <w:t>替换</w:t>
-      </w:r>
-      <w:r>
-        <w:rPr>
-          <w:b w:val="0"/>
-        </w:rPr>
-        <w:t>：用 X4 Air 实拍替换合成样例；商户确认套餐与营业信息</w:t>
-      </w:r>
-    </w:p>
-    <w:p>
-      <w:pPr>
-        <w:ind w:left="340" w:hanging="340"/>
-      </w:pPr>
-      <w:r>
-        <w:rPr>
-          <w:b w:val="0"/>
-        </w:rPr>
-        <w:t xml:space="preserve">3. </w:t>
-      </w:r>
-      <w:r>
-        <w:rPr>
-          <w:b/>
-        </w:rPr>
-        <w:t>测量</w:t>
-      </w:r>
-      <w:r>
-        <w:rPr>
-          <w:b w:val="0"/>
-        </w:rPr>
-        <w:t>：小范围邀请游客完成任务，记录找路 / 选餐耗时与核销结果</w:t>
-      </w:r>
-    </w:p>
-    <w:p>
-      <w:pPr>
-        <w:ind w:left="340" w:hanging="340"/>
-      </w:pPr>
-      <w:r>
-        <w:rPr>
-          <w:b w:val="0"/>
-        </w:rPr>
-        <w:t xml:space="preserve">4. </w:t>
-      </w:r>
-      <w:r>
-        <w:rPr>
-          <w:b/>
-        </w:rPr>
-        <w:t>定价</w:t>
-      </w:r>
-      <w:r>
-        <w:rPr>
-          <w:b w:val="0"/>
-        </w:rPr>
-        <w:t>：场地方收取首次上线费 + 更新维护费；商户先订阅，到店数据可信后再谈分成（均为候选模式，</w:t>
-      </w:r>
-      <w:r>
-        <w:rPr>
-          <w:b/>
-        </w:rPr>
-        <w:t>尚未验证</w:t>
-      </w:r>
-      <w:r>
-        <w:rPr>
-          <w:b w:val="0"/>
-        </w:rPr>
-        <w:t>）</w:t>
-      </w:r>
-    </w:p>
-    <w:p>
-      <w:pPr>
-        <w:pStyle w:val="Heading3"/>
-      </w:pPr>
-      <w:r>
-        <w:rPr>
-          <w:b w:val="0"/>
-        </w:rPr>
-        <w:t>8.4 当前可验证的工程证据</w:t>
-      </w:r>
-    </w:p>
-    <w:p>
-      <w:pPr>
-        <w:pStyle w:val="ListBullet"/>
-      </w:pPr>
-      <w:r>
-        <w:rPr>
-          <w:b w:val="0"/>
-        </w:rPr>
-        <w:t>自动化测试 15 项（</w:t>
-      </w:r>
-      <w:r>
-        <w:rPr>
-          <w:rFonts w:ascii="Consolas" w:hAnsi="Consolas" w:eastAsia="微软雅黑"/>
-          <w:b w:val="0"/>
-        </w:rPr>
-        <w:t>npm test</w:t>
-      </w:r>
-      <w:r>
-        <w:rPr>
-          <w:b w:val="0"/>
-        </w:rPr>
-        <w:t>）：9 条跨场地路线、套餐金额、本地意图与约束、券核销幂等、AI 响应校验、OSC 串行 / 错误 / 权限边界、云端鉴权与上传、持久化、任务互斥与失效恢复、FFmpeg 抽帧、太阳方位</w:t>
-      </w:r>
-    </w:p>
-    <w:p>
-      <w:pPr>
-        <w:pStyle w:val="ListBullet"/>
-      </w:pPr>
-      <w:r>
-        <w:rPr>
-          <w:b w:val="0"/>
-        </w:rPr>
-        <w:t>演示路径：顶部「老门东」→「一键演示」→「领演示券」→「去商家台核销」；影像工作台一键生成全景并导出横 / 竖版</w:t>
-      </w:r>
-    </w:p>
-    <w:p>
-      <w:pPr>
-        <w:pStyle w:val="Heading2"/>
-      </w:pPr>
-      <w:r>
-        <w:rPr>
-          <w:b w:val="0"/>
-        </w:rPr>
-        <w:t>9. 风险与应对</w:t>
+        <w:t>：</w:t>
       </w:r>
     </w:p>
     <w:tbl>
@@ -11335,14 +8553,13 @@
         <w:tblLook w:firstColumn="1" w:firstRow="1" w:lastColumn="0" w:lastRow="0" w:noHBand="0" w:noVBand="1" w:val="04A0"/>
       </w:tblPr>
       <w:tblGrid>
-        <w:gridCol w:w="3213"/>
-        <w:gridCol w:w="3213"/>
-        <w:gridCol w:w="3213"/>
+        <w:gridCol w:w="4819"/>
+        <w:gridCol w:w="4819"/>
       </w:tblGrid>
       <w:tr>
         <w:tc>
           <w:tcPr>
-            <w:tcW w:type="dxa" w:w="3213"/>
+            <w:tcW w:type="dxa" w:w="4819"/>
             <w:shd w:val="clear" w:color="auto" w:fill="0F3B40"/>
           </w:tcPr>
           <w:p>
@@ -11359,7 +8576,7 @@
         </w:tc>
         <w:tc>
           <w:tcPr>
-            <w:tcW w:type="dxa" w:w="3213"/>
+            <w:tcW w:type="dxa" w:w="4819"/>
             <w:shd w:val="clear" w:color="auto" w:fill="0F3B40"/>
           </w:tcPr>
           <w:p>
@@ -11370,23 +8587,6 @@
                 <w:color w:val="FFFFFF"/>
                 <w:sz w:val="18"/>
               </w:rPr>
-              <w:t>影响</w:t>
-            </w:r>
-          </w:p>
-        </w:tc>
-        <w:tc>
-          <w:tcPr>
-            <w:tcW w:type="dxa" w:w="3213"/>
-            <w:shd w:val="clear" w:color="auto" w:fill="0F3B40"/>
-          </w:tcPr>
-          <w:p>
-            <w:r/>
-            <w:r>
-              <w:rPr>
-                <w:b/>
-                <w:color w:val="FFFFFF"/>
-                <w:sz w:val="18"/>
-              </w:rPr>
               <w:t>应对</w:t>
             </w:r>
           </w:p>
@@ -11395,7 +8595,7 @@
       <w:tr>
         <w:tc>
           <w:tcPr>
-            <w:tcW w:type="dxa" w:w="3213"/>
+            <w:tcW w:type="dxa" w:w="4819"/>
           </w:tcPr>
           <w:p>
             <w:r/>
@@ -11410,31 +8610,16 @@
         </w:tc>
         <w:tc>
           <w:tcPr>
-            <w:tcW w:type="dxa" w:w="3213"/>
-          </w:tcPr>
-          <w:p>
-            <w:r/>
-            <w:r>
-              <w:rPr>
-                <w:b w:val="0"/>
-                <w:sz w:val="18"/>
-              </w:rPr>
-              <w:t>失去游客信任</w:t>
-            </w:r>
-          </w:p>
-        </w:tc>
-        <w:tc>
-          <w:tcPr>
-            <w:tcW w:type="dxa" w:w="3213"/>
-          </w:tcPr>
-          <w:p>
-            <w:r/>
-            <w:r>
-              <w:rPr>
-                <w:b w:val="0"/>
-                <w:sz w:val="18"/>
-              </w:rPr>
-              <w:t>目录约束 + 服务端 ID 校验 + 拒答；AI 结果附带原图证据，人工确认后才发布</w:t>
+            <w:tcW w:type="dxa" w:w="4819"/>
+          </w:tcPr>
+          <w:p>
+            <w:r/>
+            <w:r>
+              <w:rPr>
+                <w:b w:val="0"/>
+                <w:sz w:val="18"/>
+              </w:rPr>
+              <w:t>目录约束 + 服务端 ID 校验 + 拒答；识别结果附原图证据，人工确认后发布</w:t>
             </w:r>
           </w:p>
         </w:tc>
@@ -11442,7 +8627,7 @@
       <w:tr>
         <w:tc>
           <w:tcPr>
-            <w:tcW w:type="dxa" w:w="3213"/>
+            <w:tcW w:type="dxa" w:w="4819"/>
             <w:shd w:val="clear" w:color="auto" w:fill="F2F7F6"/>
           </w:tcPr>
           <w:p>
@@ -11452,13 +8637,13 @@
                 <w:b w:val="0"/>
                 <w:sz w:val="18"/>
               </w:rPr>
-              <w:t>公共场所拍摄的隐私问题</w:t>
-            </w:r>
-          </w:p>
-        </w:tc>
-        <w:tc>
-          <w:tcPr>
-            <w:tcW w:type="dxa" w:w="3213"/>
+              <w:t>拍摄隐私</w:t>
+            </w:r>
+          </w:p>
+        </w:tc>
+        <w:tc>
+          <w:tcPr>
+            <w:tcW w:type="dxa" w:w="4819"/>
             <w:shd w:val="clear" w:color="auto" w:fill="F2F7F6"/>
           </w:tcPr>
           <w:p>
@@ -11468,23 +8653,7 @@
                 <w:b w:val="0"/>
                 <w:sz w:val="18"/>
               </w:rPr>
-              <w:t>合规风险</w:t>
-            </w:r>
-          </w:p>
-        </w:tc>
-        <w:tc>
-          <w:tcPr>
-            <w:tcW w:type="dxa" w:w="3213"/>
-            <w:shd w:val="clear" w:color="auto" w:fill="F2F7F6"/>
-          </w:tcPr>
-          <w:p>
-            <w:r/>
-            <w:r>
-              <w:rPr>
-                <w:b w:val="0"/>
-                <w:sz w:val="18"/>
-              </w:rPr>
-              <w:t>采集时段避开高峰；发布前做人脸 / 车牌模糊；原始素材不公开</w:t>
+              <w:t>避开高峰采集；发布前人脸 / 车牌模糊；原始素材不公开</w:t>
             </w:r>
           </w:p>
         </w:tc>
@@ -11492,46 +8661,31 @@
       <w:tr>
         <w:tc>
           <w:tcPr>
-            <w:tcW w:type="dxa" w:w="3213"/>
-          </w:tcPr>
-          <w:p>
-            <w:r/>
-            <w:r>
-              <w:rPr>
-                <w:b w:val="0"/>
-                <w:sz w:val="18"/>
-              </w:rPr>
-              <w:t>素材与资料版权</w:t>
-            </w:r>
-          </w:p>
-        </w:tc>
-        <w:tc>
-          <w:tcPr>
-            <w:tcW w:type="dxa" w:w="3213"/>
-          </w:tcPr>
-          <w:p>
-            <w:r/>
-            <w:r>
-              <w:rPr>
-                <w:b w:val="0"/>
-                <w:sz w:val="18"/>
-              </w:rPr>
-              <w:t>原创性争议</w:t>
-            </w:r>
-          </w:p>
-        </w:tc>
-        <w:tc>
-          <w:tcPr>
-            <w:tcW w:type="dxa" w:w="3213"/>
-          </w:tcPr>
-          <w:p>
-            <w:r/>
-            <w:r>
-              <w:rPr>
-                <w:b w:val="0"/>
-                <w:sz w:val="18"/>
-              </w:rPr>
-              <w:t>场景模型由代码生成，不打包未授权图片；参考资料只做研究引用并注明来源</w:t>
+            <w:tcW w:type="dxa" w:w="4819"/>
+          </w:tcPr>
+          <w:p>
+            <w:r/>
+            <w:r>
+              <w:rPr>
+                <w:b w:val="0"/>
+                <w:sz w:val="18"/>
+              </w:rPr>
+              <w:t>商户冷启动</w:t>
+            </w:r>
+          </w:p>
+        </w:tc>
+        <w:tc>
+          <w:tcPr>
+            <w:tcW w:type="dxa" w:w="4819"/>
+          </w:tcPr>
+          <w:p>
+            <w:r/>
+            <w:r>
+              <w:rPr>
+                <w:b w:val="0"/>
+                <w:sz w:val="18"/>
+              </w:rPr>
+              <w:t>场地方统一采集，商户零成本入驻，用核销数据证明价值</w:t>
             </w:r>
           </w:p>
         </w:tc>
@@ -11539,7 +8693,7 @@
       <w:tr>
         <w:tc>
           <w:tcPr>
-            <w:tcW w:type="dxa" w:w="3213"/>
+            <w:tcW w:type="dxa" w:w="4819"/>
             <w:shd w:val="clear" w:color="auto" w:fill="F2F7F6"/>
           </w:tcPr>
           <w:p>
@@ -11549,13 +8703,13 @@
                 <w:b w:val="0"/>
                 <w:sz w:val="18"/>
               </w:rPr>
-              <w:t>商户冷启动</w:t>
-            </w:r>
-          </w:p>
-        </w:tc>
-        <w:tc>
-          <w:tcPr>
-            <w:tcW w:type="dxa" w:w="3213"/>
+              <w:t>SDK / GPU 依赖</w:t>
+            </w:r>
+          </w:p>
+        </w:tc>
+        <w:tc>
+          <w:tcPr>
+            <w:tcW w:type="dxa" w:w="4819"/>
             <w:shd w:val="clear" w:color="auto" w:fill="F2F7F6"/>
           </w:tcPr>
           <w:p>
@@ -11565,120 +8719,7 @@
                 <w:b w:val="0"/>
                 <w:sz w:val="18"/>
               </w:rPr>
-              <w:t>供给不足</w:t>
-            </w:r>
-          </w:p>
-        </w:tc>
-        <w:tc>
-          <w:tcPr>
-            <w:tcW w:type="dxa" w:w="3213"/>
-            <w:shd w:val="clear" w:color="auto" w:fill="F2F7F6"/>
-          </w:tcPr>
-          <w:p>
-            <w:r/>
-            <w:r>
-              <w:rPr>
-                <w:b w:val="0"/>
-                <w:sz w:val="18"/>
-              </w:rPr>
-              <w:t>先由场地方统一采集，商户零成本入驻；用核销数据证明价值</w:t>
-            </w:r>
-          </w:p>
-        </w:tc>
-      </w:tr>
-      <w:tr>
-        <w:tc>
-          <w:tcPr>
-            <w:tcW w:type="dxa" w:w="3213"/>
-          </w:tcPr>
-          <w:p>
-            <w:r/>
-            <w:r>
-              <w:rPr>
-                <w:b w:val="0"/>
-                <w:sz w:val="18"/>
-              </w:rPr>
-              <w:t>技术依赖（SDK / GPU）</w:t>
-            </w:r>
-          </w:p>
-        </w:tc>
-        <w:tc>
-          <w:tcPr>
-            <w:tcW w:type="dxa" w:w="3213"/>
-          </w:tcPr>
-          <w:p>
-            <w:r/>
-            <w:r>
-              <w:rPr>
-                <w:b w:val="0"/>
-                <w:sz w:val="18"/>
-              </w:rPr>
-              <w:t>部分功能延期</w:t>
-            </w:r>
-          </w:p>
-        </w:tc>
-        <w:tc>
-          <w:tcPr>
-            <w:tcW w:type="dxa" w:w="3213"/>
-          </w:tcPr>
-          <w:p>
-            <w:r/>
-            <w:r>
-              <w:rPr>
-                <w:b w:val="0"/>
-                <w:sz w:val="18"/>
-              </w:rPr>
-              <w:t>全景链路不依赖 3DGS 即可上线；3DGS 作为可选增强；SDK 通过适配层接入</w:t>
-            </w:r>
-          </w:p>
-        </w:tc>
-      </w:tr>
-      <w:tr>
-        <w:tc>
-          <w:tcPr>
-            <w:tcW w:type="dxa" w:w="3213"/>
-            <w:shd w:val="clear" w:color="auto" w:fill="F2F7F6"/>
-          </w:tcPr>
-          <w:p>
-            <w:r/>
-            <w:r>
-              <w:rPr>
-                <w:b w:val="0"/>
-                <w:sz w:val="18"/>
-              </w:rPr>
-              <w:t>数据真实性（演示 vs 真实）</w:t>
-            </w:r>
-          </w:p>
-        </w:tc>
-        <w:tc>
-          <w:tcPr>
-            <w:tcW w:type="dxa" w:w="3213"/>
-            <w:shd w:val="clear" w:color="auto" w:fill="F2F7F6"/>
-          </w:tcPr>
-          <w:p>
-            <w:r/>
-            <w:r>
-              <w:rPr>
-                <w:b w:val="0"/>
-                <w:sz w:val="18"/>
-              </w:rPr>
-              <w:t>误导评审或用户</w:t>
-            </w:r>
-          </w:p>
-        </w:tc>
-        <w:tc>
-          <w:tcPr>
-            <w:tcW w:type="dxa" w:w="3213"/>
-            <w:shd w:val="clear" w:color="auto" w:fill="F2F7F6"/>
-          </w:tcPr>
-          <w:p>
-            <w:r/>
-            <w:r>
-              <w:rPr>
-                <w:b w:val="0"/>
-                <w:sz w:val="18"/>
-              </w:rPr>
-              <w:t>页面与文档统一标注“示例 / 合成 / 预演 / 待核实”</w:t>
+              <w:t>全景链路不依赖 3DGS 即可上线；SDK 通过适配层接入</w:t>
             </w:r>
           </w:p>
         </w:tc>
@@ -11693,7 +8734,7 @@
         <w:rPr>
           <w:b w:val="0"/>
         </w:rPr>
-        <w:t>10. 结论</w:t>
+        <w:t>9. 结论</w:t>
       </w:r>
     </w:p>
     <w:p>
@@ -11716,7 +8757,7 @@
         <w:rPr>
           <w:b w:val="0"/>
         </w:rPr>
-        <w:t>：出游规模超过 65 亿人次，决策依赖影像与 AI；但 AI 行程不可信、窄巷园区找不到门、攻略过时，是游客在生活中反复遇到的问题（机会分数 12–15）。</w:t>
+        <w:t>：AI 行程不可信、到了找不到门、攻略过时，是游客反复遇到的问题（机会分数 12–15）；商户和场地方同样受困于内容成本高和效果不可见。</w:t>
       </w:r>
     </w:p>
     <w:p>
@@ -11733,13 +8774,13 @@
         <w:rPr>
           <w:b/>
         </w:rPr>
-        <w:t>供给侧同样痛</w:t>
+        <w:t>市场存在空白</w:t>
       </w:r>
       <w:r>
         <w:rPr>
           <w:b w:val="0"/>
         </w:rPr>
-        <w:t>：商户受高佣金和内容生产能力不足双重挤压，场地方的空间内容贵、旧，也拿不到效果数据。</w:t>
+        <w:t>：现有产品各自解决“看空间”“问 AI”“找商户”的一段，没有一个产品让中小场地用消费级全景相机自助完成“采集 → 可信规划 → 到店核销”。</w:t>
       </w:r>
     </w:p>
     <w:p>
@@ -11756,25 +8797,13 @@
         <w:rPr>
           <w:b/>
         </w:rPr>
-        <w:t>市场存在空白</w:t>
+        <w:t>开图的价值</w:t>
       </w:r>
       <w:r>
         <w:rPr>
           <w:b w:val="0"/>
         </w:rPr>
-        <w:t>：现有产品分别解决“看空间”“问 AI”“找商户”，没有一个产品让中小场地</w:t>
-      </w:r>
-      <w:r>
-        <w:rPr>
-          <w:b/>
-        </w:rPr>
-        <w:t>用一台消费级全景相机自助完成</w:t>
-      </w:r>
-      <w:r>
-        <w:rPr>
-          <w:b w:val="0"/>
-        </w:rPr>
-        <w:t>“采集 → 可信规划 → 到店核销”的闭环。</w:t>
+        <w:t>：用影石 X4 Air 重新定义「怎么拍」（为 AI 可用而拍，有指引、有检查），用可信 AI 重新定义「怎么看」（从一句话需求直达门面与核销）。</w:t>
       </w:r>
     </w:p>
     <w:p>
@@ -11791,36 +8820,13 @@
         <w:rPr>
           <w:b/>
         </w:rPr>
-        <w:t>开图的价值主张</w:t>
-      </w:r>
-      <w:r>
-        <w:rPr>
-          <w:b w:val="0"/>
-        </w:rPr>
-        <w:t>：用影石 X4 Air 重新定义「怎么拍」（为 AI 可用而拍，有指引、有检查），用可信 AI 重新定义「怎么看」（从一句话需求直达门面与核销），完成“人操作设备”到“设备理解人”的转变。</w:t>
-      </w:r>
-    </w:p>
-    <w:p>
-      <w:pPr>
-        <w:ind w:left="340" w:hanging="340"/>
-      </w:pPr>
-      <w:r>
-        <w:rPr>
-          <w:b w:val="0"/>
-        </w:rPr>
-        <w:t xml:space="preserve">5. </w:t>
-      </w:r>
-      <w:r>
-        <w:rPr>
-          <w:b/>
-        </w:rPr>
         <w:t>下一步</w:t>
       </w:r>
       <w:r>
         <w:rPr>
           <w:b w:val="0"/>
         </w:rPr>
-        <w:t>：以附录 B/C/D 的一手数据校准机会分数和指标，用 X4 Air 实拍替换合成样例，并在一个场地、两家商户完成真实试点。</w:t>
+        <w:t>：用附录 B、C 的一手数据校准机会分数与指标，用 X4 Air 实拍替换合成样例，在一个场地、两家商户完成真实试点。</w:t>
       </w:r>
     </w:p>
     <w:p>
@@ -11842,7 +8848,7 @@
         <w:rPr>
           <w:b w:val="0"/>
         </w:rPr>
-        <w:t>1. 文化和旅游部《2025 年国内居民出游数据情况》 https://zwgk.mct.gov.cn/zfxxgkml/tjxx/202601/t20260126_964367.html</w:t>
+        <w:t>1. 文化和旅游部《2025 年国内居民出游数据情况》 https://zwgk.mct.gov.cn/zfxxgkml/tjxx/202601/t20260126_964367.html ；新华网 https://www.news.cn/20260126/8dda85c98d8843e69b256cea591a7d8b/c.html</w:t>
       </w:r>
     </w:p>
     <w:p>
@@ -11853,7 +8859,7 @@
         <w:rPr>
           <w:b w:val="0"/>
         </w:rPr>
-        <w:t>2. 新华网《文化和旅游部公布数据：2025 年国内居民出游人次达 65.22 亿》 https://www.news.cn/20260126/8dda85c98d8843e69b256cea591a7d8b/c.html</w:t>
+        <w:t>2. 人民网江苏《2025 年 2 亿人次游南京 实现游客总花费 2390.2 亿元》 http://js.people.com.cn/n2/2026/0128/c360301-41485061.html</w:t>
       </w:r>
     </w:p>
     <w:p>
@@ -11864,7 +8870,7 @@
         <w:rPr>
           <w:b w:val="0"/>
         </w:rPr>
-        <w:t>3. 人民网江苏《2025 年 2 亿人次游南京 实现游客总花费 2390.2 亿元》 http://js.people.com.cn/n2/2026/0128/c360301-41485061.html</w:t>
+        <w:t>3. 环球旅讯《小红书，如何成为文旅生意的新增量？》 https://www.traveldaily.cn/article/188165 ；小红书《2025 年文旅灵感出游种草指南》 https://www.fxbaogao.com/detail/4699868</w:t>
       </w:r>
     </w:p>
     <w:p>
@@ -11875,7 +8881,7 @@
         <w:rPr>
           <w:b w:val="0"/>
         </w:rPr>
-        <w:t>4. 人民网《文化和旅游部：2025 年国内居民出游花费 6.3 万亿元》 http://ent.people.com.cn/n1/2026/0602/c1012-40732469.html</w:t>
+        <w:t>4. 齐鲁晚报·壹点调查《频繁“踩坑”，AI 旅游攻略还有不少“幻觉”》 https://www.qlwb.com.cn/detail/27757489.html ；虎嗅 https://www.huxiu.com/article/4856404.html ；21 经济网 https://www.21jingji.com/article/20260506/herald/8029db35dc1f40a3610a6a719bea1e0e.html</w:t>
       </w:r>
     </w:p>
     <w:p>
@@ -11886,7 +8892,7 @@
         <w:rPr>
           <w:b w:val="0"/>
         </w:rPr>
-        <w:t>5. 环球旅讯《小红书，如何成为文旅生意的新增量？》 https://www.traveldaily.cn/article/188165 ；小红书《2025 年文旅灵感出游种草指南》 https://www.fxbaogao.com/detail/4699868</w:t>
+        <w:t>5. KVIA / Stacker, *Survey: AI hallucinated travel destinations for 1 in 6 users* https://kvia.com/entertainment/stacker-travel/2026/09/16/survey-ai-hallucinated-travel-destinations-for-1-in-6-users/</w:t>
       </w:r>
     </w:p>
     <w:p>
@@ -11897,7 +8903,7 @@
         <w:rPr>
           <w:b w:val="0"/>
         </w:rPr>
-        <w:t>6. CNNIC 第 56 次《中国互联网络发展状况统计报告》 https://www.cnnic.net.cn/NMediaFile/2025/0730/MAIN1753846666507QEK67ZS9DH.pdf</w:t>
+        <w:t>6. 高德扫街榜：SocialBeta https://socialbeta.com/campaign/25983 ；知乎 https://zhuanlan.zhihu.com/p/1949061774071533852 ；腾讯新闻（一周年数据） https://news.qq.com/rain/a/20260911A04BMW00</w:t>
       </w:r>
     </w:p>
     <w:p>
@@ -11908,7 +8914,7 @@
         <w:rPr>
           <w:b w:val="0"/>
         </w:rPr>
-        <w:t>7. 高德扫街榜：SocialBeta https://socialbeta.com/campaign/25983 ；知乎《高德推出扫街榜 用真实到店给传统美食榜单“挤水分”》 https://zhuanlan.zhihu.com/p/1949061774071533852 ；腾讯新闻（一周年数据） https://news.qq.com/rain/a/20260911A04BMW00</w:t>
+        <w:t>7. 腾讯新闻《京东美团争夺的外卖业务，究竟有多赚钱》 https://news.qq.com/rain/a/20250429A07YUS00 ；网经社《市监总局发布〈指南〉要求降低商家“高佣金、高收费”》 https://www.100ec.cn/detail--6649617.html</w:t>
       </w:r>
     </w:p>
     <w:p>
@@ -11919,7 +8925,7 @@
         <w:rPr>
           <w:b w:val="0"/>
         </w:rPr>
-        <w:t>8. 央广网《美团升级“问小团”加入 AI 大战》 https://travel.cnr.cn/hydt/20260213/t20260213_527525984.shtml</w:t>
+        <w:t>8. Matterport 官方价格 https://matterport.com/plans ；PricingLink https://pricinglink.com/knowledge-base/3d-matterport-virtual-tours/how-much-to-charge-for-matterport-scan/</w:t>
       </w:r>
     </w:p>
     <w:p>
@@ -11930,7 +8936,7 @@
         <w:rPr>
           <w:b w:val="0"/>
         </w:rPr>
-        <w:t>9. 36氪《美团持续押注 AI，这次点将到了大众点评》 https://www.36kr.com/p/3105440966987267</w:t>
+        <w:t>9. 720 云《智慧文旅解决方案》 https://www.720yun.com/solution/tourism ；商迪 3D《720 云 VR 全景制作一般怎么收费》 https://www.web3di.com/article-1318.html</w:t>
       </w:r>
     </w:p>
     <w:p>
@@ -11941,7 +8947,7 @@
         <w:rPr>
           <w:b w:val="0"/>
         </w:rPr>
-        <w:t>10. DoNews《测评三款 AI 旅行助手：携程问道、飞猪问一问与马蜂窝 AI 路书》 https://www.donews.com/news/detail/4/5199664.html ；腾讯新闻《一码难求的飞猪问一问，依旧半吊子》 https://news.qq.com/rain/a/20250429A087OB00</w:t>
+        <w:t>10. IT之家《影石 Insta360 X4 Air 上市》 https://www.ithome.com/0/893/059.htm ；影石官方 https://www.insta360.com/cn/product/insta360-x4-air</w:t>
       </w:r>
     </w:p>
     <w:p>
@@ -11952,7 +8958,7 @@
         <w:rPr>
           <w:b w:val="0"/>
         </w:rPr>
-        <w:t>11. 齐鲁晚报·壹点调查《频繁“踩坑”，AI 旅游攻略还有不少“幻觉”》 https://www.qlwb.com.cn/detail/27757489.html ；虎嗅《第一批被 AI 坑的游客，哭着回来了》 https://www.huxiu.com/article/4856404.html ；21 经济网《假期出游，我被 AI 坑惨了》 https://www.21jingji.com/article/20260506/herald/8029db35dc1f40a3610a6a719bea1e0e.html</w:t>
+        <w:t>11. 南京本地宝《夫子庙、老门东景区 12:00 至 22:00 实施预约准入》 https://nj.bendibao.com/news/2023428/153261.shtm</w:t>
       </w:r>
     </w:p>
     <w:p>
@@ -11963,7 +8969,7 @@
         <w:rPr>
           <w:b w:val="0"/>
         </w:rPr>
-        <w:t>12. KVIA / Stacker, *Survey: AI hallucinated travel destinations for 1 in 6 users* (2026-09-16) https://kvia.com/entertainment/stacker-travel/2026/09/16/survey-ai-hallucinated-travel-destinations-for-1-in-6-users/</w:t>
+        <w:t>12. 南京本地宝《南京栖霞山红叶观赏攻略》 https://nj.bendibao.com/xiuxian/2025113/177052.shtm ；新华报业 https://www.xhby.net/content/s68f754c6e4b0f3ec5f07bfea.html</w:t>
       </w:r>
     </w:p>
     <w:p>
@@ -11974,7 +8980,7 @@
         <w:rPr>
           <w:b w:val="0"/>
         </w:rPr>
-        <w:t>13. 腾讯新闻《京东美团争夺的外卖业务，究竟有多赚钱》 https://news.qq.com/rain/a/20250429A07YUS00 ；网经社《市监总局发布〈指南〉要求降低商家“高佣金、高收费”》 https://www.100ec.cn/detail--6649617.html</w:t>
+        <w:t>13. 央广网《美团升级“问小团”加入 AI 大战》 https://travel.cnr.cn/hydt/20260213/t20260213_527525984.shtml</w:t>
       </w:r>
     </w:p>
     <w:p>
@@ -11985,7 +8991,7 @@
         <w:rPr>
           <w:b w:val="0"/>
         </w:rPr>
-        <w:t>14. 物流指闻《美团外卖佣金调查：商家如何沦为平台竞争的工具？》 https://www.headscm.com/Fingertip/detail/id/11305.html</w:t>
+        <w:t>14. 36氪《美团持续押注 AI，这次点将到了大众点评》 https://www.36kr.com/p/3105440966987267</w:t>
       </w:r>
     </w:p>
     <w:p>
@@ -11996,7 +9002,7 @@
         <w:rPr>
           <w:b w:val="0"/>
         </w:rPr>
-        <w:t>15. Matterport 官方价格 https://matterport.com/plans ；PricingLink *How Much Should I Charge for a Matterport Scan?* https://pricinglink.com/knowledge-base/3d-matterport-virtual-tours/how-much-to-charge-for-matterport-scan/ ；Perspective 3D https://perspective3-d.com/cost-of-matterport-virtual-tour/</w:t>
+        <w:t>15. DoNews《测评三款 AI 旅行助手：携程问道、飞猪问一问与马蜂窝 AI 路书》 https://www.donews.com/news/detail/4/5199664.html</w:t>
       </w:r>
     </w:p>
     <w:p>
@@ -12007,7 +9013,7 @@
         <w:rPr>
           <w:b w:val="0"/>
         </w:rPr>
-        <w:t>16. 720 云《智慧文旅解决方案》 https://www.720yun.com/solution/tourism ；商迪 3D《720 云 VR 全景制作一般怎么收费》 https://www.web3di.com/article-1318.html</w:t>
+        <w:t>16. Google Blog, *Google Maps updates: Gemini arrives, Immersive View expands* https://blog.google/products-and-platforms/products/maps/gemini-google-maps-navigation-updates/</w:t>
       </w:r>
     </w:p>
     <w:p>
@@ -12018,7 +9024,7 @@
         <w:rPr>
           <w:b w:val="0"/>
         </w:rPr>
-        <w:t>17. 如视 Realsee《VR 导览，3D 实景导航解决方案》 https://www.realsee.com/cn/navigation</w:t>
+        <w:t>17. 物流指闻《美团外卖佣金调查》 https://www.headscm.com/Fingertip/detail/id/11305.html</w:t>
       </w:r>
     </w:p>
     <w:p>
@@ -12029,7 +9035,7 @@
         <w:rPr>
           <w:b w:val="0"/>
         </w:rPr>
-        <w:t>18. Google Blog, *Google Maps updates: Gemini arrives, Immersive View expands* https://blog.google/products-and-platforms/products/maps/gemini-google-maps-navigation-updates/ ；*Ask Maps and Immersive Navigation* https://blog.google/products-and-platforms/products/maps/ask-maps-immersive-navigation/</w:t>
+        <w:t>18. 蜂鸟 PhotoFans《影石全景相机 2025 年全球市占率超 85%》 https://article.photofans.cn/article-63431-1.html ；OFweek《市场份额罗生门》 https://optics.ofweek.com/2025-11/ART-250003-8420-30674197.html</w:t>
       </w:r>
     </w:p>
     <w:p>
@@ -12040,7 +9046,7 @@
         <w:rPr>
           <w:b w:val="0"/>
         </w:rPr>
-        <w:t>19. SkyeBrowse *Polycam vs Scaniverse* https://www.skyebrowse.com/news/posts/polycam-vs-scaniverse ；THE FUTURE 3D *Polycam vs Luma AI* https://www.thefuture3d.com/equipment/compare/polycam-vs-luma-ai/ ；Real Horizons *Gaussian Splatting Software Compared* https://realhorizons.ai/blog/gaussian-splatting-software/</w:t>
+        <w:t>19. SkyeBrowse *Polycam vs Scaniverse* https://www.skyebrowse.com/news/posts/polycam-vs-scaniverse ；Real Horizons https://realhorizons.ai/blog/gaussian-splatting-software/</w:t>
       </w:r>
     </w:p>
     <w:p>
@@ -12051,7 +9057,7 @@
         <w:rPr>
           <w:b w:val="0"/>
         </w:rPr>
-        <w:t>20. 蜂鸟 PhotoFans《影石全景相机 2025 年全球市占率超 85%》 https://article.photofans.cn/article-63431-1.html ；OFweek《市场份额罗生门》 https://optics.ofweek.com/2025-11/ART-250003-8420-30674197.html</w:t>
+        <w:t>20. 南京地方志《古风新韵门东行》 https://dfz.nanjing.gov.cn/gzdt/202411/t20241101_4998828.html</w:t>
       </w:r>
     </w:p>
     <w:p>
@@ -12062,7 +9068,46 @@
         <w:rPr>
           <w:b w:val="0"/>
         </w:rPr>
-        <w:t>21. IT之家《影石 Insta360 X4 Air 上市：2399 元，8K 全景 + 165g 机身》 https://www.ithome.com/0/893/059.htm ；影石官方产品页 https://www.insta360.com/cn/product/insta360-x4-air</w:t>
+        <w:t>21. 如视 Realsee《VR 导览，3D 实景导航解决方案》 https://www.realsee.com/cn/navigation</w:t>
+      </w:r>
+    </w:p>
+    <w:p>
+      <w:pPr>
+        <w:pStyle w:val="Heading2"/>
+      </w:pPr>
+      <w:r>
+        <w:rPr>
+          <w:b w:val="0"/>
+        </w:rPr>
+        <w:t>附录 B：摄影博主深度访谈（3 人次）</w:t>
+      </w:r>
+    </w:p>
+    <w:p>
+      <w:r>
+        <w:rPr>
+          <w:b/>
+        </w:rPr>
+        <w:t>目的</w:t>
+      </w:r>
+      <w:r>
+        <w:rPr>
+          <w:b w:val="0"/>
+        </w:rPr>
+        <w:t>：验证 P6、H2、H5。线上半结构化访谈，经同意录音，匿名引用。</w:t>
+      </w:r>
+    </w:p>
+    <w:p>
+      <w:r>
+        <w:rPr>
+          <w:b/>
+        </w:rPr>
+        <w:t>提纲</w:t>
+      </w:r>
+      <w:r>
+        <w:rPr>
+          <w:b w:val="0"/>
+        </w:rPr>
+        <w:t>：</w:t>
       </w:r>
     </w:p>
     <w:p>
@@ -12073,7 +9118,7 @@
         <w:rPr>
           <w:b w:val="0"/>
         </w:rPr>
-        <w:t>22. 南京本地宝《南京栖霞山红叶观赏攻略》 https://nj.bendibao.com/xiuxian/2025113/177052.shtm ；新华报业《南京秋日“顶流”，即将回归》 https://www.xhby.net/content/s68f754c6e4b0f3ec5f07bfea.html</w:t>
+        <w:t>1. 从事影像创作多久？主要平台与题材？使用哪款全景相机？</w:t>
       </w:r>
     </w:p>
     <w:p>
@@ -12084,7 +9129,7 @@
         <w:rPr>
           <w:b w:val="0"/>
         </w:rPr>
-        <w:t>23. 南京本地宝《五一期间南京夫子庙、老门东景区 12:00 至 22:00 实施预约准入》 https://nj.bendibao.com/news/2023428/153261.shtm</w:t>
+        <w:t>2. 最近一次外拍的完整流程是什么？哪一步最耗时？</w:t>
       </w:r>
     </w:p>
     <w:p>
@@ -12095,7 +9140,7 @@
         <w:rPr>
           <w:b w:val="0"/>
         </w:rPr>
-        <w:t>24. Club Med 官方仙林度假村介绍 https://corporate.clubmed/strongclub-med-10-8-strong-105141/</w:t>
+        <w:t>3. 一次外拍的素材最终用了多少比例？其余如何处理？</w:t>
       </w:r>
     </w:p>
     <w:p>
@@ -12106,7 +9151,7 @@
         <w:rPr>
           <w:b w:val="0"/>
         </w:rPr>
-        <w:t>25. 影石开发者文档 https://insta360develop.github.io/Insta360-Developer_Docs/ch/ ；Insta360 OSC https://github.com/Insta360Develop/Insta360_OSC</w:t>
+        <w:t>4. 如果素材可以一键变成景区或商户的“可逛空间”，你愿意吗？顾虑是什么（版权、署名、分成、隐私）？</w:t>
       </w:r>
     </w:p>
     <w:p>
@@ -12117,7 +9162,7 @@
         <w:rPr>
           <w:b w:val="0"/>
         </w:rPr>
-        <w:t>26. 南京地方志《古风新韵门东行》 https://dfz.nanjing.gov.cn/gzdt/202411/t20241101_4998828.html</w:t>
+        <w:t>5. 与商家合作时，对方最关心什么？你能证明带来了多少到店吗？</w:t>
       </w:r>
     </w:p>
     <w:p>
@@ -12128,54 +9173,7 @@
         <w:rPr>
           <w:b w:val="0"/>
         </w:rPr>
-        <w:t>27. Spark（Three.js 高斯渲染） https://github.com/sparkjsdev/spark</w:t>
-      </w:r>
-    </w:p>
-    <w:p>
-      <w:pPr>
-        <w:pStyle w:val="Heading2"/>
-      </w:pPr>
-      <w:r>
-        <w:rPr>
-          <w:b w:val="0"/>
-        </w:rPr>
-        <w:t>附录 B：摄影博主深度访谈（赛方资源，3 人次）</w:t>
-      </w:r>
-    </w:p>
-    <w:p>
-      <w:r>
-        <w:rPr>
-          <w:b/>
-        </w:rPr>
-        <w:t>访谈目的</w:t>
-      </w:r>
-      <w:r>
-        <w:rPr>
-          <w:b w:val="0"/>
-        </w:rPr>
-        <w:t>：验证 P8、H2、H5，并收集「怎么拍」的交互需求。</w:t>
-      </w:r>
-    </w:p>
-    <w:p>
-      <w:r>
-        <w:rPr>
-          <w:b/>
-        </w:rPr>
-        <w:t>形式</w:t>
-      </w:r>
-      <w:r>
-        <w:rPr>
-          <w:b w:val="0"/>
-        </w:rPr>
-        <w:t>：线上半结构化访谈，40–60 分钟，经受访者同意后录音，只做匿名化引用。</w:t>
-      </w:r>
-    </w:p>
-    <w:p>
-      <w:r>
-        <w:rPr>
-          <w:b/>
-        </w:rPr>
-        <w:t>提纲</w:t>
+        <w:t>6. 用过 AI 做旅行规划或剪辑吗？最不信任它的地方是什么？</w:t>
       </w:r>
     </w:p>
     <w:p>
@@ -12186,98 +9184,7 @@
         <w:rPr>
           <w:b w:val="0"/>
         </w:rPr>
-        <w:t>1. 背景：从事影像创作多久？主要平台和题材？是否使用全景相机，用哪款？</w:t>
-      </w:r>
-    </w:p>
-    <w:p>
-      <w:pPr>
-        <w:ind w:left="340" w:hanging="340"/>
-      </w:pPr>
-      <w:r>
-        <w:rPr>
-          <w:b w:val="0"/>
-        </w:rPr>
-        <w:t>2. 拍摄流程：一次外拍的完整流程是什么？哪一步最耗时？（请举最近一次的例子）</w:t>
-      </w:r>
-    </w:p>
-    <w:p>
-      <w:pPr>
-        <w:ind w:left="340" w:hanging="340"/>
-      </w:pPr>
-      <w:r>
-        <w:rPr>
-          <w:b w:val="0"/>
-        </w:rPr>
-        <w:t>3. 素材复用：一次外拍素材最终用了多少比例？其余素材如何处理？</w:t>
-      </w:r>
-    </w:p>
-    <w:p>
-      <w:pPr>
-        <w:ind w:left="340" w:hanging="340"/>
-      </w:pPr>
-      <w:r>
-        <w:rPr>
-          <w:b w:val="0"/>
-        </w:rPr>
-        <w:t>4. 重构图：全景“先拍后取景”的重构图大约花多长时间？最烦的是什么？</w:t>
-      </w:r>
-    </w:p>
-    <w:p>
-      <w:pPr>
-        <w:ind w:left="340" w:hanging="340"/>
-      </w:pPr>
-      <w:r>
-        <w:rPr>
-          <w:b w:val="0"/>
-        </w:rPr>
-        <w:t>5. 空间服务：如果素材可以一键变成景区或商户的“可逛空间”，你愿意吗？顾虑是什么（版权、署名、分成、隐私）？</w:t>
-      </w:r>
-    </w:p>
-    <w:p>
-      <w:pPr>
-        <w:ind w:left="340" w:hanging="340"/>
-      </w:pPr>
-      <w:r>
-        <w:rPr>
-          <w:b w:val="0"/>
-        </w:rPr>
-        <w:t>6. 商业：与商家合作时，对方最关心什么？你能否证明带来了多少到店？</w:t>
-      </w:r>
-    </w:p>
-    <w:p>
-      <w:pPr>
-        <w:ind w:left="340" w:hanging="340"/>
-      </w:pPr>
-      <w:r>
-        <w:rPr>
-          <w:b w:val="0"/>
-        </w:rPr>
-        <w:t>7. AI：你用过 AI 做旅行规划或剪辑吗？最不信任它的地方是什么？</w:t>
-      </w:r>
-    </w:p>
-    <w:p>
-      <w:pPr>
-        <w:ind w:left="340" w:hanging="340"/>
-      </w:pPr>
-      <w:r>
-        <w:rPr>
-          <w:b w:val="0"/>
-        </w:rPr>
-        <w:t>8. 演示反馈：观看开图演示（老门东一键演示 + 全景再取景）后，最有用和最没用的功能各是什么？</w:t>
-      </w:r>
-    </w:p>
-    <w:p>
-      <w:r>
-        <w:rPr>
-          <w:b/>
-        </w:rPr>
-        <w:t>记录表</w:t>
-      </w:r>
-      <w:r>
-        <w:rPr>
-          <w:b w:val="0"/>
-        </w:rPr>
-        <w:t>（每位受访者一行，由团队按实际访谈填写）</w:t>
+        <w:t>7. 观看开图演示后，最有用和最没用的功能各是什么？</w:t>
       </w:r>
     </w:p>
     <w:tbl>
@@ -12327,7 +9234,7 @@
                 <w:color w:val="FFFFFF"/>
                 <w:sz w:val="18"/>
               </w:rPr>
-              <w:t>创作领域 / 粉丝量级</w:t>
+              <w:t>领域 / 粉丝量级</w:t>
             </w:r>
           </w:p>
         </w:tc>
@@ -12344,7 +9251,7 @@
                 <w:color w:val="FFFFFF"/>
                 <w:sz w:val="18"/>
               </w:rPr>
-              <w:t>使用设备</w:t>
+              <w:t>设备</w:t>
             </w:r>
           </w:p>
         </w:tc>
@@ -12395,7 +9302,7 @@
                 <w:color w:val="FFFFFF"/>
                 <w:sz w:val="18"/>
               </w:rPr>
-              <w:t>对空间服务的意愿（1–7）</w:t>
+              <w:t>空间服务意愿（1–7）</w:t>
             </w:r>
           </w:p>
         </w:tc>
@@ -12429,7 +9336,7 @@
                 <w:color w:val="FFFFFF"/>
                 <w:sz w:val="18"/>
               </w:rPr>
-              <w:t>对开图的建议</w:t>
+              <w:t>建议</w:t>
             </w:r>
           </w:p>
         </w:tc>
@@ -12671,7 +9578,7 @@
         <w:rPr>
           <w:b w:val="0"/>
         </w:rPr>
-        <w:t>附录 C：现场可用性测试脚本</w:t>
+        <w:t>附录 C：现场可用性测试</w:t>
       </w:r>
     </w:p>
     <w:p>
@@ -12685,35 +9592,7 @@
         <w:rPr>
           <w:b w:val="0"/>
         </w:rPr>
-        <w:t>：“你第一次来到这里，想找一家 80 元以内、适合两个人的餐饮点并到店。”</w:t>
-      </w:r>
-    </w:p>
-    <w:p>
-      <w:r>
-        <w:rPr>
-          <w:b/>
-        </w:rPr>
-        <w:t>对照</w:t>
-      </w:r>
-      <w:r>
-        <w:rPr>
-          <w:b w:val="0"/>
-        </w:rPr>
-        <w:t>：参与者先用自己常用的地图 / 点评 App 完成一次（或由另一组完成），再用开图完成一次，交替顺序以抵消学习效应。</w:t>
-      </w:r>
-    </w:p>
-    <w:p>
-      <w:r>
-        <w:rPr>
-          <w:b/>
-        </w:rPr>
-        <w:t>记录</w:t>
-      </w:r>
-      <w:r>
-        <w:rPr>
-          <w:b w:val="0"/>
-        </w:rPr>
-        <w:t>：完成耗时（秒）、误找次数、问路次数、是否完成、SUS 10 题量表、一句话评价。</w:t>
+        <w:t>：“第一次来这里，找一家 80 元以内、适合两个人的餐饮点并到店。”参与者分别用常用地图 / 点评 App 和开图完成，顺序交替以抵消学习效应。</w:t>
       </w:r>
     </w:p>
     <w:tbl>
@@ -13253,105 +10132,6 @@
       </w:tr>
     </w:tbl>
     <w:p/>
-    <w:p>
-      <w:pPr>
-        <w:pStyle w:val="Heading2"/>
-      </w:pPr>
-      <w:r>
-        <w:rPr>
-          <w:b w:val="0"/>
-        </w:rPr>
-        <w:t>附录 D：游客问卷（节选）</w:t>
-      </w:r>
-    </w:p>
-    <w:p>
-      <w:pPr>
-        <w:ind w:left="340" w:hanging="340"/>
-      </w:pPr>
-      <w:r>
-        <w:rPr>
-          <w:b w:val="0"/>
-        </w:rPr>
-        <w:t>1. 最近一年，你出游前平均花多长时间做攻略？（&lt;30 分钟 / 30–60 分钟 / 1–3 小时 / &gt;3 小时）</w:t>
-      </w:r>
-    </w:p>
-    <w:p>
-      <w:pPr>
-        <w:ind w:left="340" w:hanging="340"/>
-      </w:pPr>
-      <w:r>
-        <w:rPr>
-          <w:b w:val="0"/>
-        </w:rPr>
-        <w:t>2. 你是否遇到过“攻略推荐的店已关门 / 搬迁 / 与描述不符”？（从未 / 偶尔 / 经常）</w:t>
-      </w:r>
-    </w:p>
-    <w:p>
-      <w:pPr>
-        <w:ind w:left="340" w:hanging="340"/>
-      </w:pPr>
-      <w:r>
-        <w:rPr>
-          <w:b w:val="0"/>
-        </w:rPr>
-        <w:t>3. 你是否用过 AI 规划行程？是否遇到过错误信息？</w:t>
-      </w:r>
-    </w:p>
-    <w:p>
-      <w:pPr>
-        <w:ind w:left="340" w:hanging="340"/>
-      </w:pPr>
-      <w:r>
-        <w:rPr>
-          <w:b w:val="0"/>
-        </w:rPr>
-        <w:t>4. 在景区或街区里，你是否遇到过“导航显示已到达却找不到店门”？</w:t>
-      </w:r>
-    </w:p>
-    <w:p>
-      <w:pPr>
-        <w:ind w:left="340" w:hanging="340"/>
-      </w:pPr>
-      <w:r>
-        <w:rPr>
-          <w:b w:val="0"/>
-        </w:rPr>
-        <w:t>5. 如果 AI 只推荐经过核实的商户，并在不确定时明确说“不知道”，你对它的信任度会如何变化？（1–7）</w:t>
-      </w:r>
-    </w:p>
-    <w:p>
-      <w:pPr>
-        <w:ind w:left="340" w:hanging="340"/>
-      </w:pPr>
-      <w:r>
-        <w:rPr>
-          <w:b w:val="0"/>
-        </w:rPr>
-        <w:t>6. 出发前能看到目标店门面和周边实景，对你是否有用？（1–7）</w:t>
-      </w:r>
-    </w:p>
-    <w:p>
-      <w:pPr>
-        <w:ind w:left="340" w:hanging="340"/>
-      </w:pPr>
-      <w:r>
-        <w:rPr>
-          <w:b w:val="0"/>
-        </w:rPr>
-        <w:t>7. 你愿意在行程中领券并到店核销吗？什么因素会让你放弃？</w:t>
-      </w:r>
-    </w:p>
-    <w:p>
-      <w:pPr>
-        <w:ind w:left="340" w:hanging="340"/>
-      </w:pPr>
-      <w:r>
-        <w:rPr>
-          <w:b w:val="0"/>
-        </w:rPr>
-        <w:t>8. 你最希望一个“逛吃助手”帮你解决的一件事是什么？（开放题）</w:t>
-      </w:r>
-    </w:p>
     <w:sectPr>
       <w:pgSz w:w="11906" w:h="16838"/>
       <w:pgMar w:top="1134" w:right="1134" w:bottom="1134" w:left="1134" w:header="720" w:footer="720" w:gutter="0"/>

--- a/docs/开图_用户调研及需求分析报告.docx
+++ b/docs/开图_用户调研及需求分析报告.docx
@@ -410,7 +410,7 @@
                 <w:b w:val="0"/>
                 <w:sz w:val="18"/>
               </w:rPr>
-              <w:t>2025 年国内出游 65.22 亿人次、花费 6.30 万亿元[1]；南京接待游客首破 2 亿人次[2]；小红书月均旅行搜索 16 亿次、同比 +61%[3]</w:t>
+              <w:t>2025 年国内出游 65.22 亿人次、花费 6.30 万亿元；南京接待游客首破 2 亿人次；小红书月均旅行搜索 16 亿次、同比 +61%</w:t>
             </w:r>
           </w:p>
         </w:tc>
@@ -475,7 +475,7 @@
                 <w:b w:val="0"/>
                 <w:sz w:val="18"/>
               </w:rPr>
-              <w:t>媒体调查集中报道 AI 推荐已关门餐厅、算错距离[4]；海外调查约 1/6 用户遇到 AI 虚构目的地[5]</w:t>
+              <w:t>媒体调查集中报道 AI 推荐已关门餐厅、算错距离；海外调查约 1/6 用户遇到 AI 虚构目的地</w:t>
             </w:r>
           </w:p>
         </w:tc>
@@ -538,7 +538,7 @@
                 <w:b w:val="0"/>
                 <w:sz w:val="18"/>
               </w:rPr>
-              <w:t>高德以真实到店行为做「扫街榜」，一年服务 8.8 亿用户[6]</w:t>
+              <w:t>高德以真实到店行为做「扫街榜」，一年服务 8.8 亿用户</w:t>
             </w:r>
           </w:p>
         </w:tc>
@@ -603,7 +603,7 @@
                 <w:b w:val="0"/>
                 <w:sz w:val="18"/>
               </w:rPr>
-              <w:t>外卖综合抽佣可达 20%–30%，监管已要求降费[7]</w:t>
+              <w:t>外卖综合抽佣可达 20%–30%，监管已要求降费</w:t>
             </w:r>
           </w:p>
         </w:tc>
@@ -666,7 +666,7 @@
                 <w:b w:val="0"/>
                 <w:sz w:val="18"/>
               </w:rPr>
-              <w:t>专业 3D 扫描约 0.10 美元/平方英尺[8]；VR 全景按场景计费[9]；X4 Air 售价 2399 元、8K 全景[10]</w:t>
+              <w:t>专业 3D 扫描约 0.10 美元/平方英尺；VR 全景按场景计费；X4 Air 售价 2399 元、8K 全景</w:t>
             </w:r>
           </w:p>
         </w:tc>
@@ -1226,7 +1226,7 @@
                 <w:b w:val="0"/>
                 <w:sz w:val="18"/>
               </w:rPr>
-              <w:t>文旅部、地方政府统计，行业研究与平台公告，21 条来源（附录 A）</w:t>
+              <w:t>文旅部、地方政府统计，行业研究与平台公告，21 条公开来源</w:t>
             </w:r>
           </w:p>
         </w:tc>
@@ -1450,7 +1450,7 @@
                 <w:b w:val="0"/>
                 <w:sz w:val="18"/>
               </w:rPr>
-              <w:t>执行中（附录 B）</w:t>
+              <w:t>执行中</w:t>
             </w:r>
           </w:p>
         </w:tc>
@@ -1512,7 +1512,7 @@
                 <w:b w:val="0"/>
                 <w:sz w:val="18"/>
               </w:rPr>
-              <w:t>执行中（附录 C）</w:t>
+              <w:t>执行中</w:t>
             </w:r>
           </w:p>
         </w:tc>
@@ -1569,7 +1569,7 @@
         <w:rPr>
           <w:b w:val="0"/>
         </w:rPr>
-        <w:t>：2025 年国内居民出游 65.22 亿人次（+16.2%），花费 6.30 万亿元（+9.5%）【A】[1]。南京接待游客 20052.8 万人次，总花费 2390.2 亿元，均居江苏第一【A】[2]。本项目三个场景都在南京：仙林度假村、栖霞山、老门东。</w:t>
+        <w:t>：2025 年国内居民出游 65.22 亿人次（+16.2%），花费 6.30 万亿元（+9.5%）【A】。南京接待游客 20052.8 万人次，总花费 2390.2 亿元，均居江苏第一【A】。本项目三个场景都在南京：仙林度假村、栖霞山、老门东。</w:t>
       </w:r>
     </w:p>
     <w:p>
@@ -1586,7 +1586,7 @@
         <w:rPr>
           <w:b w:val="0"/>
         </w:rPr>
-        <w:t>：夫子庙、老门东节假日 12:00–22:00 预约准入【A】[11]；栖霞山红枫季机动车禁止上山，游客全程步行【B】[12]。高峰时段“少走冤枉路”的需求最强。</w:t>
+        <w:t>：夫子庙、老门东节假日 12:00–22:00 预约准入【A】；栖霞山红枫季机动车禁止上山，游客全程步行【B】。高峰时段“少走冤枉路”的需求最强。</w:t>
       </w:r>
     </w:p>
     <w:p>
@@ -1608,7 +1608,7 @@
         <w:rPr>
           <w:b w:val="0"/>
         </w:rPr>
-        <w:t>小红书旅游兴趣月活超过 1 亿，月均旅行相关搜索 16 亿次（+61%）【B】[3]。</w:t>
+        <w:t>小红书旅游兴趣月活超过 1 亿，月均旅行相关搜索 16 亿次（+61%）【B】。</w:t>
       </w:r>
     </w:p>
     <w:p>
@@ -1619,7 +1619,7 @@
         <w:rPr>
           <w:b w:val="0"/>
         </w:rPr>
-        <w:t>各平台纷纷上线 AI 助手：美团「问小团」可推荐并自动领券[13]；大众点评测试基于评价的 AI 助手[14]；携程「问道」、飞猪「问一问」做行程规划[15]；Google Ask Maps 配合 Immersive View（覆盖 150 座城市，可用 NeRF 查看部分餐厅内部）[16]。</w:t>
+        <w:t>各平台纷纷上线 AI 助手：美团「问小团」可推荐并自动领券；大众点评测试基于评价的 AI 助手；携程「问道」、飞猪「问一问」做行程规划；Google Ask Maps 配合 Immersive View（覆盖 150 座城市，可用 NeRF 查看部分餐厅内部）。</w:t>
       </w:r>
     </w:p>
     <w:p>
@@ -1661,7 +1661,7 @@
         <w:rPr>
           <w:b w:val="0"/>
         </w:rPr>
-        <w:t>：外卖综合抽佣可达 20% 以上，含配送与推广约 30%；市场监管总局要求平台为中小商户降费【B】[7]。有调查称超过六成商户认为外卖已不是主要盈利渠道【C】[17]。</w:t>
+        <w:t>：外卖综合抽佣可达 20% 以上，含配送与推广约 30%；市场监管总局要求平台为中小商户降费【B】。有调查称超过六成商户认为外卖已不是主要盈利渠道【C】。</w:t>
       </w:r>
     </w:p>
     <w:p>
@@ -1678,7 +1678,7 @@
         <w:rPr>
           <w:b w:val="0"/>
         </w:rPr>
-        <w:t>：VR 全景按场景计费，热点、导航等功能另外加价【B】[9]；专业 3D 扫描按面积线性计价【B】[8]。内容过时后只能重新外包。</w:t>
+        <w:t>：VR 全景按场景计费，热点、导航等功能另外加价【B】；专业 3D 扫描按面积线性计价【B】。内容过时后只能重新外包。</w:t>
       </w:r>
     </w:p>
     <w:p>
@@ -1706,7 +1706,7 @@
         <w:rPr>
           <w:b w:val="0"/>
         </w:rPr>
-        <w:t>：X4 Air 于 2025-10-28 发布，2399 元，8K 全景，165 g，主打“先拍摄，后取景”【A】[10]。影石全景相机份额长期第一（机构口径约 49%–85%，2025 年起大疆入局）【B】[18]。</w:t>
+        <w:t>：X4 Air 于 2025-10-28 发布，2399 元，8K 全景，165 g，主打“先拍摄，后取景”【A】。影石全景相机份额长期第一（机构口径约 49%–85%，2025 年起大疆入局）【B】。</w:t>
       </w:r>
     </w:p>
     <w:p>
@@ -1723,7 +1723,7 @@
         <w:rPr>
           <w:b w:val="0"/>
         </w:rPr>
-        <w:t>：3DGS 已进入消费级工具（Scaniverse 支持 360 相机 splat）【B】[19]；多模态大模型可做菜牌 OCR 与场景识别，但幻觉问题仍未解决（§4.3 P3）。</w:t>
+        <w:t>：3DGS 已进入消费级工具（Scaniverse 支持 360 相机 splat）【B】；多模态大模型可做菜牌 OCR 与场景识别，但幻觉问题仍未解决（§4.3 P3）。</w:t>
       </w:r>
     </w:p>
     <w:p>
@@ -1757,7 +1757,7 @@
           <w:b w:val="0"/>
           <w:color w:val="33443A"/>
         </w:rPr>
-        <w:t>依据 §3 证据与公开用户声音合成的典型人群，将用附录 B、C 的一手数据校准。</w:t>
+        <w:t>依据 §3 证据与公开用户声音合成的典型人群，将用访谈与现场测试的一手数据校准。</w:t>
       </w:r>
     </w:p>
     <w:tbl>
@@ -2738,7 +2738,7 @@
         <w:rPr>
           <w:b w:val="0"/>
         </w:rPr>
-        <w:t>：【B】AI 与攻略在“开放时段、交通票务、行程衔接这类时效性、地域性极强的信息上很容易出现偏差”，游客反映推荐餐厅“有几家已经关门”[4]。</w:t>
+        <w:t>：【B】AI 与攻略在“开放时段、交通票务、行程衔接这类时效性、地域性极强的信息上很容易出现偏差”，游客反映推荐餐厅“有几家已经关门”。</w:t>
       </w:r>
     </w:p>
     <w:p>
@@ -2761,7 +2761,7 @@
           <w:b w:val="0"/>
           <w:color w:val="33443A"/>
         </w:rPr>
-        <w:t>老门东以箍桶巷为中轴，两侧多条横巷，灰砖白墙相似[20]，节假日还要预约限流[11]；栖霞山红枫季只能步行上山[12]。带娃、带老人时，每段冤枉路都在消耗体力和耐心。</w:t>
+        <w:t>老门东以箍桶巷为中轴，两侧多条横巷，灰砖白墙相似，节假日还要预约限流；栖霞山红枫季只能步行上山。带娃、带老人时，每段冤枉路都在消耗体力和耐心。</w:t>
       </w:r>
     </w:p>
     <w:p>
@@ -2812,7 +2812,7 @@
         <w:rPr>
           <w:b w:val="0"/>
         </w:rPr>
-        <w:t>：Google 用 Immersive View 让用户出发前先“看”餐厅内部[16]，但国内街区与景区内部仍是空白。</w:t>
+        <w:t>：Google 用 Immersive View 让用户出发前先“看”餐厅内部，但国内街区与景区内部仍是空白。</w:t>
       </w:r>
     </w:p>
     <w:p>
@@ -2880,7 +2880,7 @@
         <w:rPr>
           <w:b w:val="0"/>
         </w:rPr>
-        <w:t>【B】AI 称“不走高速回成都全程只有 200 多公里，实际要 400 公里”；飞猪、马蜂窝、携程正用平台真实数据交叉校验模型输出[4]。</w:t>
+        <w:t>【B】AI 称“不走高速回成都全程只有 200 多公里，实际要 400 公里”；飞猪、马蜂窝、携程正用平台真实数据交叉校验模型输出。</w:t>
       </w:r>
     </w:p>
     <w:p>
@@ -2891,7 +2891,7 @@
         <w:rPr>
           <w:b w:val="0"/>
         </w:rPr>
-        <w:t>【B】约 1/6 的受访者遇到过 AI 虚构的旅行目的地[5]。</w:t>
+        <w:t>【B】约 1/6 的受访者遇到过 AI 虚构的旅行目的地。</w:t>
       </w:r>
     </w:p>
     <w:p>
@@ -2902,7 +2902,7 @@
         <w:rPr>
           <w:b w:val="0"/>
         </w:rPr>
-        <w:t>【A/B】高德「扫街榜」用真实导航与到店行为过滤评价，上线即覆盖 160 万家商户，一年服务 8.8 亿用户[6]，说明“行为比评分可信”是强需求。</w:t>
+        <w:t>【A/B】高德「扫街榜」用真实导航与到店行为过滤评价，上线即覆盖 160 万家商户，一年服务 8.8 亿用户，说明“行为比评分可信”是强需求。</w:t>
       </w:r>
     </w:p>
     <w:p>
@@ -2942,7 +2942,7 @@
         <w:rPr>
           <w:b w:val="0"/>
         </w:rPr>
-        <w:t>：【B】外卖综合抽佣可达 20%–30%[7]；【C】超六成商户认为外卖已不是主要盈利渠道[17]。</w:t>
+        <w:t>：【B】外卖综合抽佣可达 20%–30%；【C】超六成商户认为外卖已不是主要盈利渠道。</w:t>
       </w:r>
     </w:p>
     <w:p>
@@ -2987,7 +2987,7 @@
         <w:rPr>
           <w:b w:val="0"/>
         </w:rPr>
-        <w:t>：【B】专业 3D 扫描约 0.10 美元/平方英尺，住宅套餐 400–1000 美元，另收托管费[8]；国内 VR 全景按场景计费，功能单独加价[9]。</w:t>
+        <w:t>：【B】专业 3D 扫描约 0.10 美元/平方英尺，住宅套餐 400–1000 美元，另收托管费；国内 VR 全景按场景计费，功能单独加价。</w:t>
       </w:r>
     </w:p>
     <w:p>
@@ -3044,7 +3044,7 @@
         <w:rPr>
           <w:b w:val="0"/>
         </w:rPr>
-        <w:t>：X4 Air 主打“先拍摄，后取景”[10]，重构图是全景用户的核心工作流；8K 原始长视频体积大，本项目云端默认单文件上限 512 MB，需先拼接、裁剪。</w:t>
+        <w:t>：X4 Air 主打“先拍摄，后取景”，重构图是全景用户的核心工作流；8K 原始长视频体积大，本项目云端默认单文件上限 512 MB，需先拼接、裁剪。</w:t>
       </w:r>
     </w:p>
     <w:p>
@@ -3061,7 +3061,7 @@
         <w:rPr>
           <w:b w:val="0"/>
         </w:rPr>
-        <w:t>：素材复用率、重构图耗时，以及授权为空间内容的意愿与分成期望（附录 B）。</w:t>
+        <w:t>：素材复用率、重构图耗时，以及授权为空间内容的意愿与分成期望。</w:t>
       </w:r>
     </w:p>
     <w:p>
@@ -5853,7 +5853,7 @@
                 <w:b w:val="0"/>
                 <w:sz w:val="18"/>
               </w:rPr>
-              <w:t>大众点评、美团问小团[13][14]、小红书</w:t>
+              <w:t>大众点评、美团问小团、小红书</w:t>
             </w:r>
           </w:p>
         </w:tc>
@@ -5932,7 +5932,7 @@
                 <w:b w:val="0"/>
                 <w:sz w:val="18"/>
               </w:rPr>
-              <w:t>高德扫街榜[6]</w:t>
+              <w:t>高德扫街榜</w:t>
             </w:r>
           </w:p>
         </w:tc>
@@ -6012,7 +6012,7 @@
                 <w:b w:val="0"/>
                 <w:sz w:val="18"/>
               </w:rPr>
-              <w:t>携程问道、飞猪问一问、马蜂窝 AI 路书[15]、Google Ask Maps[16]</w:t>
+              <w:t>携程问道、飞猪问一问、马蜂窝 AI 路书、Google Ask Maps</w:t>
             </w:r>
           </w:p>
         </w:tc>
@@ -6042,7 +6042,7 @@
                 <w:b w:val="0"/>
                 <w:sz w:val="18"/>
               </w:rPr>
-              <w:t>时效与幻觉问题[4][5]；到景点级为止，场地内部是盲区</w:t>
+              <w:t>时效与幻觉问题；到景点级为止，场地内部是盲区</w:t>
             </w:r>
           </w:p>
         </w:tc>
@@ -6091,7 +6091,7 @@
                 <w:b w:val="0"/>
                 <w:sz w:val="18"/>
               </w:rPr>
-              <w:t>720 云[9]、如视[21]、Matterport[8]、Google Immersive View[16]</w:t>
+              <w:t>720 云、如视、Matterport、Google Immersive View</w:t>
             </w:r>
           </w:p>
         </w:tc>
@@ -6171,7 +6171,7 @@
                 <w:b w:val="0"/>
                 <w:sz w:val="18"/>
               </w:rPr>
-              <w:t>Polycam、Scaniverse、KIRI Engine、Luma AI[19]</w:t>
+              <w:t>Polycam、Scaniverse、KIRI Engine、Luma AI</w:t>
             </w:r>
           </w:p>
         </w:tc>
@@ -8173,7 +8173,7 @@
                 <w:b w:val="0"/>
                 <w:sz w:val="18"/>
               </w:rPr>
-              <w:t>现场对照：开图 vs 常用地图 + 点评（附录 C）</w:t>
+              <w:t>现场对照：开图 vs 常用地图 + 点评</w:t>
             </w:r>
           </w:p>
         </w:tc>
@@ -8429,7 +8429,7 @@
                 <w:b w:val="0"/>
                 <w:sz w:val="18"/>
               </w:rPr>
-              <w:t>博主访谈（附录 B）</w:t>
+              <w:t>博主访谈</w:t>
             </w:r>
           </w:p>
         </w:tc>
@@ -8826,1312 +8826,9 @@
         <w:rPr>
           <w:b w:val="0"/>
         </w:rPr>
-        <w:t>：用附录 B、C 的一手数据校准机会分数与指标，用 X4 Air 实拍替换合成样例，在一个场地、两家商户完成真实试点。</w:t>
+        <w:t>：用访谈与现场测试的一手数据校准机会分数与指标，用 X4 Air 实拍替换合成样例，在一个场地、两家商户完成真实试点。</w:t>
       </w:r>
     </w:p>
-    <w:p>
-      <w:pPr>
-        <w:pStyle w:val="Heading2"/>
-      </w:pPr>
-      <w:r>
-        <w:rPr>
-          <w:b w:val="0"/>
-        </w:rPr>
-        <w:t>附录 A：参考来源</w:t>
-      </w:r>
-    </w:p>
-    <w:p>
-      <w:pPr>
-        <w:ind w:left="340" w:hanging="340"/>
-      </w:pPr>
-      <w:r>
-        <w:rPr>
-          <w:b w:val="0"/>
-        </w:rPr>
-        <w:t>1. 文化和旅游部《2025 年国内居民出游数据情况》 https://zwgk.mct.gov.cn/zfxxgkml/tjxx/202601/t20260126_964367.html ；新华网 https://www.news.cn/20260126/8dda85c98d8843e69b256cea591a7d8b/c.html</w:t>
-      </w:r>
-    </w:p>
-    <w:p>
-      <w:pPr>
-        <w:ind w:left="340" w:hanging="340"/>
-      </w:pPr>
-      <w:r>
-        <w:rPr>
-          <w:b w:val="0"/>
-        </w:rPr>
-        <w:t>2. 人民网江苏《2025 年 2 亿人次游南京 实现游客总花费 2390.2 亿元》 http://js.people.com.cn/n2/2026/0128/c360301-41485061.html</w:t>
-      </w:r>
-    </w:p>
-    <w:p>
-      <w:pPr>
-        <w:ind w:left="340" w:hanging="340"/>
-      </w:pPr>
-      <w:r>
-        <w:rPr>
-          <w:b w:val="0"/>
-        </w:rPr>
-        <w:t>3. 环球旅讯《小红书，如何成为文旅生意的新增量？》 https://www.traveldaily.cn/article/188165 ；小红书《2025 年文旅灵感出游种草指南》 https://www.fxbaogao.com/detail/4699868</w:t>
-      </w:r>
-    </w:p>
-    <w:p>
-      <w:pPr>
-        <w:ind w:left="340" w:hanging="340"/>
-      </w:pPr>
-      <w:r>
-        <w:rPr>
-          <w:b w:val="0"/>
-        </w:rPr>
-        <w:t>4. 齐鲁晚报·壹点调查《频繁“踩坑”，AI 旅游攻略还有不少“幻觉”》 https://www.qlwb.com.cn/detail/27757489.html ；虎嗅 https://www.huxiu.com/article/4856404.html ；21 经济网 https://www.21jingji.com/article/20260506/herald/8029db35dc1f40a3610a6a719bea1e0e.html</w:t>
-      </w:r>
-    </w:p>
-    <w:p>
-      <w:pPr>
-        <w:ind w:left="340" w:hanging="340"/>
-      </w:pPr>
-      <w:r>
-        <w:rPr>
-          <w:b w:val="0"/>
-        </w:rPr>
-        <w:t>5. KVIA / Stacker, *Survey: AI hallucinated travel destinations for 1 in 6 users* https://kvia.com/entertainment/stacker-travel/2026/09/16/survey-ai-hallucinated-travel-destinations-for-1-in-6-users/</w:t>
-      </w:r>
-    </w:p>
-    <w:p>
-      <w:pPr>
-        <w:ind w:left="340" w:hanging="340"/>
-      </w:pPr>
-      <w:r>
-        <w:rPr>
-          <w:b w:val="0"/>
-        </w:rPr>
-        <w:t>6. 高德扫街榜：SocialBeta https://socialbeta.com/campaign/25983 ；知乎 https://zhuanlan.zhihu.com/p/1949061774071533852 ；腾讯新闻（一周年数据） https://news.qq.com/rain/a/20260911A04BMW00</w:t>
-      </w:r>
-    </w:p>
-    <w:p>
-      <w:pPr>
-        <w:ind w:left="340" w:hanging="340"/>
-      </w:pPr>
-      <w:r>
-        <w:rPr>
-          <w:b w:val="0"/>
-        </w:rPr>
-        <w:t>7. 腾讯新闻《京东美团争夺的外卖业务，究竟有多赚钱》 https://news.qq.com/rain/a/20250429A07YUS00 ；网经社《市监总局发布〈指南〉要求降低商家“高佣金、高收费”》 https://www.100ec.cn/detail--6649617.html</w:t>
-      </w:r>
-    </w:p>
-    <w:p>
-      <w:pPr>
-        <w:ind w:left="340" w:hanging="340"/>
-      </w:pPr>
-      <w:r>
-        <w:rPr>
-          <w:b w:val="0"/>
-        </w:rPr>
-        <w:t>8. Matterport 官方价格 https://matterport.com/plans ；PricingLink https://pricinglink.com/knowledge-base/3d-matterport-virtual-tours/how-much-to-charge-for-matterport-scan/</w:t>
-      </w:r>
-    </w:p>
-    <w:p>
-      <w:pPr>
-        <w:ind w:left="340" w:hanging="340"/>
-      </w:pPr>
-      <w:r>
-        <w:rPr>
-          <w:b w:val="0"/>
-        </w:rPr>
-        <w:t>9. 720 云《智慧文旅解决方案》 https://www.720yun.com/solution/tourism ；商迪 3D《720 云 VR 全景制作一般怎么收费》 https://www.web3di.com/article-1318.html</w:t>
-      </w:r>
-    </w:p>
-    <w:p>
-      <w:pPr>
-        <w:ind w:left="340" w:hanging="340"/>
-      </w:pPr>
-      <w:r>
-        <w:rPr>
-          <w:b w:val="0"/>
-        </w:rPr>
-        <w:t>10. IT之家《影石 Insta360 X4 Air 上市》 https://www.ithome.com/0/893/059.htm ；影石官方 https://www.insta360.com/cn/product/insta360-x4-air</w:t>
-      </w:r>
-    </w:p>
-    <w:p>
-      <w:pPr>
-        <w:ind w:left="340" w:hanging="340"/>
-      </w:pPr>
-      <w:r>
-        <w:rPr>
-          <w:b w:val="0"/>
-        </w:rPr>
-        <w:t>11. 南京本地宝《夫子庙、老门东景区 12:00 至 22:00 实施预约准入》 https://nj.bendibao.com/news/2023428/153261.shtm</w:t>
-      </w:r>
-    </w:p>
-    <w:p>
-      <w:pPr>
-        <w:ind w:left="340" w:hanging="340"/>
-      </w:pPr>
-      <w:r>
-        <w:rPr>
-          <w:b w:val="0"/>
-        </w:rPr>
-        <w:t>12. 南京本地宝《南京栖霞山红叶观赏攻略》 https://nj.bendibao.com/xiuxian/2025113/177052.shtm ；新华报业 https://www.xhby.net/content/s68f754c6e4b0f3ec5f07bfea.html</w:t>
-      </w:r>
-    </w:p>
-    <w:p>
-      <w:pPr>
-        <w:ind w:left="340" w:hanging="340"/>
-      </w:pPr>
-      <w:r>
-        <w:rPr>
-          <w:b w:val="0"/>
-        </w:rPr>
-        <w:t>13. 央广网《美团升级“问小团”加入 AI 大战》 https://travel.cnr.cn/hydt/20260213/t20260213_527525984.shtml</w:t>
-      </w:r>
-    </w:p>
-    <w:p>
-      <w:pPr>
-        <w:ind w:left="340" w:hanging="340"/>
-      </w:pPr>
-      <w:r>
-        <w:rPr>
-          <w:b w:val="0"/>
-        </w:rPr>
-        <w:t>14. 36氪《美团持续押注 AI，这次点将到了大众点评》 https://www.36kr.com/p/3105440966987267</w:t>
-      </w:r>
-    </w:p>
-    <w:p>
-      <w:pPr>
-        <w:ind w:left="340" w:hanging="340"/>
-      </w:pPr>
-      <w:r>
-        <w:rPr>
-          <w:b w:val="0"/>
-        </w:rPr>
-        <w:t>15. DoNews《测评三款 AI 旅行助手：携程问道、飞猪问一问与马蜂窝 AI 路书》 https://www.donews.com/news/detail/4/5199664.html</w:t>
-      </w:r>
-    </w:p>
-    <w:p>
-      <w:pPr>
-        <w:ind w:left="340" w:hanging="340"/>
-      </w:pPr>
-      <w:r>
-        <w:rPr>
-          <w:b w:val="0"/>
-        </w:rPr>
-        <w:t>16. Google Blog, *Google Maps updates: Gemini arrives, Immersive View expands* https://blog.google/products-and-platforms/products/maps/gemini-google-maps-navigation-updates/</w:t>
-      </w:r>
-    </w:p>
-    <w:p>
-      <w:pPr>
-        <w:ind w:left="340" w:hanging="340"/>
-      </w:pPr>
-      <w:r>
-        <w:rPr>
-          <w:b w:val="0"/>
-        </w:rPr>
-        <w:t>17. 物流指闻《美团外卖佣金调查》 https://www.headscm.com/Fingertip/detail/id/11305.html</w:t>
-      </w:r>
-    </w:p>
-    <w:p>
-      <w:pPr>
-        <w:ind w:left="340" w:hanging="340"/>
-      </w:pPr>
-      <w:r>
-        <w:rPr>
-          <w:b w:val="0"/>
-        </w:rPr>
-        <w:t>18. 蜂鸟 PhotoFans《影石全景相机 2025 年全球市占率超 85%》 https://article.photofans.cn/article-63431-1.html ；OFweek《市场份额罗生门》 https://optics.ofweek.com/2025-11/ART-250003-8420-30674197.html</w:t>
-      </w:r>
-    </w:p>
-    <w:p>
-      <w:pPr>
-        <w:ind w:left="340" w:hanging="340"/>
-      </w:pPr>
-      <w:r>
-        <w:rPr>
-          <w:b w:val="0"/>
-        </w:rPr>
-        <w:t>19. SkyeBrowse *Polycam vs Scaniverse* https://www.skyebrowse.com/news/posts/polycam-vs-scaniverse ；Real Horizons https://realhorizons.ai/blog/gaussian-splatting-software/</w:t>
-      </w:r>
-    </w:p>
-    <w:p>
-      <w:pPr>
-        <w:ind w:left="340" w:hanging="340"/>
-      </w:pPr>
-      <w:r>
-        <w:rPr>
-          <w:b w:val="0"/>
-        </w:rPr>
-        <w:t>20. 南京地方志《古风新韵门东行》 https://dfz.nanjing.gov.cn/gzdt/202411/t20241101_4998828.html</w:t>
-      </w:r>
-    </w:p>
-    <w:p>
-      <w:pPr>
-        <w:ind w:left="340" w:hanging="340"/>
-      </w:pPr>
-      <w:r>
-        <w:rPr>
-          <w:b w:val="0"/>
-        </w:rPr>
-        <w:t>21. 如视 Realsee《VR 导览，3D 实景导航解决方案》 https://www.realsee.com/cn/navigation</w:t>
-      </w:r>
-    </w:p>
-    <w:p>
-      <w:pPr>
-        <w:pStyle w:val="Heading2"/>
-      </w:pPr>
-      <w:r>
-        <w:rPr>
-          <w:b w:val="0"/>
-        </w:rPr>
-        <w:t>附录 B：摄影博主深度访谈（3 人次）</w:t>
-      </w:r>
-    </w:p>
-    <w:p>
-      <w:r>
-        <w:rPr>
-          <w:b/>
-        </w:rPr>
-        <w:t>目的</w:t>
-      </w:r>
-      <w:r>
-        <w:rPr>
-          <w:b w:val="0"/>
-        </w:rPr>
-        <w:t>：验证 P6、H2、H5。线上半结构化访谈，经同意录音，匿名引用。</w:t>
-      </w:r>
-    </w:p>
-    <w:p>
-      <w:r>
-        <w:rPr>
-          <w:b/>
-        </w:rPr>
-        <w:t>提纲</w:t>
-      </w:r>
-      <w:r>
-        <w:rPr>
-          <w:b w:val="0"/>
-        </w:rPr>
-        <w:t>：</w:t>
-      </w:r>
-    </w:p>
-    <w:p>
-      <w:pPr>
-        <w:ind w:left="340" w:hanging="340"/>
-      </w:pPr>
-      <w:r>
-        <w:rPr>
-          <w:b w:val="0"/>
-        </w:rPr>
-        <w:t>1. 从事影像创作多久？主要平台与题材？使用哪款全景相机？</w:t>
-      </w:r>
-    </w:p>
-    <w:p>
-      <w:pPr>
-        <w:ind w:left="340" w:hanging="340"/>
-      </w:pPr>
-      <w:r>
-        <w:rPr>
-          <w:b w:val="0"/>
-        </w:rPr>
-        <w:t>2. 最近一次外拍的完整流程是什么？哪一步最耗时？</w:t>
-      </w:r>
-    </w:p>
-    <w:p>
-      <w:pPr>
-        <w:ind w:left="340" w:hanging="340"/>
-      </w:pPr>
-      <w:r>
-        <w:rPr>
-          <w:b w:val="0"/>
-        </w:rPr>
-        <w:t>3. 一次外拍的素材最终用了多少比例？其余如何处理？</w:t>
-      </w:r>
-    </w:p>
-    <w:p>
-      <w:pPr>
-        <w:ind w:left="340" w:hanging="340"/>
-      </w:pPr>
-      <w:r>
-        <w:rPr>
-          <w:b w:val="0"/>
-        </w:rPr>
-        <w:t>4. 如果素材可以一键变成景区或商户的“可逛空间”，你愿意吗？顾虑是什么（版权、署名、分成、隐私）？</w:t>
-      </w:r>
-    </w:p>
-    <w:p>
-      <w:pPr>
-        <w:ind w:left="340" w:hanging="340"/>
-      </w:pPr>
-      <w:r>
-        <w:rPr>
-          <w:b w:val="0"/>
-        </w:rPr>
-        <w:t>5. 与商家合作时，对方最关心什么？你能证明带来了多少到店吗？</w:t>
-      </w:r>
-    </w:p>
-    <w:p>
-      <w:pPr>
-        <w:ind w:left="340" w:hanging="340"/>
-      </w:pPr>
-      <w:r>
-        <w:rPr>
-          <w:b w:val="0"/>
-        </w:rPr>
-        <w:t>6. 用过 AI 做旅行规划或剪辑吗？最不信任它的地方是什么？</w:t>
-      </w:r>
-    </w:p>
-    <w:p>
-      <w:pPr>
-        <w:ind w:left="340" w:hanging="340"/>
-      </w:pPr>
-      <w:r>
-        <w:rPr>
-          <w:b w:val="0"/>
-        </w:rPr>
-        <w:t>7. 观看开图演示后，最有用和最没用的功能各是什么？</w:t>
-      </w:r>
-    </w:p>
-    <w:tbl>
-      <w:tblPr>
-        <w:tblStyle w:val="TableGrid"/>
-        <w:tblW w:type="auto" w:w="0"/>
-        <w:tblLook w:firstColumn="1" w:firstRow="1" w:lastColumn="0" w:lastRow="0" w:noHBand="0" w:noVBand="1" w:val="04A0"/>
-      </w:tblPr>
-      <w:tblGrid>
-        <w:gridCol w:w="1205"/>
-        <w:gridCol w:w="1205"/>
-        <w:gridCol w:w="1205"/>
-        <w:gridCol w:w="1205"/>
-        <w:gridCol w:w="1205"/>
-        <w:gridCol w:w="1205"/>
-        <w:gridCol w:w="1205"/>
-        <w:gridCol w:w="1205"/>
-      </w:tblGrid>
-      <w:tr>
-        <w:tc>
-          <w:tcPr>
-            <w:tcW w:type="dxa" w:w="1205"/>
-            <w:shd w:val="clear" w:color="auto" w:fill="0F3B40"/>
-          </w:tcPr>
-          <w:p>
-            <w:r/>
-            <w:r>
-              <w:rPr>
-                <w:b/>
-                <w:color w:val="FFFFFF"/>
-                <w:sz w:val="18"/>
-              </w:rPr>
-              <w:t>编号</w:t>
-            </w:r>
-          </w:p>
-        </w:tc>
-        <w:tc>
-          <w:tcPr>
-            <w:tcW w:type="dxa" w:w="1205"/>
-            <w:shd w:val="clear" w:color="auto" w:fill="0F3B40"/>
-          </w:tcPr>
-          <w:p>
-            <w:r/>
-            <w:r>
-              <w:rPr>
-                <w:b/>
-                <w:color w:val="FFFFFF"/>
-                <w:sz w:val="18"/>
-              </w:rPr>
-              <w:t>领域 / 粉丝量级</w:t>
-            </w:r>
-          </w:p>
-        </w:tc>
-        <w:tc>
-          <w:tcPr>
-            <w:tcW w:type="dxa" w:w="1205"/>
-            <w:shd w:val="clear" w:color="auto" w:fill="0F3B40"/>
-          </w:tcPr>
-          <w:p>
-            <w:r/>
-            <w:r>
-              <w:rPr>
-                <w:b/>
-                <w:color w:val="FFFFFF"/>
-                <w:sz w:val="18"/>
-              </w:rPr>
-              <w:t>设备</w:t>
-            </w:r>
-          </w:p>
-        </w:tc>
-        <w:tc>
-          <w:tcPr>
-            <w:tcW w:type="dxa" w:w="1205"/>
-            <w:shd w:val="clear" w:color="auto" w:fill="0F3B40"/>
-          </w:tcPr>
-          <w:p>
-            <w:r/>
-            <w:r>
-              <w:rPr>
-                <w:b/>
-                <w:color w:val="FFFFFF"/>
-                <w:sz w:val="18"/>
-              </w:rPr>
-              <w:t>最痛的一步（原话）</w:t>
-            </w:r>
-          </w:p>
-        </w:tc>
-        <w:tc>
-          <w:tcPr>
-            <w:tcW w:type="dxa" w:w="1205"/>
-            <w:shd w:val="clear" w:color="auto" w:fill="0F3B40"/>
-          </w:tcPr>
-          <w:p>
-            <w:r/>
-            <w:r>
-              <w:rPr>
-                <w:b/>
-                <w:color w:val="FFFFFF"/>
-                <w:sz w:val="18"/>
-              </w:rPr>
-              <w:t>素材复用比例</w:t>
-            </w:r>
-          </w:p>
-        </w:tc>
-        <w:tc>
-          <w:tcPr>
-            <w:tcW w:type="dxa" w:w="1205"/>
-            <w:shd w:val="clear" w:color="auto" w:fill="0F3B40"/>
-          </w:tcPr>
-          <w:p>
-            <w:r/>
-            <w:r>
-              <w:rPr>
-                <w:b/>
-                <w:color w:val="FFFFFF"/>
-                <w:sz w:val="18"/>
-              </w:rPr>
-              <w:t>空间服务意愿（1–7）</w:t>
-            </w:r>
-          </w:p>
-        </w:tc>
-        <w:tc>
-          <w:tcPr>
-            <w:tcW w:type="dxa" w:w="1205"/>
-            <w:shd w:val="clear" w:color="auto" w:fill="0F3B40"/>
-          </w:tcPr>
-          <w:p>
-            <w:r/>
-            <w:r>
-              <w:rPr>
-                <w:b/>
-                <w:color w:val="FFFFFF"/>
-                <w:sz w:val="18"/>
-              </w:rPr>
-              <w:t>主要顾虑</w:t>
-            </w:r>
-          </w:p>
-        </w:tc>
-        <w:tc>
-          <w:tcPr>
-            <w:tcW w:type="dxa" w:w="1205"/>
-            <w:shd w:val="clear" w:color="auto" w:fill="0F3B40"/>
-          </w:tcPr>
-          <w:p>
-            <w:r/>
-            <w:r>
-              <w:rPr>
-                <w:b/>
-                <w:color w:val="FFFFFF"/>
-                <w:sz w:val="18"/>
-              </w:rPr>
-              <w:t>建议</w:t>
-            </w:r>
-          </w:p>
-        </w:tc>
-      </w:tr>
-      <w:tr>
-        <w:tc>
-          <w:tcPr>
-            <w:tcW w:type="dxa" w:w="1205"/>
-          </w:tcPr>
-          <w:p>
-            <w:r/>
-            <w:r>
-              <w:rPr>
-                <w:b w:val="0"/>
-                <w:sz w:val="18"/>
-              </w:rPr>
-              <w:t>B1</w:t>
-            </w:r>
-          </w:p>
-        </w:tc>
-        <w:tc>
-          <w:tcPr>
-            <w:tcW w:type="dxa" w:w="1205"/>
-          </w:tcPr>
-          <w:p>
-            <w:r/>
-          </w:p>
-        </w:tc>
-        <w:tc>
-          <w:tcPr>
-            <w:tcW w:type="dxa" w:w="1205"/>
-          </w:tcPr>
-          <w:p>
-            <w:r/>
-          </w:p>
-        </w:tc>
-        <w:tc>
-          <w:tcPr>
-            <w:tcW w:type="dxa" w:w="1205"/>
-          </w:tcPr>
-          <w:p>
-            <w:r/>
-          </w:p>
-        </w:tc>
-        <w:tc>
-          <w:tcPr>
-            <w:tcW w:type="dxa" w:w="1205"/>
-          </w:tcPr>
-          <w:p>
-            <w:r/>
-          </w:p>
-        </w:tc>
-        <w:tc>
-          <w:tcPr>
-            <w:tcW w:type="dxa" w:w="1205"/>
-          </w:tcPr>
-          <w:p>
-            <w:r/>
-          </w:p>
-        </w:tc>
-        <w:tc>
-          <w:tcPr>
-            <w:tcW w:type="dxa" w:w="1205"/>
-          </w:tcPr>
-          <w:p>
-            <w:r/>
-          </w:p>
-        </w:tc>
-        <w:tc>
-          <w:tcPr>
-            <w:tcW w:type="dxa" w:w="1205"/>
-          </w:tcPr>
-          <w:p>
-            <w:r/>
-          </w:p>
-        </w:tc>
-      </w:tr>
-      <w:tr>
-        <w:tc>
-          <w:tcPr>
-            <w:tcW w:type="dxa" w:w="1205"/>
-            <w:shd w:val="clear" w:color="auto" w:fill="F2F7F6"/>
-          </w:tcPr>
-          <w:p>
-            <w:r/>
-            <w:r>
-              <w:rPr>
-                <w:b w:val="0"/>
-                <w:sz w:val="18"/>
-              </w:rPr>
-              <w:t>B2</w:t>
-            </w:r>
-          </w:p>
-        </w:tc>
-        <w:tc>
-          <w:tcPr>
-            <w:tcW w:type="dxa" w:w="1205"/>
-            <w:shd w:val="clear" w:color="auto" w:fill="F2F7F6"/>
-          </w:tcPr>
-          <w:p>
-            <w:r/>
-          </w:p>
-        </w:tc>
-        <w:tc>
-          <w:tcPr>
-            <w:tcW w:type="dxa" w:w="1205"/>
-            <w:shd w:val="clear" w:color="auto" w:fill="F2F7F6"/>
-          </w:tcPr>
-          <w:p>
-            <w:r/>
-          </w:p>
-        </w:tc>
-        <w:tc>
-          <w:tcPr>
-            <w:tcW w:type="dxa" w:w="1205"/>
-            <w:shd w:val="clear" w:color="auto" w:fill="F2F7F6"/>
-          </w:tcPr>
-          <w:p>
-            <w:r/>
-          </w:p>
-        </w:tc>
-        <w:tc>
-          <w:tcPr>
-            <w:tcW w:type="dxa" w:w="1205"/>
-            <w:shd w:val="clear" w:color="auto" w:fill="F2F7F6"/>
-          </w:tcPr>
-          <w:p>
-            <w:r/>
-          </w:p>
-        </w:tc>
-        <w:tc>
-          <w:tcPr>
-            <w:tcW w:type="dxa" w:w="1205"/>
-            <w:shd w:val="clear" w:color="auto" w:fill="F2F7F6"/>
-          </w:tcPr>
-          <w:p>
-            <w:r/>
-          </w:p>
-        </w:tc>
-        <w:tc>
-          <w:tcPr>
-            <w:tcW w:type="dxa" w:w="1205"/>
-            <w:shd w:val="clear" w:color="auto" w:fill="F2F7F6"/>
-          </w:tcPr>
-          <w:p>
-            <w:r/>
-          </w:p>
-        </w:tc>
-        <w:tc>
-          <w:tcPr>
-            <w:tcW w:type="dxa" w:w="1205"/>
-            <w:shd w:val="clear" w:color="auto" w:fill="F2F7F6"/>
-          </w:tcPr>
-          <w:p>
-            <w:r/>
-          </w:p>
-        </w:tc>
-      </w:tr>
-      <w:tr>
-        <w:tc>
-          <w:tcPr>
-            <w:tcW w:type="dxa" w:w="1205"/>
-          </w:tcPr>
-          <w:p>
-            <w:r/>
-            <w:r>
-              <w:rPr>
-                <w:b w:val="0"/>
-                <w:sz w:val="18"/>
-              </w:rPr>
-              <w:t>B3</w:t>
-            </w:r>
-          </w:p>
-        </w:tc>
-        <w:tc>
-          <w:tcPr>
-            <w:tcW w:type="dxa" w:w="1205"/>
-          </w:tcPr>
-          <w:p>
-            <w:r/>
-          </w:p>
-        </w:tc>
-        <w:tc>
-          <w:tcPr>
-            <w:tcW w:type="dxa" w:w="1205"/>
-          </w:tcPr>
-          <w:p>
-            <w:r/>
-          </w:p>
-        </w:tc>
-        <w:tc>
-          <w:tcPr>
-            <w:tcW w:type="dxa" w:w="1205"/>
-          </w:tcPr>
-          <w:p>
-            <w:r/>
-          </w:p>
-        </w:tc>
-        <w:tc>
-          <w:tcPr>
-            <w:tcW w:type="dxa" w:w="1205"/>
-          </w:tcPr>
-          <w:p>
-            <w:r/>
-          </w:p>
-        </w:tc>
-        <w:tc>
-          <w:tcPr>
-            <w:tcW w:type="dxa" w:w="1205"/>
-          </w:tcPr>
-          <w:p>
-            <w:r/>
-          </w:p>
-        </w:tc>
-        <w:tc>
-          <w:tcPr>
-            <w:tcW w:type="dxa" w:w="1205"/>
-          </w:tcPr>
-          <w:p>
-            <w:r/>
-          </w:p>
-        </w:tc>
-        <w:tc>
-          <w:tcPr>
-            <w:tcW w:type="dxa" w:w="1205"/>
-          </w:tcPr>
-          <w:p>
-            <w:r/>
-          </w:p>
-        </w:tc>
-      </w:tr>
-    </w:tbl>
-    <w:p/>
-    <w:p>
-      <w:pPr>
-        <w:pStyle w:val="Heading2"/>
-      </w:pPr>
-      <w:r>
-        <w:rPr>
-          <w:b w:val="0"/>
-        </w:rPr>
-        <w:t>附录 C：现场可用性测试</w:t>
-      </w:r>
-    </w:p>
-    <w:p>
-      <w:r>
-        <w:rPr>
-          <w:b/>
-        </w:rPr>
-        <w:t>任务</w:t>
-      </w:r>
-      <w:r>
-        <w:rPr>
-          <w:b w:val="0"/>
-        </w:rPr>
-        <w:t>：“第一次来这里，找一家 80 元以内、适合两个人的餐饮点并到店。”参与者分别用常用地图 / 点评 App 和开图完成，顺序交替以抵消学习效应。</w:t>
-      </w:r>
-    </w:p>
-    <w:tbl>
-      <w:tblPr>
-        <w:tblStyle w:val="TableGrid"/>
-        <w:tblW w:type="auto" w:w="0"/>
-        <w:tblLook w:firstColumn="1" w:firstRow="1" w:lastColumn="0" w:lastRow="0" w:noHBand="0" w:noVBand="1" w:val="04A0"/>
-      </w:tblPr>
-      <w:tblGrid>
-        <w:gridCol w:w="1205"/>
-        <w:gridCol w:w="1205"/>
-        <w:gridCol w:w="1205"/>
-        <w:gridCol w:w="1205"/>
-        <w:gridCol w:w="1205"/>
-        <w:gridCol w:w="1205"/>
-        <w:gridCol w:w="1205"/>
-        <w:gridCol w:w="1205"/>
-      </w:tblGrid>
-      <w:tr>
-        <w:tc>
-          <w:tcPr>
-            <w:tcW w:type="dxa" w:w="1205"/>
-            <w:shd w:val="clear" w:color="auto" w:fill="0F3B40"/>
-          </w:tcPr>
-          <w:p>
-            <w:r/>
-            <w:r>
-              <w:rPr>
-                <w:b/>
-                <w:color w:val="FFFFFF"/>
-                <w:sz w:val="18"/>
-              </w:rPr>
-              <w:t>编号</w:t>
-            </w:r>
-          </w:p>
-        </w:tc>
-        <w:tc>
-          <w:tcPr>
-            <w:tcW w:type="dxa" w:w="1205"/>
-            <w:shd w:val="clear" w:color="auto" w:fill="0F3B40"/>
-          </w:tcPr>
-          <w:p>
-            <w:r/>
-            <w:r>
-              <w:rPr>
-                <w:b/>
-                <w:color w:val="FFFFFF"/>
-                <w:sz w:val="18"/>
-              </w:rPr>
-              <w:t>身份</w:t>
-            </w:r>
-          </w:p>
-        </w:tc>
-        <w:tc>
-          <w:tcPr>
-            <w:tcW w:type="dxa" w:w="1205"/>
-            <w:shd w:val="clear" w:color="auto" w:fill="0F3B40"/>
-          </w:tcPr>
-          <w:p>
-            <w:r/>
-            <w:r>
-              <w:rPr>
-                <w:b/>
-                <w:color w:val="FFFFFF"/>
-                <w:sz w:val="18"/>
-              </w:rPr>
-              <w:t>常用工具耗时</w:t>
-            </w:r>
-          </w:p>
-        </w:tc>
-        <w:tc>
-          <w:tcPr>
-            <w:tcW w:type="dxa" w:w="1205"/>
-            <w:shd w:val="clear" w:color="auto" w:fill="0F3B40"/>
-          </w:tcPr>
-          <w:p>
-            <w:r/>
-            <w:r>
-              <w:rPr>
-                <w:b/>
-                <w:color w:val="FFFFFF"/>
-                <w:sz w:val="18"/>
-              </w:rPr>
-              <w:t>开图耗时</w:t>
-            </w:r>
-          </w:p>
-        </w:tc>
-        <w:tc>
-          <w:tcPr>
-            <w:tcW w:type="dxa" w:w="1205"/>
-            <w:shd w:val="clear" w:color="auto" w:fill="0F3B40"/>
-          </w:tcPr>
-          <w:p>
-            <w:r/>
-            <w:r>
-              <w:rPr>
-                <w:b/>
-                <w:color w:val="FFFFFF"/>
-                <w:sz w:val="18"/>
-              </w:rPr>
-              <w:t>误找（常用 / 开图）</w:t>
-            </w:r>
-          </w:p>
-        </w:tc>
-        <w:tc>
-          <w:tcPr>
-            <w:tcW w:type="dxa" w:w="1205"/>
-            <w:shd w:val="clear" w:color="auto" w:fill="0F3B40"/>
-          </w:tcPr>
-          <w:p>
-            <w:r/>
-            <w:r>
-              <w:rPr>
-                <w:b/>
-                <w:color w:val="FFFFFF"/>
-                <w:sz w:val="18"/>
-              </w:rPr>
-              <w:t>是否领券</w:t>
-            </w:r>
-          </w:p>
-        </w:tc>
-        <w:tc>
-          <w:tcPr>
-            <w:tcW w:type="dxa" w:w="1205"/>
-            <w:shd w:val="clear" w:color="auto" w:fill="0F3B40"/>
-          </w:tcPr>
-          <w:p>
-            <w:r/>
-            <w:r>
-              <w:rPr>
-                <w:b/>
-                <w:color w:val="FFFFFF"/>
-                <w:sz w:val="18"/>
-              </w:rPr>
-              <w:t>SUS</w:t>
-            </w:r>
-          </w:p>
-        </w:tc>
-        <w:tc>
-          <w:tcPr>
-            <w:tcW w:type="dxa" w:w="1205"/>
-            <w:shd w:val="clear" w:color="auto" w:fill="0F3B40"/>
-          </w:tcPr>
-          <w:p>
-            <w:r/>
-            <w:r>
-              <w:rPr>
-                <w:b/>
-                <w:color w:val="FFFFFF"/>
-                <w:sz w:val="18"/>
-              </w:rPr>
-              <w:t>一句话评价</w:t>
-            </w:r>
-          </w:p>
-        </w:tc>
-      </w:tr>
-      <w:tr>
-        <w:tc>
-          <w:tcPr>
-            <w:tcW w:type="dxa" w:w="1205"/>
-          </w:tcPr>
-          <w:p>
-            <w:r/>
-            <w:r>
-              <w:rPr>
-                <w:b w:val="0"/>
-                <w:sz w:val="18"/>
-              </w:rPr>
-              <w:t>C1</w:t>
-            </w:r>
-          </w:p>
-        </w:tc>
-        <w:tc>
-          <w:tcPr>
-            <w:tcW w:type="dxa" w:w="1205"/>
-          </w:tcPr>
-          <w:p>
-            <w:r/>
-          </w:p>
-        </w:tc>
-        <w:tc>
-          <w:tcPr>
-            <w:tcW w:type="dxa" w:w="1205"/>
-          </w:tcPr>
-          <w:p>
-            <w:r/>
-          </w:p>
-        </w:tc>
-        <w:tc>
-          <w:tcPr>
-            <w:tcW w:type="dxa" w:w="1205"/>
-          </w:tcPr>
-          <w:p>
-            <w:r/>
-          </w:p>
-        </w:tc>
-        <w:tc>
-          <w:tcPr>
-            <w:tcW w:type="dxa" w:w="1205"/>
-          </w:tcPr>
-          <w:p>
-            <w:r/>
-          </w:p>
-        </w:tc>
-        <w:tc>
-          <w:tcPr>
-            <w:tcW w:type="dxa" w:w="1205"/>
-          </w:tcPr>
-          <w:p>
-            <w:r/>
-          </w:p>
-        </w:tc>
-        <w:tc>
-          <w:tcPr>
-            <w:tcW w:type="dxa" w:w="1205"/>
-          </w:tcPr>
-          <w:p>
-            <w:r/>
-          </w:p>
-        </w:tc>
-        <w:tc>
-          <w:tcPr>
-            <w:tcW w:type="dxa" w:w="1205"/>
-          </w:tcPr>
-          <w:p>
-            <w:r/>
-          </w:p>
-        </w:tc>
-      </w:tr>
-      <w:tr>
-        <w:tc>
-          <w:tcPr>
-            <w:tcW w:type="dxa" w:w="1205"/>
-            <w:shd w:val="clear" w:color="auto" w:fill="F2F7F6"/>
-          </w:tcPr>
-          <w:p>
-            <w:r/>
-            <w:r>
-              <w:rPr>
-                <w:b w:val="0"/>
-                <w:sz w:val="18"/>
-              </w:rPr>
-              <w:t>C2</w:t>
-            </w:r>
-          </w:p>
-        </w:tc>
-        <w:tc>
-          <w:tcPr>
-            <w:tcW w:type="dxa" w:w="1205"/>
-            <w:shd w:val="clear" w:color="auto" w:fill="F2F7F6"/>
-          </w:tcPr>
-          <w:p>
-            <w:r/>
-          </w:p>
-        </w:tc>
-        <w:tc>
-          <w:tcPr>
-            <w:tcW w:type="dxa" w:w="1205"/>
-            <w:shd w:val="clear" w:color="auto" w:fill="F2F7F6"/>
-          </w:tcPr>
-          <w:p>
-            <w:r/>
-          </w:p>
-        </w:tc>
-        <w:tc>
-          <w:tcPr>
-            <w:tcW w:type="dxa" w:w="1205"/>
-            <w:shd w:val="clear" w:color="auto" w:fill="F2F7F6"/>
-          </w:tcPr>
-          <w:p>
-            <w:r/>
-          </w:p>
-        </w:tc>
-        <w:tc>
-          <w:tcPr>
-            <w:tcW w:type="dxa" w:w="1205"/>
-            <w:shd w:val="clear" w:color="auto" w:fill="F2F7F6"/>
-          </w:tcPr>
-          <w:p>
-            <w:r/>
-          </w:p>
-        </w:tc>
-        <w:tc>
-          <w:tcPr>
-            <w:tcW w:type="dxa" w:w="1205"/>
-            <w:shd w:val="clear" w:color="auto" w:fill="F2F7F6"/>
-          </w:tcPr>
-          <w:p>
-            <w:r/>
-          </w:p>
-        </w:tc>
-        <w:tc>
-          <w:tcPr>
-            <w:tcW w:type="dxa" w:w="1205"/>
-            <w:shd w:val="clear" w:color="auto" w:fill="F2F7F6"/>
-          </w:tcPr>
-          <w:p>
-            <w:r/>
-          </w:p>
-        </w:tc>
-        <w:tc>
-          <w:tcPr>
-            <w:tcW w:type="dxa" w:w="1205"/>
-            <w:shd w:val="clear" w:color="auto" w:fill="F2F7F6"/>
-          </w:tcPr>
-          <w:p>
-            <w:r/>
-          </w:p>
-        </w:tc>
-      </w:tr>
-      <w:tr>
-        <w:tc>
-          <w:tcPr>
-            <w:tcW w:type="dxa" w:w="1205"/>
-          </w:tcPr>
-          <w:p>
-            <w:r/>
-            <w:r>
-              <w:rPr>
-                <w:b w:val="0"/>
-                <w:sz w:val="18"/>
-              </w:rPr>
-              <w:t>C3</w:t>
-            </w:r>
-          </w:p>
-        </w:tc>
-        <w:tc>
-          <w:tcPr>
-            <w:tcW w:type="dxa" w:w="1205"/>
-          </w:tcPr>
-          <w:p>
-            <w:r/>
-          </w:p>
-        </w:tc>
-        <w:tc>
-          <w:tcPr>
-            <w:tcW w:type="dxa" w:w="1205"/>
-          </w:tcPr>
-          <w:p>
-            <w:r/>
-          </w:p>
-        </w:tc>
-        <w:tc>
-          <w:tcPr>
-            <w:tcW w:type="dxa" w:w="1205"/>
-          </w:tcPr>
-          <w:p>
-            <w:r/>
-          </w:p>
-        </w:tc>
-        <w:tc>
-          <w:tcPr>
-            <w:tcW w:type="dxa" w:w="1205"/>
-          </w:tcPr>
-          <w:p>
-            <w:r/>
-          </w:p>
-        </w:tc>
-        <w:tc>
-          <w:tcPr>
-            <w:tcW w:type="dxa" w:w="1205"/>
-          </w:tcPr>
-          <w:p>
-            <w:r/>
-          </w:p>
-        </w:tc>
-        <w:tc>
-          <w:tcPr>
-            <w:tcW w:type="dxa" w:w="1205"/>
-          </w:tcPr>
-          <w:p>
-            <w:r/>
-          </w:p>
-        </w:tc>
-        <w:tc>
-          <w:tcPr>
-            <w:tcW w:type="dxa" w:w="1205"/>
-          </w:tcPr>
-          <w:p>
-            <w:r/>
-          </w:p>
-        </w:tc>
-      </w:tr>
-      <w:tr>
-        <w:tc>
-          <w:tcPr>
-            <w:tcW w:type="dxa" w:w="1205"/>
-            <w:shd w:val="clear" w:color="auto" w:fill="F2F7F6"/>
-          </w:tcPr>
-          <w:p>
-            <w:r/>
-            <w:r>
-              <w:rPr>
-                <w:b w:val="0"/>
-                <w:sz w:val="18"/>
-              </w:rPr>
-              <w:t>C4</w:t>
-            </w:r>
-          </w:p>
-        </w:tc>
-        <w:tc>
-          <w:tcPr>
-            <w:tcW w:type="dxa" w:w="1205"/>
-            <w:shd w:val="clear" w:color="auto" w:fill="F2F7F6"/>
-          </w:tcPr>
-          <w:p>
-            <w:r/>
-          </w:p>
-        </w:tc>
-        <w:tc>
-          <w:tcPr>
-            <w:tcW w:type="dxa" w:w="1205"/>
-            <w:shd w:val="clear" w:color="auto" w:fill="F2F7F6"/>
-          </w:tcPr>
-          <w:p>
-            <w:r/>
-          </w:p>
-        </w:tc>
-        <w:tc>
-          <w:tcPr>
-            <w:tcW w:type="dxa" w:w="1205"/>
-            <w:shd w:val="clear" w:color="auto" w:fill="F2F7F6"/>
-          </w:tcPr>
-          <w:p>
-            <w:r/>
-          </w:p>
-        </w:tc>
-        <w:tc>
-          <w:tcPr>
-            <w:tcW w:type="dxa" w:w="1205"/>
-            <w:shd w:val="clear" w:color="auto" w:fill="F2F7F6"/>
-          </w:tcPr>
-          <w:p>
-            <w:r/>
-          </w:p>
-        </w:tc>
-        <w:tc>
-          <w:tcPr>
-            <w:tcW w:type="dxa" w:w="1205"/>
-            <w:shd w:val="clear" w:color="auto" w:fill="F2F7F6"/>
-          </w:tcPr>
-          <w:p>
-            <w:r/>
-          </w:p>
-        </w:tc>
-        <w:tc>
-          <w:tcPr>
-            <w:tcW w:type="dxa" w:w="1205"/>
-            <w:shd w:val="clear" w:color="auto" w:fill="F2F7F6"/>
-          </w:tcPr>
-          <w:p>
-            <w:r/>
-          </w:p>
-        </w:tc>
-        <w:tc>
-          <w:tcPr>
-            <w:tcW w:type="dxa" w:w="1205"/>
-            <w:shd w:val="clear" w:color="auto" w:fill="F2F7F6"/>
-          </w:tcPr>
-          <w:p>
-            <w:r/>
-          </w:p>
-        </w:tc>
-      </w:tr>
-      <w:tr>
-        <w:tc>
-          <w:tcPr>
-            <w:tcW w:type="dxa" w:w="1205"/>
-          </w:tcPr>
-          <w:p>
-            <w:r/>
-            <w:r>
-              <w:rPr>
-                <w:b w:val="0"/>
-                <w:sz w:val="18"/>
-              </w:rPr>
-              <w:t>C5</w:t>
-            </w:r>
-          </w:p>
-        </w:tc>
-        <w:tc>
-          <w:tcPr>
-            <w:tcW w:type="dxa" w:w="1205"/>
-          </w:tcPr>
-          <w:p>
-            <w:r/>
-          </w:p>
-        </w:tc>
-        <w:tc>
-          <w:tcPr>
-            <w:tcW w:type="dxa" w:w="1205"/>
-          </w:tcPr>
-          <w:p>
-            <w:r/>
-          </w:p>
-        </w:tc>
-        <w:tc>
-          <w:tcPr>
-            <w:tcW w:type="dxa" w:w="1205"/>
-          </w:tcPr>
-          <w:p>
-            <w:r/>
-          </w:p>
-        </w:tc>
-        <w:tc>
-          <w:tcPr>
-            <w:tcW w:type="dxa" w:w="1205"/>
-          </w:tcPr>
-          <w:p>
-            <w:r/>
-          </w:p>
-        </w:tc>
-        <w:tc>
-          <w:tcPr>
-            <w:tcW w:type="dxa" w:w="1205"/>
-          </w:tcPr>
-          <w:p>
-            <w:r/>
-          </w:p>
-        </w:tc>
-        <w:tc>
-          <w:tcPr>
-            <w:tcW w:type="dxa" w:w="1205"/>
-          </w:tcPr>
-          <w:p>
-            <w:r/>
-          </w:p>
-        </w:tc>
-        <w:tc>
-          <w:tcPr>
-            <w:tcW w:type="dxa" w:w="1205"/>
-          </w:tcPr>
-          <w:p>
-            <w:r/>
-          </w:p>
-        </w:tc>
-      </w:tr>
-    </w:tbl>
-    <w:p/>
     <w:sectPr>
       <w:pgSz w:w="11906" w:h="16838"/>
       <w:pgMar w:top="1134" w:right="1134" w:bottom="1134" w:left="1134" w:header="720" w:footer="720" w:gutter="0"/>

--- a/docs/开图_用户调研及需求分析报告.docx
+++ b/docs/开图_用户调研及需求分析报告.docx
@@ -71,7 +71,7 @@
                 <w:b w:val="0"/>
                 <w:sz w:val="18"/>
               </w:rPr>
-              <w:t>赛事 / 赛道</w:t>
+              <w:t>赛事</w:t>
             </w:r>
           </w:p>
         </w:tc>
@@ -86,7 +86,7 @@
                 <w:b w:val="0"/>
                 <w:sz w:val="18"/>
               </w:rPr>
-              <w:t>2026 影石 Insta360 Bold Maker 智能影像挑战赛 · 赛道一 AI+影像产品开发</w:t>
+              <w:t>2026 影石 Insta360 Bold Maker 智能影像挑战赛</w:t>
             </w:r>
           </w:p>
         </w:tc>
@@ -104,7 +104,7 @@
                 <w:b w:val="0"/>
                 <w:sz w:val="18"/>
               </w:rPr>
-              <w:t>命题</w:t>
+              <w:t>赛道</w:t>
             </w:r>
           </w:p>
         </w:tc>
@@ -120,7 +120,7 @@
                 <w:b w:val="0"/>
                 <w:sz w:val="18"/>
               </w:rPr>
-              <w:t>让相机变聪明：用 AI 重新定义「怎么拍」和「怎么看」</w:t>
+              <w:t>赛道一 · AI+影像产品开发</w:t>
             </w:r>
           </w:p>
         </w:tc>
@@ -137,7 +137,7 @@
                 <w:b w:val="0"/>
                 <w:sz w:val="18"/>
               </w:rPr>
-              <w:t>项目</w:t>
+              <w:t>命题</w:t>
             </w:r>
           </w:p>
         </w:tc>
@@ -152,7 +152,7 @@
                 <w:b w:val="0"/>
                 <w:sz w:val="18"/>
               </w:rPr>
-              <w:t>开图 · Unfold：走一圈，让场地成为可调用的空间</w:t>
+              <w:t>让相机变聪明：用 AI 重新定义「怎么拍」和「怎么看」</w:t>
             </w:r>
           </w:p>
         </w:tc>
@@ -170,7 +170,7 @@
                 <w:b w:val="0"/>
                 <w:sz w:val="18"/>
               </w:rPr>
-              <w:t>代码仓库</w:t>
+              <w:t>项目</w:t>
             </w:r>
           </w:p>
         </w:tc>
@@ -186,7 +186,7 @@
                 <w:b w:val="0"/>
                 <w:sz w:val="18"/>
               </w:rPr>
-              <w:t>https://github.com/1739467001-svg/KaiTu</w:t>
+              <w:t>开图 · Unfold：走一圈，让场地成为可调用的空间</w:t>
             </w:r>
           </w:p>
         </w:tc>
@@ -203,6 +203,39 @@
                 <w:b w:val="0"/>
                 <w:sz w:val="18"/>
               </w:rPr>
+              <w:t>代码仓库</w:t>
+            </w:r>
+          </w:p>
+        </w:tc>
+        <w:tc>
+          <w:tcPr>
+            <w:tcW w:type="dxa" w:w="4819"/>
+          </w:tcPr>
+          <w:p>
+            <w:r/>
+            <w:r>
+              <w:rPr>
+                <w:b w:val="0"/>
+                <w:sz w:val="18"/>
+              </w:rPr>
+              <w:t>https://github.com/1739467001-svg/KaiTu</w:t>
+            </w:r>
+          </w:p>
+        </w:tc>
+      </w:tr>
+      <w:tr>
+        <w:tc>
+          <w:tcPr>
+            <w:tcW w:type="dxa" w:w="4819"/>
+            <w:shd w:val="clear" w:color="auto" w:fill="F2F7F6"/>
+          </w:tcPr>
+          <w:p>
+            <w:r/>
+            <w:r>
+              <w:rPr>
+                <w:b w:val="0"/>
+                <w:sz w:val="18"/>
+              </w:rPr>
               <w:t>版本日期</w:t>
             </w:r>
           </w:p>
@@ -210,6 +243,7 @@
         <w:tc>
           <w:tcPr>
             <w:tcW w:type="dxa" w:w="4819"/>
+            <w:shd w:val="clear" w:color="auto" w:fill="F2F7F6"/>
           </w:tcPr>
           <w:p>
             <w:r/>
@@ -241,49 +275,33 @@
         <w:rPr>
           <w:b/>
         </w:rPr>
-        <w:t>核心结论</w:t>
+        <w:t>一句话结论</w:t>
       </w:r>
       <w:r>
         <w:rPr>
           <w:b w:val="0"/>
         </w:rPr>
-        <w:t>：游客缺的不是信息，而是</w:t>
+        <w:t>：游客做决策时，缺的不是信息，而是能信得过、能落到脚下的信息。场地方和商户缺的也不是曝光，而是一种低成本、可更新、能看到到店结果的空间内容。开图用一台 165 g 的影石 X4 Air「走一圈」完成场地采集，再由 AI 把全景影像组织成</w:t>
       </w:r>
       <w:r>
         <w:rPr>
           <w:b/>
         </w:rPr>
-        <w:t>信得过、落得到脚下</w:t>
+        <w:t>看得见的空间 + 信得过的行程 + 可核销的到店服务</w:t>
       </w:r>
       <w:r>
         <w:rPr>
           <w:b w:val="0"/>
         </w:rPr>
-        <w:t>的信息；商户和场地方缺的不是曝光，而是</w:t>
-      </w:r>
-      <w:r>
-        <w:rPr>
-          <w:b/>
-        </w:rPr>
-        <w:t>低成本、可更新、能看到到店结果</w:t>
-      </w:r>
+        <w:t>，由此把赛题中的「人操作设备」推进到「设备理解人」。</w:t>
+      </w:r>
+    </w:p>
+    <w:p>
       <w:r>
         <w:rPr>
           <w:b w:val="0"/>
         </w:rPr>
-        <w:t>的空间内容。开图用一台 165 g 的影石 X4 Air「走一圈」采集场地，再由 AI 把全景影像组织成</w:t>
-      </w:r>
-      <w:r>
-        <w:rPr>
-          <w:b/>
-        </w:rPr>
-        <w:t>看得见的空间 + 信得过的行程 + 可核销的到店服务</w:t>
-      </w:r>
-      <w:r>
-        <w:rPr>
-          <w:b w:val="0"/>
-        </w:rPr>
-        <w:t>，把「人操作设备」推进到「设备理解人」。</w:t>
+        <w:t>本报告综合了以下材料：27 条公开数据与报道（官方统计、权威媒体调查、平台公告），5 类 15 款竞品的对比分析，对公开用户声音（UGC）的归纳，以及已经设计好、正在执行的一手调研（摄影博主深度访谈 3 人次、现场找餐可用性测试 5 人）。得到五项核心发现：</w:t>
       </w:r>
     </w:p>
     <w:tbl>
@@ -392,10 +410,10 @@
             <w:r/>
             <w:r>
               <w:rPr>
-                <w:b w:val="0"/>
-                <w:sz w:val="18"/>
-              </w:rPr>
-              <w:t>出游规模大，决策依赖影像与攻略</w:t>
+                <w:b/>
+                <w:sz w:val="18"/>
+              </w:rPr>
+              <w:t>出游规模大、决策重，攻略成本高</w:t>
             </w:r>
           </w:p>
         </w:tc>
@@ -410,7 +428,7 @@
                 <w:b w:val="0"/>
                 <w:sz w:val="18"/>
               </w:rPr>
-              <w:t>2025 年国内出游 65.22 亿人次、花费 6.30 万亿元；南京接待游客首破 2 亿人次；小红书月均旅行搜索 16 亿次、同比 +61%</w:t>
+              <w:t>2025 年国内出游 65.22 亿人次、花费 6.30 万亿元[1]；南京全年接待游客首破 2 亿人次、总花费 2390.2 亿元[3]；小红书月均旅行相关搜索 16 亿次、同比 +61%[5]</w:t>
             </w:r>
           </w:p>
         </w:tc>
@@ -425,7 +443,7 @@
                 <w:b w:val="0"/>
                 <w:sz w:val="18"/>
               </w:rPr>
-              <w:t>连接「看攻略」与「到现场」的产品有真实市场</w:t>
+              <w:t>游客要在「看攻略」和「到现场」之间来回确认。能把两者接在一起的产品有真实市场</w:t>
             </w:r>
           </w:p>
         </w:tc>
@@ -456,10 +474,10 @@
             <w:r/>
             <w:r>
               <w:rPr>
-                <w:b w:val="0"/>
-                <w:sz w:val="18"/>
-              </w:rPr>
-              <w:t>AI 攻略不可全信</w:t>
+                <w:b/>
+                <w:sz w:val="18"/>
+              </w:rPr>
+              <w:t>AI 攻略“说得好听、不敢全信”</w:t>
             </w:r>
           </w:p>
         </w:tc>
@@ -475,7 +493,7 @@
                 <w:b w:val="0"/>
                 <w:sz w:val="18"/>
               </w:rPr>
-              <w:t>媒体调查集中报道 AI 推荐已关门餐厅、算错距离；海外调查约 1/6 用户遇到 AI 虚构目的地</w:t>
+              <w:t>媒体调查集中报道 AI 推荐的餐厅已关门、开放时间不符、距离算错[11]；海外调查称约每 6 名用户中就有 1 人遇到 AI 虚构的旅行目的地[12]</w:t>
             </w:r>
           </w:p>
         </w:tc>
@@ -491,7 +509,21 @@
                 <w:b w:val="0"/>
                 <w:sz w:val="18"/>
               </w:rPr>
-              <w:t>AI 必须只基于核实数据作答，并能拒答</w:t>
+              <w:t>AI 必须</w:t>
+            </w:r>
+            <w:r>
+              <w:rPr>
+                <w:b/>
+                <w:sz w:val="18"/>
+              </w:rPr>
+              <w:t>只基于核实过的空间与商户数据</w:t>
+            </w:r>
+            <w:r>
+              <w:rPr>
+                <w:b w:val="0"/>
+                <w:sz w:val="18"/>
+              </w:rPr>
+              <w:t>作答，并能拒答</w:t>
             </w:r>
           </w:p>
         </w:tc>
@@ -520,10 +552,10 @@
             <w:r/>
             <w:r>
               <w:rPr>
-                <w:b w:val="0"/>
-                <w:sz w:val="18"/>
-              </w:rPr>
-              <w:t>评分榜单存在信任危机</w:t>
+                <w:b/>
+                <w:sz w:val="18"/>
+              </w:rPr>
+              <w:t>“哪家店值得去”存在信任危机</w:t>
             </w:r>
           </w:p>
         </w:tc>
@@ -538,7 +570,7 @@
                 <w:b w:val="0"/>
                 <w:sz w:val="18"/>
               </w:rPr>
-              <w:t>高德以真实到店行为做「扫街榜」，一年服务 8.8 亿用户</w:t>
+              <w:t>高德于 2025-09 推出基于真实导航与到店行为的「扫街榜」，一年服务 8.8 亿用户[7]，说明传统评分榜单的“水分”问题已经足以支撑一个新产品</w:t>
             </w:r>
           </w:p>
         </w:tc>
@@ -553,7 +585,7 @@
                 <w:b w:val="0"/>
                 <w:sz w:val="18"/>
               </w:rPr>
-              <w:t>用「实景影像 + 到店核销」作为信任来源</w:t>
+              <w:t>用「实景影像 + 真实到店核销」代替主观评分，作为信任的来源</w:t>
             </w:r>
           </w:p>
         </w:tc>
@@ -584,10 +616,10 @@
             <w:r/>
             <w:r>
               <w:rPr>
-                <w:b w:val="0"/>
-                <w:sz w:val="18"/>
-              </w:rPr>
-              <w:t>商户受高佣金与内容能力双重挤压</w:t>
+                <w:b/>
+                <w:sz w:val="18"/>
+              </w:rPr>
+              <w:t>商户困在高佣金和内容生产能力不足之间</w:t>
             </w:r>
           </w:p>
         </w:tc>
@@ -603,7 +635,7 @@
                 <w:b w:val="0"/>
                 <w:sz w:val="18"/>
               </w:rPr>
-              <w:t>外卖综合抽佣可达 20%–30%，监管已要求降费</w:t>
+              <w:t>媒体调查显示外卖综合抽佣可达 20%–30%[13]；监管部门已要求平台降低中小商户佣金与收费[13]</w:t>
             </w:r>
           </w:p>
         </w:tc>
@@ -619,7 +651,7 @@
                 <w:b w:val="0"/>
                 <w:sz w:val="18"/>
               </w:rPr>
-              <w:t>商户需要低成本、可归因的到店渠道</w:t>
+              <w:t>商户需要低成本、自有、可归因的到店渠道，而不是又一个付费曝光位</w:t>
             </w:r>
           </w:p>
         </w:tc>
@@ -648,10 +680,10 @@
             <w:r/>
             <w:r>
               <w:rPr>
-                <w:b w:val="0"/>
-                <w:sz w:val="18"/>
-              </w:rPr>
-              <w:t>空间内容贵、更新慢，但采集门槛正快速下降</w:t>
+                <w:b/>
+                <w:sz w:val="18"/>
+              </w:rPr>
+              <w:t>空间内容采集贵、更新慢，技术门槛正在快速下降</w:t>
             </w:r>
           </w:p>
         </w:tc>
@@ -666,7 +698,7 @@
                 <w:b w:val="0"/>
                 <w:sz w:val="18"/>
               </w:rPr>
-              <w:t>专业 3D 扫描约 0.10 美元/平方英尺；VR 全景按场景计费；X4 Air 售价 2399 元、8K 全景</w:t>
+              <w:t>专业 3D 扫描服务约 0.10 美元/平方英尺，住宅套餐 400–1000 美元[15]；720 云等按场景计费[16]；X4 Air 售价 2399 元、8K 全景、165 g[21]；影石全景相机全球份额领先[20]</w:t>
             </w:r>
           </w:p>
         </w:tc>
@@ -681,7 +713,7 @@
                 <w:b w:val="0"/>
                 <w:sz w:val="18"/>
               </w:rPr>
-              <w:t>消费级全景相机 + AI 可让中小场地负担得起</w:t>
+              <w:t>「一台消费级全景相机 + AI 处理」可以把空间上线成本降到中小场地付得起的水平</w:t>
             </w:r>
           </w:p>
         </w:tc>
@@ -693,13 +725,13 @@
         <w:rPr>
           <w:b/>
         </w:rPr>
-        <w:t>定位</w:t>
+        <w:t>我们的定位</w:t>
       </w:r>
       <w:r>
         <w:rPr>
           <w:b w:val="0"/>
         </w:rPr>
-        <w:t>：点评平台有商户、缺空间，VR 平台有空间、缺交易，AI 助手会规划、缺可信数据。开图用影石影像把三者接成</w:t>
+        <w:t>：同类产品只各做对了一段：点评平台有商户、缺空间，VR 平台有空间、缺交易，AI 助手会规划、缺可信数据。开图用影石影像把三段接成</w:t>
       </w:r>
       <w:r>
         <w:rPr>
@@ -711,7 +743,7 @@
         <w:rPr>
           <w:b w:val="0"/>
         </w:rPr>
-        <w:t>的闭环，原型已可运行（§5.3）。</w:t>
+        <w:t>的闭环（§7、§8）。目前仓库中这一闭环的原型已可运行，15 项自动化测试覆盖路线、券核销幂等、AI 响应校验、相机 OSC 协议边界和云端鉴权（§8.4）。</w:t>
       </w:r>
     </w:p>
     <w:p>
@@ -722,21 +754,26 @@
         <w:rPr>
           <w:b w:val="0"/>
         </w:rPr>
-        <w:t>1. 调研目标</w:t>
+        <w:t>1. 调研背景与目标</w:t>
       </w:r>
     </w:p>
     <w:p>
-      <w:r>
-        <w:rPr>
-          <w:b/>
-        </w:rPr>
-        <w:t>赛题理解</w:t>
-      </w:r>
+      <w:pPr>
+        <w:pStyle w:val="Heading3"/>
+      </w:pPr>
       <w:r>
         <w:rPr>
           <w:b w:val="0"/>
         </w:rPr>
-        <w:t>：</w:t>
+        <w:t>1.1 赛题理解</w:t>
+      </w:r>
+    </w:p>
+    <w:p>
+      <w:r>
+        <w:rPr>
+          <w:b w:val="0"/>
+        </w:rPr>
+        <w:t>赛题要求用 AI 重新定义「怎么拍」和「怎么看」，让影石相机从“人操作设备”走向“设备理解人”。我们的理解分两半：</w:t>
       </w:r>
     </w:p>
     <w:p>
@@ -753,19 +790,19 @@
         <w:rPr>
           <w:b w:val="0"/>
         </w:rPr>
-        <w:t>：相机应理解拍摄者</w:t>
+        <w:t>：设备要知道拍摄者</w:t>
       </w:r>
       <w:r>
         <w:rPr>
           <w:b/>
         </w:rPr>
-        <w:t>为什么拍</w:t>
+        <w:t>这次为什么拍</w:t>
       </w:r>
       <w:r>
         <w:rPr>
           <w:b w:val="0"/>
         </w:rPr>
-        <w:t>。采集餐厅与拍旅行 Vlog 需要不同的路线、重叠率和补拍清单，相机要引导人拍出“AI 可用的素材”。</w:t>
+        <w:t>。采集一个餐厅，和拍一条旅行 Vlog，需要的是完全不同的路线、重叠率、高度和补拍清单。相机应引导人拍到“可被 AI 使用的素材”，而不只是好看的画面。</w:t>
       </w:r>
     </w:p>
     <w:p>
@@ -782,21 +819,30 @@
         <w:rPr>
           <w:b w:val="0"/>
         </w:rPr>
-        <w:t>：观看者要的不是一个 360° 球，而是答案，例如“两个人、80 元以内、少走路，先去哪、在哪吃、怎么走”。</w:t>
+        <w:t>：观看者要的不是一个 360° 球，而是答案，例如“两个人、80 元以内、少走路，先去哪、在哪吃、怎么走”。AI 应把影像组织成</w:t>
+      </w:r>
+      <w:r>
+        <w:rPr>
+          <w:b/>
+        </w:rPr>
+        <w:t>以人的意图为入口</w:t>
+      </w:r>
+      <w:r>
+        <w:rPr>
+          <w:b w:val="0"/>
+        </w:rPr>
+        <w:t>的空间服务。</w:t>
       </w:r>
     </w:p>
     <w:p>
-      <w:r>
-        <w:rPr>
-          <w:b/>
-        </w:rPr>
-        <w:t>研究问题</w:t>
-      </w:r>
+      <w:pPr>
+        <w:pStyle w:val="Heading3"/>
+      </w:pPr>
       <w:r>
         <w:rPr>
           <w:b w:val="0"/>
         </w:rPr>
-        <w:t>（覆盖游客、商户、场地方、影像创作者四类角色）：</w:t>
+        <w:t>1.2 调研目标（Research Questions）</w:t>
       </w:r>
     </w:p>
     <w:tbl>
@@ -890,7 +936,7 @@
                 <w:b w:val="0"/>
                 <w:sz w:val="18"/>
               </w:rPr>
-              <w:t>游客在「选地方—找路—选吃—到店」中最痛的环节是什么？</w:t>
+              <w:t>游客在「选地方—找路—选吃—到店」中最痛的环节是什么？现有工具为何解决不了？</w:t>
             </w:r>
           </w:p>
         </w:tc>
@@ -905,7 +951,7 @@
                 <w:b w:val="0"/>
                 <w:sz w:val="18"/>
               </w:rPr>
-              <w:t>MVP 主场景</w:t>
+              <w:t>确定 MVP 主场景</w:t>
             </w:r>
           </w:p>
         </w:tc>
@@ -939,7 +985,7 @@
                 <w:b w:val="0"/>
                 <w:sz w:val="18"/>
               </w:rPr>
-              <w:t>游客在什么条件下才信任并照着 AI 行程走？</w:t>
+              <w:t>游客是否信任 AI 行程？什么条件下才愿意照着走？</w:t>
             </w:r>
           </w:p>
         </w:tc>
@@ -955,7 +1001,7 @@
                 <w:b w:val="0"/>
                 <w:sz w:val="18"/>
               </w:rPr>
-              <w:t>AI 的职责边界</w:t>
+              <w:t>确定 AI 的职责边界</w:t>
             </w:r>
           </w:p>
         </w:tc>
@@ -1002,7 +1048,7 @@
                 <w:b w:val="0"/>
                 <w:sz w:val="18"/>
               </w:rPr>
-              <w:t>供给侧价值主张</w:t>
+              <w:t>确定供给侧价值主张与收费方式</w:t>
             </w:r>
           </w:p>
         </w:tc>
@@ -1036,7 +1082,7 @@
                 <w:b w:val="0"/>
                 <w:sz w:val="18"/>
               </w:rPr>
-              <w:t>影像创作者如何看待“拍摄即上线空间服务”？</w:t>
+              <w:t>影像创作者（摄影博主）如何看待“拍摄即上线空间服务”？全景素材的再利用瓶颈在哪？</w:t>
             </w:r>
           </w:p>
         </w:tc>
@@ -1052,7 +1098,7 @@
                 <w:b w:val="0"/>
                 <w:sz w:val="18"/>
               </w:rPr>
-              <w:t>「怎么拍」的交互设计</w:t>
+              <w:t>确定「怎么拍」的交互设计</w:t>
             </w:r>
           </w:p>
         </w:tc>
@@ -1099,7 +1145,7 @@
                 <w:b w:val="0"/>
                 <w:sz w:val="18"/>
               </w:rPr>
-              <w:t>差异化与演示重点</w:t>
+              <w:t>确定差异化与演示重点</w:t>
             </w:r>
           </w:p>
         </w:tc>
@@ -1108,6 +1154,117 @@
     <w:p/>
     <w:p>
       <w:pPr>
+        <w:pStyle w:val="Heading3"/>
+      </w:pPr>
+      <w:r>
+        <w:rPr>
+          <w:b w:val="0"/>
+        </w:rPr>
+        <w:t>1.3 调研对象</w:t>
+      </w:r>
+    </w:p>
+    <w:p>
+      <w:r>
+        <w:rPr>
+          <w:b w:val="0"/>
+        </w:rPr>
+        <w:t>本产品是双边平台（外加一类供给者），所以调研覆盖四类角色：</w:t>
+      </w:r>
+    </w:p>
+    <w:p>
+      <w:pPr>
+        <w:ind w:left="340" w:hanging="340"/>
+      </w:pPr>
+      <w:r>
+        <w:rPr>
+          <w:b w:val="0"/>
+        </w:rPr>
+        <w:t xml:space="preserve">1. </w:t>
+      </w:r>
+      <w:r>
+        <w:rPr>
+          <w:b/>
+        </w:rPr>
+        <w:t>需求侧：游客</w:t>
+      </w:r>
+      <w:r>
+        <w:rPr>
+          <w:b w:val="0"/>
+        </w:rPr>
+        <w:t>（首次到访的年轻游客与情侣、亲子家庭、本地周末休闲者）</w:t>
+      </w:r>
+    </w:p>
+    <w:p>
+      <w:pPr>
+        <w:ind w:left="340" w:hanging="340"/>
+      </w:pPr>
+      <w:r>
+        <w:rPr>
+          <w:b w:val="0"/>
+        </w:rPr>
+        <w:t xml:space="preserve">2. </w:t>
+      </w:r>
+      <w:r>
+        <w:rPr>
+          <w:b/>
+        </w:rPr>
+        <w:t>供给侧：餐饮/文创商户</w:t>
+      </w:r>
+      <w:r>
+        <w:rPr>
+          <w:b w:val="0"/>
+        </w:rPr>
+        <w:t>（街区小店、景区周边茶点铺）</w:t>
+      </w:r>
+    </w:p>
+    <w:p>
+      <w:pPr>
+        <w:ind w:left="340" w:hanging="340"/>
+      </w:pPr>
+      <w:r>
+        <w:rPr>
+          <w:b w:val="0"/>
+        </w:rPr>
+        <w:t xml:space="preserve">3. </w:t>
+      </w:r>
+      <w:r>
+        <w:rPr>
+          <w:b/>
+        </w:rPr>
+        <w:t>供给侧：场地方</w:t>
+      </w:r>
+      <w:r>
+        <w:rPr>
+          <w:b w:val="0"/>
+        </w:rPr>
+        <w:t>（历史街区运营、景区、度假村）</w:t>
+      </w:r>
+    </w:p>
+    <w:p>
+      <w:pPr>
+        <w:ind w:left="340" w:hanging="340"/>
+      </w:pPr>
+      <w:r>
+        <w:rPr>
+          <w:b w:val="0"/>
+        </w:rPr>
+        <w:t xml:space="preserve">4. </w:t>
+      </w:r>
+      <w:r>
+        <w:rPr>
+          <w:b/>
+        </w:rPr>
+        <w:t>内容侧：影像创作者</w:t>
+      </w:r>
+      <w:r>
+        <w:rPr>
+          <w:b w:val="0"/>
+        </w:rPr>
+        <w:t>（摄影博主、全景相机用户）</w:t>
+      </w:r>
+    </w:p>
+    <w:p>
+      <w:pPr>
         <w:pStyle w:val="Heading2"/>
       </w:pPr>
       <w:r>
@@ -1115,6 +1272,17 @@
           <w:b w:val="0"/>
         </w:rPr>
         <w:t>2. 调研方法与证据分级</w:t>
+      </w:r>
+    </w:p>
+    <w:p>
+      <w:pPr>
+        <w:pStyle w:val="Heading3"/>
+      </w:pPr>
+      <w:r>
+        <w:rPr>
+          <w:b w:val="0"/>
+        </w:rPr>
+        <w:t>2.1 方法组合</w:t>
       </w:r>
     </w:p>
     <w:tbl>
@@ -1177,7 +1345,7 @@
                 <w:color w:val="FFFFFF"/>
                 <w:sz w:val="18"/>
               </w:rPr>
-              <w:t>回答问题</w:t>
+              <w:t>回答的问题</w:t>
             </w:r>
           </w:p>
         </w:tc>
@@ -1194,7 +1362,7 @@
                 <w:color w:val="FFFFFF"/>
                 <w:sz w:val="18"/>
               </w:rPr>
-              <w:t>状态</w:t>
+              <w:t>执行状态</w:t>
             </w:r>
           </w:p>
         </w:tc>
@@ -1211,7 +1379,7 @@
                 <w:b w:val="0"/>
                 <w:sz w:val="18"/>
               </w:rPr>
-              <w:t>桌面研究</w:t>
+              <w:t>桌面研究（Desk Research）</w:t>
             </w:r>
           </w:p>
         </w:tc>
@@ -1226,7 +1394,7 @@
                 <w:b w:val="0"/>
                 <w:sz w:val="18"/>
               </w:rPr>
-              <w:t>文旅部、地方政府统计，行业研究与平台公告，21 条公开来源</w:t>
+              <w:t>文旅部、CNNIC、南京市政府等官方统计，行业研究，平台公告，共 27 条来源（附录 A）</w:t>
             </w:r>
           </w:p>
         </w:tc>
@@ -1241,7 +1409,7 @@
                 <w:b w:val="0"/>
                 <w:sz w:val="18"/>
               </w:rPr>
-              <w:t>RQ1 RQ3 RQ5</w:t>
+              <w:t>RQ1、RQ3、RQ5</w:t>
             </w:r>
           </w:p>
         </w:tc>
@@ -1274,7 +1442,7 @@
                 <w:b w:val="0"/>
                 <w:sz w:val="18"/>
               </w:rPr>
-              <w:t>公开用户声音分析</w:t>
+              <w:t>公开用户声音分析（Netnography）</w:t>
             </w:r>
           </w:p>
         </w:tc>
@@ -1290,7 +1458,7 @@
                 <w:b w:val="0"/>
                 <w:sz w:val="18"/>
               </w:rPr>
-              <w:t>媒体对 AI 攻略“踩坑”、商户佣金、榜单信任的调查与用户原话</w:t>
+              <w:t>主流媒体对 AI 攻略“踩坑”、商户佣金、榜单信任的调查报道与用户原话</w:t>
             </w:r>
           </w:p>
         </w:tc>
@@ -1306,7 +1474,7 @@
                 <w:b w:val="0"/>
                 <w:sz w:val="18"/>
               </w:rPr>
-              <w:t>RQ1 RQ2 RQ3</w:t>
+              <w:t>RQ1、RQ2、RQ3</w:t>
             </w:r>
           </w:p>
         </w:tc>
@@ -1339,7 +1507,7 @@
                 <w:b w:val="0"/>
                 <w:sz w:val="18"/>
               </w:rPr>
-              <w:t>竞品分析</w:t>
+              <w:t>竞品分析（公开资料 + 媒体实测报道）</w:t>
             </w:r>
           </w:p>
         </w:tc>
@@ -1354,7 +1522,7 @@
                 <w:b w:val="0"/>
                 <w:sz w:val="18"/>
               </w:rPr>
-              <w:t>5 类 15 款产品，基于公开资料与媒体实测</w:t>
+              <w:t>5 类 15 款：本地生活、AI 旅行助手、VR/空间影像、3DGS 采集、景区导览</w:t>
             </w:r>
           </w:p>
         </w:tc>
@@ -1418,7 +1586,7 @@
                 <w:b w:val="0"/>
                 <w:sz w:val="18"/>
               </w:rPr>
-              <w:t>3 人次（赛方资源），半结构化，40–60 分钟</w:t>
+              <w:t>3 人次（赛方资源「摄影博主在线访谈」），半结构化，40–60 分钟</w:t>
             </w:r>
           </w:p>
         </w:tc>
@@ -1434,7 +1602,7 @@
                 <w:b w:val="0"/>
                 <w:sz w:val="18"/>
               </w:rPr>
-              <w:t>RQ4 RQ2</w:t>
+              <w:t>RQ4、RQ2</w:t>
             </w:r>
           </w:p>
         </w:tc>
@@ -1482,7 +1650,7 @@
                 <w:b w:val="0"/>
                 <w:sz w:val="18"/>
               </w:rPr>
-              <w:t>5 人完成同一“找餐任务”，记录耗时、误找、SUS</w:t>
+              <w:t>5 名参与者完成同一“找餐任务”，记录耗时、误找、问询次数、SUS 量表</w:t>
             </w:r>
           </w:p>
         </w:tc>
@@ -1497,7 +1665,7 @@
                 <w:b w:val="0"/>
                 <w:sz w:val="18"/>
               </w:rPr>
-              <w:t>RQ1 RQ2</w:t>
+              <w:t>RQ1、RQ2</w:t>
             </w:r>
           </w:p>
         </w:tc>
@@ -1513,6 +1681,72 @@
                 <w:sz w:val="18"/>
               </w:rPr>
               <w:t>执行中</w:t>
+            </w:r>
+          </w:p>
+        </w:tc>
+      </w:tr>
+      <w:tr>
+        <w:tc>
+          <w:tcPr>
+            <w:tcW w:type="dxa" w:w="2409"/>
+            <w:shd w:val="clear" w:color="auto" w:fill="F2F7F6"/>
+          </w:tcPr>
+          <w:p>
+            <w:r/>
+            <w:r>
+              <w:rPr>
+                <w:b w:val="0"/>
+                <w:sz w:val="18"/>
+              </w:rPr>
+              <w:t>游客问卷</w:t>
+            </w:r>
+          </w:p>
+        </w:tc>
+        <w:tc>
+          <w:tcPr>
+            <w:tcW w:type="dxa" w:w="2409"/>
+            <w:shd w:val="clear" w:color="auto" w:fill="F2F7F6"/>
+          </w:tcPr>
+          <w:p>
+            <w:r/>
+            <w:r>
+              <w:rPr>
+                <w:b w:val="0"/>
+                <w:sz w:val="18"/>
+              </w:rPr>
+              <w:t>线上 + 现场，重点为出游决策习惯与对 AI 的信任度</w:t>
+            </w:r>
+          </w:p>
+        </w:tc>
+        <w:tc>
+          <w:tcPr>
+            <w:tcW w:type="dxa" w:w="2409"/>
+            <w:shd w:val="clear" w:color="auto" w:fill="F2F7F6"/>
+          </w:tcPr>
+          <w:p>
+            <w:r/>
+            <w:r>
+              <w:rPr>
+                <w:b w:val="0"/>
+                <w:sz w:val="18"/>
+              </w:rPr>
+              <w:t>RQ1、RQ2</w:t>
+            </w:r>
+          </w:p>
+        </w:tc>
+        <w:tc>
+          <w:tcPr>
+            <w:tcW w:type="dxa" w:w="2409"/>
+            <w:shd w:val="clear" w:color="auto" w:fill="F2F7F6"/>
+          </w:tcPr>
+          <w:p>
+            <w:r/>
+            <w:r>
+              <w:rPr>
+                <w:b w:val="0"/>
+                <w:sz w:val="18"/>
+              </w:rPr>
+              <w:t>问卷已设计</w:t>
             </w:r>
           </w:p>
         </w:tc>
@@ -1520,17 +1754,104 @@
     </w:tbl>
     <w:p/>
     <w:p>
+      <w:pPr>
+        <w:pStyle w:val="Heading3"/>
+      </w:pPr>
+      <w:r>
+        <w:rPr>
+          <w:b w:val="0"/>
+        </w:rPr>
+        <w:t>2.2 证据分级</w:t>
+      </w:r>
+    </w:p>
+    <w:p>
+      <w:r>
+        <w:rPr>
+          <w:b w:val="0"/>
+        </w:rPr>
+        <w:t>为避免“拍脑袋需求”，报告中的每项关键论断都标注证据等级：</w:t>
+      </w:r>
+    </w:p>
+    <w:p>
+      <w:pPr>
+        <w:pStyle w:val="ListBullet"/>
+      </w:pPr>
       <w:r>
         <w:rPr>
           <w:b/>
         </w:rPr>
-        <w:t>证据分级</w:t>
+        <w:t>【A】官方统计 / 一手官方公告</w:t>
       </w:r>
       <w:r>
         <w:rPr>
           <w:b w:val="0"/>
         </w:rPr>
-        <w:t>：【A】官方统计 / 官方公告；【B】权威媒体调查 / 第三方研究；【C】公开用户声音，只作定性；【D】团队一手数据，用于校准推断。A/B 回答“问题有多大”，C 说明“问题在生活中是什么样子”，D 验证“方案是否解决了问题”。</w:t>
+        <w:t>：文旅部、CNNIC、地方政府、企业官方发布</w:t>
+      </w:r>
+    </w:p>
+    <w:p>
+      <w:pPr>
+        <w:pStyle w:val="ListBullet"/>
+      </w:pPr>
+      <w:r>
+        <w:rPr>
+          <w:b/>
+        </w:rPr>
+        <w:t>【B】权威媒体调查 / 第三方研究</w:t>
+      </w:r>
+      <w:r>
+        <w:rPr>
+          <w:b w:val="0"/>
+        </w:rPr>
+        <w:t>：主流媒体实测、行业机构数据</w:t>
+      </w:r>
+    </w:p>
+    <w:p>
+      <w:pPr>
+        <w:pStyle w:val="ListBullet"/>
+      </w:pPr>
+      <w:r>
+        <w:rPr>
+          <w:b/>
+        </w:rPr>
+        <w:t>【C】公开用户声音 / 行业观察</w:t>
+      </w:r>
+      <w:r>
+        <w:rPr>
+          <w:b w:val="0"/>
+        </w:rPr>
+        <w:t>：媒体引用的用户原话、社区讨论，只用于定性</w:t>
+      </w:r>
+    </w:p>
+    <w:p>
+      <w:pPr>
+        <w:pStyle w:val="ListBullet"/>
+      </w:pPr>
+      <w:r>
+        <w:rPr>
+          <w:b/>
+        </w:rPr>
+        <w:t>【D】团队一手数据</w:t>
+      </w:r>
+      <w:r>
+        <w:rPr>
+          <w:b w:val="0"/>
+        </w:rPr>
+        <w:t>：访谈、现场测试、问卷，用于校准 A–C 的推断</w:t>
+      </w:r>
+    </w:p>
+    <w:p>
+      <w:r>
+        <w:rPr>
+          <w:b w:val="0"/>
+        </w:rPr>
+        <w:t>原则：</w:t>
+      </w:r>
+      <w:r>
+        <w:rPr>
+          <w:b/>
+        </w:rPr>
+        <w:t>A/B 类证据确定“问题是否存在、有多大”，C 类说明“问题在生活中是什么样子”，D 类确定“我们的方案是否真的解决了它”。</w:t>
       </w:r>
     </w:p>
     <w:p>
@@ -1552,7 +1873,7 @@
         <w:rPr>
           <w:b w:val="0"/>
         </w:rPr>
-        <w:t>3.1 需求侧</w:t>
+        <w:t>3.1 需求侧：出游人次多，决策链长</w:t>
       </w:r>
     </w:p>
     <w:p>
@@ -1569,7 +1890,7 @@
         <w:rPr>
           <w:b w:val="0"/>
         </w:rPr>
-        <w:t>：2025 年国内居民出游 65.22 亿人次（+16.2%），花费 6.30 万亿元（+9.5%）【A】。南京接待游客 20052.8 万人次，总花费 2390.2 亿元，均居江苏第一【A】。本项目三个场景都在南京：仙林度假村、栖霞山、老门东。</w:t>
+        <w:t>：2025 年国内居民出游 65.22 亿人次，同比 +16.2%；出游花费 6.30 万亿元，同比 +9.5%【A】[1][2]。</w:t>
       </w:r>
     </w:p>
     <w:p>
@@ -1580,13 +1901,30 @@
         <w:rPr>
           <w:b/>
         </w:rPr>
-        <w:t>高峰压力</w:t>
+        <w:t>目的地</w:t>
       </w:r>
       <w:r>
         <w:rPr>
           <w:b w:val="0"/>
         </w:rPr>
-        <w:t>：夫子庙、老门东节假日 12:00–22:00 预约准入【A】；栖霞山红枫季机动车禁止上山，游客全程步行【B】。高峰时段“少走冤枉路”的需求最强。</w:t>
+        <w:t>：2025 年南京接待境内外游客 20052.8 万人次（首次突破 2 亿），游客总花费 2390.2 亿元，两项均居江苏首位【A】[3]。本项目的三个场景都在南京：仙林度假村、栖霞山、老门东。</w:t>
+      </w:r>
+    </w:p>
+    <w:p>
+      <w:pPr>
+        <w:pStyle w:val="ListBullet"/>
+      </w:pPr>
+      <w:r>
+        <w:rPr>
+          <w:b/>
+        </w:rPr>
+        <w:t>峰值压力</w:t>
+      </w:r>
+      <w:r>
+        <w:rPr>
+          <w:b w:val="0"/>
+        </w:rPr>
+        <w:t>：夫子庙、老门东景区节假日 12:00–22:00 实行预约准入【A】[23]；栖霞山红枫季（2025 年 10 月 19 日—12 月 18 日）门票调整为旺季价，除特种与应急车辆外，机动车一律禁止上山【B】[22]。游客在高峰时段对“少走冤枉路、不排无效队”的需求最强烈。</w:t>
       </w:r>
     </w:p>
     <w:p>
@@ -1597,7 +1935,7 @@
         <w:rPr>
           <w:b w:val="0"/>
         </w:rPr>
-        <w:t>3.2 决策方式</w:t>
+        <w:t>3.2 决策方式：从“搜网页”到“刷笔记、问 AI”</w:t>
       </w:r>
     </w:p>
     <w:p>
@@ -1608,7 +1946,7 @@
         <w:rPr>
           <w:b w:val="0"/>
         </w:rPr>
-        <w:t>小红书旅游兴趣月活超过 1 亿，月均旅行相关搜索 16 亿次（+61%）【B】。</w:t>
+        <w:t>小红书旅游兴趣月活用户超过 1 亿，月均旅行相关搜索 16 亿次，同比 +61%【B】[5]。</w:t>
       </w:r>
     </w:p>
     <w:p>
@@ -1619,10 +1957,21 @@
         <w:rPr>
           <w:b w:val="0"/>
         </w:rPr>
-        <w:t>各平台纷纷上线 AI 助手：美团「问小团」可推荐并自动领券；大众点评测试基于评价的 AI 助手；携程「问道」、飞猪「问一问」做行程规划；Google Ask Maps 配合 Immersive View（覆盖 150 座城市，可用 NeRF 查看部分餐厅内部）。</w:t>
+        <w:t>我国网民 11.23 亿，短视频用户 10.68 亿【A】[6]。游客习惯先看影像再做决定。</w:t>
       </w:r>
     </w:p>
     <w:p>
+      <w:pPr>
+        <w:pStyle w:val="ListBullet"/>
+      </w:pPr>
+      <w:r>
+        <w:rPr>
+          <w:b w:val="0"/>
+        </w:rPr>
+        <w:t>平台纷纷推出 AI 助手：美团「问小团」于 2026 年春节前升级，可提供吃喝玩乐推荐并自动领券[8]；大众点评测试基于评价生成答案的 AI 助手[9]；携程「问道」、飞猪「问一问」进入行程规划[10]；Google Maps 推出 Gemini 驱动的 Ask Maps，Immersive View 扩展到 150 座城市，并可用 NeRF 查看部分餐厅内部[18]【A/B】。</w:t>
+      </w:r>
+    </w:p>
+    <w:p>
       <w:r>
         <w:rPr>
           <w:b/>
@@ -1633,7 +1982,7 @@
         <w:rPr>
           <w:b w:val="0"/>
         </w:rPr>
-        <w:t>：“影像种草 → AI 规划 → 地图到店”已成为主流路径，但三步分散在不同 App，数据互不相通。</w:t>
+        <w:t>：“用影像种草、用 AI 规划、用地图到店”已成为主流决策路径，但这三步分散在不同 App 里，数据互不相通。</w:t>
       </w:r>
     </w:p>
     <w:p>
@@ -1644,7 +1993,7 @@
         <w:rPr>
           <w:b w:val="0"/>
         </w:rPr>
-        <w:t>3.3 供给侧</w:t>
+        <w:t>3.3 供给侧：商户和场地方的内容与获客困境</w:t>
       </w:r>
     </w:p>
     <w:p>
@@ -1661,7 +2010,7 @@
         <w:rPr>
           <w:b w:val="0"/>
         </w:rPr>
-        <w:t>：外卖综合抽佣可达 20% 以上，含配送与推广约 30%；市场监管总局要求平台为中小商户降费【B】。有调查称超过六成商户认为外卖已不是主要盈利渠道【C】。</w:t>
+        <w:t>：媒体调查显示外卖平台综合抽佣可达 20% 以上，加上配送与推广可达约 30%；市场监管总局已发布指南，要求平台降低中小商户“高佣金、高收费”【B】[13]。有调查称超过六成商户认为外卖已不再是主要盈利渠道【C】[14]。</w:t>
       </w:r>
     </w:p>
     <w:p>
@@ -1678,7 +2027,7 @@
         <w:rPr>
           <w:b w:val="0"/>
         </w:rPr>
-        <w:t>：VR 全景按场景计费，热点、导航等功能另外加价【B】；专业 3D 扫描按面积线性计价【B】。内容过时后只能重新外包。</w:t>
+        <w:t>：VR 全景服务普遍按场景计费，热点、导航、离线等功能另外加价【B】[16]；专业 3D 扫描服务在海外约 0.10 美元/平方英尺，大空间按面积线性增长【B】[15]。内容一旦过时，只能重新外包。</w:t>
       </w:r>
     </w:p>
     <w:p>
@@ -1689,7 +2038,7 @@
         <w:rPr>
           <w:b w:val="0"/>
         </w:rPr>
-        <w:t>3.4 技术侧</w:t>
+        <w:t>3.4 技术侧：采集门槛与 AI 能力同时突破</w:t>
       </w:r>
     </w:p>
     <w:p>
@@ -1706,7 +2055,7 @@
         <w:rPr>
           <w:b w:val="0"/>
         </w:rPr>
-        <w:t>：X4 Air 于 2025-10-28 发布，2399 元，8K 全景，165 g，主打“先拍摄，后取景”【A】。影石全景相机份额长期第一（机构口径约 49%–85%，2025 年起大疆入局）【B】。</w:t>
+        <w:t>：影石 X4 Air 于 2025-10-28 发布，售价 2399 元，8K 全景，机身 165 g，官方主打“先拍摄，后取景”【A】[21]。影石在消费级全景相机市场连续多年份额第一（不同机构口径在约 49%–85% 之间，2025 年起大疆入局）【B】[20]。</w:t>
       </w:r>
     </w:p>
     <w:p>
@@ -1717,24 +2066,30 @@
         <w:rPr>
           <w:b/>
         </w:rPr>
-        <w:t>三维与 AI</w:t>
+        <w:t>三维表达</w:t>
       </w:r>
       <w:r>
         <w:rPr>
           <w:b w:val="0"/>
         </w:rPr>
-        <w:t>：3DGS 已进入消费级工具（Scaniverse 支持 360 相机 splat）【B】；多模态大模型可做菜牌 OCR 与场景识别，但幻觉问题仍未解决（§4.3 P3）。</w:t>
+        <w:t>：3D Gaussian Splatting 已进入消费级工具链。Scaniverse 推出付费 360 相机 splat 处理，Polycam、KIRI Engine 提供手机端高斯重建【B】[19]；Web 端 Spark 可把高斯场景与 Three.js 混合渲染[27]。</w:t>
       </w:r>
     </w:p>
     <w:p>
       <w:pPr>
-        <w:pStyle w:val="Heading2"/>
+        <w:pStyle w:val="ListBullet"/>
       </w:pPr>
       <w:r>
         <w:rPr>
+          <w:b/>
+        </w:rPr>
+        <w:t>AI</w:t>
+      </w:r>
+      <w:r>
+        <w:rPr>
           <w:b w:val="0"/>
         </w:rPr>
-        <w:t>4. 用户画像与痛点</w:t>
+        <w:t>：多模态大模型可以做菜牌 OCR 和场景语义识别（赛方提供阿里千问多模态模型），但幻觉问题仍未解决（§4.3 P3）。</w:t>
       </w:r>
     </w:p>
     <w:p>
@@ -1745,19 +2100,7 @@
         <w:rPr>
           <w:b w:val="0"/>
         </w:rPr>
-        <w:t>4.1 用户画像</w:t>
-      </w:r>
-    </w:p>
-    <w:p>
-      <w:pPr>
-        <w:ind w:left="340"/>
-      </w:pPr>
-      <w:r>
-        <w:rPr>
-          <w:b w:val="0"/>
-          <w:color w:val="33443A"/>
-        </w:rPr>
-        <w:t>依据 §3 证据与公开用户声音合成的典型人群，将用访谈与现场测试的一手数据校准。</w:t>
+        <w:t>3.5 机会窗口小结（PEST）</w:t>
       </w:r>
     </w:p>
     <w:tbl>
@@ -1767,15 +2110,14 @@
         <w:tblLook w:firstColumn="1" w:firstRow="1" w:lastColumn="0" w:lastRow="0" w:noHBand="0" w:noVBand="1" w:val="04A0"/>
       </w:tblPr>
       <w:tblGrid>
-        <w:gridCol w:w="2409"/>
-        <w:gridCol w:w="2409"/>
-        <w:gridCol w:w="2409"/>
-        <w:gridCol w:w="2409"/>
+        <w:gridCol w:w="3213"/>
+        <w:gridCol w:w="3213"/>
+        <w:gridCol w:w="3213"/>
       </w:tblGrid>
       <w:tr>
         <w:tc>
           <w:tcPr>
-            <w:tcW w:type="dxa" w:w="2409"/>
+            <w:tcW w:type="dxa" w:w="3213"/>
             <w:shd w:val="clear" w:color="auto" w:fill="0F3B40"/>
           </w:tcPr>
           <w:p>
@@ -1786,13 +2128,13 @@
                 <w:color w:val="FFFFFF"/>
                 <w:sz w:val="18"/>
               </w:rPr>
-              <w:t>编号</w:t>
-            </w:r>
-          </w:p>
-        </w:tc>
-        <w:tc>
-          <w:tcPr>
-            <w:tcW w:type="dxa" w:w="2409"/>
+              <w:t>维度</w:t>
+            </w:r>
+          </w:p>
+        </w:tc>
+        <w:tc>
+          <w:tcPr>
+            <w:tcW w:type="dxa" w:w="3213"/>
             <w:shd w:val="clear" w:color="auto" w:fill="0F3B40"/>
           </w:tcPr>
           <w:p>
@@ -1803,13 +2145,13 @@
                 <w:color w:val="FFFFFF"/>
                 <w:sz w:val="18"/>
               </w:rPr>
-              <w:t>画像</w:t>
-            </w:r>
-          </w:p>
-        </w:tc>
-        <w:tc>
-          <w:tcPr>
-            <w:tcW w:type="dxa" w:w="2409"/>
+              <w:t>利好</w:t>
+            </w:r>
+          </w:p>
+        </w:tc>
+        <w:tc>
+          <w:tcPr>
+            <w:tcW w:type="dxa" w:w="3213"/>
             <w:shd w:val="clear" w:color="auto" w:fill="0F3B40"/>
           </w:tcPr>
           <w:p>
@@ -1820,24 +2162,7 @@
                 <w:color w:val="FFFFFF"/>
                 <w:sz w:val="18"/>
               </w:rPr>
-              <w:t>目标</w:t>
-            </w:r>
-          </w:p>
-        </w:tc>
-        <w:tc>
-          <w:tcPr>
-            <w:tcW w:type="dxa" w:w="2409"/>
-            <w:shd w:val="clear" w:color="auto" w:fill="0F3B40"/>
-          </w:tcPr>
-          <w:p>
-            <w:r/>
-            <w:r>
-              <w:rPr>
-                <w:b/>
-                <w:color w:val="FFFFFF"/>
-                <w:sz w:val="18"/>
-              </w:rPr>
-              <w:t>核心困扰</w:t>
+              <w:t>约束</w:t>
             </w:r>
           </w:p>
         </w:tc>
@@ -1845,61 +2170,46 @@
       <w:tr>
         <w:tc>
           <w:tcPr>
-            <w:tcW w:type="dxa" w:w="2409"/>
-          </w:tcPr>
-          <w:p>
-            <w:r/>
-            <w:r>
-              <w:rPr>
-                <w:b w:val="0"/>
-                <w:sz w:val="18"/>
-              </w:rPr>
-              <w:t>U1</w:t>
-            </w:r>
-          </w:p>
-        </w:tc>
-        <w:tc>
-          <w:tcPr>
-            <w:tcW w:type="dxa" w:w="2409"/>
-          </w:tcPr>
-          <w:p>
-            <w:r/>
-            <w:r>
-              <w:rPr>
-                <w:b w:val="0"/>
-                <w:sz w:val="18"/>
-              </w:rPr>
-              <w:t>初来乍到的逛吃者「小林」，25 岁，周末首次来南京</w:t>
-            </w:r>
-          </w:p>
-        </w:tc>
-        <w:tc>
-          <w:tcPr>
-            <w:tcW w:type="dxa" w:w="2409"/>
-          </w:tcPr>
-          <w:p>
-            <w:r/>
-            <w:r>
-              <w:rPr>
-                <w:b w:val="0"/>
-                <w:sz w:val="18"/>
-              </w:rPr>
-              <w:t>半天吃到正宗的、逛到出片的，人均 80 元内</w:t>
-            </w:r>
-          </w:p>
-        </w:tc>
-        <w:tc>
-          <w:tcPr>
-            <w:tcW w:type="dxa" w:w="2409"/>
-          </w:tcPr>
-          <w:p>
-            <w:r/>
-            <w:r>
-              <w:rPr>
-                <w:b w:val="0"/>
-                <w:sz w:val="18"/>
-              </w:rPr>
-              <w:t>收藏了十几家店，到了找不到、关门或排长队</w:t>
+            <w:tcW w:type="dxa" w:w="3213"/>
+          </w:tcPr>
+          <w:p>
+            <w:r/>
+            <w:r>
+              <w:rPr>
+                <w:b w:val="0"/>
+                <w:sz w:val="18"/>
+              </w:rPr>
+              <w:t>政策（P）</w:t>
+            </w:r>
+          </w:p>
+        </w:tc>
+        <w:tc>
+          <w:tcPr>
+            <w:tcW w:type="dxa" w:w="3213"/>
+          </w:tcPr>
+          <w:p>
+            <w:r/>
+            <w:r>
+              <w:rPr>
+                <w:b w:val="0"/>
+                <w:sz w:val="18"/>
+              </w:rPr>
+              <w:t>文旅消费提振；平台降佣指引为商户自有渠道留出空间[13]</w:t>
+            </w:r>
+          </w:p>
+        </w:tc>
+        <w:tc>
+          <w:tcPr>
+            <w:tcW w:type="dxa" w:w="3213"/>
+          </w:tcPr>
+          <w:p>
+            <w:r/>
+            <w:r>
+              <w:rPr>
+                <w:b w:val="0"/>
+                <w:sz w:val="18"/>
+              </w:rPr>
+              <w:t>生成式 AI 服务管理办法要求内容真实、可追溯；公共场所拍摄涉及人像隐私</w:t>
             </w:r>
           </w:p>
         </w:tc>
@@ -1907,7 +2217,7 @@
       <w:tr>
         <w:tc>
           <w:tcPr>
-            <w:tcW w:type="dxa" w:w="2409"/>
+            <w:tcW w:type="dxa" w:w="3213"/>
             <w:shd w:val="clear" w:color="auto" w:fill="F2F7F6"/>
           </w:tcPr>
           <w:p>
@@ -1917,13 +2227,13 @@
                 <w:b w:val="0"/>
                 <w:sz w:val="18"/>
               </w:rPr>
-              <w:t>U2</w:t>
-            </w:r>
-          </w:p>
-        </w:tc>
-        <w:tc>
-          <w:tcPr>
-            <w:tcW w:type="dxa" w:w="2409"/>
+              <w:t>经济（E）</w:t>
+            </w:r>
+          </w:p>
+        </w:tc>
+        <w:tc>
+          <w:tcPr>
+            <w:tcW w:type="dxa" w:w="3213"/>
             <w:shd w:val="clear" w:color="auto" w:fill="F2F7F6"/>
           </w:tcPr>
           <w:p>
@@ -1933,13 +2243,13 @@
                 <w:b w:val="0"/>
                 <w:sz w:val="18"/>
               </w:rPr>
-              <w:t>带娃家庭「陈姐一家」，度假村周末游</w:t>
-            </w:r>
-          </w:p>
-        </w:tc>
-        <w:tc>
-          <w:tcPr>
-            <w:tcW w:type="dxa" w:w="2409"/>
+              <w:t>出游花费持续增长[1]；南京城市游客总花费约 2390 亿元[3]</w:t>
+            </w:r>
+          </w:p>
+        </w:tc>
+        <w:tc>
+          <w:tcPr>
+            <w:tcW w:type="dxa" w:w="3213"/>
             <w:shd w:val="clear" w:color="auto" w:fill="F2F7F6"/>
           </w:tcPr>
           <w:p>
@@ -1949,23 +2259,7 @@
                 <w:b w:val="0"/>
                 <w:sz w:val="18"/>
               </w:rPr>
-              <w:t>孩子不累，就近吃到轻食</w:t>
-            </w:r>
-          </w:p>
-        </w:tc>
-        <w:tc>
-          <w:tcPr>
-            <w:tcW w:type="dxa" w:w="2409"/>
-            <w:shd w:val="clear" w:color="auto" w:fill="F2F7F6"/>
-          </w:tcPr>
-          <w:p>
-            <w:r/>
-            <w:r>
-              <w:rPr>
-                <w:b w:val="0"/>
-                <w:sz w:val="18"/>
-              </w:rPr>
-              <w:t>园区陌生，每多走一段冤枉路，孩子就多一分情绪</w:t>
+              <w:t>商户对新增固定成本高度敏感</w:t>
             </w:r>
           </w:p>
         </w:tc>
@@ -1973,61 +2267,46 @@
       <w:tr>
         <w:tc>
           <w:tcPr>
-            <w:tcW w:type="dxa" w:w="2409"/>
-          </w:tcPr>
-          <w:p>
-            <w:r/>
-            <w:r>
-              <w:rPr>
-                <w:b w:val="0"/>
-                <w:sz w:val="18"/>
-              </w:rPr>
-              <w:t>U3</w:t>
-            </w:r>
-          </w:p>
-        </w:tc>
-        <w:tc>
-          <w:tcPr>
-            <w:tcW w:type="dxa" w:w="2409"/>
-          </w:tcPr>
-          <w:p>
-            <w:r/>
-            <w:r>
-              <w:rPr>
-                <w:b w:val="0"/>
-                <w:sz w:val="18"/>
-              </w:rPr>
-              <w:t>影像创作者「阿舟」，全景相机用户</w:t>
-            </w:r>
-          </w:p>
-        </w:tc>
-        <w:tc>
-          <w:tcPr>
-            <w:tcW w:type="dxa" w:w="2409"/>
-          </w:tcPr>
-          <w:p>
-            <w:r/>
-            <w:r>
-              <w:rPr>
-                <w:b w:val="0"/>
-                <w:sz w:val="18"/>
-              </w:rPr>
-              <w:t>一次出片、多次变现</w:t>
-            </w:r>
-          </w:p>
-        </w:tc>
-        <w:tc>
-          <w:tcPr>
-            <w:tcW w:type="dxa" w:w="2409"/>
-          </w:tcPr>
-          <w:p>
-            <w:r/>
-            <w:r>
-              <w:rPr>
-                <w:b w:val="0"/>
-                <w:sz w:val="18"/>
-              </w:rPr>
-              <w:t>8K 素材几十 GB，重构图耗时；素材用一次就闲置</w:t>
+            <w:tcW w:type="dxa" w:w="3213"/>
+          </w:tcPr>
+          <w:p>
+            <w:r/>
+            <w:r>
+              <w:rPr>
+                <w:b w:val="0"/>
+                <w:sz w:val="18"/>
+              </w:rPr>
+              <w:t>社会（S）</w:t>
+            </w:r>
+          </w:p>
+        </w:tc>
+        <w:tc>
+          <w:tcPr>
+            <w:tcW w:type="dxa" w:w="3213"/>
+          </w:tcPr>
+          <w:p>
+            <w:r/>
+            <w:r>
+              <w:rPr>
+                <w:b w:val="0"/>
+                <w:sz w:val="18"/>
+              </w:rPr>
+              <w:t>影像化决策、Citywalk 与“逛吃”成为主流</w:t>
+            </w:r>
+          </w:p>
+        </w:tc>
+        <w:tc>
+          <w:tcPr>
+            <w:tcW w:type="dxa" w:w="3213"/>
+          </w:tcPr>
+          <w:p>
+            <w:r/>
+            <w:r>
+              <w:rPr>
+                <w:b w:val="0"/>
+                <w:sz w:val="18"/>
+              </w:rPr>
+              <w:t>用户对 AI 与榜单信任不足（F2、F3）</w:t>
             </w:r>
           </w:p>
         </w:tc>
@@ -2035,7 +2314,7 @@
       <w:tr>
         <w:tc>
           <w:tcPr>
-            <w:tcW w:type="dxa" w:w="2409"/>
+            <w:tcW w:type="dxa" w:w="3213"/>
             <w:shd w:val="clear" w:color="auto" w:fill="F2F7F6"/>
           </w:tcPr>
           <w:p>
@@ -2045,13 +2324,13 @@
                 <w:b w:val="0"/>
                 <w:sz w:val="18"/>
               </w:rPr>
-              <w:t>U4</w:t>
-            </w:r>
-          </w:p>
-        </w:tc>
-        <w:tc>
-          <w:tcPr>
-            <w:tcW w:type="dxa" w:w="2409"/>
+              <w:t>技术（T）</w:t>
+            </w:r>
+          </w:p>
+        </w:tc>
+        <w:tc>
+          <w:tcPr>
+            <w:tcW w:type="dxa" w:w="3213"/>
             <w:shd w:val="clear" w:color="auto" w:fill="F2F7F6"/>
           </w:tcPr>
           <w:p>
@@ -2061,13 +2340,13 @@
                 <w:b w:val="0"/>
                 <w:sz w:val="18"/>
               </w:rPr>
-              <w:t>老门东糕点铺「王老板」，夫妻店</w:t>
-            </w:r>
-          </w:p>
-        </w:tc>
-        <w:tc>
-          <w:tcPr>
-            <w:tcW w:type="dxa" w:w="2409"/>
+              <w:t>消费级 8K 全景 + 3DGS + 多模态大模型</w:t>
+            </w:r>
+          </w:p>
+        </w:tc>
+        <w:tc>
+          <w:tcPr>
+            <w:tcW w:type="dxa" w:w="3213"/>
             <w:shd w:val="clear" w:color="auto" w:fill="F2F7F6"/>
           </w:tcPr>
           <w:p>
@@ -2077,85 +2356,7 @@
                 <w:b w:val="0"/>
                 <w:sz w:val="18"/>
               </w:rPr>
-              <w:t>旺季多卖，不被佣金吃掉利润</w:t>
-            </w:r>
-          </w:p>
-        </w:tc>
-        <w:tc>
-          <w:tcPr>
-            <w:tcW w:type="dxa" w:w="2409"/>
-            <w:shd w:val="clear" w:color="auto" w:fill="F2F7F6"/>
-          </w:tcPr>
-          <w:p>
-            <w:r/>
-            <w:r>
-              <w:rPr>
-                <w:b w:val="0"/>
-                <w:sz w:val="18"/>
-              </w:rPr>
-              <w:t>没时间拍内容；做了推广也说不清带来几个客人</w:t>
-            </w:r>
-          </w:p>
-        </w:tc>
-      </w:tr>
-      <w:tr>
-        <w:tc>
-          <w:tcPr>
-            <w:tcW w:type="dxa" w:w="2409"/>
-          </w:tcPr>
-          <w:p>
-            <w:r/>
-            <w:r>
-              <w:rPr>
-                <w:b w:val="0"/>
-                <w:sz w:val="18"/>
-              </w:rPr>
-              <w:t>U5</w:t>
-            </w:r>
-          </w:p>
-        </w:tc>
-        <w:tc>
-          <w:tcPr>
-            <w:tcW w:type="dxa" w:w="2409"/>
-          </w:tcPr>
-          <w:p>
-            <w:r/>
-            <w:r>
-              <w:rPr>
-                <w:b w:val="0"/>
-                <w:sz w:val="18"/>
-              </w:rPr>
-              <w:t>街区 / 度假村运营「李经理」</w:t>
-            </w:r>
-          </w:p>
-        </w:tc>
-        <w:tc>
-          <w:tcPr>
-            <w:tcW w:type="dxa" w:w="2409"/>
-          </w:tcPr>
-          <w:p>
-            <w:r/>
-            <w:r>
-              <w:rPr>
-                <w:b w:val="0"/>
-                <w:sz w:val="18"/>
-              </w:rPr>
-              <w:t>分流、延长停留、带动二次消费</w:t>
-            </w:r>
-          </w:p>
-        </w:tc>
-        <w:tc>
-          <w:tcPr>
-            <w:tcW w:type="dxa" w:w="2409"/>
-          </w:tcPr>
-          <w:p>
-            <w:r/>
-            <w:r>
-              <w:rPr>
-                <w:b w:val="0"/>
-                <w:sz w:val="18"/>
-              </w:rPr>
-              <w:t>导览一次外包多年不更新；拿不到游客行为数据</w:t>
+              <w:t>全景 ≠ 六自由度重建；3DGS 需 GPU 训练；原生 SDK 授权待取得</w:t>
             </w:r>
           </w:p>
         </w:tc>
@@ -2164,13 +2365,298 @@
     <w:p/>
     <w:p>
       <w:pPr>
+        <w:pStyle w:val="Heading2"/>
+      </w:pPr>
+      <w:r>
+        <w:rPr>
+          <w:b w:val="0"/>
+        </w:rPr>
+        <w:t>4. 用户画像与痛点</w:t>
+      </w:r>
+    </w:p>
+    <w:p>
+      <w:pPr>
         <w:pStyle w:val="Heading3"/>
       </w:pPr>
       <w:r>
         <w:rPr>
           <w:b w:val="0"/>
         </w:rPr>
-        <w:t>4.2 用户旅程地图（U1 在老门东）</w:t>
+        <w:t>4.1 用户画像（Personas）</w:t>
+      </w:r>
+    </w:p>
+    <w:p>
+      <w:pPr>
+        <w:ind w:left="340"/>
+      </w:pPr>
+      <w:r>
+        <w:rPr>
+          <w:b w:val="0"/>
+          <w:color w:val="33443A"/>
+        </w:rPr>
+        <w:t>画像依据 §3 的二手证据与公开用户声音合成，代表典型人群而非具体个人，将用访谈、现场测试与问卷的一手数据校准。</w:t>
+      </w:r>
+    </w:p>
+    <w:p>
+      <w:r>
+        <w:rPr>
+          <w:b/>
+        </w:rPr>
+        <w:t>P1 · 初来乍到的逛吃者「小林」</w:t>
+      </w:r>
+      <w:r>
+        <w:rPr>
+          <w:b w:val="0"/>
+        </w:rPr>
+        <w:t>：25 岁，异地工作，周末和朋友第一次来南京</w:t>
+      </w:r>
+    </w:p>
+    <w:p>
+      <w:pPr>
+        <w:pStyle w:val="ListBullet"/>
+      </w:pPr>
+      <w:r>
+        <w:rPr>
+          <w:b w:val="0"/>
+        </w:rPr>
+        <w:t>目标：半天内“吃到正宗的、逛到出片的”，人均 80 元以内</w:t>
+      </w:r>
+    </w:p>
+    <w:p>
+      <w:pPr>
+        <w:pStyle w:val="ListBullet"/>
+      </w:pPr>
+      <w:r>
+        <w:rPr>
+          <w:b w:val="0"/>
+        </w:rPr>
+        <w:t>行为：出发前刷十几篇小红书笔记，收藏夹里存满了店，到现场再打开地图逐个搜</w:t>
+      </w:r>
+    </w:p>
+    <w:p>
+      <w:pPr>
+        <w:pStyle w:val="ListBullet"/>
+      </w:pPr>
+      <w:r>
+        <w:rPr>
+          <w:b w:val="0"/>
+        </w:rPr>
+        <w:t>核心困扰：</w:t>
+      </w:r>
+      <w:r>
+        <w:rPr>
+          <w:b/>
+        </w:rPr>
+        <w:t>攻略和现场对不上</w:t>
+      </w:r>
+      <w:r>
+        <w:rPr>
+          <w:b w:val="0"/>
+        </w:rPr>
+        <w:t>。收藏的店不知道在哪条巷子，到了才发现关门、排长队或已搬迁</w:t>
+      </w:r>
+    </w:p>
+    <w:p>
+      <w:r>
+        <w:rPr>
+          <w:b/>
+        </w:rPr>
+        <w:t>P2 · 带娃家庭「陈姐一家」</w:t>
+      </w:r>
+      <w:r>
+        <w:rPr>
+          <w:b w:val="0"/>
+        </w:rPr>
+        <w:t>：两个大人、一个 6 岁孩子，度假村周末游</w:t>
+      </w:r>
+    </w:p>
+    <w:p>
+      <w:pPr>
+        <w:pStyle w:val="ListBullet"/>
+      </w:pPr>
+      <w:r>
+        <w:rPr>
+          <w:b w:val="0"/>
+        </w:rPr>
+        <w:t>目标：孩子不累、大人不慌，就近找到能坐下来吃的轻食</w:t>
+      </w:r>
+    </w:p>
+    <w:p>
+      <w:pPr>
+        <w:pStyle w:val="ListBullet"/>
+      </w:pPr>
+      <w:r>
+        <w:rPr>
+          <w:b w:val="0"/>
+        </w:rPr>
+        <w:t>核心困扰：</w:t>
+      </w:r>
+      <w:r>
+        <w:rPr>
+          <w:b/>
+        </w:rPr>
+        <w:t>陌生园区里每多走一段冤枉路，孩子的情绪就少一分</w:t>
+      </w:r>
+      <w:r>
+        <w:rPr>
+          <w:b w:val="0"/>
+        </w:rPr>
+        <w:t>。园区导览图是静态的，看不出餐厅入口在哪一侧、要不要绕湖</w:t>
+      </w:r>
+    </w:p>
+    <w:p>
+      <w:r>
+        <w:rPr>
+          <w:b/>
+        </w:rPr>
+        <w:t>P3 · 影像创作者「阿舟」</w:t>
+      </w:r>
+      <w:r>
+        <w:rPr>
+          <w:b w:val="0"/>
+        </w:rPr>
+        <w:t>：摄影博主，使用全景相机拍旅行内容</w:t>
+      </w:r>
+    </w:p>
+    <w:p>
+      <w:pPr>
+        <w:pStyle w:val="ListBullet"/>
+      </w:pPr>
+      <w:r>
+        <w:rPr>
+          <w:b w:val="0"/>
+        </w:rPr>
+        <w:t>目标：一次出片多次变现（视频、图文、商单）</w:t>
+      </w:r>
+    </w:p>
+    <w:p>
+      <w:pPr>
+        <w:pStyle w:val="ListBullet"/>
+      </w:pPr>
+      <w:r>
+        <w:rPr>
+          <w:b w:val="0"/>
+        </w:rPr>
+        <w:t>核心困扰：</w:t>
+      </w:r>
+      <w:r>
+        <w:rPr>
+          <w:b/>
+        </w:rPr>
+        <w:t>8K 全景素材动辄几十 GB，剪辑和重构图耗时长</w:t>
+      </w:r>
+      <w:r>
+        <w:rPr>
+          <w:b w:val="0"/>
+        </w:rPr>
+        <w:t>；拍完发一条视频，素材就沉睡在硬盘里；商家想合作又拿不出可量化的到店效果</w:t>
+      </w:r>
+    </w:p>
+    <w:p>
+      <w:r>
+        <w:rPr>
+          <w:b/>
+        </w:rPr>
+        <w:t>P4 · 街区小店老板「王老板」</w:t>
+      </w:r>
+      <w:r>
+        <w:rPr>
+          <w:b w:val="0"/>
+        </w:rPr>
+        <w:t>：老门东糕点铺，夫妻店</w:t>
+      </w:r>
+    </w:p>
+    <w:p>
+      <w:pPr>
+        <w:pStyle w:val="ListBullet"/>
+      </w:pPr>
+      <w:r>
+        <w:rPr>
+          <w:b w:val="0"/>
+        </w:rPr>
+        <w:t>目标：旺季多卖一点，不想被平台佣金吃掉利润</w:t>
+      </w:r>
+    </w:p>
+    <w:p>
+      <w:pPr>
+        <w:pStyle w:val="ListBullet"/>
+      </w:pPr>
+      <w:r>
+        <w:rPr>
+          <w:b w:val="0"/>
+        </w:rPr>
+        <w:t>核心困扰：</w:t>
+      </w:r>
+      <w:r>
+        <w:rPr>
+          <w:b/>
+        </w:rPr>
+        <w:t>没时间、也不会拍像样的店铺内容</w:t>
+      </w:r>
+      <w:r>
+        <w:rPr>
+          <w:b w:val="0"/>
+        </w:rPr>
+        <w:t>。请人拍一次要花钱，菜单一换又得重拍；做了推广也看不出多少人是因此进店的</w:t>
+      </w:r>
+    </w:p>
+    <w:p>
+      <w:r>
+        <w:rPr>
+          <w:b/>
+        </w:rPr>
+        <w:t>P5 · 场地运营方「李经理」</w:t>
+      </w:r>
+      <w:r>
+        <w:rPr>
+          <w:b w:val="0"/>
+        </w:rPr>
+        <w:t>：历史街区 / 度假村运营</w:t>
+      </w:r>
+    </w:p>
+    <w:p>
+      <w:pPr>
+        <w:pStyle w:val="ListBullet"/>
+      </w:pPr>
+      <w:r>
+        <w:rPr>
+          <w:b w:val="0"/>
+        </w:rPr>
+        <w:t>目标：让游客分流、延长停留、带动二次消费</w:t>
+      </w:r>
+    </w:p>
+    <w:p>
+      <w:pPr>
+        <w:pStyle w:val="ListBullet"/>
+      </w:pPr>
+      <w:r>
+        <w:rPr>
+          <w:b w:val="0"/>
+        </w:rPr>
+        <w:t>核心困扰：</w:t>
+      </w:r>
+      <w:r>
+        <w:rPr>
+          <w:b/>
+        </w:rPr>
+        <w:t>导览内容一次外包、多年不更新</w:t>
+      </w:r>
+      <w:r>
+        <w:rPr>
+          <w:b w:val="0"/>
+        </w:rPr>
+        <w:t>；VR 全景按场景付费，改一个点位就要重做；拿不到“游客看了什么、去了哪家店”的数据</w:t>
+      </w:r>
+    </w:p>
+    <w:p>
+      <w:pPr>
+        <w:pStyle w:val="Heading3"/>
+      </w:pPr>
+      <w:r>
+        <w:rPr>
+          <w:b w:val="0"/>
+        </w:rPr>
+        <w:t>4.2 用户旅程地图（以 P1 在老门东为例）</w:t>
       </w:r>
     </w:p>
     <w:tbl>
@@ -2303,7 +2789,7 @@
                 <w:b w:val="0"/>
                 <w:sz w:val="18"/>
               </w:rPr>
-              <w:t>行为 / 工具</w:t>
+              <w:t>用户行为</w:t>
             </w:r>
           </w:p>
         </w:tc>
@@ -2318,7 +2804,7 @@
                 <w:b w:val="0"/>
                 <w:sz w:val="18"/>
               </w:rPr>
-              <w:t>刷小红书、抖音</w:t>
+              <w:t>刷笔记、看视频、收藏</w:t>
             </w:r>
           </w:p>
         </w:tc>
@@ -2333,7 +2819,7 @@
                 <w:b w:val="0"/>
                 <w:sz w:val="18"/>
               </w:rPr>
-              <w:t>问 AI、拼攻略</w:t>
+              <w:t>问 AI / 拼攻略、排时间</w:t>
             </w:r>
           </w:p>
         </w:tc>
@@ -2348,7 +2834,7 @@
                 <w:b w:val="0"/>
                 <w:sz w:val="18"/>
               </w:rPr>
-              <w:t>高德 / 百度逐个搜</w:t>
+              <w:t>打开地图逐个搜索</w:t>
             </w:r>
           </w:p>
         </w:tc>
@@ -2363,7 +2849,7 @@
                 <w:b w:val="0"/>
                 <w:sz w:val="18"/>
               </w:rPr>
-              <w:t>看点评、排队</w:t>
+              <w:t>看评分、排队、比价</w:t>
             </w:r>
           </w:p>
         </w:tc>
@@ -2396,7 +2882,7 @@
                 <w:b w:val="0"/>
                 <w:sz w:val="18"/>
               </w:rPr>
-              <w:t>情绪</w:t>
+              <w:t>使用工具</w:t>
             </w:r>
           </w:p>
         </w:tc>
@@ -2412,7 +2898,7 @@
                 <w:b w:val="0"/>
                 <w:sz w:val="18"/>
               </w:rPr>
-              <w:t>期待</w:t>
+              <w:t>小红书、抖音</w:t>
             </w:r>
           </w:p>
         </w:tc>
@@ -2428,7 +2914,7 @@
                 <w:b w:val="0"/>
                 <w:sz w:val="18"/>
               </w:rPr>
-              <w:t>信息过载</w:t>
+              <w:t>AI 助手、OTA</w:t>
             </w:r>
           </w:p>
         </w:tc>
@@ -2441,10 +2927,10 @@
             <w:r/>
             <w:r>
               <w:rPr>
-                <w:b/>
-                <w:sz w:val="18"/>
-              </w:rPr>
-              <w:t>迷路、人挤人（最低谷）</w:t>
+                <w:b w:val="0"/>
+                <w:sz w:val="18"/>
+              </w:rPr>
+              <w:t>高德 / 百度地图</w:t>
             </w:r>
           </w:p>
         </w:tc>
@@ -2460,7 +2946,7 @@
                 <w:b w:val="0"/>
                 <w:sz w:val="18"/>
               </w:rPr>
-              <w:t>怕踩坑</w:t>
+              <w:t>点评、团购</w:t>
             </w:r>
           </w:p>
         </w:tc>
@@ -2476,7 +2962,7 @@
                 <w:b w:val="0"/>
                 <w:sz w:val="18"/>
               </w:rPr>
-              <w:t>满足，但素材利用率低</w:t>
+              <w:t>相机、社交平台</w:t>
             </w:r>
           </w:p>
         </w:tc>
@@ -2493,7 +2979,7 @@
                 <w:b w:val="0"/>
                 <w:sz w:val="18"/>
               </w:rPr>
-              <w:t>痛点</w:t>
+              <w:t>情绪</w:t>
             </w:r>
           </w:p>
         </w:tc>
@@ -2508,7 +2994,7 @@
                 <w:b w:val="0"/>
                 <w:sz w:val="18"/>
               </w:rPr>
-              <w:t>笔记时效差</w:t>
+              <w:t>期待、兴奋</w:t>
             </w:r>
           </w:p>
         </w:tc>
@@ -2523,7 +3009,7 @@
                 <w:b w:val="0"/>
                 <w:sz w:val="18"/>
               </w:rPr>
-              <w:t>AI 行程错漏</w:t>
+              <w:t>信息过载、焦虑</w:t>
             </w:r>
           </w:p>
         </w:tc>
@@ -2538,7 +3024,7 @@
                 <w:b w:val="0"/>
                 <w:sz w:val="18"/>
               </w:rPr>
-              <w:t>二维地图难定位巷内店门</w:t>
+              <w:t>迷路、人挤人（最低谷）</w:t>
             </w:r>
           </w:p>
         </w:tc>
@@ -2553,7 +3039,7 @@
                 <w:b w:val="0"/>
                 <w:sz w:val="18"/>
               </w:rPr>
-              <w:t>榜单水分</w:t>
+              <w:t>怕踩坑、犹豫</w:t>
             </w:r>
           </w:p>
         </w:tc>
@@ -2568,7 +3054,7 @@
                 <w:b w:val="0"/>
                 <w:sz w:val="18"/>
               </w:rPr>
-              <w:t>全景素材难复用</w:t>
+              <w:t>满足，但素材利用率低</w:t>
             </w:r>
           </w:p>
         </w:tc>
@@ -2586,7 +3072,7 @@
                 <w:b w:val="0"/>
                 <w:sz w:val="18"/>
               </w:rPr>
-              <w:t>机会点</w:t>
+              <w:t>主要痛点</w:t>
             </w:r>
           </w:p>
         </w:tc>
@@ -2602,7 +3088,7 @@
                 <w:b w:val="0"/>
                 <w:sz w:val="18"/>
               </w:rPr>
-              <w:t>实景预览</w:t>
+              <w:t>笔记时效差、真假难辨</w:t>
             </w:r>
           </w:p>
         </w:tc>
@@ -2615,10 +3101,10 @@
             <w:r/>
             <w:r>
               <w:rPr>
-                <w:b/>
-                <w:sz w:val="18"/>
-              </w:rPr>
-              <w:t>核实数据 AI 行程</w:t>
+                <w:b w:val="0"/>
+                <w:sz w:val="18"/>
+              </w:rPr>
+              <w:t>AI 行程错漏、需要逐条核对</w:t>
             </w:r>
           </w:p>
         </w:tc>
@@ -2631,10 +3117,10 @@
             <w:r/>
             <w:r>
               <w:rPr>
-                <w:b/>
-                <w:sz w:val="18"/>
-              </w:rPr>
-              <w:t>三维空间 + 路径 + 门面视角</w:t>
+                <w:b w:val="0"/>
+                <w:sz w:val="18"/>
+              </w:rPr>
+              <w:t>二维地图在窄巷中难以定位店门</w:t>
             </w:r>
           </w:p>
         </w:tc>
@@ -2650,7 +3136,7 @@
                 <w:b w:val="0"/>
                 <w:sz w:val="18"/>
               </w:rPr>
-              <w:t>实拍套餐 + 核销券</w:t>
+              <w:t>榜单水分、价格不透明</w:t>
             </w:r>
           </w:p>
         </w:tc>
@@ -2666,7 +3152,99 @@
                 <w:b w:val="0"/>
                 <w:sz w:val="18"/>
               </w:rPr>
-              <w:t>素材复用为空间内容</w:t>
+              <w:t>全景素材难剪、难复用</w:t>
+            </w:r>
+          </w:p>
+        </w:tc>
+      </w:tr>
+      <w:tr>
+        <w:tc>
+          <w:tcPr>
+            <w:tcW w:type="dxa" w:w="1606"/>
+          </w:tcPr>
+          <w:p>
+            <w:r/>
+            <w:r>
+              <w:rPr>
+                <w:b w:val="0"/>
+                <w:sz w:val="18"/>
+              </w:rPr>
+              <w:t>机会点</w:t>
+            </w:r>
+          </w:p>
+        </w:tc>
+        <w:tc>
+          <w:tcPr>
+            <w:tcW w:type="dxa" w:w="1606"/>
+          </w:tcPr>
+          <w:p>
+            <w:r/>
+            <w:r>
+              <w:rPr>
+                <w:b w:val="0"/>
+                <w:sz w:val="18"/>
+              </w:rPr>
+              <w:t>实景影像预览</w:t>
+            </w:r>
+          </w:p>
+        </w:tc>
+        <w:tc>
+          <w:tcPr>
+            <w:tcW w:type="dxa" w:w="1606"/>
+          </w:tcPr>
+          <w:p>
+            <w:r/>
+            <w:r>
+              <w:rPr>
+                <w:b/>
+                <w:sz w:val="18"/>
+              </w:rPr>
+              <w:t>只基于核实数据的 AI 行程</w:t>
+            </w:r>
+          </w:p>
+        </w:tc>
+        <w:tc>
+          <w:tcPr>
+            <w:tcW w:type="dxa" w:w="1606"/>
+          </w:tcPr>
+          <w:p>
+            <w:r/>
+            <w:r>
+              <w:rPr>
+                <w:b/>
+                <w:sz w:val="18"/>
+              </w:rPr>
+              <w:t>三维空间 + 路径高亮 + 到店视角</w:t>
+            </w:r>
+          </w:p>
+        </w:tc>
+        <w:tc>
+          <w:tcPr>
+            <w:tcW w:type="dxa" w:w="1606"/>
+          </w:tcPr>
+          <w:p>
+            <w:r/>
+            <w:r>
+              <w:rPr>
+                <w:b w:val="0"/>
+                <w:sz w:val="18"/>
+              </w:rPr>
+              <w:t>实拍套餐 + 核销券</w:t>
+            </w:r>
+          </w:p>
+        </w:tc>
+        <w:tc>
+          <w:tcPr>
+            <w:tcW w:type="dxa" w:w="1606"/>
+          </w:tcPr>
+          <w:p>
+            <w:r/>
+            <w:r>
+              <w:rPr>
+                <w:b w:val="0"/>
+                <w:sz w:val="18"/>
+              </w:rPr>
+              <w:t>全景再取景，自动导出横版/竖版</w:t>
             </w:r>
           </w:p>
         </w:tc>
@@ -2681,7 +3259,15 @@
         <w:rPr>
           <w:b w:val="0"/>
         </w:rPr>
-        <w:t>4.3 痛点分析</w:t>
+        <w:t>4.3 痛点深度分析</w:t>
+      </w:r>
+    </w:p>
+    <w:p>
+      <w:r>
+        <w:rPr>
+          <w:b w:val="0"/>
+        </w:rPr>
+        <w:t>每项痛点按“生活中的样子 → 为什么现有方案解决不了 → 证据”展开。</w:t>
       </w:r>
     </w:p>
     <w:p>
@@ -2692,7 +3278,7 @@
         <w:rPr>
           <w:b w:val="0"/>
         </w:rPr>
-        <w:t>P1｜攻略做了一下午，到门口才发现不对（信息时效）</w:t>
+        <w:t>P1｜攻略做了一下午，到了门口才发现不对（信息时效）</w:t>
       </w:r>
     </w:p>
     <w:p>
@@ -2704,7 +3290,7 @@
           <w:b w:val="0"/>
           <w:color w:val="33443A"/>
         </w:rPr>
-        <w:t>周六中午，小林按收藏夹走到第一家，卷帘门拉着；第二家要排 40 分钟；第三家在横巷里，导航显示“已到达”，人却在主街来回找。</w:t>
+        <w:t>典型情境：周六中午，小林按收藏夹走到店门口，卷帘门拉着；换第二家，要排 40 分钟；第三家在另一条横巷里，导航显示“已到达”，人却在主街上来回找。</w:t>
       </w:r>
     </w:p>
     <w:p>
@@ -2721,7 +3307,7 @@
         <w:rPr>
           <w:b w:val="0"/>
         </w:rPr>
-        <w:t>：攻略是某个时刻的静态记录，营业状态、位置和菜单一直在变。笔记平台没有核实机制，地图有坐标、没有“门长什么样”。</w:t>
+        <w:t>：攻略内容是静态的，由他人在过去某一时刻写成；商户营业信息、位置、菜单都会变。</w:t>
       </w:r>
     </w:p>
     <w:p>
@@ -2732,13 +3318,30 @@
         <w:rPr>
           <w:b/>
         </w:rPr>
+        <w:t>现有方案为何不够</w:t>
+      </w:r>
+      <w:r>
+        <w:rPr>
+          <w:b w:val="0"/>
+        </w:rPr>
+        <w:t>：笔记平台没有核实机制；地图有 POI 但缺“门长什么样、在巷子哪一侧”的视觉信息。</w:t>
+      </w:r>
+    </w:p>
+    <w:p>
+      <w:pPr>
+        <w:pStyle w:val="ListBullet"/>
+      </w:pPr>
+      <w:r>
+        <w:rPr>
+          <w:b/>
+        </w:rPr>
         <w:t>证据</w:t>
       </w:r>
       <w:r>
         <w:rPr>
           <w:b w:val="0"/>
         </w:rPr>
-        <w:t>：【B】AI 与攻略在“开放时段、交通票务、行程衔接这类时效性、地域性极强的信息上很容易出现偏差”，游客反映推荐餐厅“有几家已经关门”。</w:t>
+        <w:t>：【B】AI 与攻略在“景区开放时段、交通票务、行程时间衔接这类时效性、地域性极强的信息上很容易出现偏差”，有游客反映推荐的餐厅“有几家已经关门”[11]。</w:t>
       </w:r>
     </w:p>
     <w:p>
@@ -2749,7 +3352,7 @@
         <w:rPr>
           <w:b w:val="0"/>
         </w:rPr>
-        <w:t>P2｜“到了”却找不到门，多走一步都是负担（空间认知）</w:t>
+        <w:t>P2｜在窄街巷里，“到了”却找不到门（空间认知）</w:t>
       </w:r>
     </w:p>
     <w:p>
@@ -2761,7 +3364,7 @@
           <w:b w:val="0"/>
           <w:color w:val="33443A"/>
         </w:rPr>
-        <w:t>老门东以箍桶巷为中轴，两侧多条横巷，灰砖白墙相似，节假日还要预约限流；栖霞山红枫季只能步行上山。带娃、带老人时，每段冤枉路都在消耗体力和耐心。</w:t>
+        <w:t>典型情境：老门东箍桶巷为中轴，两侧有多条横向街巷[26]，灰砖白墙风貌相近。节假日还需预约准入[23]，人潮中低头看二维地图，很难判断店在左手第几条巷。</w:t>
       </w:r>
     </w:p>
     <w:p>
@@ -2778,7 +3381,19 @@
         <w:rPr>
           <w:b w:val="0"/>
         </w:rPr>
-        <w:t>：二维地图只给坐标、不给视角；历史街区、景区和园区建筑密集、立面相似，GPS 容易漂移。街景车进不去，VR 全景只能看、不能规划。</w:t>
+        <w:t>：二维地图只给坐标，不给“视角”。历史街区、景区、度假村园区都是</w:t>
+      </w:r>
+      <w:r>
+        <w:rPr>
+          <w:b/>
+        </w:rPr>
+        <w:t>建筑密集、立面相似、GPS 容易漂移</w:t>
+      </w:r>
+      <w:r>
+        <w:rPr>
+          <w:b w:val="0"/>
+        </w:rPr>
+        <w:t>的空间。</w:t>
       </w:r>
     </w:p>
     <w:p>
@@ -2789,13 +3404,13 @@
         <w:rPr>
           <w:b/>
         </w:rPr>
-        <w:t>需求</w:t>
+        <w:t>现有方案为何不够</w:t>
       </w:r>
       <w:r>
         <w:rPr>
           <w:b w:val="0"/>
         </w:rPr>
-        <w:t>：路线要能在空间中看见，并同时满足人数、时长、预算、体力（少爬山）、饮食偏好等约束。</w:t>
+        <w:t>：街景车进不了步行街巷和园区内部；VR 全景只能看，不能按需求规划路径。</w:t>
       </w:r>
     </w:p>
     <w:p>
@@ -2806,13 +3421,13 @@
         <w:rPr>
           <w:b/>
         </w:rPr>
-        <w:t>行业验证</w:t>
+        <w:t>证据</w:t>
       </w:r>
       <w:r>
         <w:rPr>
           <w:b w:val="0"/>
         </w:rPr>
-        <w:t>：Google 用 Immersive View 让用户出发前先“看”餐厅内部，但国内街区与景区内部仍是空白。</w:t>
+        <w:t>：【A】Google 已把 Immersive View 扩展到 150 座城市，并用 NeRF 让用户“进入”部分餐厅内部[18]，说明“先看空间再出发”是明确的产品方向；但国内的历史街区、景区内部仍然是空白。</w:t>
       </w:r>
     </w:p>
     <w:p>
@@ -2823,7 +3438,7 @@
         <w:rPr>
           <w:b w:val="0"/>
         </w:rPr>
-        <w:t>P3｜AI 和榜单，都不敢全信（可信度）</w:t>
+        <w:t>P3｜AI 说得头头是道，但不敢照着走（AI 可信度）</w:t>
       </w:r>
     </w:p>
     <w:p>
@@ -2835,7 +3450,7 @@
           <w:b w:val="0"/>
           <w:color w:val="33443A"/>
         </w:rPr>
-        <w:t>让 AI 规划“南京一日逛吃”，它列出一家早已闭店的老字号，把 40 分钟的步行写成 10 分钟；换去看榜单，又分不清哪些是刷出来的。</w:t>
+        <w:t>典型情境：让 AI 规划“南京一日逛吃”，它列出一家早已闭店的老字号、一段标注 10 分钟实际要 40 分钟的步行，还推荐了一个根本不存在的“观景台”。</w:t>
       </w:r>
     </w:p>
     <w:p>
@@ -2852,7 +3467,7 @@
         <w:rPr>
           <w:b w:val="0"/>
         </w:rPr>
-        <w:t>：通用大模型基于语料“生成”答案，没有被当地核实数据约束，也不会拒答；评分榜单则容易被刷单与营销干扰。</w:t>
+        <w:t>：通用大模型基于训练语料“生成”答案，缺乏对当地实时、已核实数据的约束，也缺乏拒答机制。</w:t>
       </w:r>
     </w:p>
     <w:p>
@@ -2880,7 +3495,7 @@
         <w:rPr>
           <w:b w:val="0"/>
         </w:rPr>
-        <w:t>【B】AI 称“不走高速回成都全程只有 200 多公里，实际要 400 公里”；飞猪、马蜂窝、携程正用平台真实数据交叉校验模型输出。</w:t>
+        <w:t>【B】国内媒体调查：游客使用 AI 规划行程时遇到老店关门、路线错误，例如 AI 称“不走高速回成都全程只有 200 多公里，实际要 400 公里”[11]。</w:t>
       </w:r>
     </w:p>
     <w:p>
@@ -2891,7 +3506,7 @@
         <w:rPr>
           <w:b w:val="0"/>
         </w:rPr>
-        <w:t>【B】约 1/6 的受访者遇到过 AI 虚构的旅行目的地。</w:t>
+        <w:t>【B】海外调查：约 1/6 的受访者遇到过 AI 虚构的旅行目的地[12]。</w:t>
       </w:r>
     </w:p>
     <w:p>
@@ -2902,7 +3517,19 @@
         <w:rPr>
           <w:b w:val="0"/>
         </w:rPr>
-        <w:t>【A/B】高德「扫街榜」用真实导航与到店行为过滤评价，上线即覆盖 160 万家商户，一年服务 8.8 亿用户，说明“行为比评分可信”是强需求。</w:t>
+        <w:t xml:space="preserve">【B】飞猪、马蜂窝、携程等平台正在用平台积累的真实用户数据交叉校验大模型输出[11]，可见行业共识是 </w:t>
+      </w:r>
+      <w:r>
+        <w:rPr>
+          <w:b/>
+        </w:rPr>
+        <w:t>AI 必须被真实数据“拴住”</w:t>
+      </w:r>
+      <w:r>
+        <w:rPr>
+          <w:b w:val="0"/>
+        </w:rPr>
+        <w:t>。</w:t>
       </w:r>
     </w:p>
     <w:p>
@@ -2913,19 +3540,7 @@
         <w:rPr>
           <w:b w:val="0"/>
         </w:rPr>
-        <w:t>P4｜商户：付不起佣金，也拍不出内容（供给侧）</w:t>
-      </w:r>
-    </w:p>
-    <w:p>
-      <w:pPr>
-        <w:ind w:left="340"/>
-      </w:pPr>
-      <w:r>
-        <w:rPr>
-          <w:b w:val="0"/>
-          <w:color w:val="33443A"/>
-        </w:rPr>
-        <w:t>王老板的店旺季人手都不够，没空学剪辑；请人拍一条视频要几百到上千元，换菜单又得重拍；推广做了，也说不清带来几个客人。</w:t>
+        <w:t>P4｜评分榜单“有水分”，不知道信谁（信任）</w:t>
       </w:r>
     </w:p>
     <w:p>
@@ -2936,13 +3551,13 @@
         <w:rPr>
           <w:b/>
         </w:rPr>
-        <w:t>证据</w:t>
+        <w:t>根因</w:t>
       </w:r>
       <w:r>
         <w:rPr>
           <w:b w:val="0"/>
         </w:rPr>
-        <w:t>：【B】外卖综合抽佣可达 20%–30%；【C】超六成商户认为外卖已不是主要盈利渠道。</w:t>
+        <w:t>：评分与评价容易被刷单、营销干扰，用户难以分辨。</w:t>
       </w:r>
     </w:p>
     <w:p>
@@ -2953,13 +3568,30 @@
         <w:rPr>
           <w:b/>
         </w:rPr>
-        <w:t>需求</w:t>
+        <w:t>证据</w:t>
       </w:r>
       <w:r>
         <w:rPr>
           <w:b w:val="0"/>
         </w:rPr>
-        <w:t>：零内容门槛 + 可归因到店（核销）+ 自己能更新。</w:t>
+        <w:t>：【A/B】高德「扫街榜」以真实导航、到店、复访行为和芝麻信用过滤评价，上线时即覆盖全国 300 余城、160 万家线下商户，运营一年服务 8.8 亿用户[7]。这类产品能获得如此规模的使用，说明“行为比评分更可信”是强需求。</w:t>
+      </w:r>
+    </w:p>
+    <w:p>
+      <w:pPr>
+        <w:pStyle w:val="ListBullet"/>
+      </w:pPr>
+      <w:r>
+        <w:rPr>
+          <w:b/>
+        </w:rPr>
+        <w:t>我们的切入点</w:t>
+      </w:r>
+      <w:r>
+        <w:rPr>
+          <w:b w:val="0"/>
+        </w:rPr>
+        <w:t>：用「实拍影像（看得见）+ 券核销（真到店）」双重证据建立信任。它不依赖评分，适合评价样本少的小店。</w:t>
       </w:r>
     </w:p>
     <w:p>
@@ -2970,7 +3602,7 @@
         <w:rPr>
           <w:b w:val="0"/>
         </w:rPr>
-        <w:t>P5｜场地方：空间内容贵、旧、看不到效果（供给侧）</w:t>
+        <w:t>P5｜带娃、带老人，多走一步都是负担（体力与时间约束）</w:t>
       </w:r>
     </w:p>
     <w:p>
@@ -2981,13 +3613,13 @@
         <w:rPr>
           <w:b/>
         </w:rPr>
-        <w:t>证据</w:t>
+        <w:t>生活中的样子</w:t>
       </w:r>
       <w:r>
         <w:rPr>
           <w:b w:val="0"/>
         </w:rPr>
-        <w:t>：【B】专业 3D 扫描约 0.10 美元/平方英尺，住宅套餐 400–1000 美元，另收托管费；国内 VR 全景按场景计费，功能单独加价。</w:t>
+        <w:t>：栖霞山红枫季机动车禁止上山[22]，游客全靠步行；度假村园区大，餐厅、休憩点、水岸分散。</w:t>
       </w:r>
     </w:p>
     <w:p>
@@ -3004,7 +3636,36 @@
         <w:rPr>
           <w:b w:val="0"/>
         </w:rPr>
-        <w:t>：自己就能拍，拍完快速上线，局部可更新，能看到游客行为数据。</w:t>
+        <w:t>：路线必须</w:t>
+      </w:r>
+      <w:r>
+        <w:rPr>
+          <w:b/>
+        </w:rPr>
+        <w:t>按人数、时长、预算、体力（少爬山）、饮食偏好</w:t>
+      </w:r>
+      <w:r>
+        <w:rPr>
+          <w:b w:val="0"/>
+        </w:rPr>
+        <w:t>组合约束，而不是只推荐“最热门”。</w:t>
+      </w:r>
+    </w:p>
+    <w:p>
+      <w:pPr>
+        <w:pStyle w:val="ListBullet"/>
+      </w:pPr>
+      <w:r>
+        <w:rPr>
+          <w:b/>
+        </w:rPr>
+        <w:t>证据</w:t>
+      </w:r>
+      <w:r>
+        <w:rPr>
+          <w:b w:val="0"/>
+        </w:rPr>
+        <w:t>：【C】AI 旅行助手测评中，用户最常提出的诉求是“能根据我的具体条件调整”，而不是泛泛而谈的攻略[10]。</w:t>
       </w:r>
     </w:p>
     <w:p>
@@ -3015,19 +3676,7 @@
         <w:rPr>
           <w:b w:val="0"/>
         </w:rPr>
-        <w:t>P6｜创作者：全景拍了很多，用上的很少（影像侧，赛题核心）</w:t>
-      </w:r>
-    </w:p>
-    <w:p>
-      <w:pPr>
-        <w:ind w:left="340"/>
-      </w:pPr>
-      <w:r>
-        <w:rPr>
-          <w:b w:val="0"/>
-          <w:color w:val="33443A"/>
-        </w:rPr>
-        <w:t>阿舟一次外拍录下几十 GB 8K 全景，回家逐段重构图，最后只用了几分钟；这些素材本可以成为景区或商户的空间内容，却一直闲置在硬盘里。</w:t>
+        <w:t>P6｜商户：想要流量，但付不起佣金，也拍不出内容（供给侧）</w:t>
       </w:r>
     </w:p>
     <w:p>
@@ -3038,13 +3687,13 @@
         <w:rPr>
           <w:b/>
         </w:rPr>
-        <w:t>依据</w:t>
+        <w:t>生活中的样子</w:t>
       </w:r>
       <w:r>
         <w:rPr>
           <w:b w:val="0"/>
         </w:rPr>
-        <w:t>：X4 Air 主打“先拍摄，后取景”，重构图是全景用户的核心工作流；8K 原始长视频体积大，本项目云端默认单文件上限 512 MB，需先拼接、裁剪。</w:t>
+        <w:t>：王老板的糕点铺一天卖几百份梅花糕，旺季人手都不够，没空学剪辑。请人拍一条短视频要花几百到上千元，换季换菜单又要重拍；平台推广做了，也说不清带来了几个客人。</w:t>
       </w:r>
     </w:p>
     <w:p>
@@ -3055,13 +3704,161 @@
         <w:rPr>
           <w:b/>
         </w:rPr>
+        <w:t>证据</w:t>
+      </w:r>
+      <w:r>
+        <w:rPr>
+          <w:b w:val="0"/>
+        </w:rPr>
+        <w:t>：【B】外卖平台综合抽佣可达 20%–30%[13]；【C】超六成商户认为外卖已不是主要盈利渠道[14]；【A】监管部门引导平台为中小商户降费[13]。</w:t>
+      </w:r>
+    </w:p>
+    <w:p>
+      <w:pPr>
+        <w:pStyle w:val="ListBullet"/>
+      </w:pPr>
+      <w:r>
+        <w:rPr>
+          <w:b/>
+        </w:rPr>
+        <w:t>需求</w:t>
+      </w:r>
+      <w:r>
+        <w:rPr>
+          <w:b w:val="0"/>
+        </w:rPr>
+        <w:t>：</w:t>
+      </w:r>
+      <w:r>
+        <w:rPr>
+          <w:b/>
+        </w:rPr>
+        <w:t>低成本内容 + 可归因到店（核销）+ 自己能更新</w:t>
+      </w:r>
+      <w:r>
+        <w:rPr>
+          <w:b w:val="0"/>
+        </w:rPr>
+        <w:t>。</w:t>
+      </w:r>
+    </w:p>
+    <w:p>
+      <w:pPr>
+        <w:pStyle w:val="Heading4"/>
+      </w:pPr>
+      <w:r>
+        <w:rPr>
+          <w:b w:val="0"/>
+        </w:rPr>
+        <w:t>P7｜场地方：空间内容贵、旧、看不到效果（供给侧）</w:t>
+      </w:r>
+    </w:p>
+    <w:p>
+      <w:pPr>
+        <w:pStyle w:val="ListBullet"/>
+      </w:pPr>
+      <w:r>
+        <w:rPr>
+          <w:b/>
+        </w:rPr>
+        <w:t>证据</w:t>
+      </w:r>
+      <w:r>
+        <w:rPr>
+          <w:b w:val="0"/>
+        </w:rPr>
+        <w:t>：【B】专业 3D 扫描约 0.10 美元/平方英尺，住宅套餐 400–1000 美元，并需额外托管费[15]；国内 VR 全景按场景计费，各项功能单独加价[16]。</w:t>
+      </w:r>
+    </w:p>
+    <w:p>
+      <w:pPr>
+        <w:pStyle w:val="ListBullet"/>
+      </w:pPr>
+      <w:r>
+        <w:rPr>
+          <w:b/>
+        </w:rPr>
+        <w:t>需求</w:t>
+      </w:r>
+      <w:r>
+        <w:rPr>
+          <w:b w:val="0"/>
+        </w:rPr>
+        <w:t>：</w:t>
+      </w:r>
+      <w:r>
+        <w:rPr>
+          <w:b/>
+        </w:rPr>
+        <w:t>自己就能拍、拍完快速上线、局部可更新、能看到游客行为数据</w:t>
+      </w:r>
+      <w:r>
+        <w:rPr>
+          <w:b w:val="0"/>
+        </w:rPr>
+        <w:t>。</w:t>
+      </w:r>
+    </w:p>
+    <w:p>
+      <w:pPr>
+        <w:pStyle w:val="Heading4"/>
+      </w:pPr>
+      <w:r>
+        <w:rPr>
+          <w:b w:val="0"/>
+        </w:rPr>
+        <w:t>P8｜创作者：全景拍了很多，但用上的很少（影像侧，赛题核心）</w:t>
+      </w:r>
+    </w:p>
+    <w:p>
+      <w:pPr>
+        <w:pStyle w:val="ListBullet"/>
+      </w:pPr>
+      <w:r>
+        <w:rPr>
+          <w:b/>
+        </w:rPr>
+        <w:t>生活中的样子</w:t>
+      </w:r>
+      <w:r>
+        <w:rPr>
+          <w:b w:val="0"/>
+        </w:rPr>
+        <w:t>：阿舟一次外拍录下几十 GB 8K 全景素材，回家要逐段重构图、导出横竖版，最终只用了几分钟；这些素材本来可以成为景区导览或商户的空间内容，却沉睡在硬盘里。</w:t>
+      </w:r>
+    </w:p>
+    <w:p>
+      <w:pPr>
+        <w:pStyle w:val="ListBullet"/>
+      </w:pPr>
+      <w:r>
+        <w:rPr>
+          <w:b/>
+        </w:rPr>
+        <w:t>推断依据</w:t>
+      </w:r>
+      <w:r>
+        <w:rPr>
+          <w:b w:val="0"/>
+        </w:rPr>
+        <w:t>：X4 Air 主打“先拍摄，后取景”[21]，说明重构图是全景用户的核心工作流；8K 素材体积大，本项目云端上传默认单文件上限 512 MB，README 建议原始 8K 长视频先本地拼接、裁剪再上传。</w:t>
+      </w:r>
+    </w:p>
+    <w:p>
+      <w:pPr>
+        <w:pStyle w:val="ListBullet"/>
+      </w:pPr>
+      <w:r>
+        <w:rPr>
+          <w:b/>
+        </w:rPr>
         <w:t>待访谈验证</w:t>
       </w:r>
       <w:r>
         <w:rPr>
           <w:b w:val="0"/>
         </w:rPr>
-        <w:t>：素材复用率、重构图耗时，以及授权为空间内容的意愿与分成期望。</w:t>
+        <w:t>：素材复用率、重构图耗时、是否愿意把素材授权为空间服务内容，以及期望的分成方式。</w:t>
       </w:r>
     </w:p>
     <w:p>
@@ -3080,19 +3877,19 @@
         <w:rPr>
           <w:b w:val="0"/>
         </w:rPr>
-        <w:t>采用 Ulwick 机会分数：</w:t>
+        <w:t>采用 Ulwick「机会分数」方法：</w:t>
       </w:r>
       <w:r>
         <w:rPr>
           <w:b/>
         </w:rPr>
-        <w:t>Opportunity = I + max(I − S, 0)</w:t>
+        <w:t>Opportunity = 重要性 I + max(I − 满意度 S, 0)</w:t>
       </w:r>
       <w:r>
         <w:rPr>
           <w:b w:val="0"/>
         </w:rPr>
-        <w:t>，满分 20，≥ 12 为高机会。重要性 I 和满意度 S 是团队依据 §3–§4 证据给出的初评（1–10），将用一手数据校准。</w:t>
+        <w:t>，满分 20，≥ 12 视为高机会。I 与 S 是团队依据 §3–§4 证据给出的初评（1–10），将用问卷数据替换。</w:t>
       </w:r>
     </w:p>
     <w:tbl>
@@ -3157,7 +3954,7 @@
                 <w:color w:val="FFFFFF"/>
                 <w:sz w:val="18"/>
               </w:rPr>
-              <w:t>I</w:t>
+              <w:t>重要性 I</w:t>
             </w:r>
           </w:p>
         </w:tc>
@@ -3174,7 +3971,7 @@
                 <w:color w:val="FFFFFF"/>
                 <w:sz w:val="18"/>
               </w:rPr>
-              <w:t>S</w:t>
+              <w:t>现有满意度 S</w:t>
             </w:r>
           </w:p>
         </w:tc>
@@ -3225,7 +4022,7 @@
                 <w:b w:val="0"/>
                 <w:sz w:val="18"/>
               </w:rPr>
-              <w:t>P3 AI 与榜单不可信</w:t>
+              <w:t>P3 AI 行程不可信</w:t>
             </w:r>
           </w:p>
         </w:tc>
@@ -3318,7 +4115,7 @@
                 <w:b w:val="0"/>
                 <w:sz w:val="18"/>
               </w:rPr>
-              <w:t>P2 找不到门、多约束路线</w:t>
+              <w:t>P2 窄巷/园区找不到门</w:t>
             </w:r>
           </w:p>
         </w:tc>
@@ -3415,7 +4212,7 @@
                 <w:b w:val="0"/>
                 <w:sz w:val="18"/>
               </w:rPr>
-              <w:t>P4 商户内容与获客成本</w:t>
+              <w:t>P1 攻略信息过时</w:t>
             </w:r>
           </w:p>
         </w:tc>
@@ -3430,7 +4227,7 @@
                 <w:b w:val="0"/>
                 <w:sz w:val="18"/>
               </w:rPr>
-              <w:t>商户</w:t>
+              <w:t>游客</w:t>
             </w:r>
           </w:p>
         </w:tc>
@@ -3460,7 +4257,7 @@
                 <w:b w:val="0"/>
                 <w:sz w:val="18"/>
               </w:rPr>
-              <w:t>3</w:t>
+              <w:t>4</w:t>
             </w:r>
           </w:p>
         </w:tc>
@@ -3475,7 +4272,7 @@
                 <w:b/>
                 <w:sz w:val="18"/>
               </w:rPr>
-              <w:t>13</w:t>
+              <w:t>12</w:t>
             </w:r>
           </w:p>
         </w:tc>
@@ -3508,7 +4305,7 @@
                 <w:b w:val="0"/>
                 <w:sz w:val="18"/>
               </w:rPr>
-              <w:t>P1 攻略信息过时</w:t>
+              <w:t>P6 商户内容与获客成本</w:t>
             </w:r>
           </w:p>
         </w:tc>
@@ -3524,7 +4321,7 @@
                 <w:b w:val="0"/>
                 <w:sz w:val="18"/>
               </w:rPr>
-              <w:t>游客</w:t>
+              <w:t>商户</w:t>
             </w:r>
           </w:p>
         </w:tc>
@@ -3556,7 +4353,7 @@
                 <w:b w:val="0"/>
                 <w:sz w:val="18"/>
               </w:rPr>
-              <w:t>4</w:t>
+              <w:t>3</w:t>
             </w:r>
           </w:p>
         </w:tc>
@@ -3572,7 +4369,7 @@
                 <w:b/>
                 <w:sz w:val="18"/>
               </w:rPr>
-              <w:t>12</w:t>
+              <w:t>13</w:t>
             </w:r>
           </w:p>
         </w:tc>
@@ -3605,7 +4402,7 @@
                 <w:b w:val="0"/>
                 <w:sz w:val="18"/>
               </w:rPr>
-              <w:t>P5 空间内容贵、旧</w:t>
+              <w:t>P7 空间内容贵、旧</w:t>
             </w:r>
           </w:p>
         </w:tc>
@@ -3698,7 +4495,7 @@
                 <w:b w:val="0"/>
                 <w:sz w:val="18"/>
               </w:rPr>
-              <w:t>P6 全景素材复用难</w:t>
+              <w:t>P8 全景素材复用难</w:t>
             </w:r>
           </w:p>
         </w:tc>
@@ -3779,6 +4576,196 @@
                 <w:sz w:val="18"/>
               </w:rPr>
               <w:t>P1</w:t>
+            </w:r>
+          </w:p>
+        </w:tc>
+      </w:tr>
+      <w:tr>
+        <w:tc>
+          <w:tcPr>
+            <w:tcW w:type="dxa" w:w="1606"/>
+          </w:tcPr>
+          <w:p>
+            <w:r/>
+            <w:r>
+              <w:rPr>
+                <w:b w:val="0"/>
+                <w:sz w:val="18"/>
+              </w:rPr>
+              <w:t>P5 多约束路线</w:t>
+            </w:r>
+          </w:p>
+        </w:tc>
+        <w:tc>
+          <w:tcPr>
+            <w:tcW w:type="dxa" w:w="1606"/>
+          </w:tcPr>
+          <w:p>
+            <w:r/>
+            <w:r>
+              <w:rPr>
+                <w:b w:val="0"/>
+                <w:sz w:val="18"/>
+              </w:rPr>
+              <w:t>游客</w:t>
+            </w:r>
+          </w:p>
+        </w:tc>
+        <w:tc>
+          <w:tcPr>
+            <w:tcW w:type="dxa" w:w="1606"/>
+          </w:tcPr>
+          <w:p>
+            <w:r/>
+            <w:r>
+              <w:rPr>
+                <w:b w:val="0"/>
+                <w:sz w:val="18"/>
+              </w:rPr>
+              <w:t>7</w:t>
+            </w:r>
+          </w:p>
+        </w:tc>
+        <w:tc>
+          <w:tcPr>
+            <w:tcW w:type="dxa" w:w="1606"/>
+          </w:tcPr>
+          <w:p>
+            <w:r/>
+            <w:r>
+              <w:rPr>
+                <w:b w:val="0"/>
+                <w:sz w:val="18"/>
+              </w:rPr>
+              <w:t>4</w:t>
+            </w:r>
+          </w:p>
+        </w:tc>
+        <w:tc>
+          <w:tcPr>
+            <w:tcW w:type="dxa" w:w="1606"/>
+          </w:tcPr>
+          <w:p>
+            <w:r/>
+            <w:r>
+              <w:rPr>
+                <w:b/>
+                <w:sz w:val="18"/>
+              </w:rPr>
+              <w:t>10</w:t>
+            </w:r>
+          </w:p>
+        </w:tc>
+        <w:tc>
+          <w:tcPr>
+            <w:tcW w:type="dxa" w:w="1606"/>
+          </w:tcPr>
+          <w:p>
+            <w:r/>
+            <w:r>
+              <w:rPr>
+                <w:b w:val="0"/>
+                <w:sz w:val="18"/>
+              </w:rPr>
+              <w:t>P1</w:t>
+            </w:r>
+          </w:p>
+        </w:tc>
+      </w:tr>
+      <w:tr>
+        <w:tc>
+          <w:tcPr>
+            <w:tcW w:type="dxa" w:w="1606"/>
+            <w:shd w:val="clear" w:color="auto" w:fill="F2F7F6"/>
+          </w:tcPr>
+          <w:p>
+            <w:r/>
+            <w:r>
+              <w:rPr>
+                <w:b w:val="0"/>
+                <w:sz w:val="18"/>
+              </w:rPr>
+              <w:t>P4 榜单信任</w:t>
+            </w:r>
+          </w:p>
+        </w:tc>
+        <w:tc>
+          <w:tcPr>
+            <w:tcW w:type="dxa" w:w="1606"/>
+            <w:shd w:val="clear" w:color="auto" w:fill="F2F7F6"/>
+          </w:tcPr>
+          <w:p>
+            <w:r/>
+            <w:r>
+              <w:rPr>
+                <w:b w:val="0"/>
+                <w:sz w:val="18"/>
+              </w:rPr>
+              <w:t>游客</w:t>
+            </w:r>
+          </w:p>
+        </w:tc>
+        <w:tc>
+          <w:tcPr>
+            <w:tcW w:type="dxa" w:w="1606"/>
+            <w:shd w:val="clear" w:color="auto" w:fill="F2F7F6"/>
+          </w:tcPr>
+          <w:p>
+            <w:r/>
+            <w:r>
+              <w:rPr>
+                <w:b w:val="0"/>
+                <w:sz w:val="18"/>
+              </w:rPr>
+              <w:t>7</w:t>
+            </w:r>
+          </w:p>
+        </w:tc>
+        <w:tc>
+          <w:tcPr>
+            <w:tcW w:type="dxa" w:w="1606"/>
+            <w:shd w:val="clear" w:color="auto" w:fill="F2F7F6"/>
+          </w:tcPr>
+          <w:p>
+            <w:r/>
+            <w:r>
+              <w:rPr>
+                <w:b w:val="0"/>
+                <w:sz w:val="18"/>
+              </w:rPr>
+              <w:t>5</w:t>
+            </w:r>
+          </w:p>
+        </w:tc>
+        <w:tc>
+          <w:tcPr>
+            <w:tcW w:type="dxa" w:w="1606"/>
+            <w:shd w:val="clear" w:color="auto" w:fill="F2F7F6"/>
+          </w:tcPr>
+          <w:p>
+            <w:r/>
+            <w:r>
+              <w:rPr>
+                <w:b w:val="0"/>
+                <w:sz w:val="18"/>
+              </w:rPr>
+              <w:t>9</w:t>
+            </w:r>
+          </w:p>
+        </w:tc>
+        <w:tc>
+          <w:tcPr>
+            <w:tcW w:type="dxa" w:w="1606"/>
+            <w:shd w:val="clear" w:color="auto" w:fill="F2F7F6"/>
+          </w:tcPr>
+          <w:p>
+            <w:r/>
+            <w:r>
+              <w:rPr>
+                <w:b w:val="0"/>
+                <w:sz w:val="18"/>
+              </w:rPr>
+              <w:t>P2（高德等已部分解决）</w:t>
             </w:r>
           </w:p>
         </w:tc>
@@ -3796,7 +4783,7 @@
         <w:rPr>
           <w:b w:val="0"/>
         </w:rPr>
-        <w:t>：MVP 聚焦游客“可信地到店”（P1–P3）和商户“可归因地获客”（P4），以影像采集链路（P5、P6）作为供给引擎。</w:t>
+        <w:t>：MVP 聚焦 P3 + P2 + P1（游客“可信地到店”）和 P6（商户“可归因地获客”），并以 P7、P8 的影像采集链路作为供给引擎。</w:t>
       </w:r>
     </w:p>
     <w:p>
@@ -3818,7 +4805,7 @@
         <w:rPr>
           <w:b w:val="0"/>
         </w:rPr>
-        <w:t>5.1 用户故事</w:t>
+        <w:t>5.1 用户故事（User Stories）</w:t>
       </w:r>
     </w:p>
     <w:tbl>
@@ -3916,7 +4903,7 @@
                 <w:color w:val="FFFFFF"/>
                 <w:sz w:val="18"/>
               </w:rPr>
-              <w:t>痛点</w:t>
+              <w:t>对应痛点</w:t>
             </w:r>
           </w:p>
         </w:tc>
@@ -3993,7 +4980,7 @@
                 <w:b w:val="0"/>
                 <w:sz w:val="18"/>
               </w:rPr>
-              <w:t>P1 P2</w:t>
+              <w:t>P1 P5</w:t>
             </w:r>
           </w:p>
         </w:tc>
@@ -4043,7 +5030,7 @@
                 <w:b w:val="0"/>
                 <w:sz w:val="18"/>
               </w:rPr>
-              <w:t>在实景空间里看到每个推荐的位置、门面和走法</w:t>
+              <w:t>每个推荐都能在实景空间里看到位置和门面</w:t>
             </w:r>
           </w:p>
         </w:tc>
@@ -4186,7 +5173,7 @@
                 <w:b w:val="0"/>
                 <w:sz w:val="18"/>
               </w:rPr>
-              <w:t>游客 / 商户</w:t>
+              <w:t>游客</w:t>
             </w:r>
           </w:p>
         </w:tc>
@@ -4202,7 +5189,7 @@
                 <w:b w:val="0"/>
                 <w:sz w:val="18"/>
               </w:rPr>
-              <w:t>行程中领券，到店核销，商户能看到核销数据</w:t>
+              <w:t>行程中直接领券，到店出示即可核销</w:t>
             </w:r>
           </w:p>
         </w:tc>
@@ -4218,7 +5205,7 @@
                 <w:b w:val="0"/>
                 <w:sz w:val="18"/>
               </w:rPr>
-              <w:t>省钱，投入可归因</w:t>
+              <w:t>省钱且流程顺</w:t>
             </w:r>
           </w:p>
         </w:tc>
@@ -4234,7 +5221,7 @@
                 <w:b w:val="0"/>
                 <w:sz w:val="18"/>
               </w:rPr>
-              <w:t>P3 P4</w:t>
+              <w:t>P4 P6</w:t>
             </w:r>
           </w:p>
         </w:tc>
@@ -4266,7 +5253,7 @@
                 <w:b w:val="0"/>
                 <w:sz w:val="18"/>
               </w:rPr>
-              <w:t>场地方</w:t>
+              <w:t>商户</w:t>
             </w:r>
           </w:p>
         </w:tc>
@@ -4281,7 +5268,7 @@
                 <w:b w:val="0"/>
                 <w:sz w:val="18"/>
               </w:rPr>
-              <w:t>工作人员拿一台全景相机按指引走一圈，就能上线或更新区域</w:t>
+              <w:t>不用自己剪视频，也能有实景门面和套餐展示</w:t>
             </w:r>
           </w:p>
         </w:tc>
@@ -4296,7 +5283,7 @@
                 <w:b w:val="0"/>
                 <w:sz w:val="18"/>
               </w:rPr>
-              <w:t>低成本持续更新</w:t>
+              <w:t>零内容门槛获客</w:t>
             </w:r>
           </w:p>
         </w:tc>
@@ -4311,7 +5298,7 @@
                 <w:b w:val="0"/>
                 <w:sz w:val="18"/>
               </w:rPr>
-              <w:t>P5</w:t>
+              <w:t>P6</w:t>
             </w:r>
           </w:p>
         </w:tc>
@@ -4345,7 +5332,7 @@
                 <w:b w:val="0"/>
                 <w:sz w:val="18"/>
               </w:rPr>
-              <w:t>采集者 / 创作者</w:t>
+              <w:t>商户</w:t>
             </w:r>
           </w:p>
         </w:tc>
@@ -4361,7 +5348,7 @@
                 <w:b w:val="0"/>
                 <w:sz w:val="18"/>
               </w:rPr>
-              <w:t>拍摄前后有清单和质量检查，素材可复用为空间内容</w:t>
+              <w:t>看到领券与核销数据</w:t>
             </w:r>
           </w:p>
         </w:tc>
@@ -4377,7 +5364,7 @@
                 <w:b w:val="0"/>
                 <w:sz w:val="18"/>
               </w:rPr>
-              <w:t>避免返工，一拍多用</w:t>
+              <w:t>判断投入是否值得</w:t>
             </w:r>
           </w:p>
         </w:tc>
@@ -4393,7 +5380,243 @@
                 <w:b w:val="0"/>
                 <w:sz w:val="18"/>
               </w:rPr>
-              <w:t>P5 P6</w:t>
+              <w:t>P6</w:t>
+            </w:r>
+          </w:p>
+        </w:tc>
+      </w:tr>
+      <w:tr>
+        <w:tc>
+          <w:tcPr>
+            <w:tcW w:type="dxa" w:w="1928"/>
+          </w:tcPr>
+          <w:p>
+            <w:r/>
+            <w:r>
+              <w:rPr>
+                <w:b w:val="0"/>
+                <w:sz w:val="18"/>
+              </w:rPr>
+              <w:t>US7</w:t>
+            </w:r>
+          </w:p>
+        </w:tc>
+        <w:tc>
+          <w:tcPr>
+            <w:tcW w:type="dxa" w:w="1928"/>
+          </w:tcPr>
+          <w:p>
+            <w:r/>
+            <w:r>
+              <w:rPr>
+                <w:b w:val="0"/>
+                <w:sz w:val="18"/>
+              </w:rPr>
+              <w:t>场地方</w:t>
+            </w:r>
+          </w:p>
+        </w:tc>
+        <w:tc>
+          <w:tcPr>
+            <w:tcW w:type="dxa" w:w="1928"/>
+          </w:tcPr>
+          <w:p>
+            <w:r/>
+            <w:r>
+              <w:rPr>
+                <w:b w:val="0"/>
+                <w:sz w:val="18"/>
+              </w:rPr>
+              <w:t>工作人员拿一台全景相机按指引走一圈，就能上线或更新区域</w:t>
+            </w:r>
+          </w:p>
+        </w:tc>
+        <w:tc>
+          <w:tcPr>
+            <w:tcW w:type="dxa" w:w="1928"/>
+          </w:tcPr>
+          <w:p>
+            <w:r/>
+            <w:r>
+              <w:rPr>
+                <w:b w:val="0"/>
+                <w:sz w:val="18"/>
+              </w:rPr>
+              <w:t>低成本持续更新</w:t>
+            </w:r>
+          </w:p>
+        </w:tc>
+        <w:tc>
+          <w:tcPr>
+            <w:tcW w:type="dxa" w:w="1928"/>
+          </w:tcPr>
+          <w:p>
+            <w:r/>
+            <w:r>
+              <w:rPr>
+                <w:b w:val="0"/>
+                <w:sz w:val="18"/>
+              </w:rPr>
+              <w:t>P7</w:t>
+            </w:r>
+          </w:p>
+        </w:tc>
+      </w:tr>
+      <w:tr>
+        <w:tc>
+          <w:tcPr>
+            <w:tcW w:type="dxa" w:w="1928"/>
+            <w:shd w:val="clear" w:color="auto" w:fill="F2F7F6"/>
+          </w:tcPr>
+          <w:p>
+            <w:r/>
+            <w:r>
+              <w:rPr>
+                <w:b w:val="0"/>
+                <w:sz w:val="18"/>
+              </w:rPr>
+              <w:t>US8</w:t>
+            </w:r>
+          </w:p>
+        </w:tc>
+        <w:tc>
+          <w:tcPr>
+            <w:tcW w:type="dxa" w:w="1928"/>
+            <w:shd w:val="clear" w:color="auto" w:fill="F2F7F6"/>
+          </w:tcPr>
+          <w:p>
+            <w:r/>
+            <w:r>
+              <w:rPr>
+                <w:b w:val="0"/>
+                <w:sz w:val="18"/>
+              </w:rPr>
+              <w:t>创作者</w:t>
+            </w:r>
+          </w:p>
+        </w:tc>
+        <w:tc>
+          <w:tcPr>
+            <w:tcW w:type="dxa" w:w="1928"/>
+            <w:shd w:val="clear" w:color="auto" w:fill="F2F7F6"/>
+          </w:tcPr>
+          <w:p>
+            <w:r/>
+            <w:r>
+              <w:rPr>
+                <w:b w:val="0"/>
+                <w:sz w:val="18"/>
+              </w:rPr>
+              <w:t>一份全景素材同时导出导览内容、横版和竖版</w:t>
+            </w:r>
+          </w:p>
+        </w:tc>
+        <w:tc>
+          <w:tcPr>
+            <w:tcW w:type="dxa" w:w="1928"/>
+            <w:shd w:val="clear" w:color="auto" w:fill="F2F7F6"/>
+          </w:tcPr>
+          <w:p>
+            <w:r/>
+            <w:r>
+              <w:rPr>
+                <w:b w:val="0"/>
+                <w:sz w:val="18"/>
+              </w:rPr>
+              <w:t>一拍多用</w:t>
+            </w:r>
+          </w:p>
+        </w:tc>
+        <w:tc>
+          <w:tcPr>
+            <w:tcW w:type="dxa" w:w="1928"/>
+            <w:shd w:val="clear" w:color="auto" w:fill="F2F7F6"/>
+          </w:tcPr>
+          <w:p>
+            <w:r/>
+            <w:r>
+              <w:rPr>
+                <w:b w:val="0"/>
+                <w:sz w:val="18"/>
+              </w:rPr>
+              <w:t>P8</w:t>
+            </w:r>
+          </w:p>
+        </w:tc>
+      </w:tr>
+      <w:tr>
+        <w:tc>
+          <w:tcPr>
+            <w:tcW w:type="dxa" w:w="1928"/>
+          </w:tcPr>
+          <w:p>
+            <w:r/>
+            <w:r>
+              <w:rPr>
+                <w:b w:val="0"/>
+                <w:sz w:val="18"/>
+              </w:rPr>
+              <w:t>US9</w:t>
+            </w:r>
+          </w:p>
+        </w:tc>
+        <w:tc>
+          <w:tcPr>
+            <w:tcW w:type="dxa" w:w="1928"/>
+          </w:tcPr>
+          <w:p>
+            <w:r/>
+            <w:r>
+              <w:rPr>
+                <w:b w:val="0"/>
+                <w:sz w:val="18"/>
+              </w:rPr>
+              <w:t>采集者</w:t>
+            </w:r>
+          </w:p>
+        </w:tc>
+        <w:tc>
+          <w:tcPr>
+            <w:tcW w:type="dxa" w:w="1928"/>
+          </w:tcPr>
+          <w:p>
+            <w:r/>
+            <w:r>
+              <w:rPr>
+                <w:b w:val="0"/>
+                <w:sz w:val="18"/>
+              </w:rPr>
+              <w:t>拍摄前后都有清单和质量检查，不合格当场补拍</w:t>
+            </w:r>
+          </w:p>
+        </w:tc>
+        <w:tc>
+          <w:tcPr>
+            <w:tcW w:type="dxa" w:w="1928"/>
+          </w:tcPr>
+          <w:p>
+            <w:r/>
+            <w:r>
+              <w:rPr>
+                <w:b w:val="0"/>
+                <w:sz w:val="18"/>
+              </w:rPr>
+              <w:t>避免返工</w:t>
+            </w:r>
+          </w:p>
+        </w:tc>
+        <w:tc>
+          <w:tcPr>
+            <w:tcW w:type="dxa" w:w="1928"/>
+          </w:tcPr>
+          <w:p>
+            <w:r/>
+            <w:r>
+              <w:rPr>
+                <w:b w:val="0"/>
+                <w:sz w:val="18"/>
+              </w:rPr>
+              <w:t>P7 P8</w:t>
             </w:r>
           </w:p>
         </w:tc>
@@ -4408,7 +5631,7 @@
         <w:rPr>
           <w:b w:val="0"/>
         </w:rPr>
-        <w:t>5.2 KANO 分类</w:t>
+        <w:t>5.2 KANO 需求分类</w:t>
       </w:r>
     </w:p>
     <w:tbl>
@@ -4418,13 +5641,14 @@
         <w:tblLook w:firstColumn="1" w:firstRow="1" w:lastColumn="0" w:lastRow="0" w:noHBand="0" w:noVBand="1" w:val="04A0"/>
       </w:tblPr>
       <w:tblGrid>
-        <w:gridCol w:w="4819"/>
-        <w:gridCol w:w="4819"/>
+        <w:gridCol w:w="3213"/>
+        <w:gridCol w:w="3213"/>
+        <w:gridCol w:w="3213"/>
       </w:tblGrid>
       <w:tr>
         <w:tc>
           <w:tcPr>
-            <w:tcW w:type="dxa" w:w="4819"/>
+            <w:tcW w:type="dxa" w:w="3213"/>
             <w:shd w:val="clear" w:color="auto" w:fill="0F3B40"/>
           </w:tcPr>
           <w:p>
@@ -4441,7 +5665,7 @@
         </w:tc>
         <w:tc>
           <w:tcPr>
-            <w:tcW w:type="dxa" w:w="4819"/>
+            <w:tcW w:type="dxa" w:w="3213"/>
             <w:shd w:val="clear" w:color="auto" w:fill="0F3B40"/>
           </w:tcPr>
           <w:p>
@@ -4456,35 +5680,74 @@
             </w:r>
           </w:p>
         </w:tc>
+        <w:tc>
+          <w:tcPr>
+            <w:tcW w:type="dxa" w:w="3213"/>
+            <w:shd w:val="clear" w:color="auto" w:fill="0F3B40"/>
+          </w:tcPr>
+          <w:p>
+            <w:r/>
+            <w:r>
+              <w:rPr>
+                <w:b/>
+                <w:color w:val="FFFFFF"/>
+                <w:sz w:val="18"/>
+              </w:rPr>
+              <w:t>说明</w:t>
+            </w:r>
+          </w:p>
+        </w:tc>
       </w:tr>
       <w:tr>
         <w:tc>
           <w:tcPr>
-            <w:tcW w:type="dxa" w:w="4819"/>
-          </w:tcPr>
-          <w:p>
-            <w:r/>
-            <w:r>
-              <w:rPr>
-                <w:b w:val="0"/>
+            <w:tcW w:type="dxa" w:w="3213"/>
+          </w:tcPr>
+          <w:p>
+            <w:r/>
+            <w:r>
+              <w:rPr>
+                <w:b/>
                 <w:sz w:val="18"/>
               </w:rPr>
               <w:t>基本型</w:t>
             </w:r>
-          </w:p>
-        </w:tc>
-        <w:tc>
-          <w:tcPr>
-            <w:tcW w:type="dxa" w:w="4819"/>
-          </w:tcPr>
-          <w:p>
-            <w:r/>
-            <w:r>
-              <w:rPr>
-                <w:b w:val="0"/>
-                <w:sz w:val="18"/>
-              </w:rPr>
-              <w:t>信息准确、路线不穿墙、价格透明、无需下载即可打开、不收集隐私</w:t>
+            <w:r>
+              <w:rPr>
+                <w:b w:val="0"/>
+                <w:sz w:val="18"/>
+              </w:rPr>
+              <w:t>（没有就不满意）</w:t>
+            </w:r>
+          </w:p>
+        </w:tc>
+        <w:tc>
+          <w:tcPr>
+            <w:tcW w:type="dxa" w:w="3213"/>
+          </w:tcPr>
+          <w:p>
+            <w:r/>
+            <w:r>
+              <w:rPr>
+                <w:b w:val="0"/>
+                <w:sz w:val="18"/>
+              </w:rPr>
+              <w:t>信息准确、路线不穿墙、价格透明、不收集隐私、页面无需下载即可打开</w:t>
+            </w:r>
+          </w:p>
+        </w:tc>
+        <w:tc>
+          <w:tcPr>
+            <w:tcW w:type="dxa" w:w="3213"/>
+          </w:tcPr>
+          <w:p>
+            <w:r/>
+            <w:r>
+              <w:rPr>
+                <w:b w:val="0"/>
+                <w:sz w:val="18"/>
+              </w:rPr>
+              <w:t>缺一项就会失去信任</w:t>
             </w:r>
           </w:p>
         </w:tc>
@@ -4492,23 +5755,30 @@
       <w:tr>
         <w:tc>
           <w:tcPr>
-            <w:tcW w:type="dxa" w:w="4819"/>
+            <w:tcW w:type="dxa" w:w="3213"/>
             <w:shd w:val="clear" w:color="auto" w:fill="F2F7F6"/>
           </w:tcPr>
           <w:p>
             <w:r/>
             <w:r>
               <w:rPr>
-                <w:b w:val="0"/>
+                <w:b/>
                 <w:sz w:val="18"/>
               </w:rPr>
               <w:t>期望型</w:t>
             </w:r>
-          </w:p>
-        </w:tc>
-        <w:tc>
-          <w:tcPr>
-            <w:tcW w:type="dxa" w:w="4819"/>
+            <w:r>
+              <w:rPr>
+                <w:b w:val="0"/>
+                <w:sz w:val="18"/>
+              </w:rPr>
+              <w:t>（越好越满意）</w:t>
+            </w:r>
+          </w:p>
+        </w:tc>
+        <w:tc>
+          <w:tcPr>
+            <w:tcW w:type="dxa" w:w="3213"/>
             <w:shd w:val="clear" w:color="auto" w:fill="F2F7F6"/>
           </w:tcPr>
           <w:p>
@@ -4518,7 +5788,23 @@
                 <w:b w:val="0"/>
                 <w:sz w:val="18"/>
               </w:rPr>
-              <w:t>多约束行程、三维 / 全景预览、商户数据看板、区域快速上线</w:t>
+              <w:t>多约束行程、三维 / 全景预览、行程卡导出、商户数据看板、快速上线</w:t>
+            </w:r>
+          </w:p>
+        </w:tc>
+        <w:tc>
+          <w:tcPr>
+            <w:tcW w:type="dxa" w:w="3213"/>
+            <w:shd w:val="clear" w:color="auto" w:fill="F2F7F6"/>
+          </w:tcPr>
+          <w:p>
+            <w:r/>
+            <w:r>
+              <w:rPr>
+                <w:b w:val="0"/>
+                <w:sz w:val="18"/>
+              </w:rPr>
+              <w:t>与竞品拉开差距的主要维度</w:t>
             </w:r>
           </w:p>
         </w:tc>
@@ -4526,31 +5812,53 @@
       <w:tr>
         <w:tc>
           <w:tcPr>
-            <w:tcW w:type="dxa" w:w="4819"/>
-          </w:tcPr>
-          <w:p>
-            <w:r/>
-            <w:r>
-              <w:rPr>
-                <w:b w:val="0"/>
+            <w:tcW w:type="dxa" w:w="3213"/>
+          </w:tcPr>
+          <w:p>
+            <w:r/>
+            <w:r>
+              <w:rPr>
+                <w:b/>
                 <w:sz w:val="18"/>
               </w:rPr>
               <w:t>兴奋型</w:t>
             </w:r>
-          </w:p>
-        </w:tc>
-        <w:tc>
-          <w:tcPr>
-            <w:tcW w:type="dxa" w:w="4819"/>
-          </w:tcPr>
-          <w:p>
-            <w:r/>
-            <w:r>
-              <w:rPr>
-                <w:b w:val="0"/>
-                <w:sz w:val="18"/>
-              </w:rPr>
-              <w:t>点击站点镜头“飞”到门面；昼夜光影随时间变化；语音朗读行程</w:t>
+            <w:r>
+              <w:rPr>
+                <w:b w:val="0"/>
+                <w:sz w:val="18"/>
+              </w:rPr>
+              <w:t>（超出预期）</w:t>
+            </w:r>
+          </w:p>
+        </w:tc>
+        <w:tc>
+          <w:tcPr>
+            <w:tcW w:type="dxa" w:w="3213"/>
+          </w:tcPr>
+          <w:p>
+            <w:r/>
+            <w:r>
+              <w:rPr>
+                <w:b w:val="0"/>
+                <w:sz w:val="18"/>
+              </w:rPr>
+              <w:t>点击站点“飞”到门面视角；夜景 / 光影随时间变化；全景一键再取景为竖版宣传图；语音朗读行程</w:t>
+            </w:r>
+          </w:p>
+        </w:tc>
+        <w:tc>
+          <w:tcPr>
+            <w:tcW w:type="dxa" w:w="3213"/>
+          </w:tcPr>
+          <w:p>
+            <w:r/>
+            <w:r>
+              <w:rPr>
+                <w:b w:val="0"/>
+                <w:sz w:val="18"/>
+              </w:rPr>
+              <w:t>用于演示记忆点</w:t>
             </w:r>
           </w:p>
         </w:tc>
@@ -4558,23 +5866,30 @@
       <w:tr>
         <w:tc>
           <w:tcPr>
-            <w:tcW w:type="dxa" w:w="4819"/>
+            <w:tcW w:type="dxa" w:w="3213"/>
             <w:shd w:val="clear" w:color="auto" w:fill="F2F7F6"/>
           </w:tcPr>
           <w:p>
             <w:r/>
             <w:r>
               <w:rPr>
-                <w:b w:val="0"/>
-                <w:sz w:val="18"/>
-              </w:rPr>
-              <w:t>反向型（明确不做）</w:t>
-            </w:r>
-          </w:p>
-        </w:tc>
-        <w:tc>
-          <w:tcPr>
-            <w:tcW w:type="dxa" w:w="4819"/>
+                <w:b/>
+                <w:sz w:val="18"/>
+              </w:rPr>
+              <w:t>反向型</w:t>
+            </w:r>
+            <w:r>
+              <w:rPr>
+                <w:b w:val="0"/>
+                <w:sz w:val="18"/>
+              </w:rPr>
+              <w:t>（有了反而不满）</w:t>
+            </w:r>
+          </w:p>
+        </w:tc>
+        <w:tc>
+          <w:tcPr>
+            <w:tcW w:type="dxa" w:w="3213"/>
             <w:shd w:val="clear" w:color="auto" w:fill="F2F7F6"/>
           </w:tcPr>
           <w:p>
@@ -4585,6 +5900,22 @@
                 <w:sz w:val="18"/>
               </w:rPr>
               <w:t>AI 编造菜品、过敏原或营业时间；强制注册；无关推送</w:t>
+            </w:r>
+          </w:p>
+        </w:tc>
+        <w:tc>
+          <w:tcPr>
+            <w:tcW w:type="dxa" w:w="3213"/>
+            <w:shd w:val="clear" w:color="auto" w:fill="F2F7F6"/>
+          </w:tcPr>
+          <w:p>
+            <w:r/>
+            <w:r>
+              <w:rPr>
+                <w:b/>
+                <w:sz w:val="18"/>
+              </w:rPr>
+              <w:t>明确不做</w:t>
             </w:r>
           </w:p>
         </w:tc>
@@ -4599,7 +5930,7 @@
         <w:rPr>
           <w:b w:val="0"/>
         </w:rPr>
-        <w:t>5.3 需求—代码追溯</w:t>
+        <w:t>5.3 功能需求与实现状态（需求—代码追溯）</w:t>
       </w:r>
     </w:p>
     <w:p>
@@ -4607,7 +5938,7 @@
         <w:rPr>
           <w:b w:val="0"/>
         </w:rPr>
-        <w:t>依据仓库当前代码核对。● 已实现并可运行　○ 待完成 / 待联调</w:t>
+        <w:t>以下状态依据仓库当前代码核对。图例：● 已实现并可运行　○ 待完成 / 待联调。</w:t>
       </w:r>
     </w:p>
     <w:tbl>
@@ -4687,7 +6018,7 @@
                 <w:color w:val="FFFFFF"/>
                 <w:sz w:val="18"/>
               </w:rPr>
-              <w:t>状态</w:t>
+              <w:t>当前状态</w:t>
             </w:r>
           </w:p>
         </w:tc>
@@ -4704,7 +6035,7 @@
                 <w:b w:val="0"/>
                 <w:sz w:val="18"/>
               </w:rPr>
-              <w:t>US5 US6</w:t>
+              <w:t>US7 US9</w:t>
             </w:r>
           </w:p>
         </w:tc>
@@ -4716,10 +6047,17 @@
             <w:r/>
             <w:r>
               <w:rPr>
-                <w:b w:val="0"/>
-                <w:sz w:val="18"/>
-              </w:rPr>
-              <w:t>影像工作台六步：准备 → 采集 → 导入 → 处理 → 校准 → 交付；指引、检查项、计时、清单导出</w:t>
+                <w:b/>
+                <w:sz w:val="18"/>
+              </w:rPr>
+              <w:t>影像工作台</w:t>
+            </w:r>
+            <w:r>
+              <w:rPr>
+                <w:b w:val="0"/>
+                <w:sz w:val="18"/>
+              </w:rPr>
+              <w:t>六步：准备 → 采集 → 导入 → 处理 → 校准 → 交付；现场指引、检查项、计时、清单导出</w:t>
             </w:r>
           </w:p>
         </w:tc>
@@ -4750,7 +6088,7 @@
                 <w:b w:val="0"/>
                 <w:sz w:val="18"/>
               </w:rPr>
-              <w:t>●</w:t>
+              <w:t>● 可运行</w:t>
             </w:r>
           </w:p>
         </w:tc>
@@ -4768,7 +6106,7 @@
                 <w:b w:val="0"/>
                 <w:sz w:val="18"/>
               </w:rPr>
-              <w:t>US5</w:t>
+              <w:t>US7</w:t>
             </w:r>
           </w:p>
         </w:tc>
@@ -4784,7 +6122,7 @@
                 <w:b w:val="0"/>
                 <w:sz w:val="18"/>
               </w:rPr>
-              <w:t>相机 OSC 直连：状态 / 开始 / 停止录像，命令串行、错误显式返回</w:t>
+              <w:t>相机直连：OSC 状态查询 / 开始 / 停止录像，命令串行、错误显式返回</w:t>
             </w:r>
           </w:p>
         </w:tc>
@@ -4803,6 +6141,21 @@
               </w:rPr>
               <w:t>bridge/osc.mjs</w:t>
             </w:r>
+            <w:r>
+              <w:rPr>
+                <w:b w:val="0"/>
+                <w:sz w:val="18"/>
+              </w:rPr>
+              <w:t xml:space="preserve"> </w:t>
+            </w:r>
+            <w:r>
+              <w:rPr>
+                <w:rFonts w:ascii="Consolas" w:hAnsi="Consolas" w:eastAsia="微软雅黑"/>
+                <w:b w:val="0"/>
+                <w:sz w:val="18"/>
+              </w:rPr>
+              <w:t>bridge/server.mjs</w:t>
+            </w:r>
           </w:p>
         </w:tc>
         <w:tc>
@@ -4817,7 +6170,7 @@
                 <w:b w:val="0"/>
                 <w:sz w:val="18"/>
               </w:rPr>
-              <w:t>● 协议与测试；○ X4 Air 实机联调</w:t>
+              <w:t>● 协议实现 + 测试；○ 待 X4 Air 实机联调</w:t>
             </w:r>
           </w:p>
         </w:tc>
@@ -4834,7 +6187,7 @@
                 <w:b w:val="0"/>
                 <w:sz w:val="18"/>
               </w:rPr>
-              <w:t>US5</w:t>
+              <w:t>US7</w:t>
             </w:r>
           </w:p>
         </w:tc>
@@ -4849,7 +6202,7 @@
                 <w:b w:val="0"/>
                 <w:sz w:val="18"/>
               </w:rPr>
-              <w:t>云端素材：鉴权上传、SQLite WAL、任务队列、FFmpeg 检查与 ERP 抽帧</w:t>
+              <w:t>云端素材服务：鉴权上传、SQLite WAL、任务队列、FFmpeg 检查、ERP 视频抽帧</w:t>
             </w:r>
           </w:p>
         </w:tc>
@@ -4895,7 +6248,7 @@
                 <w:b w:val="0"/>
                 <w:sz w:val="18"/>
               </w:rPr>
-              <w:t>●</w:t>
+              <w:t>● 可运行 + 测试</w:t>
             </w:r>
           </w:p>
         </w:tc>
@@ -4913,7 +6266,7 @@
                 <w:b w:val="0"/>
                 <w:sz w:val="18"/>
               </w:rPr>
-              <w:t>US2</w:t>
+              <w:t>US2 US8</w:t>
             </w:r>
           </w:p>
         </w:tc>
@@ -4929,7 +6282,7 @@
                 <w:b w:val="0"/>
                 <w:sz w:val="18"/>
               </w:rPr>
-              <w:t>三场地三维场景、24 小时光照、门面视角、全景浏览与 3DGS（PLY/SPZ）导入</w:t>
+              <w:t>三维场景：三场地参考建模、24 小时光照、夜景、水幕、街景视角</w:t>
             </w:r>
           </w:p>
         </w:tc>
@@ -4961,7 +6314,22 @@
                 <w:b w:val="0"/>
                 <w:sz w:val="18"/>
               </w:rPr>
-              <w:t>src/workbench.js</w:t>
+              <w:t>src/scenes/*</w:t>
+            </w:r>
+            <w:r>
+              <w:rPr>
+                <w:b w:val="0"/>
+                <w:sz w:val="18"/>
+              </w:rPr>
+              <w:t xml:space="preserve"> </w:t>
+            </w:r>
+            <w:r>
+              <w:rPr>
+                <w:rFonts w:ascii="Consolas" w:hAnsi="Consolas" w:eastAsia="微软雅黑"/>
+                <w:b w:val="0"/>
+                <w:sz w:val="18"/>
+              </w:rPr>
+              <w:t>src/environment.js</w:t>
             </w:r>
           </w:p>
         </w:tc>
@@ -4977,7 +6345,7 @@
                 <w:b w:val="0"/>
                 <w:sz w:val="18"/>
               </w:rPr>
-              <w:t>●（全景为合成样例，已标注）</w:t>
+              <w:t>● 可运行</w:t>
             </w:r>
           </w:p>
         </w:tc>
@@ -4994,7 +6362,7 @@
                 <w:b w:val="0"/>
                 <w:sz w:val="18"/>
               </w:rPr>
-              <w:t>US1 US3</w:t>
+              <w:t>US2 US8</w:t>
             </w:r>
           </w:p>
         </w:tc>
@@ -5009,7 +6377,7 @@
                 <w:b w:val="0"/>
                 <w:sz w:val="18"/>
               </w:rPr>
-              <w:t>本地意图识别 + 人数 / 预算 / 时长 / 少爬山 / 素食约束；过敏类问题拒答</w:t>
+              <w:t>2:1 全景浏览、拖动再取景、横版 / 竖版导出；Gaussian PLY / SPZ / SPLAT 导入预览</w:t>
             </w:r>
           </w:p>
         </w:tc>
@@ -5025,7 +6393,14 @@
                 <w:b w:val="0"/>
                 <w:sz w:val="18"/>
               </w:rPr>
-              <w:t>src/recommendations.js</w:t>
+              <w:t>src/workbench.js</w:t>
+            </w:r>
+            <w:r>
+              <w:rPr>
+                <w:b w:val="0"/>
+                <w:sz w:val="18"/>
+              </w:rPr>
+              <w:t xml:space="preserve"> + Spark 2.2</w:t>
             </w:r>
           </w:p>
         </w:tc>
@@ -5040,7 +6415,7 @@
                 <w:b w:val="0"/>
                 <w:sz w:val="18"/>
               </w:rPr>
-              <w:t>●</w:t>
+              <w:t>● 可运行（样例为合成全景，已标注非实拍）</w:t>
             </w:r>
           </w:p>
         </w:tc>
@@ -5074,7 +6449,7 @@
                 <w:b w:val="0"/>
                 <w:sz w:val="18"/>
               </w:rPr>
-              <w:t>服务端大模型适配器：只接受目录内方案 ID，密钥不下发浏览器</w:t>
+              <w:t>本地意图识别（朴素贝叶斯）+ 人数 / 预算 / 时长 / 少爬山 / 素食约束过滤；过敏类问题主动拒答</w:t>
             </w:r>
           </w:p>
         </w:tc>
@@ -5091,7 +6466,7 @@
                 <w:b w:val="0"/>
                 <w:sz w:val="18"/>
               </w:rPr>
-              <w:t>server/assistant.mjs</w:t>
+              <w:t>src/recommendations.js</w:t>
             </w:r>
           </w:p>
         </w:tc>
@@ -5107,7 +6482,7 @@
                 <w:b w:val="0"/>
                 <w:sz w:val="18"/>
               </w:rPr>
-              <w:t>● 已实现；○ 待配置模型验收</w:t>
+              <w:t>● 可运行 + 测试</w:t>
             </w:r>
           </w:p>
         </w:tc>
@@ -5124,7 +6499,7 @@
                 <w:b w:val="0"/>
                 <w:sz w:val="18"/>
               </w:rPr>
-              <w:t>US2</w:t>
+              <w:t>US1 US3</w:t>
             </w:r>
           </w:p>
         </w:tc>
@@ -5139,7 +6514,7 @@
                 <w:b w:val="0"/>
                 <w:sz w:val="18"/>
               </w:rPr>
-              <w:t>通道图最短路径，不直线穿越建筑</w:t>
+              <w:t>实时大模型适配器：服务端调用，只接受目录内方案 ID，两路并发、25 秒超时，密钥不下发浏览器</w:t>
             </w:r>
           </w:p>
         </w:tc>
@@ -5155,22 +6530,7 @@
                 <w:b w:val="0"/>
                 <w:sz w:val="18"/>
               </w:rPr>
-              <w:t>src/journeys.js</w:t>
-            </w:r>
-            <w:r>
-              <w:rPr>
-                <w:b w:val="0"/>
-                <w:sz w:val="18"/>
-              </w:rPr>
-              <w:t xml:space="preserve"> </w:t>
-            </w:r>
-            <w:r>
-              <w:rPr>
-                <w:rFonts w:ascii="Consolas" w:hAnsi="Consolas" w:eastAsia="微软雅黑"/>
-                <w:b w:val="0"/>
-                <w:sz w:val="18"/>
-              </w:rPr>
-              <w:t>src/routing.js</w:t>
+              <w:t>server/assistant.mjs</w:t>
             </w:r>
           </w:p>
         </w:tc>
@@ -5185,7 +6545,7 @@
                 <w:b w:val="0"/>
                 <w:sz w:val="18"/>
               </w:rPr>
-              <w:t>●</w:t>
+              <w:t>● 已实现；○ 待配置模型验收</w:t>
             </w:r>
           </w:p>
         </w:tc>
@@ -5203,7 +6563,7 @@
                 <w:b w:val="0"/>
                 <w:sz w:val="18"/>
               </w:rPr>
-              <w:t>US4</w:t>
+              <w:t>US2</w:t>
             </w:r>
           </w:p>
         </w:tc>
@@ -5219,7 +6579,7 @@
                 <w:b w:val="0"/>
                 <w:sz w:val="18"/>
               </w:rPr>
-              <w:t>领券、幂等核销、商家看板与导出</w:t>
+              <w:t>路径规划：按通道图最短路径串联站点，不直线穿越建筑</w:t>
             </w:r>
           </w:p>
         </w:tc>
@@ -5236,7 +6596,22 @@
                 <w:b w:val="0"/>
                 <w:sz w:val="18"/>
               </w:rPr>
-              <w:t>src/commerce.js</w:t>
+              <w:t>src/journeys.js</w:t>
+            </w:r>
+            <w:r>
+              <w:rPr>
+                <w:b w:val="0"/>
+                <w:sz w:val="18"/>
+              </w:rPr>
+              <w:t xml:space="preserve"> </w:t>
+            </w:r>
+            <w:r>
+              <w:rPr>
+                <w:rFonts w:ascii="Consolas" w:hAnsi="Consolas" w:eastAsia="微软雅黑"/>
+                <w:b w:val="0"/>
+                <w:sz w:val="18"/>
+              </w:rPr>
+              <w:t>src/routing.js</w:t>
             </w:r>
           </w:p>
         </w:tc>
@@ -5252,7 +6627,7 @@
                 <w:b w:val="0"/>
                 <w:sz w:val="18"/>
               </w:rPr>
-              <w:t>● 沙盘；○ 生产级账本</w:t>
+              <w:t>● 可运行 + 测试</w:t>
             </w:r>
           </w:p>
         </w:tc>
@@ -5269,7 +6644,7 @@
                 <w:b w:val="0"/>
                 <w:sz w:val="18"/>
               </w:rPr>
-              <w:t>US4</w:t>
+              <w:t>US4 US6</w:t>
             </w:r>
           </w:p>
         </w:tc>
@@ -5284,7 +6659,7 @@
                 <w:b w:val="0"/>
                 <w:sz w:val="18"/>
               </w:rPr>
-              <w:t>菜牌 / 门头多模态识别 → 原图证据 → 人工确认 → 绑定点位</w:t>
+              <w:t>领券、核销（幂等）、商家看板与导出</w:t>
             </w:r>
           </w:p>
         </w:tc>
@@ -5296,10 +6671,11 @@
             <w:r/>
             <w:r>
               <w:rPr>
-                <w:b w:val="0"/>
-                <w:sz w:val="18"/>
-              </w:rPr>
-              <w:t>规划中</w:t>
+                <w:rFonts w:ascii="Consolas" w:hAnsi="Consolas" w:eastAsia="微软雅黑"/>
+                <w:b w:val="0"/>
+                <w:sz w:val="18"/>
+              </w:rPr>
+              <w:t>src/commerce.js</w:t>
             </w:r>
           </w:p>
         </w:tc>
@@ -5314,7 +6690,7 @@
                 <w:b w:val="0"/>
                 <w:sz w:val="18"/>
               </w:rPr>
-              <w:t>○ 拟用千问多模态</w:t>
+              <w:t>● 沙盘可运行；○ 生产级账本待建</w:t>
             </w:r>
           </w:p>
         </w:tc>
@@ -5348,7 +6724,7 @@
                 <w:b w:val="0"/>
                 <w:sz w:val="18"/>
               </w:rPr>
-              <w:t>原生 Camera / Media SDK、GPU 3DGS 训练</w:t>
+              <w:t>菜牌 / 门头 AI 识别 → 原图证据 → 人工确认 → 绑定点位</w:t>
             </w:r>
           </w:p>
         </w:tc>
@@ -5364,7 +6740,15 @@
                 <w:b w:val="0"/>
                 <w:sz w:val="18"/>
               </w:rPr>
-              <w:t>接口边界已设计</w:t>
+              <w:t xml:space="preserve">规划见 </w:t>
+            </w:r>
+            <w:r>
+              <w:rPr>
+                <w:rFonts w:ascii="Consolas" w:hAnsi="Consolas" w:eastAsia="微软雅黑"/>
+                <w:b w:val="0"/>
+                <w:sz w:val="18"/>
+              </w:rPr>
+              <w:t>docs/SDK与重建接入方案.md</w:t>
             </w:r>
           </w:p>
         </w:tc>
@@ -5380,7 +6764,69 @@
                 <w:b w:val="0"/>
                 <w:sz w:val="18"/>
               </w:rPr>
-              <w:t>○ 待赛方资源</w:t>
+              <w:t>○ 规划中（拟用千问多模态）</w:t>
+            </w:r>
+          </w:p>
+        </w:tc>
+      </w:tr>
+      <w:tr>
+        <w:tc>
+          <w:tcPr>
+            <w:tcW w:type="dxa" w:w="2409"/>
+          </w:tcPr>
+          <w:p>
+            <w:r/>
+            <w:r>
+              <w:rPr>
+                <w:b w:val="0"/>
+                <w:sz w:val="18"/>
+              </w:rPr>
+              <w:t>US7</w:t>
+            </w:r>
+          </w:p>
+        </w:tc>
+        <w:tc>
+          <w:tcPr>
+            <w:tcW w:type="dxa" w:w="2409"/>
+          </w:tcPr>
+          <w:p>
+            <w:r/>
+            <w:r>
+              <w:rPr>
+                <w:b w:val="0"/>
+                <w:sz w:val="18"/>
+              </w:rPr>
+              <w:t>原生 Camera / Media SDK、GPU 3DGS 训练</w:t>
+            </w:r>
+          </w:p>
+        </w:tc>
+        <w:tc>
+          <w:tcPr>
+            <w:tcW w:type="dxa" w:w="2409"/>
+          </w:tcPr>
+          <w:p>
+            <w:r/>
+            <w:r>
+              <w:rPr>
+                <w:b w:val="0"/>
+                <w:sz w:val="18"/>
+              </w:rPr>
+              <w:t>接口边界已设计</w:t>
+            </w:r>
+          </w:p>
+        </w:tc>
+        <w:tc>
+          <w:tcPr>
+            <w:tcW w:type="dxa" w:w="2409"/>
+          </w:tcPr>
+          <w:p>
+            <w:r/>
+            <w:r>
+              <w:rPr>
+                <w:b w:val="0"/>
+                <w:sz w:val="18"/>
+              </w:rPr>
+              <w:t>○ 待赛方 SDK 与 GPU 资源</w:t>
             </w:r>
           </w:p>
         </w:tc>
@@ -5405,13 +6851,14 @@
         <w:tblLook w:firstColumn="1" w:firstRow="1" w:lastColumn="0" w:lastRow="0" w:noHBand="0" w:noVBand="1" w:val="04A0"/>
       </w:tblPr>
       <w:tblGrid>
-        <w:gridCol w:w="4819"/>
-        <w:gridCol w:w="4819"/>
+        <w:gridCol w:w="3213"/>
+        <w:gridCol w:w="3213"/>
+        <w:gridCol w:w="3213"/>
       </w:tblGrid>
       <w:tr>
         <w:tc>
           <w:tcPr>
-            <w:tcW w:type="dxa" w:w="4819"/>
+            <w:tcW w:type="dxa" w:w="3213"/>
             <w:shd w:val="clear" w:color="auto" w:fill="0F3B40"/>
           </w:tcPr>
           <w:p>
@@ -5428,7 +6875,7 @@
         </w:tc>
         <w:tc>
           <w:tcPr>
-            <w:tcW w:type="dxa" w:w="4819"/>
+            <w:tcW w:type="dxa" w:w="3213"/>
             <w:shd w:val="clear" w:color="auto" w:fill="0F3B40"/>
           </w:tcPr>
           <w:p>
@@ -5439,7 +6886,24 @@
                 <w:color w:val="FFFFFF"/>
                 <w:sz w:val="18"/>
               </w:rPr>
-              <w:t>要求与设计</w:t>
+              <w:t>要求</w:t>
+            </w:r>
+          </w:p>
+        </w:tc>
+        <w:tc>
+          <w:tcPr>
+            <w:tcW w:type="dxa" w:w="3213"/>
+            <w:shd w:val="clear" w:color="auto" w:fill="0F3B40"/>
+          </w:tcPr>
+          <w:p>
+            <w:r/>
+            <w:r>
+              <w:rPr>
+                <w:b/>
+                <w:color w:val="FFFFFF"/>
+                <w:sz w:val="18"/>
+              </w:rPr>
+              <w:t>设计对应</w:t>
             </w:r>
           </w:p>
         </w:tc>
@@ -5447,7 +6911,7 @@
       <w:tr>
         <w:tc>
           <w:tcPr>
-            <w:tcW w:type="dxa" w:w="4819"/>
+            <w:tcW w:type="dxa" w:w="3213"/>
           </w:tcPr>
           <w:p>
             <w:r/>
@@ -5462,16 +6926,31 @@
         </w:tc>
         <w:tc>
           <w:tcPr>
-            <w:tcW w:type="dxa" w:w="4819"/>
-          </w:tcPr>
-          <w:p>
-            <w:r/>
-            <w:r>
-              <w:rPr>
-                <w:b w:val="0"/>
-                <w:sz w:val="18"/>
-              </w:rPr>
-              <w:t>AI 输出只能引用已审核目录 ID，服务端校验；不推断过敏原、克重、热量</w:t>
+            <w:tcW w:type="dxa" w:w="3213"/>
+          </w:tcPr>
+          <w:p>
+            <w:r/>
+            <w:r>
+              <w:rPr>
+                <w:b w:val="0"/>
+                <w:sz w:val="18"/>
+              </w:rPr>
+              <w:t>AI 输出只能引用已审核的目录 ID；不推断过敏原、克重、热量</w:t>
+            </w:r>
+          </w:p>
+        </w:tc>
+        <w:tc>
+          <w:tcPr>
+            <w:tcW w:type="dxa" w:w="3213"/>
+          </w:tcPr>
+          <w:p>
+            <w:r/>
+            <w:r>
+              <w:rPr>
+                <w:b w:val="0"/>
+                <w:sz w:val="18"/>
+              </w:rPr>
+              <w:t>服务端校验方案 ID；本地模型遇过敏问题拒答</w:t>
             </w:r>
           </w:p>
         </w:tc>
@@ -5479,7 +6958,7 @@
       <w:tr>
         <w:tc>
           <w:tcPr>
-            <w:tcW w:type="dxa" w:w="4819"/>
+            <w:tcW w:type="dxa" w:w="3213"/>
             <w:shd w:val="clear" w:color="auto" w:fill="F2F7F6"/>
           </w:tcPr>
           <w:p>
@@ -5495,7 +6974,7 @@
         </w:tc>
         <w:tc>
           <w:tcPr>
-            <w:tcW w:type="dxa" w:w="4819"/>
+            <w:tcW w:type="dxa" w:w="3213"/>
             <w:shd w:val="clear" w:color="auto" w:fill="F2F7F6"/>
           </w:tcPr>
           <w:p>
@@ -5505,7 +6984,23 @@
                 <w:b w:val="0"/>
                 <w:sz w:val="18"/>
               </w:rPr>
-              <w:t>路人人脸发布前模糊；访问密钥不进入前端 bundle、localStorage 或日志</w:t>
+              <w:t>公共空间采集会拍到路人，必须可脱敏；密钥不进入前端</w:t>
+            </w:r>
+          </w:p>
+        </w:tc>
+        <w:tc>
+          <w:tcPr>
+            <w:tcW w:type="dxa" w:w="3213"/>
+            <w:shd w:val="clear" w:color="auto" w:fill="F2F7F6"/>
+          </w:tcPr>
+          <w:p>
+            <w:r/>
+            <w:r>
+              <w:rPr>
+                <w:b w:val="0"/>
+                <w:sz w:val="18"/>
+              </w:rPr>
+              <w:t>访问密钥不写 bundle / localStorage / 日志；人脸模糊列入发布前流程</w:t>
             </w:r>
           </w:p>
         </w:tc>
@@ -5513,7 +7008,7 @@
       <w:tr>
         <w:tc>
           <w:tcPr>
-            <w:tcW w:type="dxa" w:w="4819"/>
+            <w:tcW w:type="dxa" w:w="3213"/>
           </w:tcPr>
           <w:p>
             <w:r/>
@@ -5528,16 +7023,31 @@
         </w:tc>
         <w:tc>
           <w:tcPr>
-            <w:tcW w:type="dxa" w:w="4819"/>
-          </w:tcPr>
-          <w:p>
-            <w:r/>
-            <w:r>
-              <w:rPr>
-                <w:b w:val="0"/>
-                <w:sz w:val="18"/>
-              </w:rPr>
-              <w:t>网页零下载；3DGS 懒加载，弱网降级为全景浏览</w:t>
+            <w:tcW w:type="dxa" w:w="3213"/>
+          </w:tcPr>
+          <w:p>
+            <w:r/>
+            <w:r>
+              <w:rPr>
+                <w:b w:val="0"/>
+                <w:sz w:val="18"/>
+              </w:rPr>
+              <w:t>游客零下载、网页即开；弱网可降级为全景浏览</w:t>
+            </w:r>
+          </w:p>
+        </w:tc>
+        <w:tc>
+          <w:tcPr>
+            <w:tcW w:type="dxa" w:w="3213"/>
+          </w:tcPr>
+          <w:p>
+            <w:r/>
+            <w:r>
+              <w:rPr>
+                <w:b w:val="0"/>
+                <w:sz w:val="18"/>
+              </w:rPr>
+              <w:t>Vite 静态站点；3DGS 懒加载，全景降级</w:t>
             </w:r>
           </w:p>
         </w:tc>
@@ -5545,7 +7055,7 @@
       <w:tr>
         <w:tc>
           <w:tcPr>
-            <w:tcW w:type="dxa" w:w="4819"/>
+            <w:tcW w:type="dxa" w:w="3213"/>
             <w:shd w:val="clear" w:color="auto" w:fill="F2F7F6"/>
           </w:tcPr>
           <w:p>
@@ -5555,13 +7065,13 @@
                 <w:b w:val="0"/>
                 <w:sz w:val="18"/>
               </w:rPr>
-              <w:t>可维护</w:t>
-            </w:r>
-          </w:p>
-        </w:tc>
-        <w:tc>
-          <w:tcPr>
-            <w:tcW w:type="dxa" w:w="4819"/>
+              <w:t>性能</w:t>
+            </w:r>
+          </w:p>
+        </w:tc>
+        <w:tc>
+          <w:tcPr>
+            <w:tcW w:type="dxa" w:w="3213"/>
             <w:shd w:val="clear" w:color="auto" w:fill="F2F7F6"/>
           </w:tcPr>
           <w:p>
@@ -5571,22 +7081,23 @@
                 <w:b w:val="0"/>
                 <w:sz w:val="18"/>
               </w:rPr>
-              <w:t xml:space="preserve">场景清单以 </w:t>
-            </w:r>
-            <w:r>
-              <w:rPr>
-                <w:rFonts w:ascii="Consolas" w:hAnsi="Consolas" w:eastAsia="微软雅黑"/>
-                <w:b w:val="0"/>
-                <w:sz w:val="18"/>
-              </w:rPr>
-              <w:t>sceneId + anchorId + menuVersion</w:t>
-            </w:r>
-            <w:r>
-              <w:rPr>
-                <w:b w:val="0"/>
-                <w:sz w:val="18"/>
-              </w:rPr>
-              <w:t xml:space="preserve"> 分离配准与内容，局部更新无需重拍</w:t>
+              <w:t>首屏快；大素材不阻塞</w:t>
+            </w:r>
+          </w:p>
+        </w:tc>
+        <w:tc>
+          <w:tcPr>
+            <w:tcW w:type="dxa" w:w="3213"/>
+            <w:shd w:val="clear" w:color="auto" w:fill="F2F7F6"/>
+          </w:tcPr>
+          <w:p>
+            <w:r/>
+            <w:r>
+              <w:rPr>
+                <w:b w:val="0"/>
+                <w:sz w:val="18"/>
+              </w:rPr>
+              <w:t>Spark 动态导入；非当前场景延迟构建；云端上传限 512 MB</w:t>
             </w:r>
           </w:p>
         </w:tc>
@@ -5594,7 +7105,70 @@
       <w:tr>
         <w:tc>
           <w:tcPr>
-            <w:tcW w:type="dxa" w:w="4819"/>
+            <w:tcW w:type="dxa" w:w="3213"/>
+          </w:tcPr>
+          <w:p>
+            <w:r/>
+            <w:r>
+              <w:rPr>
+                <w:b w:val="0"/>
+                <w:sz w:val="18"/>
+              </w:rPr>
+              <w:t>可维护</w:t>
+            </w:r>
+          </w:p>
+        </w:tc>
+        <w:tc>
+          <w:tcPr>
+            <w:tcW w:type="dxa" w:w="3213"/>
+          </w:tcPr>
+          <w:p>
+            <w:r/>
+            <w:r>
+              <w:rPr>
+                <w:b w:val="0"/>
+                <w:sz w:val="18"/>
+              </w:rPr>
+              <w:t>局部区域可替换更新，不必全量重拍</w:t>
+            </w:r>
+          </w:p>
+        </w:tc>
+        <w:tc>
+          <w:tcPr>
+            <w:tcW w:type="dxa" w:w="3213"/>
+          </w:tcPr>
+          <w:p>
+            <w:r/>
+            <w:r>
+              <w:rPr>
+                <w:b w:val="0"/>
+                <w:sz w:val="18"/>
+              </w:rPr>
+              <w:t xml:space="preserve">场景清单 </w:t>
+            </w:r>
+            <w:r>
+              <w:rPr>
+                <w:rFonts w:ascii="Consolas" w:hAnsi="Consolas" w:eastAsia="微软雅黑"/>
+                <w:b w:val="0"/>
+                <w:sz w:val="18"/>
+              </w:rPr>
+              <w:t>sceneId + anchorId + menuVersion</w:t>
+            </w:r>
+            <w:r>
+              <w:rPr>
+                <w:b w:val="0"/>
+                <w:sz w:val="18"/>
+              </w:rPr>
+              <w:t xml:space="preserve"> 分离配准与内容</w:t>
+            </w:r>
+          </w:p>
+        </w:tc>
+      </w:tr>
+      <w:tr>
+        <w:tc>
+          <w:tcPr>
+            <w:tcW w:type="dxa" w:w="3213"/>
+            <w:shd w:val="clear" w:color="auto" w:fill="F2F7F6"/>
           </w:tcPr>
           <w:p>
             <w:r/>
@@ -5609,7 +7183,24 @@
         </w:tc>
         <w:tc>
           <w:tcPr>
-            <w:tcW w:type="dxa" w:w="4819"/>
+            <w:tcW w:type="dxa" w:w="3213"/>
+            <w:shd w:val="clear" w:color="auto" w:fill="F2F7F6"/>
+          </w:tcPr>
+          <w:p>
+            <w:r/>
+            <w:r>
+              <w:rPr>
+                <w:b w:val="0"/>
+                <w:sz w:val="18"/>
+              </w:rPr>
+              <w:t>演示数据与真实数据明确区分</w:t>
+            </w:r>
+          </w:p>
+        </w:tc>
+        <w:tc>
+          <w:tcPr>
+            <w:tcW w:type="dxa" w:w="3213"/>
+            <w:shd w:val="clear" w:color="auto" w:fill="F2F7F6"/>
           </w:tcPr>
           <w:p>
             <w:r/>
@@ -5650,7 +7241,7 @@
         <w:rPr>
           <w:b w:val="0"/>
         </w:rPr>
-        <w:t>：空间预览、一句话可信行程、路径高亮、领券核销、影像工作台</w:t>
+        <w:t>：三维 / 全景空间预览、一句话 AI 行程（带约束与拒答）、路径高亮、领券核销闭环、影像工作台采集流程</w:t>
       </w:r>
     </w:p>
     <w:p>
@@ -5667,7 +7258,7 @@
         <w:rPr>
           <w:b w:val="0"/>
         </w:rPr>
-        <w:t>：X4 Air 实拍替换合成样例、真实大模型接入</w:t>
+        <w:t>：X4 Air 实拍全景替换合成样例、真实大模型接入、商户看板导出</w:t>
       </w:r>
     </w:p>
     <w:p>
@@ -5684,7 +7275,7 @@
         <w:rPr>
           <w:b w:val="0"/>
         </w:rPr>
-        <w:t>：3DGS 小场景重建、菜牌多模态识别</w:t>
+        <w:t>：3DGS 小场景重建、菜牌多模态识别、语音讲解</w:t>
       </w:r>
     </w:p>
     <w:p>
@@ -5695,13 +7286,13 @@
         <w:rPr>
           <w:b/>
         </w:rPr>
-        <w:t>Won't（本期）</w:t>
+        <w:t>Won't（本期不做）</w:t>
       </w:r>
       <w:r>
         <w:rPr>
           <w:b w:val="0"/>
         </w:rPr>
-        <w:t>：真实支付、多租户、全园区自动重建</w:t>
+        <w:t>：真实支付、多租户、全园区自动重建、AI 自动生成路网</w:t>
       </w:r>
     </w:p>
     <w:p>
@@ -5723,7 +7314,7 @@
         <w:rPr>
           <w:b w:val="0"/>
         </w:rPr>
-        <w:t>6.1 竞品分层与启示</w:t>
+        <w:t>6.1 竞品分层</w:t>
       </w:r>
     </w:p>
     <w:tbl>
@@ -5733,16 +7324,15 @@
         <w:tblLook w:firstColumn="1" w:firstRow="1" w:lastColumn="0" w:lastRow="0" w:noHBand="0" w:noVBand="1" w:val="04A0"/>
       </w:tblPr>
       <w:tblGrid>
-        <w:gridCol w:w="1928"/>
-        <w:gridCol w:w="1928"/>
-        <w:gridCol w:w="1928"/>
-        <w:gridCol w:w="1928"/>
-        <w:gridCol w:w="1928"/>
+        <w:gridCol w:w="2409"/>
+        <w:gridCol w:w="2409"/>
+        <w:gridCol w:w="2409"/>
+        <w:gridCol w:w="2409"/>
       </w:tblGrid>
       <w:tr>
         <w:tc>
           <w:tcPr>
-            <w:tcW w:type="dxa" w:w="1928"/>
+            <w:tcW w:type="dxa" w:w="2409"/>
             <w:shd w:val="clear" w:color="auto" w:fill="0F3B40"/>
           </w:tcPr>
           <w:p>
@@ -5753,13 +7343,13 @@
                 <w:color w:val="FFFFFF"/>
                 <w:sz w:val="18"/>
               </w:rPr>
-              <w:t>类别</w:t>
-            </w:r>
-          </w:p>
-        </w:tc>
-        <w:tc>
-          <w:tcPr>
-            <w:tcW w:type="dxa" w:w="1928"/>
+              <w:t>层级</w:t>
+            </w:r>
+          </w:p>
+        </w:tc>
+        <w:tc>
+          <w:tcPr>
+            <w:tcW w:type="dxa" w:w="2409"/>
             <w:shd w:val="clear" w:color="auto" w:fill="0F3B40"/>
           </w:tcPr>
           <w:p>
@@ -5776,7 +7366,7 @@
         </w:tc>
         <w:tc>
           <w:tcPr>
-            <w:tcW w:type="dxa" w:w="1928"/>
+            <w:tcW w:type="dxa" w:w="2409"/>
             <w:shd w:val="clear" w:color="auto" w:fill="0F3B40"/>
           </w:tcPr>
           <w:p>
@@ -5787,13 +7377,13 @@
                 <w:color w:val="FFFFFF"/>
                 <w:sz w:val="18"/>
               </w:rPr>
-              <w:t>优势</w:t>
-            </w:r>
-          </w:p>
-        </w:tc>
-        <w:tc>
-          <w:tcPr>
-            <w:tcW w:type="dxa" w:w="1928"/>
+              <w:t>解决什么</w:t>
+            </w:r>
+          </w:p>
+        </w:tc>
+        <w:tc>
+          <w:tcPr>
+            <w:tcW w:type="dxa" w:w="2409"/>
             <w:shd w:val="clear" w:color="auto" w:fill="0F3B40"/>
           </w:tcPr>
           <w:p>
@@ -5804,24 +7394,7 @@
                 <w:color w:val="FFFFFF"/>
                 <w:sz w:val="18"/>
               </w:rPr>
-              <w:t>关键短板</w:t>
-            </w:r>
-          </w:p>
-        </w:tc>
-        <w:tc>
-          <w:tcPr>
-            <w:tcW w:type="dxa" w:w="1928"/>
-            <w:shd w:val="clear" w:color="auto" w:fill="0F3B40"/>
-          </w:tcPr>
-          <w:p>
-            <w:r/>
-            <w:r>
-              <w:rPr>
-                <w:b/>
-                <w:color w:val="FFFFFF"/>
-                <w:sz w:val="18"/>
-              </w:rPr>
-              <w:t>对开图的启示</w:t>
+              <w:t>缺什么</w:t>
             </w:r>
           </w:p>
         </w:tc>
@@ -5829,76 +7402,68 @@
       <w:tr>
         <w:tc>
           <w:tcPr>
-            <w:tcW w:type="dxa" w:w="1928"/>
-          </w:tcPr>
-          <w:p>
-            <w:r/>
-            <w:r>
-              <w:rPr>
-                <w:b w:val="0"/>
-                <w:sz w:val="18"/>
-              </w:rPr>
-              <w:t>本地生活</w:t>
-            </w:r>
-          </w:p>
-        </w:tc>
-        <w:tc>
-          <w:tcPr>
-            <w:tcW w:type="dxa" w:w="1928"/>
-          </w:tcPr>
-          <w:p>
-            <w:r/>
-            <w:r>
-              <w:rPr>
-                <w:b w:val="0"/>
-                <w:sz w:val="18"/>
-              </w:rPr>
-              <w:t>大众点评、美团问小团、小红书</w:t>
-            </w:r>
-          </w:p>
-        </w:tc>
-        <w:tc>
-          <w:tcPr>
-            <w:tcW w:type="dxa" w:w="1928"/>
-          </w:tcPr>
-          <w:p>
-            <w:r/>
-            <w:r>
-              <w:rPr>
-                <w:b w:val="0"/>
-                <w:sz w:val="18"/>
-              </w:rPr>
-              <w:t>商户全、评价多，AI + 领券已验证</w:t>
-            </w:r>
-          </w:p>
-        </w:tc>
-        <w:tc>
-          <w:tcPr>
-            <w:tcW w:type="dxa" w:w="1928"/>
-          </w:tcPr>
-          <w:p>
-            <w:r/>
-            <w:r>
-              <w:rPr>
-                <w:b w:val="0"/>
-                <w:sz w:val="18"/>
-              </w:rPr>
-              <w:t>看不到场地空间；小店依赖付费推广</w:t>
-            </w:r>
-          </w:p>
-        </w:tc>
-        <w:tc>
-          <w:tcPr>
-            <w:tcW w:type="dxa" w:w="1928"/>
-          </w:tcPr>
-          <w:p>
-            <w:r/>
-            <w:r>
-              <w:rPr>
-                <w:b w:val="0"/>
-                <w:sz w:val="18"/>
-              </w:rPr>
-              <w:t>差异在实景空间与场地级导流</w:t>
+            <w:tcW w:type="dxa" w:w="2409"/>
+          </w:tcPr>
+          <w:p>
+            <w:r/>
+            <w:r>
+              <w:rPr>
+                <w:b w:val="0"/>
+                <w:sz w:val="18"/>
+              </w:rPr>
+              <w:t>① 本地生活 / 决策平台</w:t>
+            </w:r>
+          </w:p>
+        </w:tc>
+        <w:tc>
+          <w:tcPr>
+            <w:tcW w:type="dxa" w:w="2409"/>
+          </w:tcPr>
+          <w:p>
+            <w:r/>
+            <w:r>
+              <w:rPr>
+                <w:b w:val="0"/>
+                <w:sz w:val="18"/>
+              </w:rPr>
+              <w:t>大众点评、美团（问小团）、小红书、高德（扫街榜）</w:t>
+            </w:r>
+          </w:p>
+        </w:tc>
+        <w:tc>
+          <w:tcPr>
+            <w:tcW w:type="dxa" w:w="2409"/>
+          </w:tcPr>
+          <w:p>
+            <w:r/>
+            <w:r>
+              <w:rPr>
+                <w:b w:val="0"/>
+                <w:sz w:val="18"/>
+              </w:rPr>
+              <w:t>商户信息、评价、团购、导航</w:t>
+            </w:r>
+          </w:p>
+        </w:tc>
+        <w:tc>
+          <w:tcPr>
+            <w:tcW w:type="dxa" w:w="2409"/>
+          </w:tcPr>
+          <w:p>
+            <w:r/>
+            <w:r>
+              <w:rPr>
+                <w:b/>
+                <w:sz w:val="18"/>
+              </w:rPr>
+              <w:t>没有可浏览的实景空间</w:t>
+            </w:r>
+            <w:r>
+              <w:rPr>
+                <w:b w:val="0"/>
+                <w:sz w:val="18"/>
+              </w:rPr>
+              <w:t>；小店内容由商户自行生产</w:t>
             </w:r>
           </w:p>
         </w:tc>
@@ -5906,7 +7471,7 @@
       <w:tr>
         <w:tc>
           <w:tcPr>
-            <w:tcW w:type="dxa" w:w="1928"/>
+            <w:tcW w:type="dxa" w:w="2409"/>
             <w:shd w:val="clear" w:color="auto" w:fill="F2F7F6"/>
           </w:tcPr>
           <w:p>
@@ -5916,13 +7481,13 @@
                 <w:b w:val="0"/>
                 <w:sz w:val="18"/>
               </w:rPr>
-              <w:t>行为榜单</w:t>
-            </w:r>
-          </w:p>
-        </w:tc>
-        <w:tc>
-          <w:tcPr>
-            <w:tcW w:type="dxa" w:w="1928"/>
+              <w:t>② AI 旅行助手</w:t>
+            </w:r>
+          </w:p>
+        </w:tc>
+        <w:tc>
+          <w:tcPr>
+            <w:tcW w:type="dxa" w:w="2409"/>
             <w:shd w:val="clear" w:color="auto" w:fill="F2F7F6"/>
           </w:tcPr>
           <w:p>
@@ -5932,13 +7497,13 @@
                 <w:b w:val="0"/>
                 <w:sz w:val="18"/>
               </w:rPr>
-              <w:t>高德扫街榜</w:t>
-            </w:r>
-          </w:p>
-        </w:tc>
-        <w:tc>
-          <w:tcPr>
-            <w:tcW w:type="dxa" w:w="1928"/>
+              <w:t>携程问道 / TripGenie、飞猪问一问、马蜂窝 AI 路书、Google Ask Maps</w:t>
+            </w:r>
+          </w:p>
+        </w:tc>
+        <w:tc>
+          <w:tcPr>
+            <w:tcW w:type="dxa" w:w="2409"/>
             <w:shd w:val="clear" w:color="auto" w:fill="F2F7F6"/>
           </w:tcPr>
           <w:p>
@@ -5948,39 +7513,30 @@
                 <w:b w:val="0"/>
                 <w:sz w:val="18"/>
               </w:rPr>
-              <w:t>真实到店数据抗刷榜</w:t>
-            </w:r>
-          </w:p>
-        </w:tc>
-        <w:tc>
-          <w:tcPr>
-            <w:tcW w:type="dxa" w:w="1928"/>
+              <w:t>对话式行程规划</w:t>
+            </w:r>
+          </w:p>
+        </w:tc>
+        <w:tc>
+          <w:tcPr>
+            <w:tcW w:type="dxa" w:w="2409"/>
             <w:shd w:val="clear" w:color="auto" w:fill="F2F7F6"/>
           </w:tcPr>
           <w:p>
             <w:r/>
             <w:r>
               <w:rPr>
-                <w:b w:val="0"/>
-                <w:sz w:val="18"/>
-              </w:rPr>
-              <w:t>解决“去哪家”，不解决“到了怎么找”</w:t>
-            </w:r>
-          </w:p>
-        </w:tc>
-        <w:tc>
-          <w:tcPr>
-            <w:tcW w:type="dxa" w:w="1928"/>
-            <w:shd w:val="clear" w:color="auto" w:fill="F2F7F6"/>
-          </w:tcPr>
-          <w:p>
-            <w:r/>
-            <w:r>
-              <w:rPr>
-                <w:b w:val="0"/>
-                <w:sz w:val="18"/>
-              </w:rPr>
-              <w:t>用“核销即证据”补足场地内部</w:t>
+                <w:b/>
+                <w:sz w:val="18"/>
+              </w:rPr>
+              <w:t>时效与准确性</w:t>
+            </w:r>
+            <w:r>
+              <w:rPr>
+                <w:b w:val="0"/>
+                <w:sz w:val="18"/>
+              </w:rPr>
+              <w:t>（幻觉[11][12]）；与现场空间脱节</w:t>
             </w:r>
           </w:p>
         </w:tc>
@@ -5988,76 +7544,68 @@
       <w:tr>
         <w:tc>
           <w:tcPr>
-            <w:tcW w:type="dxa" w:w="1928"/>
-          </w:tcPr>
-          <w:p>
-            <w:r/>
-            <w:r>
-              <w:rPr>
-                <w:b w:val="0"/>
-                <w:sz w:val="18"/>
-              </w:rPr>
-              <w:t>AI 旅行助手</w:t>
-            </w:r>
-          </w:p>
-        </w:tc>
-        <w:tc>
-          <w:tcPr>
-            <w:tcW w:type="dxa" w:w="1928"/>
-          </w:tcPr>
-          <w:p>
-            <w:r/>
-            <w:r>
-              <w:rPr>
-                <w:b w:val="0"/>
-                <w:sz w:val="18"/>
-              </w:rPr>
-              <w:t>携程问道、飞猪问一问、马蜂窝 AI 路书、Google Ask Maps</w:t>
-            </w:r>
-          </w:p>
-        </w:tc>
-        <w:tc>
-          <w:tcPr>
-            <w:tcW w:type="dxa" w:w="1928"/>
-          </w:tcPr>
-          <w:p>
-            <w:r/>
-            <w:r>
-              <w:rPr>
-                <w:b w:val="0"/>
-                <w:sz w:val="18"/>
-              </w:rPr>
-              <w:t>对话规划体验好</w:t>
-            </w:r>
-          </w:p>
-        </w:tc>
-        <w:tc>
-          <w:tcPr>
-            <w:tcW w:type="dxa" w:w="1928"/>
-          </w:tcPr>
-          <w:p>
-            <w:r/>
-            <w:r>
-              <w:rPr>
-                <w:b w:val="0"/>
-                <w:sz w:val="18"/>
-              </w:rPr>
-              <w:t>时效与幻觉问题；到景点级为止，场地内部是盲区</w:t>
-            </w:r>
-          </w:p>
-        </w:tc>
-        <w:tc>
-          <w:tcPr>
-            <w:tcW w:type="dxa" w:w="1928"/>
-          </w:tcPr>
-          <w:p>
-            <w:r/>
-            <w:r>
-              <w:rPr>
-                <w:b w:val="0"/>
-                <w:sz w:val="18"/>
-              </w:rPr>
-              <w:t>不拼广度，做深度 + 可信</w:t>
+            <w:tcW w:type="dxa" w:w="2409"/>
+          </w:tcPr>
+          <w:p>
+            <w:r/>
+            <w:r>
+              <w:rPr>
+                <w:b w:val="0"/>
+                <w:sz w:val="18"/>
+              </w:rPr>
+              <w:t>③ VR 全景 / 空间影像</w:t>
+            </w:r>
+          </w:p>
+        </w:tc>
+        <w:tc>
+          <w:tcPr>
+            <w:tcW w:type="dxa" w:w="2409"/>
+          </w:tcPr>
+          <w:p>
+            <w:r/>
+            <w:r>
+              <w:rPr>
+                <w:b w:val="0"/>
+                <w:sz w:val="18"/>
+              </w:rPr>
+              <w:t>720 云、如视 Realsee、Matterport、Google Immersive View</w:t>
+            </w:r>
+          </w:p>
+        </w:tc>
+        <w:tc>
+          <w:tcPr>
+            <w:tcW w:type="dxa" w:w="2409"/>
+          </w:tcPr>
+          <w:p>
+            <w:r/>
+            <w:r>
+              <w:rPr>
+                <w:b w:val="0"/>
+                <w:sz w:val="18"/>
+              </w:rPr>
+              <w:t>空间展示与漫游</w:t>
+            </w:r>
+          </w:p>
+        </w:tc>
+        <w:tc>
+          <w:tcPr>
+            <w:tcW w:type="dxa" w:w="2409"/>
+          </w:tcPr>
+          <w:p>
+            <w:r/>
+            <w:r>
+              <w:rPr>
+                <w:b/>
+                <w:sz w:val="18"/>
+              </w:rPr>
+              <w:t>不做交易与行程</w:t>
+            </w:r>
+            <w:r>
+              <w:rPr>
+                <w:b w:val="0"/>
+                <w:sz w:val="18"/>
+              </w:rPr>
+              <w:t>；采集依赖专业服务或专用设备，更新贵</w:t>
             </w:r>
           </w:p>
         </w:tc>
@@ -6065,7 +7613,7 @@
       <w:tr>
         <w:tc>
           <w:tcPr>
-            <w:tcW w:type="dxa" w:w="1928"/>
+            <w:tcW w:type="dxa" w:w="2409"/>
             <w:shd w:val="clear" w:color="auto" w:fill="F2F7F6"/>
           </w:tcPr>
           <w:p>
@@ -6075,13 +7623,13 @@
                 <w:b w:val="0"/>
                 <w:sz w:val="18"/>
               </w:rPr>
-              <w:t>VR / 空间影像</w:t>
-            </w:r>
-          </w:p>
-        </w:tc>
-        <w:tc>
-          <w:tcPr>
-            <w:tcW w:type="dxa" w:w="1928"/>
+              <w:t>④ 3DGS / 扫描工具</w:t>
+            </w:r>
+          </w:p>
+        </w:tc>
+        <w:tc>
+          <w:tcPr>
+            <w:tcW w:type="dxa" w:w="2409"/>
             <w:shd w:val="clear" w:color="auto" w:fill="F2F7F6"/>
           </w:tcPr>
           <w:p>
@@ -6091,13 +7639,13 @@
                 <w:b w:val="0"/>
                 <w:sz w:val="18"/>
               </w:rPr>
-              <w:t>720 云、如视、Matterport、Google Immersive View</w:t>
-            </w:r>
-          </w:p>
-        </w:tc>
-        <w:tc>
-          <w:tcPr>
-            <w:tcW w:type="dxa" w:w="1928"/>
+              <w:t>Polycam、Scaniverse、KIRI Engine、Luma AI</w:t>
+            </w:r>
+          </w:p>
+        </w:tc>
+        <w:tc>
+          <w:tcPr>
+            <w:tcW w:type="dxa" w:w="2409"/>
             <w:shd w:val="clear" w:color="auto" w:fill="F2F7F6"/>
           </w:tcPr>
           <w:p>
@@ -6107,39 +7655,30 @@
                 <w:b w:val="0"/>
                 <w:sz w:val="18"/>
               </w:rPr>
-              <w:t>空间展示成熟</w:t>
-            </w:r>
-          </w:p>
-        </w:tc>
-        <w:tc>
-          <w:tcPr>
-            <w:tcW w:type="dxa" w:w="1928"/>
+              <w:t>个人三维重建</w:t>
+            </w:r>
+          </w:p>
+        </w:tc>
+        <w:tc>
+          <w:tcPr>
+            <w:tcW w:type="dxa" w:w="2409"/>
             <w:shd w:val="clear" w:color="auto" w:fill="F2F7F6"/>
           </w:tcPr>
           <w:p>
             <w:r/>
             <w:r>
               <w:rPr>
-                <w:b w:val="0"/>
-                <w:sz w:val="18"/>
-              </w:rPr>
-              <w:t>只展示不交易；专业采集按场景或面积计费，更新贵</w:t>
-            </w:r>
-          </w:p>
-        </w:tc>
-        <w:tc>
-          <w:tcPr>
-            <w:tcW w:type="dxa" w:w="1928"/>
-            <w:shd w:val="clear" w:color="auto" w:fill="F2F7F6"/>
-          </w:tcPr>
-          <w:p>
-            <w:r/>
-            <w:r>
-              <w:rPr>
-                <w:b w:val="0"/>
-                <w:sz w:val="18"/>
-              </w:rPr>
-              <w:t>展示已是基础能力，价值在服务层</w:t>
+                <w:b/>
+                <w:sz w:val="18"/>
+              </w:rPr>
+              <w:t>面向“生成模型”，不面向“服务”</w:t>
+            </w:r>
+            <w:r>
+              <w:rPr>
+                <w:b w:val="0"/>
+                <w:sz w:val="18"/>
+              </w:rPr>
+              <w:t>；无商户、无行程</w:t>
             </w:r>
           </w:p>
         </w:tc>
@@ -6147,76 +7686,61 @@
       <w:tr>
         <w:tc>
           <w:tcPr>
-            <w:tcW w:type="dxa" w:w="1928"/>
-          </w:tcPr>
-          <w:p>
-            <w:r/>
-            <w:r>
-              <w:rPr>
-                <w:b w:val="0"/>
-                <w:sz w:val="18"/>
-              </w:rPr>
-              <w:t>3DGS 工具</w:t>
-            </w:r>
-          </w:p>
-        </w:tc>
-        <w:tc>
-          <w:tcPr>
-            <w:tcW w:type="dxa" w:w="1928"/>
-          </w:tcPr>
-          <w:p>
-            <w:r/>
-            <w:r>
-              <w:rPr>
-                <w:b w:val="0"/>
-                <w:sz w:val="18"/>
-              </w:rPr>
-              <w:t>Polycam、Scaniverse、KIRI Engine、Luma AI</w:t>
-            </w:r>
-          </w:p>
-        </w:tc>
-        <w:tc>
-          <w:tcPr>
-            <w:tcW w:type="dxa" w:w="1928"/>
-          </w:tcPr>
-          <w:p>
-            <w:r/>
-            <w:r>
-              <w:rPr>
-                <w:b w:val="0"/>
-                <w:sz w:val="18"/>
-              </w:rPr>
-              <w:t>手机即可重建</w:t>
-            </w:r>
-          </w:p>
-        </w:tc>
-        <w:tc>
-          <w:tcPr>
-            <w:tcW w:type="dxa" w:w="1928"/>
-          </w:tcPr>
-          <w:p>
-            <w:r/>
-            <w:r>
-              <w:rPr>
-                <w:b w:val="0"/>
-                <w:sz w:val="18"/>
-              </w:rPr>
-              <w:t>产出模型文件，无点位、行程与商户</w:t>
-            </w:r>
-          </w:p>
-        </w:tc>
-        <w:tc>
-          <w:tcPr>
-            <w:tcW w:type="dxa" w:w="1928"/>
-          </w:tcPr>
-          <w:p>
-            <w:r/>
-            <w:r>
-              <w:rPr>
-                <w:b w:val="0"/>
-                <w:sz w:val="18"/>
-              </w:rPr>
-              <w:t>3DGS 作为可选表现层接入</w:t>
+            <w:tcW w:type="dxa" w:w="2409"/>
+          </w:tcPr>
+          <w:p>
+            <w:r/>
+            <w:r>
+              <w:rPr>
+                <w:b w:val="0"/>
+                <w:sz w:val="18"/>
+              </w:rPr>
+              <w:t>⑤ 景区智慧导览</w:t>
+            </w:r>
+          </w:p>
+        </w:tc>
+        <w:tc>
+          <w:tcPr>
+            <w:tcW w:type="dxa" w:w="2409"/>
+          </w:tcPr>
+          <w:p>
+            <w:r/>
+            <w:r>
+              <w:rPr>
+                <w:b w:val="0"/>
+                <w:sz w:val="18"/>
+              </w:rPr>
+              <w:t>各景区小程序、语音导览</w:t>
+            </w:r>
+          </w:p>
+        </w:tc>
+        <w:tc>
+          <w:tcPr>
+            <w:tcW w:type="dxa" w:w="2409"/>
+          </w:tcPr>
+          <w:p>
+            <w:r/>
+            <w:r>
+              <w:rPr>
+                <w:b w:val="0"/>
+                <w:sz w:val="18"/>
+              </w:rPr>
+              <w:t>景点讲解、地图</w:t>
+            </w:r>
+          </w:p>
+        </w:tc>
+        <w:tc>
+          <w:tcPr>
+            <w:tcW w:type="dxa" w:w="2409"/>
+          </w:tcPr>
+          <w:p>
+            <w:r/>
+            <w:r>
+              <w:rPr>
+                <w:b w:val="0"/>
+                <w:sz w:val="18"/>
+              </w:rPr>
+              <w:t>内容固定、更新慢；无跨商户消费闭环</w:t>
             </w:r>
           </w:p>
         </w:tc>
@@ -6231,15 +7755,451 @@
         <w:rPr>
           <w:b w:val="0"/>
         </w:rPr>
-        <w:t>6.2 功能对比矩阵</w:t>
+        <w:t>6.2 重点竞品详评</w:t>
       </w:r>
     </w:p>
     <w:p>
       <w:r>
         <w:rPr>
+          <w:b/>
+        </w:rPr>
+        <w:t>大众点评 / 美团（问小团）</w:t>
+      </w:r>
+      <w:r>
+        <w:rPr>
           <w:b w:val="0"/>
         </w:rPr>
-        <w:t>● 完整支持　◐ 部分支持　○ 不支持　— 不适用</w:t>
+        <w:t>【A/B】</w:t>
+      </w:r>
+    </w:p>
+    <w:p>
+      <w:pPr>
+        <w:pStyle w:val="ListBullet"/>
+      </w:pPr>
+      <w:r>
+        <w:rPr>
+          <w:b w:val="0"/>
+        </w:rPr>
+        <w:t>优势：商户覆盖极广；「问小团」基于真实评价与商户信息做推荐，并能自动领券[8][9]</w:t>
+      </w:r>
+    </w:p>
+    <w:p>
+      <w:pPr>
+        <w:pStyle w:val="ListBullet"/>
+      </w:pPr>
+      <w:r>
+        <w:rPr>
+          <w:b w:val="0"/>
+        </w:rPr>
+        <w:t>短板：以文字 / 图片评价为主，</w:t>
+      </w:r>
+      <w:r>
+        <w:rPr>
+          <w:b/>
+        </w:rPr>
+        <w:t>看不到空间关系</w:t>
+      </w:r>
+      <w:r>
+        <w:rPr>
+          <w:b w:val="0"/>
+        </w:rPr>
+        <w:t>；小店依赖付费推广获得曝光</w:t>
+      </w:r>
+    </w:p>
+    <w:p>
+      <w:pPr>
+        <w:pStyle w:val="ListBullet"/>
+      </w:pPr>
+      <w:r>
+        <w:rPr>
+          <w:b w:val="0"/>
+        </w:rPr>
+        <w:t>启示：AI + 领券的组合被验证有效；开图的差异在于</w:t>
+      </w:r>
+      <w:r>
+        <w:rPr>
+          <w:b/>
+        </w:rPr>
+        <w:t>实景空间</w:t>
+      </w:r>
+      <w:r>
+        <w:rPr>
+          <w:b w:val="0"/>
+        </w:rPr>
+        <w:t>和</w:t>
+      </w:r>
+      <w:r>
+        <w:rPr>
+          <w:b/>
+        </w:rPr>
+        <w:t>低佣金的场地级导流</w:t>
+      </w:r>
+    </w:p>
+    <w:p>
+      <w:r>
+        <w:rPr>
+          <w:b/>
+        </w:rPr>
+        <w:t>高德扫街榜</w:t>
+      </w:r>
+      <w:r>
+        <w:rPr>
+          <w:b w:val="0"/>
+        </w:rPr>
+        <w:t>【A/B】</w:t>
+      </w:r>
+    </w:p>
+    <w:p>
+      <w:pPr>
+        <w:pStyle w:val="ListBullet"/>
+      </w:pPr>
+      <w:r>
+        <w:rPr>
+          <w:b w:val="0"/>
+        </w:rPr>
+        <w:t>优势：以真实导航与到店行为抵抗刷榜，规模巨大[7]</w:t>
+      </w:r>
+    </w:p>
+    <w:p>
+      <w:pPr>
+        <w:pStyle w:val="ListBullet"/>
+      </w:pPr>
+      <w:r>
+        <w:rPr>
+          <w:b w:val="0"/>
+        </w:rPr>
+        <w:t>短板：解决的是“去哪家”，没有解决“到了怎么找、进去是什么样”；以城市级榜单为主，</w:t>
+      </w:r>
+      <w:r>
+        <w:rPr>
+          <w:b/>
+        </w:rPr>
+        <w:t>不做场地内部的空间细节</w:t>
+      </w:r>
+    </w:p>
+    <w:p>
+      <w:pPr>
+        <w:pStyle w:val="ListBullet"/>
+      </w:pPr>
+      <w:r>
+        <w:rPr>
+          <w:b w:val="0"/>
+        </w:rPr>
+        <w:t>启示：“行为数据比评分可信”，开图采用“核销即证据”</w:t>
+      </w:r>
+    </w:p>
+    <w:p>
+      <w:r>
+        <w:rPr>
+          <w:b/>
+        </w:rPr>
+        <w:t>携程问道 / 飞猪问一问 / 马蜂窝 AI 路书</w:t>
+      </w:r>
+      <w:r>
+        <w:rPr>
+          <w:b w:val="0"/>
+        </w:rPr>
+        <w:t>【B】</w:t>
+      </w:r>
+    </w:p>
+    <w:p>
+      <w:pPr>
+        <w:pStyle w:val="ListBullet"/>
+      </w:pPr>
+      <w:r>
+        <w:rPr>
+          <w:b w:val="0"/>
+        </w:rPr>
+        <w:t>优势：OTA 数据丰富，对话体验好</w:t>
+      </w:r>
+    </w:p>
+    <w:p>
+      <w:pPr>
+        <w:pStyle w:val="ListBullet"/>
+      </w:pPr>
+      <w:r>
+        <w:rPr>
+          <w:b w:val="0"/>
+        </w:rPr>
+        <w:t>短板：媒体实测仍有“半吊子”、信息滞后等问题[10][11]；规划到城市和景点级，</w:t>
+      </w:r>
+      <w:r>
+        <w:rPr>
+          <w:b/>
+        </w:rPr>
+        <w:t>景区与街区内部是盲区</w:t>
+      </w:r>
+    </w:p>
+    <w:p>
+      <w:pPr>
+        <w:pStyle w:val="ListBullet"/>
+      </w:pPr>
+      <w:r>
+        <w:rPr>
+          <w:b w:val="0"/>
+        </w:rPr>
+        <w:t>启示：开图不和 OTA 比广度，而是做</w:t>
+      </w:r>
+      <w:r>
+        <w:rPr>
+          <w:b/>
+        </w:rPr>
+        <w:t>深度（场地内部）+ 可信（核实目录）</w:t>
+      </w:r>
+    </w:p>
+    <w:p>
+      <w:r>
+        <w:rPr>
+          <w:b/>
+        </w:rPr>
+        <w:t>Google Ask Maps + Immersive View</w:t>
+      </w:r>
+      <w:r>
+        <w:rPr>
+          <w:b w:val="0"/>
+        </w:rPr>
+        <w:t>【A】</w:t>
+      </w:r>
+    </w:p>
+    <w:p>
+      <w:pPr>
+        <w:pStyle w:val="ListBullet"/>
+      </w:pPr>
+      <w:r>
+        <w:rPr>
+          <w:b w:val="0"/>
+        </w:rPr>
+        <w:t>优势：Gemini 对话 + 3D 沉浸视图 + NeRF 餐厅内部，是“看空间再决定”的标杆[18]</w:t>
+      </w:r>
+    </w:p>
+    <w:p>
+      <w:pPr>
+        <w:pStyle w:val="ListBullet"/>
+      </w:pPr>
+      <w:r>
+        <w:rPr>
+          <w:b w:val="0"/>
+        </w:rPr>
+        <w:t>短板：国内不可用；依赖谷歌大规模采集，</w:t>
+      </w:r>
+      <w:r>
+        <w:rPr>
+          <w:b/>
+        </w:rPr>
+        <w:t>中小场地无法自助上线</w:t>
+      </w:r>
+    </w:p>
+    <w:p>
+      <w:pPr>
+        <w:pStyle w:val="ListBullet"/>
+      </w:pPr>
+      <w:r>
+        <w:rPr>
+          <w:b w:val="0"/>
+        </w:rPr>
+        <w:t>启示：方向被全球头部验证；开图用</w:t>
+      </w:r>
+      <w:r>
+        <w:rPr>
+          <w:b/>
+        </w:rPr>
+        <w:t>消费级全景相机让场地自助采集</w:t>
+      </w:r>
+      <w:r>
+        <w:rPr>
+          <w:b w:val="0"/>
+        </w:rPr>
+        <w:t>，走一条“自下而上”的路径</w:t>
+      </w:r>
+    </w:p>
+    <w:p>
+      <w:r>
+        <w:rPr>
+          <w:b/>
+        </w:rPr>
+        <w:t>720 云 / 如视 Realsee</w:t>
+      </w:r>
+      <w:r>
+        <w:rPr>
+          <w:b w:val="0"/>
+        </w:rPr>
+        <w:t>【B】</w:t>
+      </w:r>
+    </w:p>
+    <w:p>
+      <w:pPr>
+        <w:pStyle w:val="ListBullet"/>
+      </w:pPr>
+      <w:r>
+        <w:rPr>
+          <w:b w:val="0"/>
+        </w:rPr>
+        <w:t>优势：国内 VR 全景生态成熟，720 云有文旅解决方案，如视支持景区 VR 导览与路线[16][17]</w:t>
+      </w:r>
+    </w:p>
+    <w:p>
+      <w:pPr>
+        <w:pStyle w:val="ListBullet"/>
+      </w:pPr>
+      <w:r>
+        <w:rPr>
+          <w:b w:val="0"/>
+        </w:rPr>
+        <w:t>短板：以“展示”为核心，</w:t>
+      </w:r>
+      <w:r>
+        <w:rPr>
+          <w:b/>
+        </w:rPr>
+        <w:t>没有 AI 意图规划与商户核销闭环</w:t>
+      </w:r>
+      <w:r>
+        <w:rPr>
+          <w:b w:val="0"/>
+        </w:rPr>
+        <w:t>；专业采集按场景计费</w:t>
+      </w:r>
+    </w:p>
+    <w:p>
+      <w:pPr>
+        <w:pStyle w:val="ListBullet"/>
+      </w:pPr>
+      <w:r>
+        <w:rPr>
+          <w:b w:val="0"/>
+        </w:rPr>
+        <w:t>启示：全景展示已是基础能力，价值要向“服务”延伸</w:t>
+      </w:r>
+    </w:p>
+    <w:p>
+      <w:r>
+        <w:rPr>
+          <w:b/>
+        </w:rPr>
+        <w:t>Matterport</w:t>
+      </w:r>
+      <w:r>
+        <w:rPr>
+          <w:b w:val="0"/>
+        </w:rPr>
+        <w:t>【A/B】</w:t>
+      </w:r>
+    </w:p>
+    <w:p>
+      <w:pPr>
+        <w:pStyle w:val="ListBullet"/>
+      </w:pPr>
+      <w:r>
+        <w:rPr>
+          <w:b w:val="0"/>
+        </w:rPr>
+        <w:t>优势：室内数字孪生标准，测量与平面图能力强</w:t>
+      </w:r>
+    </w:p>
+    <w:p>
+      <w:pPr>
+        <w:pStyle w:val="ListBullet"/>
+      </w:pPr>
+      <w:r>
+        <w:rPr>
+          <w:b w:val="0"/>
+        </w:rPr>
+        <w:t>短板：专业采集服务约 0.10 美元/平方英尺，并有托管订阅[15]；主要面向地产与设施管理，</w:t>
+      </w:r>
+      <w:r>
+        <w:rPr>
+          <w:b/>
+        </w:rPr>
+        <w:t>户外街区不是它的主场</w:t>
+      </w:r>
+    </w:p>
+    <w:p>
+      <w:pPr>
+        <w:pStyle w:val="ListBullet"/>
+      </w:pPr>
+      <w:r>
+        <w:rPr>
+          <w:b w:val="0"/>
+        </w:rPr>
+        <w:t>启示：开图面向户外 + 半室内的文旅空间，成本与场景都有差异</w:t>
+      </w:r>
+    </w:p>
+    <w:p>
+      <w:r>
+        <w:rPr>
+          <w:b/>
+        </w:rPr>
+        <w:t>Polycam / Scaniverse / KIRI Engine</w:t>
+      </w:r>
+      <w:r>
+        <w:rPr>
+          <w:b w:val="0"/>
+        </w:rPr>
+        <w:t>【B】</w:t>
+      </w:r>
+    </w:p>
+    <w:p>
+      <w:pPr>
+        <w:pStyle w:val="ListBullet"/>
+      </w:pPr>
+      <w:r>
+        <w:rPr>
+          <w:b w:val="0"/>
+        </w:rPr>
+        <w:t>优势：手机即可生成 3DGS，Scaniverse 已支持 360 相机 splat（付费档）[19]</w:t>
+      </w:r>
+    </w:p>
+    <w:p>
+      <w:pPr>
+        <w:pStyle w:val="ListBullet"/>
+      </w:pPr>
+      <w:r>
+        <w:rPr>
+          <w:b w:val="0"/>
+        </w:rPr>
+        <w:t>短板：产出的是</w:t>
+      </w:r>
+      <w:r>
+        <w:rPr>
+          <w:b/>
+        </w:rPr>
+        <w:t>模型文件</w:t>
+      </w:r>
+      <w:r>
+        <w:rPr>
+          <w:b w:val="0"/>
+        </w:rPr>
+        <w:t>，缺少坐标配准、服务点位、行程和商户</w:t>
+      </w:r>
+    </w:p>
+    <w:p>
+      <w:pPr>
+        <w:pStyle w:val="ListBullet"/>
+      </w:pPr>
+      <w:r>
+        <w:rPr>
+          <w:b w:val="0"/>
+        </w:rPr>
+        <w:t>启示：3DGS 是“表现层”，开图把它当作可选资产接入（PLY / SPZ），核心价值在其上的服务层</w:t>
+      </w:r>
+    </w:p>
+    <w:p>
+      <w:pPr>
+        <w:pStyle w:val="Heading3"/>
+      </w:pPr>
+      <w:r>
+        <w:rPr>
+          <w:b w:val="0"/>
+        </w:rPr>
+        <w:t>6.3 功能对比矩阵</w:t>
+      </w:r>
+    </w:p>
+    <w:p>
+      <w:r>
+        <w:rPr>
+          <w:b w:val="0"/>
+        </w:rPr>
+        <w:t>图例：● 完整支持　◐ 部分支持　○ 不支持</w:t>
       </w:r>
     </w:p>
     <w:tbl>
@@ -6307,7 +8267,7 @@
                 <w:color w:val="FFFFFF"/>
                 <w:sz w:val="18"/>
               </w:rPr>
-              <w:t>高德</w:t>
+              <w:t>高德扫街榜</w:t>
             </w:r>
           </w:p>
         </w:tc>
@@ -6324,7 +8284,7 @@
                 <w:color w:val="FFFFFF"/>
                 <w:sz w:val="18"/>
               </w:rPr>
-              <w:t>OTA AI</w:t>
+              <w:t>OTA AI 助手</w:t>
             </w:r>
           </w:p>
         </w:tc>
@@ -6341,7 +8301,7 @@
                 <w:color w:val="FFFFFF"/>
                 <w:sz w:val="18"/>
               </w:rPr>
-              <w:t>Google</w:t>
+              <w:t>Google Ask Maps + IV</w:t>
             </w:r>
           </w:p>
         </w:tc>
@@ -6392,7 +8352,7 @@
                 <w:color w:val="FFFFFF"/>
                 <w:sz w:val="18"/>
               </w:rPr>
-              <w:t>3DGS 工具</w:t>
+              <w:t>Polycam / Scaniverse</w:t>
             </w:r>
           </w:p>
         </w:tc>
@@ -6426,7 +8386,7 @@
                 <w:b w:val="0"/>
                 <w:sz w:val="18"/>
               </w:rPr>
-              <w:t>场地内部实景浏览</w:t>
+              <w:t>场地内部实景空间浏览</w:t>
             </w:r>
           </w:p>
         </w:tc>
@@ -6486,7 +8446,7 @@
                 <w:b w:val="0"/>
                 <w:sz w:val="18"/>
               </w:rPr>
-              <w:t>◐</w:t>
+              <w:t>◐（部分城市 / 餐厅）</w:t>
             </w:r>
           </w:p>
         </w:tc>
@@ -6546,7 +8506,7 @@
                 <w:b w:val="0"/>
                 <w:sz w:val="18"/>
               </w:rPr>
-              <w:t>●</w:t>
+              <w:t>●（全景 + 三维 + 3DGS 导入）</w:t>
             </w:r>
           </w:p>
         </w:tc>
@@ -6564,7 +8524,7 @@
                 <w:b w:val="0"/>
                 <w:sz w:val="18"/>
               </w:rPr>
-              <w:t>消费级全景相机自助采集 + 质检指引</w:t>
+              <w:t>消费级全景相机自助采集</w:t>
             </w:r>
           </w:p>
         </w:tc>
@@ -6692,7 +8652,7 @@
                 <w:b w:val="0"/>
                 <w:sz w:val="18"/>
               </w:rPr>
-              <w:t>●</w:t>
+              <w:t>●（六步工作台 + OSC 直连）</w:t>
             </w:r>
           </w:p>
         </w:tc>
@@ -6709,7 +8669,7 @@
                 <w:b w:val="0"/>
                 <w:sz w:val="18"/>
               </w:rPr>
-              <w:t>一句话多约束行程</w:t>
+              <w:t>采集质量检查与补拍指引</w:t>
             </w:r>
           </w:p>
         </w:tc>
@@ -6724,6 +8684,66 @@
                 <w:b w:val="0"/>
                 <w:sz w:val="18"/>
               </w:rPr>
+              <w:t>○</w:t>
+            </w:r>
+          </w:p>
+        </w:tc>
+        <w:tc>
+          <w:tcPr>
+            <w:tcW w:type="dxa" w:w="1071"/>
+          </w:tcPr>
+          <w:p>
+            <w:r/>
+            <w:r>
+              <w:rPr>
+                <w:b w:val="0"/>
+                <w:sz w:val="18"/>
+              </w:rPr>
+              <w:t>○</w:t>
+            </w:r>
+          </w:p>
+        </w:tc>
+        <w:tc>
+          <w:tcPr>
+            <w:tcW w:type="dxa" w:w="1071"/>
+          </w:tcPr>
+          <w:p>
+            <w:r/>
+            <w:r>
+              <w:rPr>
+                <w:b w:val="0"/>
+                <w:sz w:val="18"/>
+              </w:rPr>
+              <w:t>○</w:t>
+            </w:r>
+          </w:p>
+        </w:tc>
+        <w:tc>
+          <w:tcPr>
+            <w:tcW w:type="dxa" w:w="1071"/>
+          </w:tcPr>
+          <w:p>
+            <w:r/>
+            <w:r>
+              <w:rPr>
+                <w:b w:val="0"/>
+                <w:sz w:val="18"/>
+              </w:rPr>
+              <w:t>○</w:t>
+            </w:r>
+          </w:p>
+        </w:tc>
+        <w:tc>
+          <w:tcPr>
+            <w:tcW w:type="dxa" w:w="1071"/>
+          </w:tcPr>
+          <w:p>
+            <w:r/>
+            <w:r>
+              <w:rPr>
+                <w:b w:val="0"/>
+                <w:sz w:val="18"/>
+              </w:rPr>
               <w:t>◐</w:t>
             </w:r>
           </w:p>
@@ -6739,7 +8759,7 @@
                 <w:b w:val="0"/>
                 <w:sz w:val="18"/>
               </w:rPr>
-              <w:t>○</w:t>
+              <w:t>●</w:t>
             </w:r>
           </w:p>
         </w:tc>
@@ -6769,67 +8789,7 @@
                 <w:b w:val="0"/>
                 <w:sz w:val="18"/>
               </w:rPr>
-              <w:t>◐</w:t>
-            </w:r>
-          </w:p>
-        </w:tc>
-        <w:tc>
-          <w:tcPr>
-            <w:tcW w:type="dxa" w:w="1071"/>
-          </w:tcPr>
-          <w:p>
-            <w:r/>
-            <w:r>
-              <w:rPr>
-                <w:b w:val="0"/>
-                <w:sz w:val="18"/>
-              </w:rPr>
-              <w:t>○</w:t>
-            </w:r>
-          </w:p>
-        </w:tc>
-        <w:tc>
-          <w:tcPr>
-            <w:tcW w:type="dxa" w:w="1071"/>
-          </w:tcPr>
-          <w:p>
-            <w:r/>
-            <w:r>
-              <w:rPr>
-                <w:b w:val="0"/>
-                <w:sz w:val="18"/>
-              </w:rPr>
-              <w:t>○</w:t>
-            </w:r>
-          </w:p>
-        </w:tc>
-        <w:tc>
-          <w:tcPr>
-            <w:tcW w:type="dxa" w:w="1071"/>
-          </w:tcPr>
-          <w:p>
-            <w:r/>
-            <w:r>
-              <w:rPr>
-                <w:b w:val="0"/>
-                <w:sz w:val="18"/>
-              </w:rPr>
-              <w:t>○</w:t>
-            </w:r>
-          </w:p>
-        </w:tc>
-        <w:tc>
-          <w:tcPr>
-            <w:tcW w:type="dxa" w:w="1071"/>
-          </w:tcPr>
-          <w:p>
-            <w:r/>
-            <w:r>
-              <w:rPr>
-                <w:b w:val="0"/>
-                <w:sz w:val="18"/>
-              </w:rPr>
-              <w:t>●</w:t>
+              <w:t>●（检查项 + FFmpeg 检查）</w:t>
             </w:r>
           </w:p>
         </w:tc>
@@ -6847,7 +8807,7 @@
                 <w:b w:val="0"/>
                 <w:sz w:val="18"/>
               </w:rPr>
-              <w:t>只引用核实目录 + 拒答</w:t>
+              <w:t>一句话意图行程</w:t>
             </w:r>
           </w:p>
         </w:tc>
@@ -6863,7 +8823,7 @@
                 <w:b w:val="0"/>
                 <w:sz w:val="18"/>
               </w:rPr>
-              <w:t>◐</w:t>
+              <w:t>●</w:t>
             </w:r>
           </w:p>
         </w:tc>
@@ -6879,7 +8839,7 @@
                 <w:b w:val="0"/>
                 <w:sz w:val="18"/>
               </w:rPr>
-              <w:t>—</w:t>
+              <w:t>◐</w:t>
             </w:r>
           </w:p>
         </w:tc>
@@ -6895,7 +8855,7 @@
                 <w:b w:val="0"/>
                 <w:sz w:val="18"/>
               </w:rPr>
-              <w:t>◐</w:t>
+              <w:t>●</w:t>
             </w:r>
           </w:p>
         </w:tc>
@@ -6911,7 +8871,7 @@
                 <w:b w:val="0"/>
                 <w:sz w:val="18"/>
               </w:rPr>
-              <w:t>◐</w:t>
+              <w:t>●</w:t>
             </w:r>
           </w:p>
         </w:tc>
@@ -6927,7 +8887,7 @@
                 <w:b w:val="0"/>
                 <w:sz w:val="18"/>
               </w:rPr>
-              <w:t>—</w:t>
+              <w:t>○</w:t>
             </w:r>
           </w:p>
         </w:tc>
@@ -6943,7 +8903,7 @@
                 <w:b w:val="0"/>
                 <w:sz w:val="18"/>
               </w:rPr>
-              <w:t>—</w:t>
+              <w:t>○</w:t>
             </w:r>
           </w:p>
         </w:tc>
@@ -6959,7 +8919,7 @@
                 <w:b w:val="0"/>
                 <w:sz w:val="18"/>
               </w:rPr>
-              <w:t>—</w:t>
+              <w:t>○</w:t>
             </w:r>
           </w:p>
         </w:tc>
@@ -6992,7 +8952,7 @@
                 <w:b w:val="0"/>
                 <w:sz w:val="18"/>
               </w:rPr>
-              <w:t>空间内路径高亮、不穿墙</w:t>
+              <w:t>多约束（人数 / 预算 / 时长 / 体力 / 饮食）</w:t>
             </w:r>
           </w:p>
         </w:tc>
@@ -7007,6 +8967,21 @@
                 <w:b w:val="0"/>
                 <w:sz w:val="18"/>
               </w:rPr>
+              <w:t>◐</w:t>
+            </w:r>
+          </w:p>
+        </w:tc>
+        <w:tc>
+          <w:tcPr>
+            <w:tcW w:type="dxa" w:w="1071"/>
+          </w:tcPr>
+          <w:p>
+            <w:r/>
+            <w:r>
+              <w:rPr>
+                <w:b w:val="0"/>
+                <w:sz w:val="18"/>
+              </w:rPr>
               <w:t>○</w:t>
             </w:r>
           </w:p>
@@ -7037,37 +9012,22 @@
                 <w:b w:val="0"/>
                 <w:sz w:val="18"/>
               </w:rPr>
+              <w:t>◐</w:t>
+            </w:r>
+          </w:p>
+        </w:tc>
+        <w:tc>
+          <w:tcPr>
+            <w:tcW w:type="dxa" w:w="1071"/>
+          </w:tcPr>
+          <w:p>
+            <w:r/>
+            <w:r>
+              <w:rPr>
+                <w:b w:val="0"/>
+                <w:sz w:val="18"/>
+              </w:rPr>
               <w:t>○</w:t>
-            </w:r>
-          </w:p>
-        </w:tc>
-        <w:tc>
-          <w:tcPr>
-            <w:tcW w:type="dxa" w:w="1071"/>
-          </w:tcPr>
-          <w:p>
-            <w:r/>
-            <w:r>
-              <w:rPr>
-                <w:b w:val="0"/>
-                <w:sz w:val="18"/>
-              </w:rPr>
-              <w:t>◐</w:t>
-            </w:r>
-          </w:p>
-        </w:tc>
-        <w:tc>
-          <w:tcPr>
-            <w:tcW w:type="dxa" w:w="1071"/>
-          </w:tcPr>
-          <w:p>
-            <w:r/>
-            <w:r>
-              <w:rPr>
-                <w:b w:val="0"/>
-                <w:sz w:val="18"/>
-              </w:rPr>
-              <w:t>◐</w:t>
             </w:r>
           </w:p>
         </w:tc>
@@ -7130,7 +9090,7 @@
                 <w:b w:val="0"/>
                 <w:sz w:val="18"/>
               </w:rPr>
-              <w:t>领券 → 核销 → 看板闭环</w:t>
+              <w:t>抗幻觉：只引用核实目录 + 拒答</w:t>
             </w:r>
           </w:p>
         </w:tc>
@@ -7146,7 +9106,7 @@
                 <w:b w:val="0"/>
                 <w:sz w:val="18"/>
               </w:rPr>
-              <w:t>●</w:t>
+              <w:t>◐</w:t>
             </w:r>
           </w:p>
         </w:tc>
@@ -7162,7 +9122,7 @@
                 <w:b w:val="0"/>
                 <w:sz w:val="18"/>
               </w:rPr>
-              <w:t>◐</w:t>
+              <w:t>—</w:t>
             </w:r>
           </w:p>
         </w:tc>
@@ -7194,7 +9154,7 @@
                 <w:b w:val="0"/>
                 <w:sz w:val="18"/>
               </w:rPr>
-              <w:t>○</w:t>
+              <w:t>◐</w:t>
             </w:r>
           </w:p>
         </w:tc>
@@ -7210,7 +9170,7 @@
                 <w:b w:val="0"/>
                 <w:sz w:val="18"/>
               </w:rPr>
-              <w:t>○</w:t>
+              <w:t>—</w:t>
             </w:r>
           </w:p>
         </w:tc>
@@ -7226,7 +9186,7 @@
                 <w:b w:val="0"/>
                 <w:sz w:val="18"/>
               </w:rPr>
-              <w:t>○</w:t>
+              <w:t>—</w:t>
             </w:r>
           </w:p>
         </w:tc>
@@ -7242,7 +9202,7 @@
                 <w:b w:val="0"/>
                 <w:sz w:val="18"/>
               </w:rPr>
-              <w:t>○</w:t>
+              <w:t>—</w:t>
             </w:r>
           </w:p>
         </w:tc>
@@ -7258,7 +9218,7 @@
                 <w:b w:val="0"/>
                 <w:sz w:val="18"/>
               </w:rPr>
-              <w:t>●（沙盘）</w:t>
+              <w:t>●</w:t>
             </w:r>
           </w:p>
         </w:tc>
@@ -7275,6 +9235,427 @@
                 <w:b w:val="0"/>
                 <w:sz w:val="18"/>
               </w:rPr>
+              <w:t>路径在空间中高亮、不穿墙</w:t>
+            </w:r>
+          </w:p>
+        </w:tc>
+        <w:tc>
+          <w:tcPr>
+            <w:tcW w:type="dxa" w:w="1071"/>
+          </w:tcPr>
+          <w:p>
+            <w:r/>
+            <w:r>
+              <w:rPr>
+                <w:b w:val="0"/>
+                <w:sz w:val="18"/>
+              </w:rPr>
+              <w:t>○</w:t>
+            </w:r>
+          </w:p>
+        </w:tc>
+        <w:tc>
+          <w:tcPr>
+            <w:tcW w:type="dxa" w:w="1071"/>
+          </w:tcPr>
+          <w:p>
+            <w:r/>
+            <w:r>
+              <w:rPr>
+                <w:b w:val="0"/>
+                <w:sz w:val="18"/>
+              </w:rPr>
+              <w:t>◐（道路级）</w:t>
+            </w:r>
+          </w:p>
+        </w:tc>
+        <w:tc>
+          <w:tcPr>
+            <w:tcW w:type="dxa" w:w="1071"/>
+          </w:tcPr>
+          <w:p>
+            <w:r/>
+            <w:r>
+              <w:rPr>
+                <w:b w:val="0"/>
+                <w:sz w:val="18"/>
+              </w:rPr>
+              <w:t>○</w:t>
+            </w:r>
+          </w:p>
+        </w:tc>
+        <w:tc>
+          <w:tcPr>
+            <w:tcW w:type="dxa" w:w="1071"/>
+          </w:tcPr>
+          <w:p>
+            <w:r/>
+            <w:r>
+              <w:rPr>
+                <w:b w:val="0"/>
+                <w:sz w:val="18"/>
+              </w:rPr>
+              <w:t>◐</w:t>
+            </w:r>
+          </w:p>
+        </w:tc>
+        <w:tc>
+          <w:tcPr>
+            <w:tcW w:type="dxa" w:w="1071"/>
+          </w:tcPr>
+          <w:p>
+            <w:r/>
+            <w:r>
+              <w:rPr>
+                <w:b w:val="0"/>
+                <w:sz w:val="18"/>
+              </w:rPr>
+              <w:t>◐</w:t>
+            </w:r>
+          </w:p>
+        </w:tc>
+        <w:tc>
+          <w:tcPr>
+            <w:tcW w:type="dxa" w:w="1071"/>
+          </w:tcPr>
+          <w:p>
+            <w:r/>
+            <w:r>
+              <w:rPr>
+                <w:b w:val="0"/>
+                <w:sz w:val="18"/>
+              </w:rPr>
+              <w:t>○</w:t>
+            </w:r>
+          </w:p>
+        </w:tc>
+        <w:tc>
+          <w:tcPr>
+            <w:tcW w:type="dxa" w:w="1071"/>
+          </w:tcPr>
+          <w:p>
+            <w:r/>
+            <w:r>
+              <w:rPr>
+                <w:b w:val="0"/>
+                <w:sz w:val="18"/>
+              </w:rPr>
+              <w:t>○</w:t>
+            </w:r>
+          </w:p>
+        </w:tc>
+        <w:tc>
+          <w:tcPr>
+            <w:tcW w:type="dxa" w:w="1071"/>
+          </w:tcPr>
+          <w:p>
+            <w:r/>
+            <w:r>
+              <w:rPr>
+                <w:b w:val="0"/>
+                <w:sz w:val="18"/>
+              </w:rPr>
+              <w:t>●（通道图）</w:t>
+            </w:r>
+          </w:p>
+        </w:tc>
+      </w:tr>
+      <w:tr>
+        <w:tc>
+          <w:tcPr>
+            <w:tcW w:type="dxa" w:w="1071"/>
+            <w:shd w:val="clear" w:color="auto" w:fill="F2F7F6"/>
+          </w:tcPr>
+          <w:p>
+            <w:r/>
+            <w:r>
+              <w:rPr>
+                <w:b w:val="0"/>
+                <w:sz w:val="18"/>
+              </w:rPr>
+              <w:t>领券 → 核销 → 看板闭环</w:t>
+            </w:r>
+          </w:p>
+        </w:tc>
+        <w:tc>
+          <w:tcPr>
+            <w:tcW w:type="dxa" w:w="1071"/>
+            <w:shd w:val="clear" w:color="auto" w:fill="F2F7F6"/>
+          </w:tcPr>
+          <w:p>
+            <w:r/>
+            <w:r>
+              <w:rPr>
+                <w:b w:val="0"/>
+                <w:sz w:val="18"/>
+              </w:rPr>
+              <w:t>●</w:t>
+            </w:r>
+          </w:p>
+        </w:tc>
+        <w:tc>
+          <w:tcPr>
+            <w:tcW w:type="dxa" w:w="1071"/>
+            <w:shd w:val="clear" w:color="auto" w:fill="F2F7F6"/>
+          </w:tcPr>
+          <w:p>
+            <w:r/>
+            <w:r>
+              <w:rPr>
+                <w:b w:val="0"/>
+                <w:sz w:val="18"/>
+              </w:rPr>
+              <w:t>◐</w:t>
+            </w:r>
+          </w:p>
+        </w:tc>
+        <w:tc>
+          <w:tcPr>
+            <w:tcW w:type="dxa" w:w="1071"/>
+            <w:shd w:val="clear" w:color="auto" w:fill="F2F7F6"/>
+          </w:tcPr>
+          <w:p>
+            <w:r/>
+            <w:r>
+              <w:rPr>
+                <w:b w:val="0"/>
+                <w:sz w:val="18"/>
+              </w:rPr>
+              <w:t>◐</w:t>
+            </w:r>
+          </w:p>
+        </w:tc>
+        <w:tc>
+          <w:tcPr>
+            <w:tcW w:type="dxa" w:w="1071"/>
+            <w:shd w:val="clear" w:color="auto" w:fill="F2F7F6"/>
+          </w:tcPr>
+          <w:p>
+            <w:r/>
+            <w:r>
+              <w:rPr>
+                <w:b w:val="0"/>
+                <w:sz w:val="18"/>
+              </w:rPr>
+              <w:t>○</w:t>
+            </w:r>
+          </w:p>
+        </w:tc>
+        <w:tc>
+          <w:tcPr>
+            <w:tcW w:type="dxa" w:w="1071"/>
+            <w:shd w:val="clear" w:color="auto" w:fill="F2F7F6"/>
+          </w:tcPr>
+          <w:p>
+            <w:r/>
+            <w:r>
+              <w:rPr>
+                <w:b w:val="0"/>
+                <w:sz w:val="18"/>
+              </w:rPr>
+              <w:t>○</w:t>
+            </w:r>
+          </w:p>
+        </w:tc>
+        <w:tc>
+          <w:tcPr>
+            <w:tcW w:type="dxa" w:w="1071"/>
+            <w:shd w:val="clear" w:color="auto" w:fill="F2F7F6"/>
+          </w:tcPr>
+          <w:p>
+            <w:r/>
+            <w:r>
+              <w:rPr>
+                <w:b w:val="0"/>
+                <w:sz w:val="18"/>
+              </w:rPr>
+              <w:t>○</w:t>
+            </w:r>
+          </w:p>
+        </w:tc>
+        <w:tc>
+          <w:tcPr>
+            <w:tcW w:type="dxa" w:w="1071"/>
+            <w:shd w:val="clear" w:color="auto" w:fill="F2F7F6"/>
+          </w:tcPr>
+          <w:p>
+            <w:r/>
+            <w:r>
+              <w:rPr>
+                <w:b w:val="0"/>
+                <w:sz w:val="18"/>
+              </w:rPr>
+              <w:t>○</w:t>
+            </w:r>
+          </w:p>
+        </w:tc>
+        <w:tc>
+          <w:tcPr>
+            <w:tcW w:type="dxa" w:w="1071"/>
+            <w:shd w:val="clear" w:color="auto" w:fill="F2F7F6"/>
+          </w:tcPr>
+          <w:p>
+            <w:r/>
+            <w:r>
+              <w:rPr>
+                <w:b w:val="0"/>
+                <w:sz w:val="18"/>
+              </w:rPr>
+              <w:t>●（沙盘）</w:t>
+            </w:r>
+          </w:p>
+        </w:tc>
+      </w:tr>
+      <w:tr>
+        <w:tc>
+          <w:tcPr>
+            <w:tcW w:type="dxa" w:w="1071"/>
+          </w:tcPr>
+          <w:p>
+            <w:r/>
+            <w:r>
+              <w:rPr>
+                <w:b w:val="0"/>
+                <w:sz w:val="18"/>
+              </w:rPr>
+              <w:t>全景再取景导出横 / 竖版</w:t>
+            </w:r>
+          </w:p>
+        </w:tc>
+        <w:tc>
+          <w:tcPr>
+            <w:tcW w:type="dxa" w:w="1071"/>
+          </w:tcPr>
+          <w:p>
+            <w:r/>
+            <w:r>
+              <w:rPr>
+                <w:b w:val="0"/>
+                <w:sz w:val="18"/>
+              </w:rPr>
+              <w:t>○</w:t>
+            </w:r>
+          </w:p>
+        </w:tc>
+        <w:tc>
+          <w:tcPr>
+            <w:tcW w:type="dxa" w:w="1071"/>
+          </w:tcPr>
+          <w:p>
+            <w:r/>
+            <w:r>
+              <w:rPr>
+                <w:b w:val="0"/>
+                <w:sz w:val="18"/>
+              </w:rPr>
+              <w:t>○</w:t>
+            </w:r>
+          </w:p>
+        </w:tc>
+        <w:tc>
+          <w:tcPr>
+            <w:tcW w:type="dxa" w:w="1071"/>
+          </w:tcPr>
+          <w:p>
+            <w:r/>
+            <w:r>
+              <w:rPr>
+                <w:b w:val="0"/>
+                <w:sz w:val="18"/>
+              </w:rPr>
+              <w:t>○</w:t>
+            </w:r>
+          </w:p>
+        </w:tc>
+        <w:tc>
+          <w:tcPr>
+            <w:tcW w:type="dxa" w:w="1071"/>
+          </w:tcPr>
+          <w:p>
+            <w:r/>
+            <w:r>
+              <w:rPr>
+                <w:b w:val="0"/>
+                <w:sz w:val="18"/>
+              </w:rPr>
+              <w:t>○</w:t>
+            </w:r>
+          </w:p>
+        </w:tc>
+        <w:tc>
+          <w:tcPr>
+            <w:tcW w:type="dxa" w:w="1071"/>
+          </w:tcPr>
+          <w:p>
+            <w:r/>
+            <w:r>
+              <w:rPr>
+                <w:b w:val="0"/>
+                <w:sz w:val="18"/>
+              </w:rPr>
+              <w:t>○</w:t>
+            </w:r>
+          </w:p>
+        </w:tc>
+        <w:tc>
+          <w:tcPr>
+            <w:tcW w:type="dxa" w:w="1071"/>
+          </w:tcPr>
+          <w:p>
+            <w:r/>
+            <w:r>
+              <w:rPr>
+                <w:b w:val="0"/>
+                <w:sz w:val="18"/>
+              </w:rPr>
+              <w:t>○</w:t>
+            </w:r>
+          </w:p>
+        </w:tc>
+        <w:tc>
+          <w:tcPr>
+            <w:tcW w:type="dxa" w:w="1071"/>
+          </w:tcPr>
+          <w:p>
+            <w:r/>
+            <w:r>
+              <w:rPr>
+                <w:b w:val="0"/>
+                <w:sz w:val="18"/>
+              </w:rPr>
+              <w:t>○</w:t>
+            </w:r>
+          </w:p>
+        </w:tc>
+        <w:tc>
+          <w:tcPr>
+            <w:tcW w:type="dxa" w:w="1071"/>
+          </w:tcPr>
+          <w:p>
+            <w:r/>
+            <w:r>
+              <w:rPr>
+                <w:b w:val="0"/>
+                <w:sz w:val="18"/>
+              </w:rPr>
+              <w:t>●</w:t>
+            </w:r>
+          </w:p>
+        </w:tc>
+      </w:tr>
+      <w:tr>
+        <w:tc>
+          <w:tcPr>
+            <w:tcW w:type="dxa" w:w="1071"/>
+            <w:shd w:val="clear" w:color="auto" w:fill="F2F7F6"/>
+          </w:tcPr>
+          <w:p>
+            <w:r/>
+            <w:r>
+              <w:rPr>
+                <w:b w:val="0"/>
+                <w:sz w:val="18"/>
+              </w:rPr>
               <w:t>中小商户零内容门槛</w:t>
             </w:r>
           </w:p>
@@ -7282,6 +9663,7 @@
         <w:tc>
           <w:tcPr>
             <w:tcW w:type="dxa" w:w="1071"/>
+            <w:shd w:val="clear" w:color="auto" w:fill="F2F7F6"/>
           </w:tcPr>
           <w:p>
             <w:r/>
@@ -7297,6 +9679,7 @@
         <w:tc>
           <w:tcPr>
             <w:tcW w:type="dxa" w:w="1071"/>
+            <w:shd w:val="clear" w:color="auto" w:fill="F2F7F6"/>
           </w:tcPr>
           <w:p>
             <w:r/>
@@ -7312,6 +9695,7 @@
         <w:tc>
           <w:tcPr>
             <w:tcW w:type="dxa" w:w="1071"/>
+            <w:shd w:val="clear" w:color="auto" w:fill="F2F7F6"/>
           </w:tcPr>
           <w:p>
             <w:r/>
@@ -7327,6 +9711,7 @@
         <w:tc>
           <w:tcPr>
             <w:tcW w:type="dxa" w:w="1071"/>
+            <w:shd w:val="clear" w:color="auto" w:fill="F2F7F6"/>
           </w:tcPr>
           <w:p>
             <w:r/>
@@ -7342,6 +9727,7 @@
         <w:tc>
           <w:tcPr>
             <w:tcW w:type="dxa" w:w="1071"/>
+            <w:shd w:val="clear" w:color="auto" w:fill="F2F7F6"/>
           </w:tcPr>
           <w:p>
             <w:r/>
@@ -7357,6 +9743,7 @@
         <w:tc>
           <w:tcPr>
             <w:tcW w:type="dxa" w:w="1071"/>
+            <w:shd w:val="clear" w:color="auto" w:fill="F2F7F6"/>
           </w:tcPr>
           <w:p>
             <w:r/>
@@ -7372,6 +9759,7 @@
         <w:tc>
           <w:tcPr>
             <w:tcW w:type="dxa" w:w="1071"/>
+            <w:shd w:val="clear" w:color="auto" w:fill="F2F7F6"/>
           </w:tcPr>
           <w:p>
             <w:r/>
@@ -7387,6 +9775,7 @@
         <w:tc>
           <w:tcPr>
             <w:tcW w:type="dxa" w:w="1071"/>
+            <w:shd w:val="clear" w:color="auto" w:fill="F2F7F6"/>
           </w:tcPr>
           <w:p>
             <w:r/>
@@ -7410,7 +9799,15 @@
         <w:rPr>
           <w:b w:val="0"/>
         </w:rPr>
-        <w:t>6.3 竞争定位</w:t>
+        <w:t>6.4 竞争定位图</w:t>
+      </w:r>
+    </w:p>
+    <w:p>
+      <w:r>
+        <w:rPr>
+          <w:b w:val="0"/>
+        </w:rPr>
+        <w:t>以「空间沉浸度」为横轴、「消费闭环度」为纵轴：</w:t>
       </w:r>
     </w:p>
     <w:tbl>
@@ -7496,7 +9893,7 @@
                 <w:b w:val="0"/>
                 <w:sz w:val="18"/>
               </w:rPr>
-              <w:t>点评 / 美团、高德、OTA AI：能交易、能规划，看不到场地内部</w:t>
+              <w:t>点评 / 美团问小团、高德扫街榜、OTA AI 助手：能交易、能规划，但看不到场地内部</w:t>
             </w:r>
           </w:p>
         </w:tc>
@@ -7511,7 +9908,7 @@
                 <w:b/>
                 <w:sz w:val="18"/>
               </w:rPr>
-              <w:t>★ 开图：看得见空间，也能直接到店核销</w:t>
+              <w:t>★ 开图（目标位置）：看得见空间，也能直接到店核销</w:t>
             </w:r>
           </w:p>
         </w:tc>
@@ -7561,7 +9958,7 @@
                 <w:b w:val="0"/>
                 <w:sz w:val="18"/>
               </w:rPr>
-              <w:t>Google IV、720 云 / 如视、Matterport、3DGS 工具：展示强，不做行程与交易</w:t>
+              <w:t>Google Immersive View、720 云 / 如视、Matterport、Polycam / Scaniverse：空间展示强，不做行程与交易</w:t>
             </w:r>
           </w:p>
         </w:tc>
@@ -7579,7 +9976,7 @@
         <w:rPr>
           <w:b w:val="0"/>
         </w:rPr>
-        <w:t>：右上象限，即面向中小场地、“既能沉浸看空间，又能转化为到店消费”的国内产品。</w:t>
+        <w:t>：右上象限，即“既能沉浸地看空间，又能直接转化为到店消费”，目前没有面向中小场地的国内产品。</w:t>
       </w:r>
     </w:p>
     <w:p>
@@ -7590,7 +9987,44 @@
         <w:rPr>
           <w:b w:val="0"/>
         </w:rPr>
-        <w:t>7. 方案与差异化优势</w:t>
+        <w:t>7. 我们的方案与差异化优势</w:t>
+      </w:r>
+    </w:p>
+    <w:p>
+      <w:pPr>
+        <w:pStyle w:val="Heading3"/>
+      </w:pPr>
+      <w:r>
+        <w:rPr>
+          <w:b w:val="0"/>
+        </w:rPr>
+        <w:t>7.1 产品定义</w:t>
+      </w:r>
+    </w:p>
+    <w:p>
+      <w:r>
+        <w:rPr>
+          <w:b/>
+        </w:rPr>
+        <w:t>开图 · Unfold</w:t>
+      </w:r>
+      <w:r>
+        <w:rPr>
+          <w:b w:val="0"/>
+        </w:rPr>
+        <w:t>：用影石全景相机“走一圈”采集场地，AI 把影像变成</w:t>
+      </w:r>
+      <w:r>
+        <w:rPr>
+          <w:b/>
+        </w:rPr>
+        <w:t>可看、可问、可走、可核销</w:t>
+      </w:r>
+      <w:r>
+        <w:rPr>
+          <w:b w:val="0"/>
+        </w:rPr>
+        <w:t>的空间服务。</w:t>
       </w:r>
     </w:p>
     <w:p>
@@ -7606,11 +10040,13 @@
         <w:br/>
         <w:t xml:space="preserve">                                   │</w:t>
         <w:br/>
-        <w:t xml:space="preserve">                          全景 / 3DGS + 服务点位 + 核实目录</w:t>
+        <w:t xml:space="preserve">                                   ▼</w:t>
+        <w:br/>
+        <w:t xml:space="preserve">                       2:1 全景 / 3DGS + 服务点位 + 核实目录</w:t>
         <w:br/>
         <w:t xml:space="preserve">                                   │</w:t>
         <w:br/>
-        <w:t>[怎么看]  一句话需求 ─► AI 意图 + 约束校验 ─► 空间路线 + 门面视角 ─► 领券 ─► 核销 ─► 看板</w:t>
+        <w:t>[怎么看]  游客一句话需求 ─► AI 意图 + 约束校验 ─► 空间路线 + 门面视角 ─► 领券 ─► 商户核销 ─► 数据看板</w:t>
       </w:r>
     </w:p>
     <w:p>
@@ -7621,7 +10057,7 @@
         <w:rPr>
           <w:b w:val="0"/>
         </w:rPr>
-        <w:t>7.1 四项差异化优势</w:t>
+        <w:t>7.2 五项差异化优势</w:t>
       </w:r>
     </w:p>
     <w:p>
@@ -7638,13 +10074,13 @@
         <w:rPr>
           <w:b/>
         </w:rPr>
-        <w:t>可信 AI，从机制上约束幻觉</w:t>
+        <w:t>影像即数据：一次采集，三重复用</w:t>
       </w:r>
       <w:r>
         <w:rPr>
           <w:b w:val="0"/>
         </w:rPr>
-        <w:t>（回应 P3，机会分数最高）：本地模型与服务端大模型都只能从已审核目录中选方案 ID；路线由通道图算法计算，不由模型生成；遇到过敏、忌口类问题主动拒答。</w:t>
+        <w:t>。同一份全景同时用于空间浏览（游客）、服务点位锚定（商户 / 场地），以及横版 / 竖版宣传素材（创作者、商户）。直接回应 P6、P7、P8。</w:t>
       </w:r>
     </w:p>
     <w:p>
@@ -7661,13 +10097,25 @@
         <w:rPr>
           <w:b/>
         </w:rPr>
-        <w:t>空间化到店</w:t>
+        <w:t>可信 AI：从机制上约束幻觉</w:t>
       </w:r>
       <w:r>
         <w:rPr>
           <w:b w:val="0"/>
         </w:rPr>
-        <w:t>（回应 P1、P2）：点击站点，镜头飞到门面视角，路径在三维空间中高亮，不穿墙。</w:t>
+        <w:t>。本地意图模型和服务端大模型都</w:t>
+      </w:r>
+      <w:r>
+        <w:rPr>
+          <w:b/>
+        </w:rPr>
+        <w:t>只能从已审核目录中选方案 ID</w:t>
+      </w:r>
+      <w:r>
+        <w:rPr>
+          <w:b w:val="0"/>
+        </w:rPr>
+        <w:t>；路线由通道图算法计算，不由模型编造；遇到过敏、忌口类问题主动拒答。直接回应 P3，也就是机会分数最高的痛点。</w:t>
       </w:r>
     </w:p>
     <w:p>
@@ -7684,13 +10132,13 @@
         <w:rPr>
           <w:b/>
         </w:rPr>
-        <w:t>影像即数据，闭环可归因</w:t>
+        <w:t>空间化到店：从“导航到坐标”到“看见门面”</w:t>
       </w:r>
       <w:r>
         <w:rPr>
           <w:b w:val="0"/>
         </w:rPr>
-        <w:t>（回应 P4–P6）：一次采集同时服务空间浏览、服务点位锚定和商户展示；领券—核销—看板让商户看到的是到店数，而不是曝光量。这在影石 App 已有的再取景能力之上，为全景素材打开了新的用途。</w:t>
+        <w:t>。点击站点，镜头飞到门面视角，金色路径标出走法。回应 P2。</w:t>
       </w:r>
     </w:p>
     <w:p>
@@ -7707,13 +10155,48 @@
         <w:rPr>
           <w:b/>
         </w:rPr>
+        <w:t>闭环可归因：领券—核销—看板</w:t>
+      </w:r>
+      <w:r>
+        <w:rPr>
+          <w:b w:val="0"/>
+        </w:rPr>
+        <w:t>。商户看到的是核销数，而不是曝光量。回应 P4、P6，也为后续“按效果收费”打下基础。</w:t>
+      </w:r>
+    </w:p>
+    <w:p>
+      <w:pPr>
+        <w:ind w:left="340" w:hanging="340"/>
+      </w:pPr>
+      <w:r>
+        <w:rPr>
+          <w:b w:val="0"/>
+        </w:rPr>
+        <w:t xml:space="preserve">5. </w:t>
+      </w:r>
+      <w:r>
+        <w:rPr>
+          <w:b/>
+        </w:rPr>
         <w:t>低门槛、真工程</w:t>
       </w:r>
       <w:r>
         <w:rPr>
           <w:b w:val="0"/>
         </w:rPr>
-        <w:t>：2399 元的消费级相机，网页零下载；后端可 Docker 部署，含鉴权、SQLite WAL 持久化和独立 FFmpeg Worker；仓库含 15 项自动化测试，覆盖路线、券核销幂等、AI 响应校验、OSC 协议边界与云端鉴权。</w:t>
+        <w:t>。消费级相机（2399 元）+ 网页零下载；后端可 Docker 一键部署，访问密钥鉴权、SQLite WAL 持久化、独立 FFmpeg Worker。</w:t>
+      </w:r>
+      <w:r>
+        <w:rPr>
+          <w:b/>
+        </w:rPr>
+        <w:t>不是 PPT 产品</w:t>
+      </w:r>
+      <w:r>
+        <w:rPr>
+          <w:b w:val="0"/>
+        </w:rPr>
+        <w:t>。</w:t>
       </w:r>
     </w:p>
     <w:p>
@@ -7724,7 +10207,7 @@
         <w:rPr>
           <w:b w:val="0"/>
         </w:rPr>
-        <w:t>7.2 如何回应赛题：「设备理解人」</w:t>
+        <w:t>7.3 如何回应赛题：「设备理解人」</w:t>
       </w:r>
     </w:p>
     <w:tbl>
@@ -7746,6 +10229,14 @@
           </w:tcPr>
           <w:p>
             <w:r/>
+            <w:r>
+              <w:rPr>
+                <w:b/>
+                <w:color w:val="FFFFFF"/>
+                <w:sz w:val="18"/>
+              </w:rPr>
+              <w:t>赛题关键词</w:t>
+            </w:r>
           </w:p>
         </w:tc>
         <w:tc>
@@ -7761,7 +10252,7 @@
                 <w:color w:val="FFFFFF"/>
                 <w:sz w:val="18"/>
               </w:rPr>
-              <w:t>人操作设备</w:t>
+              <w:t>传统方式（人操作设备）</w:t>
             </w:r>
           </w:p>
         </w:tc>
@@ -7778,7 +10269,7 @@
                 <w:color w:val="FFFFFF"/>
                 <w:sz w:val="18"/>
               </w:rPr>
-              <w:t>设备理解人（开图）</w:t>
+              <w:t>开图（设备理解人）</w:t>
             </w:r>
           </w:p>
         </w:tc>
@@ -7810,7 +10301,7 @@
                 <w:b w:val="0"/>
                 <w:sz w:val="18"/>
               </w:rPr>
-              <w:t>凭经验拍，回家才发现素材不能用</w:t>
+              <w:t>拍摄者凭经验拍，回家才发现素材不能用</w:t>
             </w:r>
           </w:p>
         </w:tc>
@@ -7825,7 +10316,7 @@
                 <w:b w:val="0"/>
                 <w:sz w:val="18"/>
               </w:rPr>
-              <w:t>按采集目标给出路线、重叠、高度与补拍清单；先拍 20 秒小样检查；OSC 读取相机状态并控制录制</w:t>
+              <w:t>按采集目标给出路线、重叠、高度与补拍清单；先拍 20 秒小样检查，不合格当场补拍</w:t>
             </w:r>
           </w:p>
         </w:tc>
@@ -7843,7 +10334,7 @@
                 <w:b w:val="0"/>
                 <w:sz w:val="18"/>
               </w:rPr>
-              <w:t>怎么看</w:t>
+              <w:t>怎么拍</w:t>
             </w:r>
           </w:p>
         </w:tc>
@@ -7859,7 +10350,7 @@
                 <w:b w:val="0"/>
                 <w:sz w:val="18"/>
               </w:rPr>
-              <w:t>观看者自己在 360° 球里转</w:t>
+              <w:t>相机只是录像开关</w:t>
             </w:r>
           </w:p>
         </w:tc>
@@ -7875,7 +10366,104 @@
                 <w:b w:val="0"/>
                 <w:sz w:val="18"/>
               </w:rPr>
-              <w:t>从一句话需求出发：AI 选方案，系统算路线，镜头自动飞到目标视角</w:t>
+              <w:t>通过 OSC 桥接读取相机状态，控制开始 / 停止录像，与采集任务绑定</w:t>
+            </w:r>
+          </w:p>
+        </w:tc>
+      </w:tr>
+      <w:tr>
+        <w:tc>
+          <w:tcPr>
+            <w:tcW w:type="dxa" w:w="3213"/>
+          </w:tcPr>
+          <w:p>
+            <w:r/>
+            <w:r>
+              <w:rPr>
+                <w:b w:val="0"/>
+                <w:sz w:val="18"/>
+              </w:rPr>
+              <w:t>怎么看</w:t>
+            </w:r>
+          </w:p>
+        </w:tc>
+        <w:tc>
+          <w:tcPr>
+            <w:tcW w:type="dxa" w:w="3213"/>
+          </w:tcPr>
+          <w:p>
+            <w:r/>
+            <w:r>
+              <w:rPr>
+                <w:b w:val="0"/>
+                <w:sz w:val="18"/>
+              </w:rPr>
+              <w:t>观看者自己在 360° 球里转</w:t>
+            </w:r>
+          </w:p>
+        </w:tc>
+        <w:tc>
+          <w:tcPr>
+            <w:tcW w:type="dxa" w:w="3213"/>
+          </w:tcPr>
+          <w:p>
+            <w:r/>
+            <w:r>
+              <w:rPr>
+                <w:b w:val="0"/>
+                <w:sz w:val="18"/>
+              </w:rPr>
+              <w:t>从一句话需求出发，AI 选方案、系统算路线、镜头自动飞到目标视角</w:t>
+            </w:r>
+          </w:p>
+        </w:tc>
+      </w:tr>
+      <w:tr>
+        <w:tc>
+          <w:tcPr>
+            <w:tcW w:type="dxa" w:w="3213"/>
+            <w:shd w:val="clear" w:color="auto" w:fill="F2F7F6"/>
+          </w:tcPr>
+          <w:p>
+            <w:r/>
+            <w:r>
+              <w:rPr>
+                <w:b w:val="0"/>
+                <w:sz w:val="18"/>
+              </w:rPr>
+              <w:t>怎么看</w:t>
+            </w:r>
+          </w:p>
+        </w:tc>
+        <w:tc>
+          <w:tcPr>
+            <w:tcW w:type="dxa" w:w="3213"/>
+            <w:shd w:val="clear" w:color="auto" w:fill="F2F7F6"/>
+          </w:tcPr>
+          <w:p>
+            <w:r/>
+            <w:r>
+              <w:rPr>
+                <w:b w:val="0"/>
+                <w:sz w:val="18"/>
+              </w:rPr>
+              <w:t>全景素材只发一条视频</w:t>
+            </w:r>
+          </w:p>
+        </w:tc>
+        <w:tc>
+          <w:tcPr>
+            <w:tcW w:type="dxa" w:w="3213"/>
+            <w:shd w:val="clear" w:color="auto" w:fill="F2F7F6"/>
+          </w:tcPr>
+          <w:p>
+            <w:r/>
+            <w:r>
+              <w:rPr>
+                <w:b w:val="0"/>
+                <w:sz w:val="18"/>
+              </w:rPr>
+              <w:t>同一全景再取景为导览、横版、竖版，服务于游客、商户和创作者三方</w:t>
             </w:r>
           </w:p>
         </w:tc>
@@ -7890,7 +10478,7 @@
         <w:rPr>
           <w:b w:val="0"/>
         </w:rPr>
-        <w:t>7.3 SWOT</w:t>
+        <w:t>7.4 SWOT</w:t>
       </w:r>
     </w:p>
     <w:tbl>
@@ -7951,7 +10539,7 @@
                 <w:b w:val="0"/>
                 <w:sz w:val="18"/>
               </w:rPr>
-              <w:t>全链路原型可运行；可信 AI 机制；深度结合影石全景</w:t>
+              <w:t>采集—理解—规划—到店全链路原型已可运行；可信 AI 机制；深度结合影石全景；工程化程度高（测试 + 部署）</w:t>
             </w:r>
           </w:p>
         </w:tc>
@@ -7966,7 +10554,7 @@
                 <w:b w:val="0"/>
                 <w:sz w:val="18"/>
               </w:rPr>
-              <w:t>暂无真实商户与客流数据；原生 SDK、GPU 3DGS 待资源；场景为公开资料参考重建，非测绘级</w:t>
+              <w:t>真实商户与客流数据尚未接入；原生 SDK、GPU 3DGS 训练待资源；三维场景为公开资料参考重建，非测绘级</w:t>
             </w:r>
           </w:p>
         </w:tc>
@@ -8017,7 +10605,7 @@
                 <w:b w:val="0"/>
                 <w:sz w:val="18"/>
               </w:rPr>
-              <w:t>平台降佣政策；影像化决策趋势；消费级全景与 3DGS 普及</w:t>
+              <w:t>平台降佣政策；影像化决策趋势；消费级全景与 3DGS 普及；大模型成本下降；场地方数字化预算</w:t>
             </w:r>
           </w:p>
         </w:tc>
@@ -8032,7 +10620,7 @@
                 <w:b w:val="0"/>
                 <w:sz w:val="18"/>
               </w:rPr>
-              <w:t>大平台向场地内部延伸；商户冷启动；公共场所拍摄的隐私合规</w:t>
+              <w:t>大平台向场地内部延伸；商户冷启动；公共场所拍摄的隐私与版权合规</w:t>
             </w:r>
           </w:p>
         </w:tc>
@@ -8047,21 +10635,43 @@
         <w:rPr>
           <w:b w:val="0"/>
         </w:rPr>
-        <w:t>8. 需求验证与成功指标</w:t>
+        <w:t>8. 需求验证计划与成功指标</w:t>
       </w:r>
     </w:p>
     <w:p>
+      <w:pPr>
+        <w:pStyle w:val="Heading3"/>
+      </w:pPr>
+      <w:r>
+        <w:rPr>
+          <w:b w:val="0"/>
+        </w:rPr>
+        <w:t>8.1 北极星指标</w:t>
+      </w:r>
+    </w:p>
+    <w:p>
       <w:r>
         <w:rPr>
           <w:b/>
         </w:rPr>
-        <w:t>北极星指标</w:t>
+        <w:t>“从打开到到店核销”的任务完成率</w:t>
       </w:r>
       <w:r>
         <w:rPr>
           <w:b w:val="0"/>
         </w:rPr>
-        <w:t>：“从打开到到店核销”的任务完成率。它同时衡量游客能否找到（P1–P3）和商户能否获客（P4）。</w:t>
+        <w:t>：它同时反映游客能否找到（P1–P3），以及商户能否获客（P6）。</w:t>
+      </w:r>
+    </w:p>
+    <w:p>
+      <w:pPr>
+        <w:pStyle w:val="Heading3"/>
+      </w:pPr>
+      <w:r>
+        <w:rPr>
+          <w:b w:val="0"/>
+        </w:rPr>
+        <w:t>8.2 分角色指标与验证假设</w:t>
       </w:r>
     </w:p>
     <w:tbl>
@@ -8173,7 +10783,7 @@
                 <w:b w:val="0"/>
                 <w:sz w:val="18"/>
               </w:rPr>
-              <w:t>现场对照：开图 vs 常用地图 + 点评</w:t>
+              <w:t>现场 A/B：开图 vs 常用地图 + 点评</w:t>
             </w:r>
           </w:p>
         </w:tc>
@@ -8188,7 +10798,7 @@
                 <w:b w:val="0"/>
                 <w:sz w:val="18"/>
               </w:rPr>
-              <w:t>找店耗时、误找次数</w:t>
+              <w:t>找店耗时、误找次数、问路次数</w:t>
             </w:r>
           </w:p>
         </w:tc>
@@ -8203,7 +10813,7 @@
                 <w:b w:val="0"/>
                 <w:sz w:val="18"/>
               </w:rPr>
-              <w:t>耗时缩短 ≥ 30%</w:t>
+              <w:t>耗时缩短 ≥ 30%，误找减少</w:t>
             </w:r>
           </w:p>
         </w:tc>
@@ -8221,7 +10831,7 @@
                 <w:b w:val="0"/>
                 <w:sz w:val="18"/>
               </w:rPr>
-              <w:t>H2 核实目录 + 拒答提升对 AI 的信任</w:t>
+              <w:t>H2 “只引用核实目录 + 拒答”能提升对 AI 的信任</w:t>
             </w:r>
           </w:p>
         </w:tc>
@@ -8237,7 +10847,7 @@
                 <w:b w:val="0"/>
                 <w:sz w:val="18"/>
               </w:rPr>
-              <w:t>访谈 + 7 分量表</w:t>
+              <w:t>访谈 + 问卷 7 分量表</w:t>
             </w:r>
           </w:p>
         </w:tc>
@@ -8253,7 +10863,7 @@
                 <w:b w:val="0"/>
                 <w:sz w:val="18"/>
               </w:rPr>
-              <w:t>信任度</w:t>
+              <w:t>信任度、愿意照做比例</w:t>
             </w:r>
           </w:p>
         </w:tc>
@@ -8269,7 +10879,7 @@
                 <w:b w:val="0"/>
                 <w:sz w:val="18"/>
               </w:rPr>
-              <w:t>≥ 5/7</w:t>
+              <w:t>信任度 ≥ 5/7</w:t>
             </w:r>
           </w:p>
         </w:tc>
@@ -8286,7 +10896,7 @@
                 <w:b w:val="0"/>
                 <w:sz w:val="18"/>
               </w:rPr>
-              <w:t>H3 游客愿意在行程中领券到店</w:t>
+              <w:t>H3 游客愿意在行程中领券并到店</w:t>
             </w:r>
           </w:p>
         </w:tc>
@@ -8349,7 +10959,7 @@
                 <w:b w:val="0"/>
                 <w:sz w:val="18"/>
               </w:rPr>
-              <w:t>H4 一台 X4 Air 可快速上线一个区域</w:t>
+              <w:t>H4 场地方可用一台 X4 Air 快速上线一个区域</w:t>
             </w:r>
           </w:p>
         </w:tc>
@@ -8365,7 +10975,7 @@
                 <w:b w:val="0"/>
                 <w:sz w:val="18"/>
               </w:rPr>
-              <w:t>工作台计时</w:t>
+              <w:t>影像工作台计时</w:t>
             </w:r>
           </w:p>
         </w:tc>
@@ -8381,7 +10991,7 @@
                 <w:b w:val="0"/>
                 <w:sz w:val="18"/>
               </w:rPr>
-              <w:t>采集到可浏览耗时</w:t>
+              <w:t>一个区域从采集到可浏览的耗时</w:t>
             </w:r>
           </w:p>
         </w:tc>
@@ -8397,7 +11007,21 @@
                 <w:b w:val="0"/>
                 <w:sz w:val="18"/>
               </w:rPr>
-              <w:t>目标 30 分钟（待现场计时，不作承诺）</w:t>
+              <w:t>目标 30 分钟（</w:t>
+            </w:r>
+            <w:r>
+              <w:rPr>
+                <w:b/>
+                <w:sz w:val="18"/>
+              </w:rPr>
+              <w:t>待现场计时，当前不作承诺</w:t>
+            </w:r>
+            <w:r>
+              <w:rPr>
+                <w:b w:val="0"/>
+                <w:sz w:val="18"/>
+              </w:rPr>
+              <w:t>）</w:t>
             </w:r>
           </w:p>
         </w:tc>
@@ -8414,7 +11038,7 @@
                 <w:b w:val="0"/>
                 <w:sz w:val="18"/>
               </w:rPr>
-              <w:t>H5 创作者愿意把素材复用为空间内容</w:t>
+              <w:t>H5 创作者愿意把全景素材复用为空间服务</w:t>
             </w:r>
           </w:p>
         </w:tc>
@@ -8429,7 +11053,7 @@
                 <w:b w:val="0"/>
                 <w:sz w:val="18"/>
               </w:rPr>
-              <w:t>博主访谈</w:t>
+              <w:t>摄影博主访谈</w:t>
             </w:r>
           </w:p>
         </w:tc>
@@ -8444,7 +11068,7 @@
                 <w:b w:val="0"/>
                 <w:sz w:val="18"/>
               </w:rPr>
-              <w:t>意愿（1–7）、顾虑</w:t>
+              <w:t>意愿、期望分成、顾虑</w:t>
             </w:r>
           </w:p>
         </w:tc>
@@ -8459,7 +11083,7 @@
                 <w:b w:val="0"/>
                 <w:sz w:val="18"/>
               </w:rPr>
-              <w:t>3 人中 ≥ 2 人有意愿</w:t>
+              <w:t>3 人中 ≥ 2 人有明确意愿</w:t>
             </w:r>
           </w:p>
         </w:tc>
@@ -8493,7 +11117,7 @@
                 <w:b w:val="0"/>
                 <w:sz w:val="18"/>
               </w:rPr>
-              <w:t>SUS 量表</w:t>
+              <w:t>SUS 系统可用性量表</w:t>
             </w:r>
           </w:p>
         </w:tc>
@@ -8533,17 +11157,175 @@
     </w:tbl>
     <w:p/>
     <w:p>
+      <w:pPr>
+        <w:pStyle w:val="Heading3"/>
+      </w:pPr>
+      <w:r>
+        <w:rPr>
+          <w:b w:val="0"/>
+        </w:rPr>
+        <w:t>8.3 商业验证路径</w:t>
+      </w:r>
+    </w:p>
+    <w:p>
+      <w:pPr>
+        <w:ind w:left="340" w:hanging="340"/>
+      </w:pPr>
+      <w:r>
+        <w:rPr>
+          <w:b w:val="0"/>
+        </w:rPr>
+        <w:t xml:space="preserve">1. </w:t>
+      </w:r>
       <w:r>
         <w:rPr>
           <w:b/>
         </w:rPr>
-        <w:t>风险与应对</w:t>
+        <w:t>试点</w:t>
       </w:r>
       <w:r>
         <w:rPr>
           <w:b w:val="0"/>
         </w:rPr>
-        <w:t>：</w:t>
+        <w:t>：一个场地方 + 两家愿意配合的餐饮店 + 一个可公开拍摄区域</w:t>
+      </w:r>
+    </w:p>
+    <w:p>
+      <w:pPr>
+        <w:ind w:left="340" w:hanging="340"/>
+      </w:pPr>
+      <w:r>
+        <w:rPr>
+          <w:b w:val="0"/>
+        </w:rPr>
+        <w:t xml:space="preserve">2. </w:t>
+      </w:r>
+      <w:r>
+        <w:rPr>
+          <w:b/>
+        </w:rPr>
+        <w:t>替换</w:t>
+      </w:r>
+      <w:r>
+        <w:rPr>
+          <w:b w:val="0"/>
+        </w:rPr>
+        <w:t>：用 X4 Air 实拍替换合成样例；商户确认套餐与营业信息</w:t>
+      </w:r>
+    </w:p>
+    <w:p>
+      <w:pPr>
+        <w:ind w:left="340" w:hanging="340"/>
+      </w:pPr>
+      <w:r>
+        <w:rPr>
+          <w:b w:val="0"/>
+        </w:rPr>
+        <w:t xml:space="preserve">3. </w:t>
+      </w:r>
+      <w:r>
+        <w:rPr>
+          <w:b/>
+        </w:rPr>
+        <w:t>测量</w:t>
+      </w:r>
+      <w:r>
+        <w:rPr>
+          <w:b w:val="0"/>
+        </w:rPr>
+        <w:t>：小范围邀请游客完成任务，记录找路 / 选餐耗时与核销结果</w:t>
+      </w:r>
+    </w:p>
+    <w:p>
+      <w:pPr>
+        <w:ind w:left="340" w:hanging="340"/>
+      </w:pPr>
+      <w:r>
+        <w:rPr>
+          <w:b w:val="0"/>
+        </w:rPr>
+        <w:t xml:space="preserve">4. </w:t>
+      </w:r>
+      <w:r>
+        <w:rPr>
+          <w:b/>
+        </w:rPr>
+        <w:t>定价</w:t>
+      </w:r>
+      <w:r>
+        <w:rPr>
+          <w:b w:val="0"/>
+        </w:rPr>
+        <w:t>：场地方收取首次上线费 + 更新维护费；商户先订阅，到店数据可信后再谈分成（均为候选模式，</w:t>
+      </w:r>
+      <w:r>
+        <w:rPr>
+          <w:b/>
+        </w:rPr>
+        <w:t>尚未验证</w:t>
+      </w:r>
+      <w:r>
+        <w:rPr>
+          <w:b w:val="0"/>
+        </w:rPr>
+        <w:t>）</w:t>
+      </w:r>
+    </w:p>
+    <w:p>
+      <w:pPr>
+        <w:pStyle w:val="Heading3"/>
+      </w:pPr>
+      <w:r>
+        <w:rPr>
+          <w:b w:val="0"/>
+        </w:rPr>
+        <w:t>8.4 当前可验证的工程证据</w:t>
+      </w:r>
+    </w:p>
+    <w:p>
+      <w:pPr>
+        <w:pStyle w:val="ListBullet"/>
+      </w:pPr>
+      <w:r>
+        <w:rPr>
+          <w:b w:val="0"/>
+        </w:rPr>
+        <w:t>自动化测试 15 项（</w:t>
+      </w:r>
+      <w:r>
+        <w:rPr>
+          <w:rFonts w:ascii="Consolas" w:hAnsi="Consolas" w:eastAsia="微软雅黑"/>
+          <w:b w:val="0"/>
+        </w:rPr>
+        <w:t>npm test</w:t>
+      </w:r>
+      <w:r>
+        <w:rPr>
+          <w:b w:val="0"/>
+        </w:rPr>
+        <w:t>）：9 条跨场地路线、套餐金额、本地意图与约束、券核销幂等、AI 响应校验、OSC 串行 / 错误 / 权限边界、云端鉴权与上传、持久化、任务互斥与失效恢复、FFmpeg 抽帧、太阳方位</w:t>
+      </w:r>
+    </w:p>
+    <w:p>
+      <w:pPr>
+        <w:pStyle w:val="ListBullet"/>
+      </w:pPr>
+      <w:r>
+        <w:rPr>
+          <w:b w:val="0"/>
+        </w:rPr>
+        <w:t>演示路径：顶部「老门东」→「一键演示」→「领演示券」→「去商家台核销」；影像工作台一键生成全景并导出横 / 竖版</w:t>
+      </w:r>
+    </w:p>
+    <w:p>
+      <w:pPr>
+        <w:pStyle w:val="Heading2"/>
+      </w:pPr>
+      <w:r>
+        <w:rPr>
+          <w:b w:val="0"/>
+        </w:rPr>
+        <w:t>9. 风险与应对</w:t>
       </w:r>
     </w:p>
     <w:tbl>
@@ -8553,13 +11335,14 @@
         <w:tblLook w:firstColumn="1" w:firstRow="1" w:lastColumn="0" w:lastRow="0" w:noHBand="0" w:noVBand="1" w:val="04A0"/>
       </w:tblPr>
       <w:tblGrid>
-        <w:gridCol w:w="4819"/>
-        <w:gridCol w:w="4819"/>
+        <w:gridCol w:w="3213"/>
+        <w:gridCol w:w="3213"/>
+        <w:gridCol w:w="3213"/>
       </w:tblGrid>
       <w:tr>
         <w:tc>
           <w:tcPr>
-            <w:tcW w:type="dxa" w:w="4819"/>
+            <w:tcW w:type="dxa" w:w="3213"/>
             <w:shd w:val="clear" w:color="auto" w:fill="0F3B40"/>
           </w:tcPr>
           <w:p>
@@ -8576,7 +11359,7 @@
         </w:tc>
         <w:tc>
           <w:tcPr>
-            <w:tcW w:type="dxa" w:w="4819"/>
+            <w:tcW w:type="dxa" w:w="3213"/>
             <w:shd w:val="clear" w:color="auto" w:fill="0F3B40"/>
           </w:tcPr>
           <w:p>
@@ -8587,6 +11370,23 @@
                 <w:color w:val="FFFFFF"/>
                 <w:sz w:val="18"/>
               </w:rPr>
+              <w:t>影响</w:t>
+            </w:r>
+          </w:p>
+        </w:tc>
+        <w:tc>
+          <w:tcPr>
+            <w:tcW w:type="dxa" w:w="3213"/>
+            <w:shd w:val="clear" w:color="auto" w:fill="0F3B40"/>
+          </w:tcPr>
+          <w:p>
+            <w:r/>
+            <w:r>
+              <w:rPr>
+                <w:b/>
+                <w:color w:val="FFFFFF"/>
+                <w:sz w:val="18"/>
+              </w:rPr>
               <w:t>应对</w:t>
             </w:r>
           </w:p>
@@ -8595,7 +11395,7 @@
       <w:tr>
         <w:tc>
           <w:tcPr>
-            <w:tcW w:type="dxa" w:w="4819"/>
+            <w:tcW w:type="dxa" w:w="3213"/>
           </w:tcPr>
           <w:p>
             <w:r/>
@@ -8610,16 +11410,31 @@
         </w:tc>
         <w:tc>
           <w:tcPr>
-            <w:tcW w:type="dxa" w:w="4819"/>
-          </w:tcPr>
-          <w:p>
-            <w:r/>
-            <w:r>
-              <w:rPr>
-                <w:b w:val="0"/>
-                <w:sz w:val="18"/>
-              </w:rPr>
-              <w:t>目录约束 + 服务端 ID 校验 + 拒答；识别结果附原图证据，人工确认后发布</w:t>
+            <w:tcW w:type="dxa" w:w="3213"/>
+          </w:tcPr>
+          <w:p>
+            <w:r/>
+            <w:r>
+              <w:rPr>
+                <w:b w:val="0"/>
+                <w:sz w:val="18"/>
+              </w:rPr>
+              <w:t>失去游客信任</w:t>
+            </w:r>
+          </w:p>
+        </w:tc>
+        <w:tc>
+          <w:tcPr>
+            <w:tcW w:type="dxa" w:w="3213"/>
+          </w:tcPr>
+          <w:p>
+            <w:r/>
+            <w:r>
+              <w:rPr>
+                <w:b w:val="0"/>
+                <w:sz w:val="18"/>
+              </w:rPr>
+              <w:t>目录约束 + 服务端 ID 校验 + 拒答；AI 结果附带原图证据，人工确认后才发布</w:t>
             </w:r>
           </w:p>
         </w:tc>
@@ -8627,7 +11442,7 @@
       <w:tr>
         <w:tc>
           <w:tcPr>
-            <w:tcW w:type="dxa" w:w="4819"/>
+            <w:tcW w:type="dxa" w:w="3213"/>
             <w:shd w:val="clear" w:color="auto" w:fill="F2F7F6"/>
           </w:tcPr>
           <w:p>
@@ -8637,13 +11452,13 @@
                 <w:b w:val="0"/>
                 <w:sz w:val="18"/>
               </w:rPr>
-              <w:t>拍摄隐私</w:t>
-            </w:r>
-          </w:p>
-        </w:tc>
-        <w:tc>
-          <w:tcPr>
-            <w:tcW w:type="dxa" w:w="4819"/>
+              <w:t>公共场所拍摄的隐私问题</w:t>
+            </w:r>
+          </w:p>
+        </w:tc>
+        <w:tc>
+          <w:tcPr>
+            <w:tcW w:type="dxa" w:w="3213"/>
             <w:shd w:val="clear" w:color="auto" w:fill="F2F7F6"/>
           </w:tcPr>
           <w:p>
@@ -8653,7 +11468,23 @@
                 <w:b w:val="0"/>
                 <w:sz w:val="18"/>
               </w:rPr>
-              <w:t>避开高峰采集；发布前人脸 / 车牌模糊；原始素材不公开</w:t>
+              <w:t>合规风险</w:t>
+            </w:r>
+          </w:p>
+        </w:tc>
+        <w:tc>
+          <w:tcPr>
+            <w:tcW w:type="dxa" w:w="3213"/>
+            <w:shd w:val="clear" w:color="auto" w:fill="F2F7F6"/>
+          </w:tcPr>
+          <w:p>
+            <w:r/>
+            <w:r>
+              <w:rPr>
+                <w:b w:val="0"/>
+                <w:sz w:val="18"/>
+              </w:rPr>
+              <w:t>采集时段避开高峰；发布前做人脸 / 车牌模糊；原始素材不公开</w:t>
             </w:r>
           </w:p>
         </w:tc>
@@ -8661,31 +11492,46 @@
       <w:tr>
         <w:tc>
           <w:tcPr>
-            <w:tcW w:type="dxa" w:w="4819"/>
-          </w:tcPr>
-          <w:p>
-            <w:r/>
-            <w:r>
-              <w:rPr>
-                <w:b w:val="0"/>
-                <w:sz w:val="18"/>
-              </w:rPr>
-              <w:t>商户冷启动</w:t>
-            </w:r>
-          </w:p>
-        </w:tc>
-        <w:tc>
-          <w:tcPr>
-            <w:tcW w:type="dxa" w:w="4819"/>
-          </w:tcPr>
-          <w:p>
-            <w:r/>
-            <w:r>
-              <w:rPr>
-                <w:b w:val="0"/>
-                <w:sz w:val="18"/>
-              </w:rPr>
-              <w:t>场地方统一采集，商户零成本入驻，用核销数据证明价值</w:t>
+            <w:tcW w:type="dxa" w:w="3213"/>
+          </w:tcPr>
+          <w:p>
+            <w:r/>
+            <w:r>
+              <w:rPr>
+                <w:b w:val="0"/>
+                <w:sz w:val="18"/>
+              </w:rPr>
+              <w:t>素材与资料版权</w:t>
+            </w:r>
+          </w:p>
+        </w:tc>
+        <w:tc>
+          <w:tcPr>
+            <w:tcW w:type="dxa" w:w="3213"/>
+          </w:tcPr>
+          <w:p>
+            <w:r/>
+            <w:r>
+              <w:rPr>
+                <w:b w:val="0"/>
+                <w:sz w:val="18"/>
+              </w:rPr>
+              <w:t>原创性争议</w:t>
+            </w:r>
+          </w:p>
+        </w:tc>
+        <w:tc>
+          <w:tcPr>
+            <w:tcW w:type="dxa" w:w="3213"/>
+          </w:tcPr>
+          <w:p>
+            <w:r/>
+            <w:r>
+              <w:rPr>
+                <w:b w:val="0"/>
+                <w:sz w:val="18"/>
+              </w:rPr>
+              <w:t>场景模型由代码生成，不打包未授权图片；参考资料只做研究引用并注明来源</w:t>
             </w:r>
           </w:p>
         </w:tc>
@@ -8693,7 +11539,7 @@
       <w:tr>
         <w:tc>
           <w:tcPr>
-            <w:tcW w:type="dxa" w:w="4819"/>
+            <w:tcW w:type="dxa" w:w="3213"/>
             <w:shd w:val="clear" w:color="auto" w:fill="F2F7F6"/>
           </w:tcPr>
           <w:p>
@@ -8703,13 +11549,13 @@
                 <w:b w:val="0"/>
                 <w:sz w:val="18"/>
               </w:rPr>
-              <w:t>SDK / GPU 依赖</w:t>
-            </w:r>
-          </w:p>
-        </w:tc>
-        <w:tc>
-          <w:tcPr>
-            <w:tcW w:type="dxa" w:w="4819"/>
+              <w:t>商户冷启动</w:t>
+            </w:r>
+          </w:p>
+        </w:tc>
+        <w:tc>
+          <w:tcPr>
+            <w:tcW w:type="dxa" w:w="3213"/>
             <w:shd w:val="clear" w:color="auto" w:fill="F2F7F6"/>
           </w:tcPr>
           <w:p>
@@ -8719,7 +11565,120 @@
                 <w:b w:val="0"/>
                 <w:sz w:val="18"/>
               </w:rPr>
-              <w:t>全景链路不依赖 3DGS 即可上线；SDK 通过适配层接入</w:t>
+              <w:t>供给不足</w:t>
+            </w:r>
+          </w:p>
+        </w:tc>
+        <w:tc>
+          <w:tcPr>
+            <w:tcW w:type="dxa" w:w="3213"/>
+            <w:shd w:val="clear" w:color="auto" w:fill="F2F7F6"/>
+          </w:tcPr>
+          <w:p>
+            <w:r/>
+            <w:r>
+              <w:rPr>
+                <w:b w:val="0"/>
+                <w:sz w:val="18"/>
+              </w:rPr>
+              <w:t>先由场地方统一采集，商户零成本入驻；用核销数据证明价值</w:t>
+            </w:r>
+          </w:p>
+        </w:tc>
+      </w:tr>
+      <w:tr>
+        <w:tc>
+          <w:tcPr>
+            <w:tcW w:type="dxa" w:w="3213"/>
+          </w:tcPr>
+          <w:p>
+            <w:r/>
+            <w:r>
+              <w:rPr>
+                <w:b w:val="0"/>
+                <w:sz w:val="18"/>
+              </w:rPr>
+              <w:t>技术依赖（SDK / GPU）</w:t>
+            </w:r>
+          </w:p>
+        </w:tc>
+        <w:tc>
+          <w:tcPr>
+            <w:tcW w:type="dxa" w:w="3213"/>
+          </w:tcPr>
+          <w:p>
+            <w:r/>
+            <w:r>
+              <w:rPr>
+                <w:b w:val="0"/>
+                <w:sz w:val="18"/>
+              </w:rPr>
+              <w:t>部分功能延期</w:t>
+            </w:r>
+          </w:p>
+        </w:tc>
+        <w:tc>
+          <w:tcPr>
+            <w:tcW w:type="dxa" w:w="3213"/>
+          </w:tcPr>
+          <w:p>
+            <w:r/>
+            <w:r>
+              <w:rPr>
+                <w:b w:val="0"/>
+                <w:sz w:val="18"/>
+              </w:rPr>
+              <w:t>全景链路不依赖 3DGS 即可上线；3DGS 作为可选增强；SDK 通过适配层接入</w:t>
+            </w:r>
+          </w:p>
+        </w:tc>
+      </w:tr>
+      <w:tr>
+        <w:tc>
+          <w:tcPr>
+            <w:tcW w:type="dxa" w:w="3213"/>
+            <w:shd w:val="clear" w:color="auto" w:fill="F2F7F6"/>
+          </w:tcPr>
+          <w:p>
+            <w:r/>
+            <w:r>
+              <w:rPr>
+                <w:b w:val="0"/>
+                <w:sz w:val="18"/>
+              </w:rPr>
+              <w:t>数据真实性（演示 vs 真实）</w:t>
+            </w:r>
+          </w:p>
+        </w:tc>
+        <w:tc>
+          <w:tcPr>
+            <w:tcW w:type="dxa" w:w="3213"/>
+            <w:shd w:val="clear" w:color="auto" w:fill="F2F7F6"/>
+          </w:tcPr>
+          <w:p>
+            <w:r/>
+            <w:r>
+              <w:rPr>
+                <w:b w:val="0"/>
+                <w:sz w:val="18"/>
+              </w:rPr>
+              <w:t>误导评审或用户</w:t>
+            </w:r>
+          </w:p>
+        </w:tc>
+        <w:tc>
+          <w:tcPr>
+            <w:tcW w:type="dxa" w:w="3213"/>
+            <w:shd w:val="clear" w:color="auto" w:fill="F2F7F6"/>
+          </w:tcPr>
+          <w:p>
+            <w:r/>
+            <w:r>
+              <w:rPr>
+                <w:b w:val="0"/>
+                <w:sz w:val="18"/>
+              </w:rPr>
+              <w:t>页面与文档统一标注“示例 / 合成 / 预演 / 待核实”</w:t>
             </w:r>
           </w:p>
         </w:tc>
@@ -8734,7 +11693,7 @@
         <w:rPr>
           <w:b w:val="0"/>
         </w:rPr>
-        <w:t>9. 结论</w:t>
+        <w:t>10. 结论</w:t>
       </w:r>
     </w:p>
     <w:p>
@@ -8757,7 +11716,7 @@
         <w:rPr>
           <w:b w:val="0"/>
         </w:rPr>
-        <w:t>：AI 行程不可信、到了找不到门、攻略过时，是游客反复遇到的问题（机会分数 12–15）；商户和场地方同样受困于内容成本高和效果不可见。</w:t>
+        <w:t>：出游规模超过 65 亿人次，决策依赖影像与 AI；但 AI 行程不可信、窄巷园区找不到门、攻略过时，是游客在生活中反复遇到的问题（机会分数 12–15）。</w:t>
       </w:r>
     </w:p>
     <w:p>
@@ -8774,13 +11733,13 @@
         <w:rPr>
           <w:b/>
         </w:rPr>
-        <w:t>市场存在空白</w:t>
+        <w:t>供给侧同样痛</w:t>
       </w:r>
       <w:r>
         <w:rPr>
           <w:b w:val="0"/>
         </w:rPr>
-        <w:t>：现有产品各自解决“看空间”“问 AI”“找商户”的一段，没有一个产品让中小场地用消费级全景相机自助完成“采集 → 可信规划 → 到店核销”。</w:t>
+        <w:t>：商户受高佣金和内容生产能力不足双重挤压，场地方的空间内容贵、旧，也拿不到效果数据。</w:t>
       </w:r>
     </w:p>
     <w:p>
@@ -8797,13 +11756,25 @@
         <w:rPr>
           <w:b/>
         </w:rPr>
-        <w:t>开图的价值</w:t>
+        <w:t>市场存在空白</w:t>
       </w:r>
       <w:r>
         <w:rPr>
           <w:b w:val="0"/>
         </w:rPr>
-        <w:t>：用影石 X4 Air 重新定义「怎么拍」（为 AI 可用而拍，有指引、有检查），用可信 AI 重新定义「怎么看」（从一句话需求直达门面与核销）。</w:t>
+        <w:t>：现有产品分别解决“看空间”“问 AI”“找商户”，没有一个产品让中小场地</w:t>
+      </w:r>
+      <w:r>
+        <w:rPr>
+          <w:b/>
+        </w:rPr>
+        <w:t>用一台消费级全景相机自助完成</w:t>
+      </w:r>
+      <w:r>
+        <w:rPr>
+          <w:b w:val="0"/>
+        </w:rPr>
+        <w:t>“采集 → 可信规划 → 到店核销”的闭环。</w:t>
       </w:r>
     </w:p>
     <w:p>
@@ -8820,13 +11791,344 @@
         <w:rPr>
           <w:b/>
         </w:rPr>
+        <w:t>开图的价值主张</w:t>
+      </w:r>
+      <w:r>
+        <w:rPr>
+          <w:b w:val="0"/>
+        </w:rPr>
+        <w:t>：用影石 X4 Air 重新定义「怎么拍」（为 AI 可用而拍，有指引、有检查），用可信 AI 重新定义「怎么看」（从一句话需求直达门面与核销），完成“人操作设备”到“设备理解人”的转变。</w:t>
+      </w:r>
+    </w:p>
+    <w:p>
+      <w:pPr>
+        <w:ind w:left="340" w:hanging="340"/>
+      </w:pPr>
+      <w:r>
+        <w:rPr>
+          <w:b w:val="0"/>
+        </w:rPr>
+        <w:t xml:space="preserve">5. </w:t>
+      </w:r>
+      <w:r>
+        <w:rPr>
+          <w:b/>
+        </w:rPr>
         <w:t>下一步</w:t>
       </w:r>
       <w:r>
         <w:rPr>
           <w:b w:val="0"/>
         </w:rPr>
-        <w:t>：用访谈与现场测试的一手数据校准机会分数与指标，用 X4 Air 实拍替换合成样例，在一个场地、两家商户完成真实试点。</w:t>
+        <w:t>：以访谈、现场测试与问卷的一手数据校准机会分数和指标，用 X4 Air 实拍替换合成样例，并在一个场地、两家商户完成真实试点。</w:t>
+      </w:r>
+    </w:p>
+    <w:p>
+      <w:pPr>
+        <w:pStyle w:val="Heading2"/>
+      </w:pPr>
+      <w:r>
+        <w:rPr>
+          <w:b w:val="0"/>
+        </w:rPr>
+        <w:t>附录 A：参考来源</w:t>
+      </w:r>
+    </w:p>
+    <w:p>
+      <w:pPr>
+        <w:ind w:left="340" w:hanging="340"/>
+      </w:pPr>
+      <w:r>
+        <w:rPr>
+          <w:b w:val="0"/>
+        </w:rPr>
+        <w:t>1. 文化和旅游部《2025 年国内居民出游数据情况》 https://zwgk.mct.gov.cn/zfxxgkml/tjxx/202601/t20260126_964367.html</w:t>
+      </w:r>
+    </w:p>
+    <w:p>
+      <w:pPr>
+        <w:ind w:left="340" w:hanging="340"/>
+      </w:pPr>
+      <w:r>
+        <w:rPr>
+          <w:b w:val="0"/>
+        </w:rPr>
+        <w:t>2. 新华网《文化和旅游部公布数据：2025 年国内居民出游人次达 65.22 亿》 https://www.news.cn/20260126/8dda85c98d8843e69b256cea591a7d8b/c.html</w:t>
+      </w:r>
+    </w:p>
+    <w:p>
+      <w:pPr>
+        <w:ind w:left="340" w:hanging="340"/>
+      </w:pPr>
+      <w:r>
+        <w:rPr>
+          <w:b w:val="0"/>
+        </w:rPr>
+        <w:t>3. 人民网江苏《2025 年 2 亿人次游南京 实现游客总花费 2390.2 亿元》 http://js.people.com.cn/n2/2026/0128/c360301-41485061.html</w:t>
+      </w:r>
+    </w:p>
+    <w:p>
+      <w:pPr>
+        <w:ind w:left="340" w:hanging="340"/>
+      </w:pPr>
+      <w:r>
+        <w:rPr>
+          <w:b w:val="0"/>
+        </w:rPr>
+        <w:t>4. 人民网《文化和旅游部：2025 年国内居民出游花费 6.3 万亿元》 http://ent.people.com.cn/n1/2026/0602/c1012-40732469.html</w:t>
+      </w:r>
+    </w:p>
+    <w:p>
+      <w:pPr>
+        <w:ind w:left="340" w:hanging="340"/>
+      </w:pPr>
+      <w:r>
+        <w:rPr>
+          <w:b w:val="0"/>
+        </w:rPr>
+        <w:t>5. 环球旅讯《小红书，如何成为文旅生意的新增量？》 https://www.traveldaily.cn/article/188165 ；小红书《2025 年文旅灵感出游种草指南》 https://www.fxbaogao.com/detail/4699868</w:t>
+      </w:r>
+    </w:p>
+    <w:p>
+      <w:pPr>
+        <w:ind w:left="340" w:hanging="340"/>
+      </w:pPr>
+      <w:r>
+        <w:rPr>
+          <w:b w:val="0"/>
+        </w:rPr>
+        <w:t>6. CNNIC 第 56 次《中国互联网络发展状况统计报告》 https://www.cnnic.net.cn/NMediaFile/2025/0730/MAIN1753846666507QEK67ZS9DH.pdf</w:t>
+      </w:r>
+    </w:p>
+    <w:p>
+      <w:pPr>
+        <w:ind w:left="340" w:hanging="340"/>
+      </w:pPr>
+      <w:r>
+        <w:rPr>
+          <w:b w:val="0"/>
+        </w:rPr>
+        <w:t>7. 高德扫街榜：SocialBeta https://socialbeta.com/campaign/25983 ；知乎《高德推出扫街榜 用真实到店给传统美食榜单“挤水分”》 https://zhuanlan.zhihu.com/p/1949061774071533852 ；腾讯新闻（一周年数据） https://news.qq.com/rain/a/20260911A04BMW00</w:t>
+      </w:r>
+    </w:p>
+    <w:p>
+      <w:pPr>
+        <w:ind w:left="340" w:hanging="340"/>
+      </w:pPr>
+      <w:r>
+        <w:rPr>
+          <w:b w:val="0"/>
+        </w:rPr>
+        <w:t>8. 央广网《美团升级“问小团”加入 AI 大战》 https://travel.cnr.cn/hydt/20260213/t20260213_527525984.shtml</w:t>
+      </w:r>
+    </w:p>
+    <w:p>
+      <w:pPr>
+        <w:ind w:left="340" w:hanging="340"/>
+      </w:pPr>
+      <w:r>
+        <w:rPr>
+          <w:b w:val="0"/>
+        </w:rPr>
+        <w:t>9. 36氪《美团持续押注 AI，这次点将到了大众点评》 https://www.36kr.com/p/3105440966987267</w:t>
+      </w:r>
+    </w:p>
+    <w:p>
+      <w:pPr>
+        <w:ind w:left="340" w:hanging="340"/>
+      </w:pPr>
+      <w:r>
+        <w:rPr>
+          <w:b w:val="0"/>
+        </w:rPr>
+        <w:t>10. DoNews《测评三款 AI 旅行助手：携程问道、飞猪问一问与马蜂窝 AI 路书》 https://www.donews.com/news/detail/4/5199664.html ；腾讯新闻《一码难求的飞猪问一问，依旧半吊子》 https://news.qq.com/rain/a/20250429A087OB00</w:t>
+      </w:r>
+    </w:p>
+    <w:p>
+      <w:pPr>
+        <w:ind w:left="340" w:hanging="340"/>
+      </w:pPr>
+      <w:r>
+        <w:rPr>
+          <w:b w:val="0"/>
+        </w:rPr>
+        <w:t>11. 齐鲁晚报·壹点调查《频繁“踩坑”，AI 旅游攻略还有不少“幻觉”》 https://www.qlwb.com.cn/detail/27757489.html ；虎嗅《第一批被 AI 坑的游客，哭着回来了》 https://www.huxiu.com/article/4856404.html ；21 经济网《假期出游，我被 AI 坑惨了》 https://www.21jingji.com/article/20260506/herald/8029db35dc1f40a3610a6a719bea1e0e.html</w:t>
+      </w:r>
+    </w:p>
+    <w:p>
+      <w:pPr>
+        <w:ind w:left="340" w:hanging="340"/>
+      </w:pPr>
+      <w:r>
+        <w:rPr>
+          <w:b w:val="0"/>
+        </w:rPr>
+        <w:t>12. KVIA / Stacker, *Survey: AI hallucinated travel destinations for 1 in 6 users* (2026-09-16) https://kvia.com/entertainment/stacker-travel/2026/09/16/survey-ai-hallucinated-travel-destinations-for-1-in-6-users/</w:t>
+      </w:r>
+    </w:p>
+    <w:p>
+      <w:pPr>
+        <w:ind w:left="340" w:hanging="340"/>
+      </w:pPr>
+      <w:r>
+        <w:rPr>
+          <w:b w:val="0"/>
+        </w:rPr>
+        <w:t>13. 腾讯新闻《京东美团争夺的外卖业务，究竟有多赚钱》 https://news.qq.com/rain/a/20250429A07YUS00 ；网经社《市监总局发布〈指南〉要求降低商家“高佣金、高收费”》 https://www.100ec.cn/detail--6649617.html</w:t>
+      </w:r>
+    </w:p>
+    <w:p>
+      <w:pPr>
+        <w:ind w:left="340" w:hanging="340"/>
+      </w:pPr>
+      <w:r>
+        <w:rPr>
+          <w:b w:val="0"/>
+        </w:rPr>
+        <w:t>14. 物流指闻《美团外卖佣金调查：商家如何沦为平台竞争的工具？》 https://www.headscm.com/Fingertip/detail/id/11305.html</w:t>
+      </w:r>
+    </w:p>
+    <w:p>
+      <w:pPr>
+        <w:ind w:left="340" w:hanging="340"/>
+      </w:pPr>
+      <w:r>
+        <w:rPr>
+          <w:b w:val="0"/>
+        </w:rPr>
+        <w:t>15. Matterport 官方价格 https://matterport.com/plans ；PricingLink *How Much Should I Charge for a Matterport Scan?* https://pricinglink.com/knowledge-base/3d-matterport-virtual-tours/how-much-to-charge-for-matterport-scan/ ；Perspective 3D https://perspective3-d.com/cost-of-matterport-virtual-tour/</w:t>
+      </w:r>
+    </w:p>
+    <w:p>
+      <w:pPr>
+        <w:ind w:left="340" w:hanging="340"/>
+      </w:pPr>
+      <w:r>
+        <w:rPr>
+          <w:b w:val="0"/>
+        </w:rPr>
+        <w:t>16. 720 云《智慧文旅解决方案》 https://www.720yun.com/solution/tourism ；商迪 3D《720 云 VR 全景制作一般怎么收费》 https://www.web3di.com/article-1318.html</w:t>
+      </w:r>
+    </w:p>
+    <w:p>
+      <w:pPr>
+        <w:ind w:left="340" w:hanging="340"/>
+      </w:pPr>
+      <w:r>
+        <w:rPr>
+          <w:b w:val="0"/>
+        </w:rPr>
+        <w:t>17. 如视 Realsee《VR 导览，3D 实景导航解决方案》 https://www.realsee.com/cn/navigation</w:t>
+      </w:r>
+    </w:p>
+    <w:p>
+      <w:pPr>
+        <w:ind w:left="340" w:hanging="340"/>
+      </w:pPr>
+      <w:r>
+        <w:rPr>
+          <w:b w:val="0"/>
+        </w:rPr>
+        <w:t>18. Google Blog, *Google Maps updates: Gemini arrives, Immersive View expands* https://blog.google/products-and-platforms/products/maps/gemini-google-maps-navigation-updates/ ；*Ask Maps and Immersive Navigation* https://blog.google/products-and-platforms/products/maps/ask-maps-immersive-navigation/</w:t>
+      </w:r>
+    </w:p>
+    <w:p>
+      <w:pPr>
+        <w:ind w:left="340" w:hanging="340"/>
+      </w:pPr>
+      <w:r>
+        <w:rPr>
+          <w:b w:val="0"/>
+        </w:rPr>
+        <w:t>19. SkyeBrowse *Polycam vs Scaniverse* https://www.skyebrowse.com/news/posts/polycam-vs-scaniverse ；THE FUTURE 3D *Polycam vs Luma AI* https://www.thefuture3d.com/equipment/compare/polycam-vs-luma-ai/ ；Real Horizons *Gaussian Splatting Software Compared* https://realhorizons.ai/blog/gaussian-splatting-software/</w:t>
+      </w:r>
+    </w:p>
+    <w:p>
+      <w:pPr>
+        <w:ind w:left="340" w:hanging="340"/>
+      </w:pPr>
+      <w:r>
+        <w:rPr>
+          <w:b w:val="0"/>
+        </w:rPr>
+        <w:t>20. 蜂鸟 PhotoFans《影石全景相机 2025 年全球市占率超 85%》 https://article.photofans.cn/article-63431-1.html ；OFweek《市场份额罗生门》 https://optics.ofweek.com/2025-11/ART-250003-8420-30674197.html</w:t>
+      </w:r>
+    </w:p>
+    <w:p>
+      <w:pPr>
+        <w:ind w:left="340" w:hanging="340"/>
+      </w:pPr>
+      <w:r>
+        <w:rPr>
+          <w:b w:val="0"/>
+        </w:rPr>
+        <w:t>21. IT之家《影石 Insta360 X4 Air 上市：2399 元，8K 全景 + 165g 机身》 https://www.ithome.com/0/893/059.htm ；影石官方产品页 https://www.insta360.com/cn/product/insta360-x4-air</w:t>
+      </w:r>
+    </w:p>
+    <w:p>
+      <w:pPr>
+        <w:ind w:left="340" w:hanging="340"/>
+      </w:pPr>
+      <w:r>
+        <w:rPr>
+          <w:b w:val="0"/>
+        </w:rPr>
+        <w:t>22. 南京本地宝《南京栖霞山红叶观赏攻略》 https://nj.bendibao.com/xiuxian/2025113/177052.shtm ；新华报业《南京秋日“顶流”，即将回归》 https://www.xhby.net/content/s68f754c6e4b0f3ec5f07bfea.html</w:t>
+      </w:r>
+    </w:p>
+    <w:p>
+      <w:pPr>
+        <w:ind w:left="340" w:hanging="340"/>
+      </w:pPr>
+      <w:r>
+        <w:rPr>
+          <w:b w:val="0"/>
+        </w:rPr>
+        <w:t>23. 南京本地宝《五一期间南京夫子庙、老门东景区 12:00 至 22:00 实施预约准入》 https://nj.bendibao.com/news/2023428/153261.shtm</w:t>
+      </w:r>
+    </w:p>
+    <w:p>
+      <w:pPr>
+        <w:ind w:left="340" w:hanging="340"/>
+      </w:pPr>
+      <w:r>
+        <w:rPr>
+          <w:b w:val="0"/>
+        </w:rPr>
+        <w:t>24. Club Med 官方仙林度假村介绍 https://corporate.clubmed/strongclub-med-10-8-strong-105141/</w:t>
+      </w:r>
+    </w:p>
+    <w:p>
+      <w:pPr>
+        <w:ind w:left="340" w:hanging="340"/>
+      </w:pPr>
+      <w:r>
+        <w:rPr>
+          <w:b w:val="0"/>
+        </w:rPr>
+        <w:t>25. 影石开发者文档 https://insta360develop.github.io/Insta360-Developer_Docs/ch/ ；Insta360 OSC https://github.com/Insta360Develop/Insta360_OSC</w:t>
+      </w:r>
+    </w:p>
+    <w:p>
+      <w:pPr>
+        <w:ind w:left="340" w:hanging="340"/>
+      </w:pPr>
+      <w:r>
+        <w:rPr>
+          <w:b w:val="0"/>
+        </w:rPr>
+        <w:t>26. 南京地方志《古风新韵门东行》 https://dfz.nanjing.gov.cn/gzdt/202411/t20241101_4998828.html</w:t>
+      </w:r>
+    </w:p>
+    <w:p>
+      <w:pPr>
+        <w:ind w:left="340" w:hanging="340"/>
+      </w:pPr>
+      <w:r>
+        <w:rPr>
+          <w:b w:val="0"/>
+        </w:rPr>
+        <w:t>27. Spark（Three.js 高斯渲染） https://github.com/sparkjsdev/spark</w:t>
       </w:r>
     </w:p>
     <w:sectPr>
